--- a/DOCX/BAO_CAO_GROUP10.docx
+++ b/DOCX/BAO_CAO_GROUP10.docx
@@ -340,15 +340,10 @@
           <w:rFonts w:hint="default" w:ascii="Times New Roman" w:hAnsi="Times New Roman" w:cs="Times New Roman"/>
           <w:b/>
           <w:bCs/>
-          <w:color w:val="000000" w:themeColor="text1"/>
+          <w:color w:val="FF0000"/>
           <w:sz w:val="28"/>
           <w:szCs w:val="26"/>
           <w:lang w:val="vi-VN"/>
-          <w14:textFill>
-            <w14:solidFill>
-              <w14:schemeClr w14:val="tx1"/>
-            </w14:solidFill>
-          </w14:textFill>
         </w:rPr>
       </w:pPr>
       <w:r>
@@ -356,15 +351,10 @@
           <w:rFonts w:hint="default" w:ascii="Times New Roman" w:hAnsi="Times New Roman" w:cs="Times New Roman"/>
           <w:b/>
           <w:bCs/>
-          <w:color w:val="000000" w:themeColor="text1"/>
+          <w:color w:val="FF0000"/>
           <w:sz w:val="28"/>
           <w:szCs w:val="26"/>
           <w:lang w:val="vi-VN"/>
-          <w14:textFill>
-            <w14:solidFill>
-              <w14:schemeClr w14:val="tx1"/>
-            </w14:solidFill>
-          </w14:textFill>
         </w:rPr>
         <w:t>TÊN ĐỀ TÀI</w:t>
       </w:r>
@@ -373,14 +363,9 @@
           <w:rFonts w:ascii="Times New Roman" w:hAnsi="Times New Roman" w:cs="Times New Roman"/>
           <w:b/>
           <w:bCs/>
-          <w:color w:val="000000" w:themeColor="text1"/>
+          <w:color w:val="FF0000"/>
           <w:sz w:val="28"/>
           <w:szCs w:val="26"/>
-          <w14:textFill>
-            <w14:solidFill>
-              <w14:schemeClr w14:val="tx1"/>
-            </w14:solidFill>
-          </w14:textFill>
         </w:rPr>
         <w:t xml:space="preserve">: </w:t>
       </w:r>
@@ -389,15 +374,10 @@
           <w:rFonts w:hint="default" w:ascii="Times New Roman" w:hAnsi="Times New Roman" w:cs="Times New Roman"/>
           <w:b/>
           <w:bCs/>
-          <w:color w:val="000000" w:themeColor="text1"/>
+          <w:color w:val="FF0000"/>
           <w:sz w:val="28"/>
           <w:szCs w:val="26"/>
           <w:lang w:val="vi-VN" w:eastAsia="zh-CN"/>
-          <w14:textFill>
-            <w14:solidFill>
-              <w14:schemeClr w14:val="tx1"/>
-            </w14:solidFill>
-          </w14:textFill>
         </w:rPr>
         <w:t>B</w:t>
       </w:r>
@@ -406,15 +386,10 @@
           <w:rFonts w:hint="default" w:cs="Times New Roman"/>
           <w:b/>
           <w:bCs/>
-          <w:color w:val="000000" w:themeColor="text1"/>
+          <w:color w:val="FF0000"/>
           <w:sz w:val="28"/>
           <w:szCs w:val="26"/>
           <w:lang w:val="vi-VN" w:eastAsia="zh-CN"/>
-          <w14:textFill>
-            <w14:solidFill>
-              <w14:schemeClr w14:val="tx1"/>
-            </w14:solidFill>
-          </w14:textFill>
         </w:rPr>
         <w:t>UILD</w:t>
       </w:r>
@@ -423,15 +398,10 @@
           <w:rFonts w:hint="default" w:ascii="Times New Roman" w:hAnsi="Times New Roman" w:cs="Times New Roman"/>
           <w:b/>
           <w:bCs/>
-          <w:color w:val="000000" w:themeColor="text1"/>
+          <w:color w:val="FF0000"/>
           <w:sz w:val="28"/>
           <w:szCs w:val="26"/>
           <w:lang w:val="vi-VN" w:eastAsia="zh-CN"/>
-          <w14:textFill>
-            <w14:solidFill>
-              <w14:schemeClr w14:val="tx1"/>
-            </w14:solidFill>
-          </w14:textFill>
         </w:rPr>
         <w:t xml:space="preserve"> </w:t>
       </w:r>
@@ -440,15 +410,10 @@
           <w:rFonts w:hint="default" w:cs="Times New Roman"/>
           <w:b/>
           <w:bCs/>
-          <w:color w:val="000000" w:themeColor="text1"/>
+          <w:color w:val="FF0000"/>
           <w:sz w:val="28"/>
           <w:szCs w:val="26"/>
           <w:lang w:val="vi-VN" w:eastAsia="zh-CN"/>
-          <w14:textFill>
-            <w14:solidFill>
-              <w14:schemeClr w14:val="tx1"/>
-            </w14:solidFill>
-          </w14:textFill>
         </w:rPr>
         <w:t>AN</w:t>
       </w:r>
@@ -457,15 +422,10 @@
           <w:rFonts w:hint="default" w:ascii="Times New Roman" w:hAnsi="Times New Roman" w:cs="Times New Roman"/>
           <w:b/>
           <w:bCs/>
-          <w:color w:val="000000" w:themeColor="text1"/>
+          <w:color w:val="FF0000"/>
           <w:sz w:val="28"/>
           <w:szCs w:val="26"/>
           <w:lang w:val="vi-VN" w:eastAsia="zh-CN"/>
-          <w14:textFill>
-            <w14:solidFill>
-              <w14:schemeClr w14:val="tx1"/>
-            </w14:solidFill>
-          </w14:textFill>
         </w:rPr>
         <w:t xml:space="preserve"> APP </w:t>
       </w:r>
@@ -474,15 +434,10 @@
           <w:rFonts w:hint="default" w:cs="Times New Roman"/>
           <w:b/>
           <w:bCs/>
-          <w:color w:val="000000" w:themeColor="text1"/>
+          <w:color w:val="FF0000"/>
           <w:sz w:val="28"/>
           <w:szCs w:val="26"/>
           <w:lang w:val="vi-VN" w:eastAsia="zh-CN"/>
-          <w14:textFill>
-            <w14:solidFill>
-              <w14:schemeClr w14:val="tx1"/>
-            </w14:solidFill>
-          </w14:textFill>
         </w:rPr>
         <w:t>FOR</w:t>
       </w:r>
@@ -491,15 +446,10 @@
           <w:rFonts w:hint="default" w:ascii="Times New Roman" w:hAnsi="Times New Roman" w:cs="Times New Roman"/>
           <w:b/>
           <w:bCs/>
-          <w:color w:val="000000" w:themeColor="text1"/>
+          <w:color w:val="FF0000"/>
           <w:sz w:val="28"/>
           <w:szCs w:val="26"/>
           <w:lang w:val="vi-VN" w:eastAsia="zh-CN"/>
-          <w14:textFill>
-            <w14:solidFill>
-              <w14:schemeClr w14:val="tx1"/>
-            </w14:solidFill>
-          </w14:textFill>
         </w:rPr>
         <w:t xml:space="preserve"> </w:t>
       </w:r>
@@ -508,15 +458,10 @@
           <w:rFonts w:hint="default" w:cs="Times New Roman"/>
           <w:b/>
           <w:bCs/>
-          <w:color w:val="000000" w:themeColor="text1"/>
+          <w:color w:val="FF0000"/>
           <w:sz w:val="28"/>
           <w:szCs w:val="26"/>
           <w:lang w:val="vi-VN" w:eastAsia="zh-CN"/>
-          <w14:textFill>
-            <w14:solidFill>
-              <w14:schemeClr w14:val="tx1"/>
-            </w14:solidFill>
-          </w14:textFill>
         </w:rPr>
         <w:t>DEMONSTRATION</w:t>
       </w:r>
@@ -525,15 +470,10 @@
           <w:rFonts w:hint="default" w:ascii="Times New Roman" w:hAnsi="Times New Roman" w:cs="Times New Roman"/>
           <w:b/>
           <w:bCs/>
-          <w:color w:val="000000" w:themeColor="text1"/>
+          <w:color w:val="FF0000"/>
           <w:sz w:val="28"/>
           <w:szCs w:val="26"/>
           <w:lang w:val="vi-VN" w:eastAsia="zh-CN"/>
-          <w14:textFill>
-            <w14:solidFill>
-              <w14:schemeClr w14:val="tx1"/>
-            </w14:solidFill>
-          </w14:textFill>
         </w:rPr>
         <w:t xml:space="preserve"> V</w:t>
       </w:r>
@@ -542,15 +482,10 @@
           <w:rFonts w:hint="default" w:cs="Times New Roman"/>
           <w:b/>
           <w:bCs/>
-          <w:color w:val="000000" w:themeColor="text1"/>
+          <w:color w:val="FF0000"/>
           <w:sz w:val="28"/>
           <w:szCs w:val="26"/>
           <w:lang w:val="en-US" w:eastAsia="zh-CN"/>
-          <w14:textFill>
-            <w14:solidFill>
-              <w14:schemeClr w14:val="tx1"/>
-            </w14:solidFill>
-          </w14:textFill>
         </w:rPr>
         <w:t>IRTUAL</w:t>
       </w:r>
@@ -559,15 +494,10 @@
           <w:rFonts w:hint="default" w:ascii="Times New Roman" w:hAnsi="Times New Roman" w:cs="Times New Roman"/>
           <w:b/>
           <w:bCs/>
-          <w:color w:val="000000" w:themeColor="text1"/>
+          <w:color w:val="FF0000"/>
           <w:sz w:val="28"/>
           <w:szCs w:val="26"/>
           <w:lang w:val="vi-VN" w:eastAsia="zh-CN"/>
-          <w14:textFill>
-            <w14:solidFill>
-              <w14:schemeClr w14:val="tx1"/>
-            </w14:solidFill>
-          </w14:textFill>
         </w:rPr>
         <w:t xml:space="preserve"> M</w:t>
       </w:r>
@@ -576,15 +506,10 @@
           <w:rFonts w:hint="default" w:cs="Times New Roman"/>
           <w:b/>
           <w:bCs/>
-          <w:color w:val="000000" w:themeColor="text1"/>
+          <w:color w:val="FF0000"/>
           <w:sz w:val="28"/>
           <w:szCs w:val="26"/>
           <w:lang w:val="en-US" w:eastAsia="zh-CN"/>
-          <w14:textFill>
-            <w14:solidFill>
-              <w14:schemeClr w14:val="tx1"/>
-            </w14:solidFill>
-          </w14:textFill>
         </w:rPr>
         <w:t>EMORY</w:t>
       </w:r>
@@ -593,15 +518,10 @@
           <w:rFonts w:hint="default" w:ascii="Times New Roman" w:hAnsi="Times New Roman" w:cs="Times New Roman"/>
           <w:b/>
           <w:bCs/>
-          <w:color w:val="000000" w:themeColor="text1"/>
+          <w:color w:val="FF0000"/>
           <w:sz w:val="28"/>
           <w:szCs w:val="26"/>
           <w:lang w:val="vi-VN" w:eastAsia="zh-CN"/>
-          <w14:textFill>
-            <w14:solidFill>
-              <w14:schemeClr w14:val="tx1"/>
-            </w14:solidFill>
-          </w14:textFill>
         </w:rPr>
         <w:t xml:space="preserve"> </w:t>
       </w:r>
@@ -610,15 +530,10 @@
           <w:rFonts w:hint="default" w:cs="Times New Roman"/>
           <w:b/>
           <w:bCs/>
-          <w:color w:val="000000" w:themeColor="text1"/>
+          <w:color w:val="FF0000"/>
           <w:sz w:val="28"/>
           <w:szCs w:val="26"/>
           <w:lang w:val="en-US" w:eastAsia="zh-CN"/>
-          <w14:textFill>
-            <w14:solidFill>
-              <w14:schemeClr w14:val="tx1"/>
-            </w14:solidFill>
-          </w14:textFill>
         </w:rPr>
         <w:t>MANAGEMENT</w:t>
       </w:r>
@@ -627,15 +542,10 @@
           <w:rFonts w:hint="default" w:ascii="Times New Roman" w:hAnsi="Times New Roman" w:cs="Times New Roman"/>
           <w:b/>
           <w:bCs/>
-          <w:color w:val="000000" w:themeColor="text1"/>
+          <w:color w:val="FF0000"/>
           <w:sz w:val="28"/>
           <w:szCs w:val="26"/>
           <w:lang w:val="vi-VN" w:eastAsia="zh-CN"/>
-          <w14:textFill>
-            <w14:solidFill>
-              <w14:schemeClr w14:val="tx1"/>
-            </w14:solidFill>
-          </w14:textFill>
         </w:rPr>
         <w:t xml:space="preserve"> </w:t>
       </w:r>
@@ -644,15 +554,10 @@
           <w:rFonts w:hint="default" w:cs="Times New Roman"/>
           <w:b/>
           <w:bCs/>
-          <w:color w:val="000000" w:themeColor="text1"/>
+          <w:color w:val="FF0000"/>
           <w:sz w:val="28"/>
           <w:szCs w:val="26"/>
           <w:lang w:val="en-US" w:eastAsia="zh-CN"/>
-          <w14:textFill>
-            <w14:solidFill>
-              <w14:schemeClr w14:val="tx1"/>
-            </w14:solidFill>
-          </w14:textFill>
         </w:rPr>
         <w:t>ALGORITHM</w:t>
       </w:r>
@@ -661,15 +566,10 @@
           <w:rFonts w:hint="default" w:ascii="Times New Roman" w:hAnsi="Times New Roman" w:cs="Times New Roman"/>
           <w:b/>
           <w:bCs/>
-          <w:color w:val="000000" w:themeColor="text1"/>
+          <w:color w:val="FF0000"/>
           <w:sz w:val="28"/>
           <w:szCs w:val="26"/>
           <w:lang w:val="vi-VN" w:eastAsia="zh-CN"/>
-          <w14:textFill>
-            <w14:solidFill>
-              <w14:schemeClr w14:val="tx1"/>
-            </w14:solidFill>
-          </w14:textFill>
         </w:rPr>
         <w:t xml:space="preserve">: LRU, FIFO </w:t>
       </w:r>
@@ -678,15 +578,10 @@
           <w:rFonts w:hint="default" w:cs="Times New Roman"/>
           <w:b/>
           <w:bCs/>
-          <w:color w:val="000000" w:themeColor="text1"/>
+          <w:color w:val="FF0000"/>
           <w:sz w:val="28"/>
           <w:szCs w:val="26"/>
           <w:lang w:val="en-US" w:eastAsia="zh-CN"/>
-          <w14:textFill>
-            <w14:solidFill>
-              <w14:schemeClr w14:val="tx1"/>
-            </w14:solidFill>
-          </w14:textFill>
         </w:rPr>
         <w:t>AND</w:t>
       </w:r>
@@ -695,56 +590,17 @@
           <w:rFonts w:hint="default" w:ascii="Times New Roman" w:hAnsi="Times New Roman" w:cs="Times New Roman"/>
           <w:b/>
           <w:bCs/>
-          <w:color w:val="000000" w:themeColor="text1"/>
+          <w:color w:val="FF0000"/>
           <w:sz w:val="28"/>
           <w:szCs w:val="26"/>
           <w:lang w:val="vi-VN" w:eastAsia="zh-CN"/>
-          <w14:textFill>
-            <w14:solidFill>
-              <w14:schemeClr w14:val="tx1"/>
-            </w14:solidFill>
-          </w14:textFill>
         </w:rPr>
         <w:t xml:space="preserve"> OPT</w:t>
       </w:r>
     </w:p>
     <w:p>
       <w:pPr>
-        <w:spacing w:line="360" w:lineRule="auto"/>
-        <w:jc w:val="center"/>
-        <w:rPr>
-          <w:rFonts w:hint="default" w:ascii="Times New Roman" w:hAnsi="Times New Roman" w:cs="Times New Roman"/>
-          <w:b/>
-          <w:bCs/>
-          <w:color w:val="000000" w:themeColor="text1"/>
-          <w:sz w:val="28"/>
-          <w:szCs w:val="26"/>
-          <w:lang w:val="vi-VN"/>
-          <w14:textFill>
-            <w14:solidFill>
-              <w14:schemeClr w14:val="tx1"/>
-            </w14:solidFill>
-          </w14:textFill>
-        </w:rPr>
-      </w:pPr>
-    </w:p>
-    <w:p>
-      <w:pPr>
-        <w:spacing w:line="360" w:lineRule="auto"/>
-        <w:jc w:val="both"/>
-        <w:rPr>
-          <w:rFonts w:ascii="Times New Roman" w:hAnsi="Times New Roman" w:cs="Times New Roman"/>
-          <w:b/>
-          <w:bCs/>
-          <w:color w:val="000000" w:themeColor="text1"/>
-          <w:sz w:val="26"/>
-          <w:szCs w:val="26"/>
-          <w14:textFill>
-            <w14:solidFill>
-              <w14:schemeClr w14:val="tx1"/>
-            </w14:solidFill>
-          </w14:textFill>
-        </w:rPr>
+        <w:bidi w:val="0"/>
       </w:pPr>
     </w:p>
     <w:p>
@@ -784,112 +640,251 @@
     <w:p>
       <w:pPr>
         <w:bidi w:val="0"/>
-      </w:pPr>
+        <w:ind w:left="0" w:leftChars="0" w:firstLine="520" w:firstLineChars="0"/>
+      </w:pPr>
+      <w:r>
+        <w:rPr>
+          <w:rFonts w:hint="default"/>
+          <w:lang w:val="vi-VN"/>
+        </w:rPr>
+        <w:t>Nguyễn Hoàng Duy</w:t>
+      </w:r>
+      <w:r>
+        <w:tab/>
+      </w:r>
+      <w:r>
+        <w:tab/>
+      </w:r>
+      <w:r>
+        <w:tab/>
+      </w:r>
+      <w:r>
+        <w:tab/>
+      </w:r>
       <w:r>
         <w:rPr>
           <w:rFonts w:hint="default"/>
           <w:lang w:val="en-US"/>
         </w:rPr>
+        <w:t xml:space="preserve">   </w:t>
+      </w:r>
+      <w:r>
+        <w:rPr>
+          <w:rFonts w:hint="default"/>
+          <w:lang w:val="vi-VN"/>
+        </w:rPr>
+        <w:tab/>
+      </w:r>
+      <w:r>
+        <w:t>MSSV:</w:t>
+      </w:r>
+      <w:r>
+        <w:rPr>
+          <w:rFonts w:hint="default"/>
+          <w:lang w:val="vi-VN"/>
+        </w:rPr>
+        <w:t xml:space="preserve"> 080206011748</w:t>
+      </w:r>
+      <w:r>
         <w:t xml:space="preserve"> </w:t>
       </w:r>
-      <w:r>
-        <w:tab/>
-      </w:r>
-      <w:r>
-        <w:tab/>
-      </w:r>
-      <w:r>
-        <w:tab/>
-      </w:r>
-      <w:r>
-        <w:tab/>
+    </w:p>
+    <w:p>
+      <w:pPr>
+        <w:bidi w:val="0"/>
+        <w:ind w:left="0" w:leftChars="0" w:firstLine="520" w:firstLineChars="0"/>
+        <w:rPr>
+          <w:rFonts w:hint="default"/>
+          <w:lang w:val="vi-VN"/>
+        </w:rPr>
+      </w:pPr>
+      <w:r>
+        <w:rPr>
+          <w:rFonts w:hint="default"/>
+          <w:lang w:val="vi-VN"/>
+        </w:rPr>
+        <w:t>Nguyễn Gia Huy</w:t>
       </w:r>
       <w:r>
         <w:rPr>
           <w:rFonts w:hint="default"/>
           <w:lang w:val="en-US"/>
         </w:rPr>
-        <w:t xml:space="preserve">           </w:t>
-      </w:r>
-      <w:r>
-        <w:t xml:space="preserve">MSSV: </w:t>
-      </w:r>
-      <w:bookmarkStart w:id="6" w:name="_GoBack"/>
-      <w:bookmarkEnd w:id="6"/>
-    </w:p>
-    <w:p>
-      <w:pPr>
-        <w:bidi w:val="0"/>
-        <w:rPr>
-          <w:rFonts w:hint="default"/>
-          <w:lang w:val="vi-VN"/>
-        </w:rPr>
-      </w:pPr>
+        <w:t xml:space="preserve">  </w:t>
+      </w:r>
+      <w:r>
+        <w:tab/>
+      </w:r>
+      <w:r>
+        <w:tab/>
+      </w:r>
+      <w:r>
+        <w:tab/>
+      </w:r>
       <w:r>
         <w:rPr>
           <w:rFonts w:hint="default"/>
           <w:lang w:val="en-US"/>
         </w:rPr>
-        <w:t xml:space="preserve">  </w:t>
-      </w:r>
-      <w:r>
+        <w:t xml:space="preserve">         </w:t>
+      </w:r>
+      <w:r>
+        <w:rPr>
+          <w:rFonts w:hint="default"/>
+          <w:lang w:val="vi-VN"/>
+        </w:rPr>
         <w:tab/>
       </w:r>
       <w:r>
-        <w:tab/>
-      </w:r>
-      <w:r>
-        <w:tab/>
+        <w:t xml:space="preserve">MSSV: </w:t>
+      </w:r>
+    </w:p>
+    <w:p>
+      <w:pPr>
+        <w:bidi w:val="0"/>
+        <w:ind w:left="0" w:leftChars="0" w:firstLine="520" w:firstLineChars="0"/>
+        <w:rPr>
+          <w:rFonts w:hint="default"/>
+          <w:lang w:val="vi-VN"/>
+        </w:rPr>
+      </w:pPr>
+      <w:r>
+        <w:rPr>
+          <w:rFonts w:hint="default"/>
+          <w:lang w:val="vi-VN"/>
+        </w:rPr>
+        <w:t xml:space="preserve">Lê Minh Khang </w:t>
       </w:r>
       <w:r>
         <w:rPr>
           <w:rFonts w:hint="default"/>
           <w:lang w:val="en-US"/>
         </w:rPr>
-        <w:t xml:space="preserve">                 </w:t>
-      </w:r>
-      <w:r>
-        <w:t xml:space="preserve">MSSV: </w:t>
-      </w:r>
-    </w:p>
-    <w:p>
-      <w:pPr>
-        <w:bidi w:val="0"/>
-        <w:rPr>
-          <w:rFonts w:hint="default"/>
-          <w:lang w:val="vi-VN"/>
-        </w:rPr>
-      </w:pPr>
+        <w:t xml:space="preserve"> </w:t>
+      </w:r>
+      <w:r>
+        <w:tab/>
+      </w:r>
+      <w:r>
+        <w:tab/>
+      </w:r>
+      <w:r>
+        <w:tab/>
+      </w:r>
       <w:r>
         <w:rPr>
           <w:rFonts w:hint="default"/>
           <w:lang w:val="en-US"/>
         </w:rPr>
-        <w:t xml:space="preserve"> </w:t>
-      </w:r>
-      <w:r>
+        <w:t xml:space="preserve">         </w:t>
+      </w:r>
+      <w:r>
+        <w:rPr>
+          <w:rFonts w:hint="default"/>
+          <w:lang w:val="vi-VN"/>
+        </w:rPr>
         <w:tab/>
       </w:r>
       <w:r>
+        <w:t>MSSV:</w:t>
+      </w:r>
+    </w:p>
+    <w:p>
+      <w:pPr>
+        <w:bidi w:val="0"/>
+        <w:ind w:left="0" w:leftChars="0" w:firstLine="520" w:firstLineChars="0"/>
+        <w:rPr>
+          <w:rFonts w:hint="default"/>
+          <w:lang w:val="vi-VN"/>
+        </w:rPr>
+      </w:pPr>
+      <w:r>
+        <w:rPr>
+          <w:rFonts w:hint="default"/>
+          <w:lang w:val="vi-VN"/>
+        </w:rPr>
+        <w:t xml:space="preserve">Trương Văn Hào                         </w:t>
+      </w:r>
+      <w:r>
+        <w:rPr>
+          <w:rFonts w:hint="default"/>
+          <w:lang w:val="vi-VN"/>
+        </w:rPr>
         <w:tab/>
-      </w:r>
-      <w:r>
+        <w:t>MSSV:</w:t>
+      </w:r>
+    </w:p>
+    <w:p>
+      <w:pPr>
+        <w:bidi w:val="0"/>
+        <w:ind w:left="0" w:leftChars="0" w:firstLine="520" w:firstLineChars="0"/>
+        <w:rPr>
+          <w:rFonts w:hint="default"/>
+          <w:lang w:val="vi-VN"/>
+        </w:rPr>
+      </w:pPr>
+      <w:r>
+        <w:rPr>
+          <w:rFonts w:hint="default"/>
+          <w:lang w:val="vi-VN"/>
+        </w:rPr>
+        <w:t xml:space="preserve">Phạm Nguyễn Bình An                    </w:t>
+      </w:r>
+      <w:r>
+        <w:rPr>
+          <w:rFonts w:hint="default"/>
+          <w:lang w:val="vi-VN"/>
+        </w:rPr>
         <w:tab/>
+        <w:t>MSSV:</w:t>
+      </w:r>
+    </w:p>
+    <w:p>
+      <w:pPr>
+        <w:bidi w:val="0"/>
+        <w:ind w:left="0" w:leftChars="0" w:firstLine="520" w:firstLineChars="0"/>
+        <w:rPr>
+          <w:rFonts w:hint="default"/>
+          <w:lang w:val="vi-VN"/>
+        </w:rPr>
+      </w:pPr>
+      <w:r>
+        <w:rPr>
+          <w:rFonts w:hint="default"/>
+          <w:lang w:val="vi-VN"/>
+        </w:rPr>
+        <w:t xml:space="preserve">Nguyễn Văn Hùng                        </w:t>
+      </w:r>
+      <w:r>
+        <w:rPr>
+          <w:rFonts w:hint="default"/>
+          <w:lang w:val="vi-VN"/>
+        </w:rPr>
+        <w:tab/>
+        <w:t xml:space="preserve">MSSV:              </w:t>
+      </w:r>
+      <w:r>
+        <w:tab/>
+      </w:r>
+      <w:r>
+        <w:rPr>
+          <w:rFonts w:hint="default"/>
+          <w:lang w:val="vi-VN"/>
+        </w:rPr>
+        <w:t xml:space="preserve">     </w:t>
       </w:r>
       <w:r>
         <w:rPr>
           <w:rFonts w:hint="default"/>
           <w:lang w:val="en-US"/>
         </w:rPr>
-        <w:t xml:space="preserve">                 </w:t>
-      </w:r>
-      <w:r>
-        <w:t>MSSV:</w:t>
+        <w:t xml:space="preserve">     </w:t>
       </w:r>
     </w:p>
     <w:p>
       <w:pPr>
         <w:bidi w:val="0"/>
+        <w:ind w:firstLine="130" w:firstLineChars="50"/>
         <w:rPr>
           <w:rFonts w:hint="default"/>
           <w:lang w:val="vi-VN"/>
@@ -900,63 +895,23 @@
           <w:rFonts w:hint="default"/>
           <w:lang w:val="vi-VN"/>
         </w:rPr>
-        <w:t xml:space="preserve">               </w:t>
+        <w:t xml:space="preserve">      </w:t>
       </w:r>
       <w:r>
         <w:tab/>
       </w:r>
       <w:r>
-        <w:rPr>
-          <w:rFonts w:hint="default"/>
-          <w:lang w:val="vi-VN"/>
-        </w:rPr>
-        <w:t xml:space="preserve">     </w:t>
+        <w:tab/>
+      </w:r>
+      <w:r>
+        <w:tab/>
       </w:r>
       <w:r>
         <w:rPr>
           <w:rFonts w:hint="default"/>
           <w:lang w:val="en-US"/>
         </w:rPr>
-        <w:t xml:space="preserve">            </w:t>
-      </w:r>
-      <w:r>
-        <w:t xml:space="preserve">MSSV: </w:t>
-      </w:r>
-    </w:p>
-    <w:p>
-      <w:pPr>
-        <w:bidi w:val="0"/>
-        <w:ind w:firstLine="130" w:firstLineChars="50"/>
-        <w:rPr>
-          <w:rFonts w:hint="default"/>
-          <w:lang w:val="vi-VN"/>
-        </w:rPr>
-      </w:pPr>
-      <w:r>
-        <w:rPr>
-          <w:rFonts w:hint="default"/>
-          <w:lang w:val="vi-VN"/>
-        </w:rPr>
-        <w:t xml:space="preserve">      </w:t>
-      </w:r>
-      <w:r>
-        <w:tab/>
-      </w:r>
-      <w:r>
-        <w:tab/>
-      </w:r>
-      <w:r>
-        <w:tab/>
-      </w:r>
-      <w:r>
-        <w:rPr>
-          <w:rFonts w:hint="default"/>
-          <w:lang w:val="en-US"/>
-        </w:rPr>
-        <w:t xml:space="preserve">            </w:t>
-      </w:r>
-      <w:r>
-        <w:t xml:space="preserve">MSSV: </w:t>
+        <w:t xml:space="preserve">           </w:t>
       </w:r>
     </w:p>
     <w:p>
@@ -1627,6 +1582,12 @@
             <w:insideH w:val="single" w:color="auto" w:sz="4" w:space="0"/>
             <w:insideV w:val="single" w:color="auto" w:sz="4" w:space="0"/>
           </w:tblBorders>
+          <w:tblCellMar>
+            <w:top w:w="0" w:type="dxa"/>
+            <w:left w:w="108" w:type="dxa"/>
+            <w:bottom w:w="0" w:type="dxa"/>
+            <w:right w:w="108" w:type="dxa"/>
+          </w:tblCellMar>
         </w:tblPrEx>
         <w:tc>
           <w:tcPr>
@@ -1679,7 +1640,7 @@
                 <w:color w:val="000000" w:themeColor="text1"/>
                 <w:sz w:val="26"/>
                 <w:szCs w:val="26"/>
-                <w:lang w:val="en-US"/>
+                <w:lang w:val="vi-VN"/>
                 <w14:textFill>
                   <w14:solidFill>
                     <w14:schemeClr w14:val="tx1"/>
@@ -1693,14 +1654,14 @@
                 <w:color w:val="000000" w:themeColor="text1"/>
                 <w:sz w:val="26"/>
                 <w:szCs w:val="26"/>
-                <w:lang w:val="en-US"/>
+                <w:lang w:val="vi-VN"/>
                 <w14:textFill>
                   <w14:solidFill>
                     <w14:schemeClr w14:val="tx1"/>
                   </w14:solidFill>
                 </w14:textFill>
               </w:rPr>
-              <w:t>Nguyen</w:t>
+              <w:t>Nguyễn Gia Huy</w:t>
             </w:r>
           </w:p>
         </w:tc>
@@ -1866,6 +1827,21 @@
                 </w14:textFill>
               </w:rPr>
             </w:pPr>
+            <w:r>
+              <w:rPr>
+                <w:rFonts w:hint="default" w:cs="Times New Roman"/>
+                <w:color w:val="000000" w:themeColor="text1"/>
+                <w:sz w:val="26"/>
+                <w:szCs w:val="26"/>
+                <w:lang w:val="vi-VN"/>
+                <w14:textFill>
+                  <w14:solidFill>
+                    <w14:schemeClr w14:val="tx1"/>
+                  </w14:solidFill>
+                </w14:textFill>
+              </w:rPr>
+              <w:t>Lê Minh Khang</w:t>
+            </w:r>
           </w:p>
         </w:tc>
         <w:tc>
@@ -2037,6 +2013,21 @@
                 </w14:textFill>
               </w:rPr>
             </w:pPr>
+            <w:r>
+              <w:rPr>
+                <w:rFonts w:hint="default" w:cs="Times New Roman"/>
+                <w:color w:val="000000" w:themeColor="text1"/>
+                <w:sz w:val="26"/>
+                <w:szCs w:val="26"/>
+                <w:lang w:val="vi-VN"/>
+                <w14:textFill>
+                  <w14:solidFill>
+                    <w14:schemeClr w14:val="tx1"/>
+                  </w14:solidFill>
+                </w14:textFill>
+              </w:rPr>
+              <w:t>Trương Văn Hào</w:t>
+            </w:r>
           </w:p>
         </w:tc>
         <w:tc>
@@ -2135,6 +2126,12 @@
             <w:insideH w:val="single" w:color="auto" w:sz="4" w:space="0"/>
             <w:insideV w:val="single" w:color="auto" w:sz="4" w:space="0"/>
           </w:tblBorders>
+          <w:tblCellMar>
+            <w:top w:w="0" w:type="dxa"/>
+            <w:left w:w="108" w:type="dxa"/>
+            <w:bottom w:w="0" w:type="dxa"/>
+            <w:right w:w="108" w:type="dxa"/>
+          </w:tblCellMar>
         </w:tblPrEx>
         <w:trPr>
           <w:trHeight w:val="687" w:hRule="atLeast"/>
@@ -2198,6 +2195,21 @@
                 </w14:textFill>
               </w:rPr>
             </w:pPr>
+            <w:r>
+              <w:rPr>
+                <w:rFonts w:hint="default" w:cs="Times New Roman"/>
+                <w:color w:val="000000" w:themeColor="text1"/>
+                <w:sz w:val="26"/>
+                <w:szCs w:val="26"/>
+                <w:lang w:val="vi-VN"/>
+                <w14:textFill>
+                  <w14:solidFill>
+                    <w14:schemeClr w14:val="tx1"/>
+                  </w14:solidFill>
+                </w14:textFill>
+              </w:rPr>
+              <w:t>Phạm Nguyễn Bình An</w:t>
+            </w:r>
           </w:p>
         </w:tc>
         <w:tc>
@@ -2303,6 +2315,189 @@
           </w:p>
         </w:tc>
       </w:tr>
+      <w:tr>
+        <w:tblPrEx>
+          <w:tblBorders>
+            <w:top w:val="single" w:color="auto" w:sz="4" w:space="0"/>
+            <w:left w:val="single" w:color="auto" w:sz="4" w:space="0"/>
+            <w:bottom w:val="single" w:color="auto" w:sz="4" w:space="0"/>
+            <w:right w:val="single" w:color="auto" w:sz="4" w:space="0"/>
+            <w:insideH w:val="single" w:color="auto" w:sz="4" w:space="0"/>
+            <w:insideV w:val="single" w:color="auto" w:sz="4" w:space="0"/>
+          </w:tblBorders>
+          <w:tblCellMar>
+            <w:top w:w="0" w:type="dxa"/>
+            <w:left w:w="108" w:type="dxa"/>
+            <w:bottom w:w="0" w:type="dxa"/>
+            <w:right w:w="108" w:type="dxa"/>
+          </w:tblCellMar>
+        </w:tblPrEx>
+        <w:trPr>
+          <w:trHeight w:val="687" w:hRule="atLeast"/>
+        </w:trPr>
+        <w:tc>
+          <w:tcPr>
+            <w:tcW w:w="708" w:type="dxa"/>
+          </w:tcPr>
+          <w:p>
+            <w:pPr>
+              <w:spacing w:line="360" w:lineRule="auto"/>
+              <w:jc w:val="center"/>
+              <w:rPr>
+                <w:rFonts w:hint="default" w:ascii="Times New Roman" w:hAnsi="Times New Roman" w:cs="Times New Roman"/>
+                <w:color w:val="000000" w:themeColor="text1"/>
+                <w:sz w:val="26"/>
+                <w:szCs w:val="26"/>
+                <w:lang w:val="vi-VN"/>
+                <w14:textFill>
+                  <w14:solidFill>
+                    <w14:schemeClr w14:val="tx1"/>
+                  </w14:solidFill>
+                </w14:textFill>
+              </w:rPr>
+            </w:pPr>
+            <w:r>
+              <w:rPr>
+                <w:rFonts w:hint="default" w:cs="Times New Roman"/>
+                <w:color w:val="000000" w:themeColor="text1"/>
+                <w:sz w:val="26"/>
+                <w:szCs w:val="26"/>
+                <w:lang w:val="vi-VN"/>
+                <w14:textFill>
+                  <w14:solidFill>
+                    <w14:schemeClr w14:val="tx1"/>
+                  </w14:solidFill>
+                </w14:textFill>
+              </w:rPr>
+              <w:t>6</w:t>
+            </w:r>
+          </w:p>
+        </w:tc>
+        <w:tc>
+          <w:tcPr>
+            <w:tcW w:w="2691" w:type="dxa"/>
+            <w:vAlign w:val="center"/>
+          </w:tcPr>
+          <w:p>
+            <w:pPr>
+              <w:spacing w:line="360" w:lineRule="auto"/>
+              <w:rPr>
+                <w:rFonts w:hint="default" w:cs="Times New Roman"/>
+                <w:color w:val="000000" w:themeColor="text1"/>
+                <w:sz w:val="26"/>
+                <w:szCs w:val="26"/>
+                <w:lang w:val="vi-VN"/>
+                <w14:textFill>
+                  <w14:solidFill>
+                    <w14:schemeClr w14:val="tx1"/>
+                  </w14:solidFill>
+                </w14:textFill>
+              </w:rPr>
+            </w:pPr>
+            <w:r>
+              <w:rPr>
+                <w:rFonts w:hint="default" w:cs="Times New Roman"/>
+                <w:color w:val="000000" w:themeColor="text1"/>
+                <w:sz w:val="26"/>
+                <w:szCs w:val="26"/>
+                <w:lang w:val="vi-VN"/>
+                <w14:textFill>
+                  <w14:solidFill>
+                    <w14:schemeClr w14:val="tx1"/>
+                  </w14:solidFill>
+                </w14:textFill>
+              </w:rPr>
+              <w:t>Nguyễn Văn Hùng</w:t>
+            </w:r>
+          </w:p>
+        </w:tc>
+        <w:tc>
+          <w:tcPr>
+            <w:tcW w:w="1843" w:type="dxa"/>
+            <w:vAlign w:val="center"/>
+          </w:tcPr>
+          <w:p>
+            <w:pPr>
+              <w:spacing w:line="360" w:lineRule="auto"/>
+              <w:jc w:val="center"/>
+              <w:rPr>
+                <w:rFonts w:hint="default" w:ascii="Times New Roman" w:hAnsi="Times New Roman" w:cs="Times New Roman"/>
+                <w:color w:val="000000" w:themeColor="text1"/>
+                <w:sz w:val="26"/>
+                <w:szCs w:val="26"/>
+                <w:lang w:val="vi-VN"/>
+                <w14:textFill>
+                  <w14:solidFill>
+                    <w14:schemeClr w14:val="tx1"/>
+                  </w14:solidFill>
+                </w14:textFill>
+              </w:rPr>
+            </w:pPr>
+          </w:p>
+        </w:tc>
+        <w:tc>
+          <w:tcPr>
+            <w:tcW w:w="3117" w:type="dxa"/>
+            <w:vAlign w:val="center"/>
+          </w:tcPr>
+          <w:p>
+            <w:pPr>
+              <w:bidi w:val="0"/>
+              <w:rPr>
+                <w:rFonts w:ascii="Times New Roman" w:hAnsi="Times New Roman" w:cs="Times New Roman"/>
+                <w:color w:val="000000" w:themeColor="text1"/>
+                <w:sz w:val="26"/>
+                <w:szCs w:val="26"/>
+                <w:lang w:val="vi-VN"/>
+                <w14:textFill>
+                  <w14:solidFill>
+                    <w14:schemeClr w14:val="tx1"/>
+                  </w14:solidFill>
+                </w14:textFill>
+              </w:rPr>
+            </w:pPr>
+          </w:p>
+        </w:tc>
+        <w:tc>
+          <w:tcPr>
+            <w:tcW w:w="1266" w:type="dxa"/>
+            <w:vAlign w:val="center"/>
+          </w:tcPr>
+          <w:p>
+            <w:pPr>
+              <w:spacing w:line="360" w:lineRule="auto"/>
+              <w:jc w:val="center"/>
+              <w:rPr>
+                <w:rFonts w:hint="default" w:ascii="Times New Roman" w:hAnsi="Times New Roman" w:cs="Times New Roman"/>
+                <w:color w:val="000000" w:themeColor="text1"/>
+                <w:sz w:val="26"/>
+                <w:szCs w:val="26"/>
+                <w:lang w:val="vi-VN"/>
+                <w14:textFill>
+                  <w14:solidFill>
+                    <w14:schemeClr w14:val="tx1"/>
+                  </w14:solidFill>
+                </w14:textFill>
+              </w:rPr>
+            </w:pPr>
+            <w:r>
+              <w:rPr>
+                <w:rFonts w:hint="default" w:cs="Times New Roman"/>
+                <w:color w:val="000000" w:themeColor="text1"/>
+                <w:sz w:val="26"/>
+                <w:szCs w:val="26"/>
+                <w:lang w:val="vi-VN"/>
+                <w14:textFill>
+                  <w14:solidFill>
+                    <w14:schemeClr w14:val="tx1"/>
+                  </w14:solidFill>
+                </w14:textFill>
+              </w:rPr>
+              <w:t>100%</w:t>
+            </w:r>
+          </w:p>
+        </w:tc>
+      </w:tr>
     </w:tbl>
     <w:p>
       <w:pPr>
@@ -2370,9 +2565,9 @@
           </w14:textFill>
         </w:rPr>
       </w:pPr>
-      <w:bookmarkStart w:id="0" w:name="_Toc8510"/>
-      <w:bookmarkStart w:id="1" w:name="_Toc7338"/>
-      <w:bookmarkStart w:id="2" w:name="_Toc219926457"/>
+      <w:bookmarkStart w:id="0" w:name="_Toc7338"/>
+      <w:bookmarkStart w:id="1" w:name="_Toc219926457"/>
+      <w:bookmarkStart w:id="2" w:name="_Toc8510"/>
       <w:r>
         <w:rPr>
           <w:rFonts w:ascii="Times New Roman" w:hAnsi="Times New Roman" w:cs="Times New Roman"/>
@@ -2396,17 +2591,13 @@
     </w:p>
     <w:p>
       <w:pPr>
-        <w:spacing w:line="360" w:lineRule="auto"/>
-        <w:ind w:firstLine="720"/>
-        <w:jc w:val="both"/>
-        <w:rPr>
-          <w:rFonts w:ascii="Times New Roman" w:hAnsi="Times New Roman" w:cs="Times New Roman"/>
+        <w:bidi w:val="0"/>
+        <w:rPr>
           <w:lang w:val="en-US"/>
         </w:rPr>
       </w:pPr>
       <w:r>
         <w:rPr>
-          <w:rFonts w:ascii="Times New Roman" w:hAnsi="Times New Roman" w:cs="Times New Roman"/>
           <w:lang w:val="en-US"/>
         </w:rPr>
         <w:t>Trong quá trình thực hiện báo cáo bài tập lớn học phần, nhóm chúng em đã nhận được rất nhiều sự quan tâm, hướng dẫn và hỗ trợ quý báu từ phía giảng viên, nhà trường cũng như các bạn trong nhóm.</w:t>
@@ -2552,6 +2743,788 @@
     </w:p>
     <w:p>
       <w:pPr>
+        <w:spacing w:before="0" w:beforeLines="0" w:after="0" w:afterLines="0" w:line="240" w:lineRule="auto"/>
+        <w:ind w:left="0" w:leftChars="0" w:right="0" w:rightChars="0" w:firstLine="0" w:firstLineChars="0"/>
+        <w:jc w:val="both"/>
+      </w:pPr>
+    </w:p>
+    <w:p>
+      <w:pPr>
+        <w:spacing w:before="0" w:beforeLines="0" w:after="0" w:afterLines="0" w:line="240" w:lineRule="auto"/>
+        <w:ind w:left="0" w:leftChars="0" w:right="0" w:rightChars="0" w:firstLine="0" w:firstLineChars="0"/>
+        <w:jc w:val="both"/>
+      </w:pPr>
+    </w:p>
+    <w:p>
+      <w:pPr>
+        <w:spacing w:before="0" w:beforeLines="0" w:after="0" w:afterLines="0" w:line="240" w:lineRule="auto"/>
+        <w:ind w:left="0" w:leftChars="0" w:right="0" w:rightChars="0" w:firstLine="0" w:firstLineChars="0"/>
+        <w:jc w:val="both"/>
+      </w:pPr>
+    </w:p>
+    <w:p>
+      <w:pPr>
+        <w:spacing w:before="0" w:beforeLines="0" w:after="0" w:afterLines="0" w:line="240" w:lineRule="auto"/>
+        <w:ind w:left="0" w:leftChars="0" w:right="0" w:rightChars="0" w:firstLine="0" w:firstLineChars="0"/>
+        <w:jc w:val="both"/>
+      </w:pPr>
+    </w:p>
+    <w:p>
+      <w:pPr>
+        <w:spacing w:before="0" w:beforeLines="0" w:after="0" w:afterLines="0" w:line="240" w:lineRule="auto"/>
+        <w:ind w:left="0" w:leftChars="0" w:right="0" w:rightChars="0" w:firstLine="0" w:firstLineChars="0"/>
+        <w:jc w:val="both"/>
+      </w:pPr>
+    </w:p>
+    <w:p>
+      <w:pPr>
+        <w:spacing w:before="0" w:beforeLines="0" w:after="0" w:afterLines="0" w:line="240" w:lineRule="auto"/>
+        <w:ind w:left="0" w:leftChars="0" w:right="0" w:rightChars="0" w:firstLine="0" w:firstLineChars="0"/>
+        <w:jc w:val="both"/>
+      </w:pPr>
+    </w:p>
+    <w:p>
+      <w:pPr>
+        <w:spacing w:before="0" w:beforeLines="0" w:after="0" w:afterLines="0" w:line="240" w:lineRule="auto"/>
+        <w:ind w:left="0" w:leftChars="0" w:right="0" w:rightChars="0" w:firstLine="0" w:firstLineChars="0"/>
+        <w:jc w:val="both"/>
+      </w:pPr>
+    </w:p>
+    <w:p>
+      <w:pPr>
+        <w:spacing w:before="0" w:beforeLines="0" w:after="0" w:afterLines="0" w:line="240" w:lineRule="auto"/>
+        <w:ind w:left="0" w:leftChars="0" w:right="0" w:rightChars="0" w:firstLine="0" w:firstLineChars="0"/>
+        <w:jc w:val="both"/>
+      </w:pPr>
+    </w:p>
+    <w:p>
+      <w:pPr>
+        <w:spacing w:before="0" w:beforeLines="0" w:after="0" w:afterLines="0" w:line="240" w:lineRule="auto"/>
+        <w:ind w:left="0" w:leftChars="0" w:right="0" w:rightChars="0" w:firstLine="0" w:firstLineChars="0"/>
+        <w:jc w:val="both"/>
+      </w:pPr>
+    </w:p>
+    <w:p>
+      <w:pPr>
+        <w:spacing w:before="0" w:beforeLines="0" w:after="0" w:afterLines="0" w:line="240" w:lineRule="auto"/>
+        <w:ind w:left="0" w:leftChars="0" w:right="0" w:rightChars="0" w:firstLine="0" w:firstLineChars="0"/>
+        <w:jc w:val="both"/>
+      </w:pPr>
+    </w:p>
+    <w:p>
+      <w:pPr>
+        <w:spacing w:before="0" w:beforeLines="0" w:after="0" w:afterLines="0" w:line="240" w:lineRule="auto"/>
+        <w:ind w:left="0" w:leftChars="0" w:right="0" w:rightChars="0" w:firstLine="0" w:firstLineChars="0"/>
+        <w:jc w:val="both"/>
+      </w:pPr>
+    </w:p>
+    <w:p>
+      <w:pPr>
+        <w:spacing w:before="0" w:beforeLines="0" w:after="0" w:afterLines="0" w:line="240" w:lineRule="auto"/>
+        <w:ind w:left="0" w:leftChars="0" w:right="0" w:rightChars="0" w:firstLine="0" w:firstLineChars="0"/>
+        <w:jc w:val="both"/>
+      </w:pPr>
+    </w:p>
+    <w:p>
+      <w:pPr>
+        <w:spacing w:before="0" w:beforeLines="0" w:after="0" w:afterLines="0" w:line="240" w:lineRule="auto"/>
+        <w:ind w:left="0" w:leftChars="0" w:right="0" w:rightChars="0" w:firstLine="0" w:firstLineChars="0"/>
+        <w:jc w:val="both"/>
+      </w:pPr>
+    </w:p>
+    <w:p>
+      <w:pPr>
+        <w:spacing w:before="0" w:beforeLines="0" w:after="0" w:afterLines="0" w:line="240" w:lineRule="auto"/>
+        <w:ind w:left="0" w:leftChars="0" w:right="0" w:rightChars="0" w:firstLine="0" w:firstLineChars="0"/>
+        <w:jc w:val="both"/>
+      </w:pPr>
+    </w:p>
+    <w:p>
+      <w:pPr>
+        <w:spacing w:before="0" w:beforeLines="0" w:after="0" w:afterLines="0" w:line="240" w:lineRule="auto"/>
+        <w:ind w:left="0" w:leftChars="0" w:right="0" w:rightChars="0" w:firstLine="0" w:firstLineChars="0"/>
+        <w:jc w:val="both"/>
+      </w:pPr>
+    </w:p>
+    <w:p>
+      <w:pPr>
+        <w:spacing w:before="0" w:beforeLines="0" w:after="0" w:afterLines="0" w:line="240" w:lineRule="auto"/>
+        <w:ind w:left="0" w:leftChars="0" w:right="0" w:rightChars="0" w:firstLine="0" w:firstLineChars="0"/>
+        <w:jc w:val="both"/>
+      </w:pPr>
+    </w:p>
+    <w:p>
+      <w:pPr>
+        <w:spacing w:before="0" w:beforeLines="0" w:after="0" w:afterLines="0" w:line="240" w:lineRule="auto"/>
+        <w:ind w:left="0" w:leftChars="0" w:right="0" w:rightChars="0" w:firstLine="0" w:firstLineChars="0"/>
+        <w:jc w:val="both"/>
+      </w:pPr>
+    </w:p>
+    <w:p>
+      <w:pPr>
+        <w:spacing w:before="0" w:beforeLines="0" w:after="0" w:afterLines="0" w:line="240" w:lineRule="auto"/>
+        <w:ind w:left="0" w:leftChars="0" w:right="0" w:rightChars="0" w:firstLine="0" w:firstLineChars="0"/>
+        <w:jc w:val="both"/>
+      </w:pPr>
+    </w:p>
+    <w:p>
+      <w:pPr>
+        <w:spacing w:before="0" w:beforeLines="0" w:after="0" w:afterLines="0" w:line="240" w:lineRule="auto"/>
+        <w:ind w:left="0" w:leftChars="0" w:right="0" w:rightChars="0" w:firstLine="0" w:firstLineChars="0"/>
+        <w:jc w:val="both"/>
+      </w:pPr>
+    </w:p>
+    <w:p>
+      <w:pPr>
+        <w:spacing w:before="0" w:beforeLines="0" w:after="0" w:afterLines="0" w:line="240" w:lineRule="auto"/>
+        <w:ind w:left="0" w:leftChars="0" w:right="0" w:rightChars="0" w:firstLine="0" w:firstLineChars="0"/>
+        <w:jc w:val="both"/>
+      </w:pPr>
+    </w:p>
+    <w:p>
+      <w:pPr>
+        <w:spacing w:before="0" w:beforeLines="0" w:after="0" w:afterLines="0" w:line="240" w:lineRule="auto"/>
+        <w:ind w:left="0" w:leftChars="0" w:right="0" w:rightChars="0" w:firstLine="0" w:firstLineChars="0"/>
+        <w:jc w:val="both"/>
+      </w:pPr>
+    </w:p>
+    <w:p>
+      <w:pPr>
+        <w:spacing w:before="0" w:beforeLines="0" w:after="0" w:afterLines="0" w:line="240" w:lineRule="auto"/>
+        <w:ind w:left="0" w:leftChars="0" w:right="0" w:rightChars="0" w:firstLine="0" w:firstLineChars="0"/>
+        <w:jc w:val="both"/>
+      </w:pPr>
+    </w:p>
+    <w:p>
+      <w:pPr>
+        <w:spacing w:before="0" w:beforeLines="0" w:after="0" w:afterLines="0" w:line="240" w:lineRule="auto"/>
+        <w:ind w:left="0" w:leftChars="0" w:right="0" w:rightChars="0" w:firstLine="0" w:firstLineChars="0"/>
+        <w:jc w:val="both"/>
+      </w:pPr>
+    </w:p>
+    <w:p>
+      <w:pPr>
+        <w:spacing w:before="0" w:beforeLines="0" w:after="0" w:afterLines="0" w:line="240" w:lineRule="auto"/>
+        <w:ind w:left="0" w:leftChars="0" w:right="0" w:rightChars="0" w:firstLine="0" w:firstLineChars="0"/>
+        <w:jc w:val="both"/>
+      </w:pPr>
+    </w:p>
+    <w:p>
+      <w:pPr>
+        <w:spacing w:before="0" w:beforeLines="0" w:after="0" w:afterLines="0" w:line="240" w:lineRule="auto"/>
+        <w:ind w:left="0" w:leftChars="0" w:right="0" w:rightChars="0" w:firstLine="0" w:firstLineChars="0"/>
+        <w:jc w:val="both"/>
+      </w:pPr>
+    </w:p>
+    <w:p>
+      <w:pPr>
+        <w:spacing w:before="0" w:beforeLines="0" w:after="0" w:afterLines="0" w:line="240" w:lineRule="auto"/>
+        <w:ind w:left="0" w:leftChars="0" w:right="0" w:rightChars="0" w:firstLine="0" w:firstLineChars="0"/>
+        <w:jc w:val="both"/>
+      </w:pPr>
+    </w:p>
+    <w:p>
+      <w:pPr>
+        <w:spacing w:before="0" w:beforeLines="0" w:after="0" w:afterLines="0" w:line="240" w:lineRule="auto"/>
+        <w:ind w:left="0" w:leftChars="0" w:right="0" w:rightChars="0" w:firstLine="0" w:firstLineChars="0"/>
+        <w:jc w:val="both"/>
+      </w:pPr>
+    </w:p>
+    <w:p>
+      <w:pPr>
+        <w:spacing w:before="0" w:beforeLines="0" w:after="0" w:afterLines="0" w:line="240" w:lineRule="auto"/>
+        <w:ind w:left="0" w:leftChars="0" w:right="0" w:rightChars="0" w:firstLine="0" w:firstLineChars="0"/>
+        <w:jc w:val="both"/>
+      </w:pPr>
+    </w:p>
+    <w:p>
+      <w:pPr>
+        <w:spacing w:before="0" w:beforeLines="0" w:after="0" w:afterLines="0" w:line="240" w:lineRule="auto"/>
+        <w:ind w:left="0" w:leftChars="0" w:right="0" w:rightChars="0" w:firstLine="0" w:firstLineChars="0"/>
+        <w:jc w:val="both"/>
+      </w:pPr>
+    </w:p>
+    <w:p>
+      <w:pPr>
+        <w:spacing w:before="0" w:beforeLines="0" w:after="0" w:afterLines="0" w:line="240" w:lineRule="auto"/>
+        <w:ind w:left="0" w:leftChars="0" w:right="0" w:rightChars="0" w:firstLine="0" w:firstLineChars="0"/>
+        <w:jc w:val="both"/>
+      </w:pPr>
+    </w:p>
+    <w:p>
+      <w:pPr>
+        <w:spacing w:before="0" w:beforeLines="0" w:after="0" w:afterLines="0" w:line="240" w:lineRule="auto"/>
+        <w:ind w:left="0" w:leftChars="0" w:right="0" w:rightChars="0" w:firstLine="0" w:firstLineChars="0"/>
+        <w:jc w:val="both"/>
+      </w:pPr>
+    </w:p>
+    <w:p>
+      <w:pPr>
+        <w:spacing w:before="0" w:beforeLines="0" w:after="0" w:afterLines="0" w:line="240" w:lineRule="auto"/>
+        <w:ind w:left="0" w:leftChars="0" w:right="0" w:rightChars="0" w:firstLine="0" w:firstLineChars="0"/>
+        <w:jc w:val="both"/>
+      </w:pPr>
+    </w:p>
+    <w:p>
+      <w:pPr>
+        <w:spacing w:before="0" w:beforeLines="0" w:after="0" w:afterLines="0" w:line="240" w:lineRule="auto"/>
+        <w:ind w:left="0" w:leftChars="0" w:right="0" w:rightChars="0" w:firstLine="0" w:firstLineChars="0"/>
+        <w:jc w:val="both"/>
+      </w:pPr>
+    </w:p>
+    <w:p>
+      <w:pPr>
+        <w:spacing w:before="0" w:beforeLines="0" w:after="0" w:afterLines="0" w:line="240" w:lineRule="auto"/>
+        <w:ind w:left="0" w:leftChars="0" w:right="0" w:rightChars="0" w:firstLine="0" w:firstLineChars="0"/>
+        <w:jc w:val="both"/>
+      </w:pPr>
+    </w:p>
+    <w:p>
+      <w:pPr>
+        <w:spacing w:before="0" w:beforeLines="0" w:after="0" w:afterLines="0" w:line="240" w:lineRule="auto"/>
+        <w:ind w:left="0" w:leftChars="0" w:right="0" w:rightChars="0" w:firstLine="0" w:firstLineChars="0"/>
+        <w:jc w:val="both"/>
+      </w:pPr>
+    </w:p>
+    <w:p>
+      <w:pPr>
+        <w:spacing w:before="0" w:beforeLines="0" w:after="0" w:afterLines="0" w:line="240" w:lineRule="auto"/>
+        <w:ind w:left="0" w:leftChars="0" w:right="0" w:rightChars="0" w:firstLine="0" w:firstLineChars="0"/>
+        <w:jc w:val="both"/>
+      </w:pPr>
+    </w:p>
+    <w:p>
+      <w:pPr>
+        <w:spacing w:before="0" w:beforeLines="0" w:after="0" w:afterLines="0" w:line="240" w:lineRule="auto"/>
+        <w:ind w:left="0" w:leftChars="0" w:right="0" w:rightChars="0" w:firstLine="0" w:firstLineChars="0"/>
+        <w:jc w:val="both"/>
+      </w:pPr>
+    </w:p>
+    <w:p>
+      <w:pPr>
+        <w:spacing w:before="0" w:beforeLines="0" w:after="0" w:afterLines="0" w:line="240" w:lineRule="auto"/>
+        <w:ind w:left="0" w:leftChars="0" w:right="0" w:rightChars="0" w:firstLine="0" w:firstLineChars="0"/>
+        <w:jc w:val="both"/>
+      </w:pPr>
+    </w:p>
+    <w:p>
+      <w:pPr>
+        <w:spacing w:before="0" w:beforeLines="0" w:after="0" w:afterLines="0" w:line="240" w:lineRule="auto"/>
+        <w:ind w:left="0" w:leftChars="0" w:right="0" w:rightChars="0" w:firstLine="0" w:firstLineChars="0"/>
+        <w:jc w:val="both"/>
+      </w:pPr>
+    </w:p>
+    <w:p>
+      <w:pPr>
+        <w:spacing w:before="0" w:beforeLines="0" w:after="0" w:afterLines="0" w:line="240" w:lineRule="auto"/>
+        <w:ind w:left="0" w:leftChars="0" w:right="0" w:rightChars="0" w:firstLine="0" w:firstLineChars="0"/>
+        <w:jc w:val="both"/>
+      </w:pPr>
+    </w:p>
+    <w:p>
+      <w:pPr>
+        <w:spacing w:before="0" w:beforeLines="0" w:after="0" w:afterLines="0" w:line="240" w:lineRule="auto"/>
+        <w:ind w:left="0" w:leftChars="0" w:right="0" w:rightChars="0" w:firstLine="0" w:firstLineChars="0"/>
+        <w:jc w:val="both"/>
+      </w:pPr>
+    </w:p>
+    <w:p>
+      <w:pPr>
+        <w:spacing w:before="0" w:beforeLines="0" w:after="0" w:afterLines="0" w:line="240" w:lineRule="auto"/>
+        <w:ind w:left="0" w:leftChars="0" w:right="0" w:rightChars="0" w:firstLine="0" w:firstLineChars="0"/>
+        <w:jc w:val="both"/>
+      </w:pPr>
+    </w:p>
+    <w:p>
+      <w:pPr>
+        <w:spacing w:before="0" w:beforeLines="0" w:after="0" w:afterLines="0" w:line="240" w:lineRule="auto"/>
+        <w:ind w:left="0" w:leftChars="0" w:right="0" w:rightChars="0" w:firstLine="0" w:firstLineChars="0"/>
+        <w:jc w:val="both"/>
+      </w:pPr>
+    </w:p>
+    <w:p>
+      <w:pPr>
+        <w:spacing w:before="0" w:beforeLines="0" w:after="0" w:afterLines="0" w:line="240" w:lineRule="auto"/>
+        <w:ind w:left="0" w:leftChars="0" w:right="0" w:rightChars="0" w:firstLine="0" w:firstLineChars="0"/>
+        <w:jc w:val="both"/>
+      </w:pPr>
+    </w:p>
+    <w:p>
+      <w:pPr>
+        <w:spacing w:before="0" w:beforeLines="0" w:after="0" w:afterLines="0" w:line="240" w:lineRule="auto"/>
+        <w:ind w:left="0" w:leftChars="0" w:right="0" w:rightChars="0" w:firstLine="0" w:firstLineChars="0"/>
+        <w:jc w:val="both"/>
+      </w:pPr>
+    </w:p>
+    <w:p>
+      <w:pPr>
+        <w:pStyle w:val="2"/>
+        <w:bidi w:val="0"/>
+        <w:rPr>
+          <w:rFonts w:hint="default"/>
+          <w:lang w:val="vi-VN"/>
+        </w:rPr>
+      </w:pPr>
+      <w:r>
+        <w:rPr>
+          <w:rFonts w:hint="default"/>
+          <w:lang w:val="vi-VN"/>
+        </w:rPr>
+        <w:t>CHƯƠNG 1: TỔNG QUANG VỀ ĐỀ TÀI</w:t>
+      </w:r>
+      <w:bookmarkStart w:id="6" w:name="_GoBack"/>
+      <w:bookmarkEnd w:id="6"/>
+    </w:p>
+    <w:p>
+      <w:pPr>
+        <w:spacing w:before="0" w:beforeLines="0" w:after="0" w:afterLines="0" w:line="240" w:lineRule="auto"/>
+        <w:ind w:left="0" w:leftChars="0" w:right="0" w:rightChars="0" w:firstLine="0" w:firstLineChars="0"/>
+        <w:jc w:val="both"/>
+      </w:pPr>
+    </w:p>
+    <w:p>
+      <w:pPr>
+        <w:spacing w:before="0" w:beforeLines="0" w:after="0" w:afterLines="0" w:line="240" w:lineRule="auto"/>
+        <w:ind w:left="0" w:leftChars="0" w:right="0" w:rightChars="0" w:firstLine="0" w:firstLineChars="0"/>
+        <w:jc w:val="both"/>
+      </w:pPr>
+    </w:p>
+    <w:p>
+      <w:pPr>
+        <w:spacing w:before="0" w:beforeLines="0" w:after="0" w:afterLines="0" w:line="240" w:lineRule="auto"/>
+        <w:ind w:left="0" w:leftChars="0" w:right="0" w:rightChars="0" w:firstLine="0" w:firstLineChars="0"/>
+        <w:jc w:val="both"/>
+      </w:pPr>
+    </w:p>
+    <w:p>
+      <w:pPr>
+        <w:spacing w:before="0" w:beforeLines="0" w:after="0" w:afterLines="0" w:line="240" w:lineRule="auto"/>
+        <w:ind w:left="0" w:leftChars="0" w:right="0" w:rightChars="0" w:firstLine="0" w:firstLineChars="0"/>
+        <w:jc w:val="both"/>
+      </w:pPr>
+    </w:p>
+    <w:p>
+      <w:pPr>
+        <w:spacing w:before="0" w:beforeLines="0" w:after="0" w:afterLines="0" w:line="240" w:lineRule="auto"/>
+        <w:ind w:left="0" w:leftChars="0" w:right="0" w:rightChars="0" w:firstLine="0" w:firstLineChars="0"/>
+        <w:jc w:val="both"/>
+      </w:pPr>
+    </w:p>
+    <w:p>
+      <w:pPr>
+        <w:spacing w:before="0" w:beforeLines="0" w:after="0" w:afterLines="0" w:line="240" w:lineRule="auto"/>
+        <w:ind w:left="0" w:leftChars="0" w:right="0" w:rightChars="0" w:firstLine="0" w:firstLineChars="0"/>
+        <w:jc w:val="both"/>
+      </w:pPr>
+    </w:p>
+    <w:p>
+      <w:pPr>
+        <w:spacing w:before="0" w:beforeLines="0" w:after="0" w:afterLines="0" w:line="240" w:lineRule="auto"/>
+        <w:ind w:left="0" w:leftChars="0" w:right="0" w:rightChars="0" w:firstLine="0" w:firstLineChars="0"/>
+        <w:jc w:val="both"/>
+      </w:pPr>
+    </w:p>
+    <w:p>
+      <w:pPr>
+        <w:spacing w:before="0" w:beforeLines="0" w:after="0" w:afterLines="0" w:line="240" w:lineRule="auto"/>
+        <w:ind w:left="0" w:leftChars="0" w:right="0" w:rightChars="0" w:firstLine="0" w:firstLineChars="0"/>
+        <w:jc w:val="both"/>
+      </w:pPr>
+    </w:p>
+    <w:p>
+      <w:pPr>
+        <w:spacing w:before="0" w:beforeLines="0" w:after="0" w:afterLines="0" w:line="240" w:lineRule="auto"/>
+        <w:ind w:left="0" w:leftChars="0" w:right="0" w:rightChars="0" w:firstLine="0" w:firstLineChars="0"/>
+        <w:jc w:val="both"/>
+      </w:pPr>
+    </w:p>
+    <w:p>
+      <w:pPr>
+        <w:spacing w:before="0" w:beforeLines="0" w:after="0" w:afterLines="0" w:line="240" w:lineRule="auto"/>
+        <w:ind w:left="0" w:leftChars="0" w:right="0" w:rightChars="0" w:firstLine="0" w:firstLineChars="0"/>
+        <w:jc w:val="both"/>
+      </w:pPr>
+    </w:p>
+    <w:p>
+      <w:pPr>
+        <w:spacing w:before="0" w:beforeLines="0" w:after="0" w:afterLines="0" w:line="240" w:lineRule="auto"/>
+        <w:ind w:left="0" w:leftChars="0" w:right="0" w:rightChars="0" w:firstLine="0" w:firstLineChars="0"/>
+        <w:jc w:val="both"/>
+      </w:pPr>
+    </w:p>
+    <w:p>
+      <w:pPr>
+        <w:spacing w:before="0" w:beforeLines="0" w:after="0" w:afterLines="0" w:line="240" w:lineRule="auto"/>
+        <w:ind w:left="0" w:leftChars="0" w:right="0" w:rightChars="0" w:firstLine="0" w:firstLineChars="0"/>
+        <w:jc w:val="both"/>
+      </w:pPr>
+    </w:p>
+    <w:p>
+      <w:pPr>
+        <w:spacing w:before="0" w:beforeLines="0" w:after="0" w:afterLines="0" w:line="240" w:lineRule="auto"/>
+        <w:ind w:left="0" w:leftChars="0" w:right="0" w:rightChars="0" w:firstLine="0" w:firstLineChars="0"/>
+        <w:jc w:val="both"/>
+      </w:pPr>
+    </w:p>
+    <w:p>
+      <w:pPr>
+        <w:spacing w:before="0" w:beforeLines="0" w:after="0" w:afterLines="0" w:line="240" w:lineRule="auto"/>
+        <w:ind w:left="0" w:leftChars="0" w:right="0" w:rightChars="0" w:firstLine="0" w:firstLineChars="0"/>
+        <w:jc w:val="both"/>
+      </w:pPr>
+    </w:p>
+    <w:p>
+      <w:pPr>
+        <w:spacing w:before="0" w:beforeLines="0" w:after="0" w:afterLines="0" w:line="240" w:lineRule="auto"/>
+        <w:ind w:left="0" w:leftChars="0" w:right="0" w:rightChars="0" w:firstLine="0" w:firstLineChars="0"/>
+        <w:jc w:val="both"/>
+      </w:pPr>
+    </w:p>
+    <w:p>
+      <w:pPr>
+        <w:spacing w:before="0" w:beforeLines="0" w:after="0" w:afterLines="0" w:line="240" w:lineRule="auto"/>
+        <w:ind w:left="0" w:leftChars="0" w:right="0" w:rightChars="0" w:firstLine="0" w:firstLineChars="0"/>
+        <w:jc w:val="both"/>
+      </w:pPr>
+    </w:p>
+    <w:p>
+      <w:pPr>
+        <w:spacing w:before="0" w:beforeLines="0" w:after="0" w:afterLines="0" w:line="240" w:lineRule="auto"/>
+        <w:ind w:left="0" w:leftChars="0" w:right="0" w:rightChars="0" w:firstLine="0" w:firstLineChars="0"/>
+        <w:jc w:val="both"/>
+      </w:pPr>
+    </w:p>
+    <w:p>
+      <w:pPr>
+        <w:spacing w:before="0" w:beforeLines="0" w:after="0" w:afterLines="0" w:line="240" w:lineRule="auto"/>
+        <w:ind w:left="0" w:leftChars="0" w:right="0" w:rightChars="0" w:firstLine="0" w:firstLineChars="0"/>
+        <w:jc w:val="both"/>
+      </w:pPr>
+    </w:p>
+    <w:p>
+      <w:pPr>
+        <w:spacing w:before="0" w:beforeLines="0" w:after="0" w:afterLines="0" w:line="240" w:lineRule="auto"/>
+        <w:ind w:left="0" w:leftChars="0" w:right="0" w:rightChars="0" w:firstLine="0" w:firstLineChars="0"/>
+        <w:jc w:val="both"/>
+      </w:pPr>
+    </w:p>
+    <w:p>
+      <w:pPr>
+        <w:spacing w:before="0" w:beforeLines="0" w:after="0" w:afterLines="0" w:line="240" w:lineRule="auto"/>
+        <w:ind w:left="0" w:leftChars="0" w:right="0" w:rightChars="0" w:firstLine="0" w:firstLineChars="0"/>
+        <w:jc w:val="both"/>
+      </w:pPr>
+    </w:p>
+    <w:p>
+      <w:pPr>
+        <w:spacing w:before="0" w:beforeLines="0" w:after="0" w:afterLines="0" w:line="240" w:lineRule="auto"/>
+        <w:ind w:left="0" w:leftChars="0" w:right="0" w:rightChars="0" w:firstLine="0" w:firstLineChars="0"/>
+        <w:jc w:val="both"/>
+      </w:pPr>
+    </w:p>
+    <w:p>
+      <w:pPr>
+        <w:spacing w:before="0" w:beforeLines="0" w:after="0" w:afterLines="0" w:line="240" w:lineRule="auto"/>
+        <w:ind w:left="0" w:leftChars="0" w:right="0" w:rightChars="0" w:firstLine="0" w:firstLineChars="0"/>
+        <w:jc w:val="both"/>
+      </w:pPr>
+    </w:p>
+    <w:p>
+      <w:pPr>
+        <w:spacing w:before="0" w:beforeLines="0" w:after="0" w:afterLines="0" w:line="240" w:lineRule="auto"/>
+        <w:ind w:left="0" w:leftChars="0" w:right="0" w:rightChars="0" w:firstLine="0" w:firstLineChars="0"/>
+        <w:jc w:val="both"/>
+      </w:pPr>
+    </w:p>
+    <w:p>
+      <w:pPr>
+        <w:spacing w:before="0" w:beforeLines="0" w:after="0" w:afterLines="0" w:line="240" w:lineRule="auto"/>
+        <w:ind w:left="0" w:leftChars="0" w:right="0" w:rightChars="0" w:firstLine="0" w:firstLineChars="0"/>
+        <w:jc w:val="both"/>
+      </w:pPr>
+    </w:p>
+    <w:p>
+      <w:pPr>
+        <w:spacing w:before="0" w:beforeLines="0" w:after="0" w:afterLines="0" w:line="240" w:lineRule="auto"/>
+        <w:ind w:left="0" w:leftChars="0" w:right="0" w:rightChars="0" w:firstLine="0" w:firstLineChars="0"/>
+        <w:jc w:val="both"/>
+      </w:pPr>
+    </w:p>
+    <w:p>
+      <w:pPr>
+        <w:spacing w:before="0" w:beforeLines="0" w:after="0" w:afterLines="0" w:line="240" w:lineRule="auto"/>
+        <w:ind w:left="0" w:leftChars="0" w:right="0" w:rightChars="0" w:firstLine="0" w:firstLineChars="0"/>
+        <w:jc w:val="both"/>
+      </w:pPr>
+    </w:p>
+    <w:p>
+      <w:pPr>
+        <w:spacing w:before="0" w:beforeLines="0" w:after="0" w:afterLines="0" w:line="240" w:lineRule="auto"/>
+        <w:ind w:left="0" w:leftChars="0" w:right="0" w:rightChars="0" w:firstLine="0" w:firstLineChars="0"/>
+        <w:jc w:val="both"/>
+      </w:pPr>
+    </w:p>
+    <w:p>
+      <w:pPr>
+        <w:spacing w:before="0" w:beforeLines="0" w:after="0" w:afterLines="0" w:line="240" w:lineRule="auto"/>
+        <w:ind w:left="0" w:leftChars="0" w:right="0" w:rightChars="0" w:firstLine="0" w:firstLineChars="0"/>
+        <w:jc w:val="both"/>
+      </w:pPr>
+    </w:p>
+    <w:p>
+      <w:pPr>
+        <w:spacing w:before="0" w:beforeLines="0" w:after="0" w:afterLines="0" w:line="240" w:lineRule="auto"/>
+        <w:ind w:left="0" w:leftChars="0" w:right="0" w:rightChars="0" w:firstLine="0" w:firstLineChars="0"/>
+        <w:jc w:val="both"/>
+      </w:pPr>
+    </w:p>
+    <w:p>
+      <w:pPr>
+        <w:spacing w:before="0" w:beforeLines="0" w:after="0" w:afterLines="0" w:line="240" w:lineRule="auto"/>
+        <w:ind w:left="0" w:leftChars="0" w:right="0" w:rightChars="0" w:firstLine="0" w:firstLineChars="0"/>
+        <w:jc w:val="both"/>
+      </w:pPr>
+    </w:p>
+    <w:p>
+      <w:pPr>
+        <w:spacing w:before="0" w:beforeLines="0" w:after="0" w:afterLines="0" w:line="240" w:lineRule="auto"/>
+        <w:ind w:left="0" w:leftChars="0" w:right="0" w:rightChars="0" w:firstLine="0" w:firstLineChars="0"/>
+        <w:jc w:val="both"/>
+      </w:pPr>
+    </w:p>
+    <w:p>
+      <w:pPr>
+        <w:spacing w:before="0" w:beforeLines="0" w:after="0" w:afterLines="0" w:line="240" w:lineRule="auto"/>
+        <w:ind w:left="0" w:leftChars="0" w:right="0" w:rightChars="0" w:firstLine="0" w:firstLineChars="0"/>
+        <w:jc w:val="both"/>
+      </w:pPr>
+    </w:p>
+    <w:p>
+      <w:pPr>
+        <w:spacing w:before="0" w:beforeLines="0" w:after="0" w:afterLines="0" w:line="240" w:lineRule="auto"/>
+        <w:ind w:left="0" w:leftChars="0" w:right="0" w:rightChars="0" w:firstLine="0" w:firstLineChars="0"/>
+        <w:jc w:val="both"/>
+      </w:pPr>
+    </w:p>
+    <w:p>
+      <w:pPr>
+        <w:spacing w:before="0" w:beforeLines="0" w:after="0" w:afterLines="0" w:line="240" w:lineRule="auto"/>
+        <w:ind w:left="0" w:leftChars="0" w:right="0" w:rightChars="0" w:firstLine="0" w:firstLineChars="0"/>
+        <w:jc w:val="both"/>
+      </w:pPr>
+    </w:p>
+    <w:p>
+      <w:pPr>
+        <w:spacing w:before="0" w:beforeLines="0" w:after="0" w:afterLines="0" w:line="240" w:lineRule="auto"/>
+        <w:ind w:left="0" w:leftChars="0" w:right="0" w:rightChars="0" w:firstLine="0" w:firstLineChars="0"/>
+        <w:jc w:val="both"/>
+      </w:pPr>
+    </w:p>
+    <w:p>
+      <w:pPr>
+        <w:spacing w:before="0" w:beforeLines="0" w:after="0" w:afterLines="0" w:line="240" w:lineRule="auto"/>
+        <w:ind w:left="0" w:leftChars="0" w:right="0" w:rightChars="0" w:firstLine="0" w:firstLineChars="0"/>
+        <w:jc w:val="both"/>
+      </w:pPr>
+    </w:p>
+    <w:p>
+      <w:pPr>
+        <w:spacing w:before="0" w:beforeLines="0" w:after="0" w:afterLines="0" w:line="240" w:lineRule="auto"/>
+        <w:ind w:left="0" w:leftChars="0" w:right="0" w:rightChars="0" w:firstLine="0" w:firstLineChars="0"/>
+        <w:jc w:val="both"/>
+      </w:pPr>
+    </w:p>
+    <w:p>
+      <w:pPr>
+        <w:spacing w:before="0" w:beforeLines="0" w:after="0" w:afterLines="0" w:line="240" w:lineRule="auto"/>
+        <w:ind w:left="0" w:leftChars="0" w:right="0" w:rightChars="0" w:firstLine="0" w:firstLineChars="0"/>
+        <w:jc w:val="both"/>
+      </w:pPr>
+    </w:p>
+    <w:p>
+      <w:pPr>
+        <w:spacing w:before="0" w:beforeLines="0" w:after="0" w:afterLines="0" w:line="240" w:lineRule="auto"/>
+        <w:ind w:left="0" w:leftChars="0" w:right="0" w:rightChars="0" w:firstLine="0" w:firstLineChars="0"/>
+        <w:jc w:val="both"/>
+      </w:pPr>
+    </w:p>
+    <w:p>
+      <w:pPr>
+        <w:spacing w:before="0" w:beforeLines="0" w:after="0" w:afterLines="0" w:line="240" w:lineRule="auto"/>
+        <w:ind w:left="0" w:leftChars="0" w:right="0" w:rightChars="0" w:firstLine="0" w:firstLineChars="0"/>
+        <w:jc w:val="both"/>
+      </w:pPr>
+    </w:p>
+    <w:p>
+      <w:pPr>
+        <w:spacing w:before="0" w:beforeLines="0" w:after="0" w:afterLines="0" w:line="240" w:lineRule="auto"/>
+        <w:ind w:left="0" w:leftChars="0" w:right="0" w:rightChars="0" w:firstLine="0" w:firstLineChars="0"/>
+        <w:jc w:val="both"/>
+      </w:pPr>
+    </w:p>
+    <w:p>
+      <w:pPr>
+        <w:spacing w:before="0" w:beforeLines="0" w:after="0" w:afterLines="0" w:line="240" w:lineRule="auto"/>
+        <w:ind w:left="0" w:leftChars="0" w:right="0" w:rightChars="0" w:firstLine="0" w:firstLineChars="0"/>
+        <w:jc w:val="both"/>
+      </w:pPr>
+    </w:p>
+    <w:p>
+      <w:pPr>
+        <w:spacing w:before="0" w:beforeLines="0" w:after="0" w:afterLines="0" w:line="240" w:lineRule="auto"/>
+        <w:ind w:left="0" w:leftChars="0" w:right="0" w:rightChars="0" w:firstLine="0" w:firstLineChars="0"/>
+        <w:jc w:val="both"/>
+      </w:pPr>
+    </w:p>
+    <w:p>
+      <w:pPr>
+        <w:spacing w:before="0" w:beforeLines="0" w:after="0" w:afterLines="0" w:line="240" w:lineRule="auto"/>
+        <w:ind w:left="0" w:leftChars="0" w:right="0" w:rightChars="0" w:firstLine="0" w:firstLineChars="0"/>
+        <w:jc w:val="both"/>
+      </w:pPr>
+    </w:p>
+    <w:p>
+      <w:pPr>
+        <w:spacing w:before="0" w:beforeLines="0" w:after="0" w:afterLines="0" w:line="240" w:lineRule="auto"/>
+        <w:ind w:left="0" w:leftChars="0" w:right="0" w:rightChars="0" w:firstLine="0" w:firstLineChars="0"/>
+        <w:jc w:val="both"/>
+      </w:pPr>
+    </w:p>
+    <w:p>
+      <w:pPr>
+        <w:spacing w:before="0" w:beforeLines="0" w:after="0" w:afterLines="0" w:line="240" w:lineRule="auto"/>
+        <w:ind w:left="0" w:leftChars="0" w:right="0" w:rightChars="0" w:firstLine="0" w:firstLineChars="0"/>
+        <w:jc w:val="both"/>
+      </w:pPr>
+    </w:p>
+    <w:p>
+      <w:pPr>
+        <w:spacing w:before="0" w:beforeLines="0" w:after="0" w:afterLines="0" w:line="240" w:lineRule="auto"/>
+        <w:ind w:left="0" w:leftChars="0" w:right="0" w:rightChars="0" w:firstLine="0" w:firstLineChars="0"/>
+        <w:jc w:val="both"/>
+      </w:pPr>
+    </w:p>
+    <w:p>
+      <w:pPr>
+        <w:spacing w:before="0" w:beforeLines="0" w:after="0" w:afterLines="0" w:line="240" w:lineRule="auto"/>
+        <w:ind w:left="0" w:leftChars="0" w:right="0" w:rightChars="0" w:firstLine="0" w:firstLineChars="0"/>
+        <w:jc w:val="both"/>
+      </w:pPr>
+    </w:p>
+    <w:p>
+      <w:pPr>
+        <w:spacing w:before="0" w:beforeLines="0" w:after="0" w:afterLines="0" w:line="240" w:lineRule="auto"/>
+        <w:ind w:left="0" w:leftChars="0" w:right="0" w:rightChars="0" w:firstLine="0" w:firstLineChars="0"/>
+        <w:jc w:val="both"/>
+      </w:pPr>
+    </w:p>
+    <w:p>
+      <w:pPr>
+        <w:spacing w:before="0" w:beforeLines="0" w:after="0" w:afterLines="0" w:line="240" w:lineRule="auto"/>
+        <w:ind w:left="0" w:leftChars="0" w:right="0" w:rightChars="0" w:firstLine="0" w:firstLineChars="0"/>
+        <w:jc w:val="both"/>
+      </w:pPr>
+    </w:p>
+    <w:p>
+      <w:pPr>
+        <w:spacing w:before="0" w:beforeLines="0" w:after="0" w:afterLines="0" w:line="240" w:lineRule="auto"/>
+        <w:ind w:left="0" w:leftChars="0" w:right="0" w:rightChars="0" w:firstLine="0" w:firstLineChars="0"/>
+        <w:jc w:val="both"/>
+      </w:pPr>
+    </w:p>
+    <w:p>
+      <w:pPr>
+        <w:spacing w:before="0" w:beforeLines="0" w:after="0" w:afterLines="0" w:line="240" w:lineRule="auto"/>
+        <w:ind w:left="0" w:leftChars="0" w:right="0" w:rightChars="0" w:firstLine="0" w:firstLineChars="0"/>
+        <w:jc w:val="both"/>
+      </w:pPr>
+    </w:p>
+    <w:p>
+      <w:pPr>
+        <w:spacing w:before="0" w:beforeLines="0" w:after="0" w:afterLines="0" w:line="240" w:lineRule="auto"/>
+        <w:ind w:left="0" w:leftChars="0" w:right="0" w:rightChars="0" w:firstLine="0" w:firstLineChars="0"/>
+        <w:jc w:val="both"/>
+      </w:pPr>
+    </w:p>
+    <w:p>
+      <w:pPr>
+        <w:spacing w:before="0" w:beforeLines="0" w:after="0" w:afterLines="0" w:line="240" w:lineRule="auto"/>
+        <w:ind w:left="0" w:leftChars="0" w:right="0" w:rightChars="0" w:firstLine="0" w:firstLineChars="0"/>
+        <w:jc w:val="both"/>
+      </w:pPr>
+    </w:p>
+    <w:p>
+      <w:pPr>
+        <w:spacing w:before="0" w:beforeLines="0" w:after="0" w:afterLines="0" w:line="240" w:lineRule="auto"/>
+        <w:ind w:left="0" w:leftChars="0" w:right="0" w:rightChars="0" w:firstLine="0" w:firstLineChars="0"/>
+        <w:jc w:val="both"/>
+      </w:pPr>
+    </w:p>
+    <w:p>
+      <w:pPr>
+        <w:spacing w:before="0" w:beforeLines="0" w:after="0" w:afterLines="0" w:line="240" w:lineRule="auto"/>
+        <w:ind w:left="0" w:leftChars="0" w:right="0" w:rightChars="0" w:firstLine="0" w:firstLineChars="0"/>
+        <w:jc w:val="both"/>
+      </w:pPr>
+    </w:p>
+    <w:p>
+      <w:pPr>
+        <w:spacing w:before="0" w:beforeLines="0" w:after="0" w:afterLines="0" w:line="240" w:lineRule="auto"/>
+        <w:ind w:left="0" w:leftChars="0" w:right="0" w:rightChars="0" w:firstLine="0" w:firstLineChars="0"/>
+        <w:jc w:val="both"/>
+      </w:pPr>
+    </w:p>
+    <w:p>
+      <w:pPr>
+        <w:spacing w:before="0" w:beforeLines="0" w:after="0" w:afterLines="0" w:line="240" w:lineRule="auto"/>
+        <w:ind w:left="0" w:leftChars="0" w:right="0" w:rightChars="0" w:firstLine="0" w:firstLineChars="0"/>
+        <w:jc w:val="both"/>
+      </w:pPr>
+    </w:p>
+    <w:p>
+      <w:pPr>
+        <w:spacing w:before="0" w:beforeLines="0" w:after="0" w:afterLines="0" w:line="240" w:lineRule="auto"/>
+        <w:ind w:left="0" w:leftChars="0" w:right="0" w:rightChars="0" w:firstLine="0" w:firstLineChars="0"/>
+        <w:jc w:val="both"/>
+      </w:pPr>
+    </w:p>
+    <w:p>
+      <w:pPr>
+        <w:spacing w:before="0" w:beforeLines="0" w:after="0" w:afterLines="0" w:line="240" w:lineRule="auto"/>
+        <w:ind w:left="0" w:leftChars="0" w:right="0" w:rightChars="0" w:firstLine="0" w:firstLineChars="0"/>
+        <w:jc w:val="both"/>
+      </w:pPr>
+    </w:p>
+    <w:p>
+      <w:pPr>
+        <w:spacing w:before="0" w:beforeLines="0" w:after="0" w:afterLines="0" w:line="240" w:lineRule="auto"/>
+        <w:ind w:left="0" w:leftChars="0" w:right="0" w:rightChars="0" w:firstLine="0" w:firstLineChars="0"/>
+        <w:jc w:val="both"/>
+      </w:pPr>
+    </w:p>
+    <w:p>
+      <w:pPr>
+        <w:spacing w:before="0" w:beforeLines="0" w:after="0" w:afterLines="0" w:line="240" w:lineRule="auto"/>
+        <w:ind w:left="0" w:leftChars="0" w:right="0" w:rightChars="0" w:firstLine="0" w:firstLineChars="0"/>
+        <w:jc w:val="both"/>
+      </w:pPr>
+    </w:p>
+    <w:p>
+      <w:pPr>
+        <w:spacing w:before="0" w:beforeLines="0" w:after="0" w:afterLines="0" w:line="240" w:lineRule="auto"/>
+        <w:ind w:left="0" w:leftChars="0" w:right="0" w:rightChars="0" w:firstLine="0" w:firstLineChars="0"/>
+        <w:jc w:val="both"/>
+      </w:pPr>
+    </w:p>
+    <w:p>
+      <w:pPr>
+        <w:spacing w:before="0" w:beforeLines="0" w:after="0" w:afterLines="0" w:line="240" w:lineRule="auto"/>
+        <w:ind w:left="0" w:leftChars="0" w:right="0" w:rightChars="0" w:firstLine="0" w:firstLineChars="0"/>
+        <w:jc w:val="both"/>
+      </w:pPr>
+    </w:p>
+    <w:p>
+      <w:pPr>
         <w:pStyle w:val="2"/>
         <w:bidi w:val="0"/>
         <w:rPr>
@@ -2570,324 +3543,84 @@
     </w:p>
     <w:p>
       <w:pPr>
-        <w:numPr>
-          <w:ilvl w:val="0"/>
-          <w:numId w:val="1"/>
-        </w:numPr>
-        <w:spacing w:before="100" w:beforeAutospacing="1" w:after="100" w:afterAutospacing="1"/>
-        <w:rPr>
-          <w:rFonts w:ascii="Times New Roman" w:hAnsi="Times New Roman" w:eastAsia="Times New Roman" w:cs="Times New Roman"/>
-          <w:lang w:val="en-US"/>
-        </w:rPr>
-      </w:pPr>
-      <w:r>
-        <w:rPr>
-          <w:rFonts w:ascii="Times New Roman" w:hAnsi="Times New Roman" w:eastAsia="Times New Roman" w:cs="Times New Roman"/>
-          <w:lang w:val="en-US"/>
-        </w:rPr>
-        <w:t>T. H. Cormen, C. E. Leiserson, R. L. Rivest, and C. Stein, Introduction to Algorithms, 3rd ed. MIT Press, 2009.</w:t>
-      </w:r>
-    </w:p>
-    <w:p>
-      <w:pPr>
-        <w:numPr>
-          <w:ilvl w:val="0"/>
-          <w:numId w:val="1"/>
-        </w:numPr>
-        <w:spacing w:before="100" w:beforeAutospacing="1" w:after="100" w:afterAutospacing="1"/>
-        <w:rPr>
-          <w:rFonts w:ascii="Times New Roman" w:hAnsi="Times New Roman" w:eastAsia="Times New Roman" w:cs="Times New Roman"/>
-          <w:lang w:val="en-US"/>
-        </w:rPr>
-      </w:pPr>
-      <w:r>
-        <w:rPr>
-          <w:rFonts w:ascii="Times New Roman" w:hAnsi="Times New Roman" w:eastAsia="Times New Roman" w:cs="Times New Roman"/>
-          <w:lang w:val="en-US"/>
-        </w:rPr>
-        <w:t>A. Drozdek, Data Structures and Algorithms in C++, 4th ed. Cengage Learning, 2012.</w:t>
-      </w:r>
-    </w:p>
-    <w:p>
-      <w:pPr>
-        <w:numPr>
-          <w:ilvl w:val="0"/>
-          <w:numId w:val="1"/>
-        </w:numPr>
-        <w:spacing w:before="100" w:beforeAutospacing="1" w:after="100" w:afterAutospacing="1"/>
-        <w:rPr>
-          <w:rFonts w:ascii="Times New Roman" w:hAnsi="Times New Roman" w:eastAsia="Times New Roman" w:cs="Times New Roman"/>
-          <w:lang w:val="en-US"/>
-        </w:rPr>
-      </w:pPr>
-      <w:r>
-        <w:rPr>
-          <w:rFonts w:ascii="Times New Roman" w:hAnsi="Times New Roman" w:eastAsia="Times New Roman" w:cs="Times New Roman"/>
-          <w:lang w:val="en-US"/>
-        </w:rPr>
-        <w:t>B. Stroustrup, The C++ Programming Language, 4th ed. Addison-Wesley, 2013.</w:t>
-      </w:r>
-    </w:p>
-    <w:p>
-      <w:pPr>
-        <w:numPr>
-          <w:ilvl w:val="0"/>
-          <w:numId w:val="1"/>
-        </w:numPr>
-        <w:spacing w:before="100" w:beforeAutospacing="1" w:after="100" w:afterAutospacing="1"/>
-        <w:ind w:left="0" w:leftChars="0" w:firstLine="0" w:firstLineChars="0"/>
-        <w:rPr>
-          <w:rFonts w:ascii="Times New Roman" w:hAnsi="Times New Roman" w:eastAsia="Times New Roman" w:cs="Times New Roman"/>
-          <w:lang w:val="en-US"/>
-        </w:rPr>
-      </w:pPr>
-      <w:r>
-        <w:rPr>
-          <w:rFonts w:ascii="Times New Roman" w:hAnsi="Times New Roman" w:eastAsia="Times New Roman" w:cs="Times New Roman"/>
-          <w:lang w:val="en-US"/>
-        </w:rPr>
-        <w:t xml:space="preserve">GeeksforGeeks, "Binary Search Tree Data Structure." [Online]. Available: </w:t>
-      </w:r>
-      <w:r>
-        <w:rPr>
-          <w:rFonts w:ascii="Times New Roman" w:hAnsi="Times New Roman" w:eastAsia="Times New Roman" w:cs="Times New Roman"/>
-          <w:color w:val="0000FF"/>
-          <w:lang w:val="en-US"/>
-        </w:rPr>
+        <w:bidi w:val="0"/>
+      </w:pPr>
+      <w:r>
+        <w:t>[1] A. Silberschatz, P. B. Galvin, and G. Gagne, Operating System Concepts, 10th ed. Wiley, 2018.</w:t>
+      </w:r>
+    </w:p>
+    <w:p>
+      <w:pPr>
+        <w:bidi w:val="0"/>
+      </w:pPr>
+      <w:r>
+        <w:t>[2] A. S. Tanenbaum and H. Bos, Modern Operating Systems, 4th ed. Pearson, 2014.</w:t>
+      </w:r>
+    </w:p>
+    <w:p>
+      <w:pPr>
+        <w:bidi w:val="0"/>
+      </w:pPr>
+      <w:r>
+        <w:t>[3] W. Stallings, Operating Systems: Internals and Design Principles, 9th ed. Pearson, 2017.</w:t>
+      </w:r>
+    </w:p>
+    <w:p>
+      <w:pPr>
+        <w:bidi w:val="0"/>
+      </w:pPr>
+      <w:r>
+        <w:t xml:space="preserve">[4] GeeksforGeeks, "Page Replacement Algorithms in Operating Systems." [Online]. Available: </w:t>
+      </w:r>
+      <w:r>
         <w:fldChar w:fldCharType="begin"/>
       </w:r>
       <w:r>
-        <w:rPr>
-          <w:rFonts w:ascii="Times New Roman" w:hAnsi="Times New Roman" w:eastAsia="Times New Roman" w:cs="Times New Roman"/>
-          <w:color w:val="0000FF"/>
-          <w:lang w:val="en-US"/>
-        </w:rPr>
-        <w:instrText xml:space="preserve"> HYPERLINK "https://www.geeksforgeeks.org/binary-search-tree-data-structure/" \t "_blank" </w:instrText>
-      </w:r>
-      <w:r>
-        <w:rPr>
-          <w:rFonts w:ascii="Times New Roman" w:hAnsi="Times New Roman" w:eastAsia="Times New Roman" w:cs="Times New Roman"/>
-          <w:color w:val="0000FF"/>
-          <w:lang w:val="en-US"/>
-        </w:rPr>
+        <w:instrText xml:space="preserve"> HYPERLINK "https://www.geeksforgeeks.org/page-replacement-algorithms-in-operating-systems/" \t "_blank" </w:instrText>
+      </w:r>
+      <w:r>
         <w:fldChar w:fldCharType="separate"/>
       </w:r>
       <w:r>
         <w:rPr>
-          <w:rFonts w:ascii="Times New Roman" w:hAnsi="Times New Roman" w:eastAsia="Times New Roman" w:cs="Times New Roman"/>
-          <w:color w:val="0000FF"/>
-          <w:lang w:val="en-US"/>
-        </w:rPr>
-        <w:t>https://www.geeksforgeeks.org/binary-search-tree-data-structure/</w:t>
-      </w:r>
-      <w:r>
-        <w:rPr>
-          <w:rFonts w:ascii="Times New Roman" w:hAnsi="Times New Roman" w:eastAsia="Times New Roman" w:cs="Times New Roman"/>
-          <w:color w:val="0000FF"/>
-          <w:lang w:val="en-US"/>
-        </w:rPr>
+          <w:rStyle w:val="17"/>
+        </w:rPr>
+        <w:t>https://www.geeksforgeeks.org/page-replacement-algorithms-in-operating-systems/</w:t>
+      </w:r>
+      <w:r>
         <w:fldChar w:fldCharType="end"/>
       </w:r>
       <w:r>
-        <w:rPr>
-          <w:rFonts w:ascii="Times New Roman" w:hAnsi="Times New Roman" w:eastAsia="Times New Roman" w:cs="Times New Roman"/>
-          <w:lang w:val="en-US"/>
-        </w:rPr>
-        <w:t>. Accessed: Feb. 07, 2026.</w:t>
-      </w:r>
-    </w:p>
-    <w:p>
-      <w:pPr>
-        <w:numPr>
-          <w:ilvl w:val="0"/>
-          <w:numId w:val="0"/>
-        </w:numPr>
-        <w:spacing w:before="100" w:beforeAutospacing="1" w:after="100" w:afterAutospacing="1"/>
-        <w:ind w:leftChars="0"/>
-        <w:rPr>
-          <w:rFonts w:ascii="Times New Roman" w:hAnsi="Times New Roman" w:eastAsia="Times New Roman" w:cs="Times New Roman"/>
-          <w:lang w:val="en-US"/>
-        </w:rPr>
-      </w:pPr>
-      <w:r>
-        <w:rPr>
-          <w:rFonts w:ascii="Times New Roman" w:hAnsi="Times New Roman" w:eastAsia="Times New Roman" w:cs="Times New Roman"/>
-          <w:lang w:val="en-US"/>
-        </w:rPr>
-        <w:t xml:space="preserve">[5] Programiz, "Doubly Linked List Implementation." [Online]. Available: </w:t>
-      </w:r>
-      <w:r>
-        <w:rPr>
-          <w:rFonts w:ascii="Times New Roman" w:hAnsi="Times New Roman" w:eastAsia="Times New Roman" w:cs="Times New Roman"/>
-          <w:color w:val="0000FF"/>
-          <w:lang w:val="en-US"/>
-        </w:rPr>
+        <w:t>. Accessed: Mar. 16, 2026.</w:t>
+      </w:r>
+    </w:p>
+    <w:p>
+      <w:pPr>
+        <w:bidi w:val="0"/>
+      </w:pPr>
+      <w:r>
+        <w:t xml:space="preserve">[5] Python Software Foundation, "tkinter — Python interface to Tcl/Tk." [Online]. Available: </w:t>
+      </w:r>
+      <w:r>
         <w:fldChar w:fldCharType="begin"/>
       </w:r>
       <w:r>
-        <w:rPr>
-          <w:rFonts w:ascii="Times New Roman" w:hAnsi="Times New Roman" w:eastAsia="Times New Roman" w:cs="Times New Roman"/>
-          <w:color w:val="0000FF"/>
-          <w:lang w:val="en-US"/>
-        </w:rPr>
-        <w:instrText xml:space="preserve"> HYPERLINK "https://www.programiz.com/dsa/doubly-linked-list" \t "_blank" </w:instrText>
-      </w:r>
-      <w:r>
-        <w:rPr>
-          <w:rFonts w:ascii="Times New Roman" w:hAnsi="Times New Roman" w:eastAsia="Times New Roman" w:cs="Times New Roman"/>
-          <w:color w:val="0000FF"/>
-          <w:lang w:val="en-US"/>
-        </w:rPr>
+        <w:instrText xml:space="preserve"> HYPERLINK "https://docs.python.org/3/library/tkinter.html" \t "_blank" </w:instrText>
+      </w:r>
+      <w:r>
         <w:fldChar w:fldCharType="separate"/>
       </w:r>
       <w:r>
         <w:rPr>
-          <w:rFonts w:ascii="Times New Roman" w:hAnsi="Times New Roman" w:eastAsia="Times New Roman" w:cs="Times New Roman"/>
-          <w:color w:val="0000FF"/>
-          <w:lang w:val="en-US"/>
-        </w:rPr>
-        <w:t>https://www.programiz.com/dsa/doubly-linked-list</w:t>
-      </w:r>
-      <w:r>
-        <w:rPr>
-          <w:rFonts w:ascii="Times New Roman" w:hAnsi="Times New Roman" w:eastAsia="Times New Roman" w:cs="Times New Roman"/>
-          <w:color w:val="0000FF"/>
-          <w:lang w:val="en-US"/>
-        </w:rPr>
+          <w:rStyle w:val="17"/>
+        </w:rPr>
+        <w:t>https://docs.python.org/3/library/tkinter.html</w:t>
+      </w:r>
+      <w:r>
         <w:fldChar w:fldCharType="end"/>
       </w:r>
       <w:r>
-        <w:rPr>
-          <w:rFonts w:ascii="Times New Roman" w:hAnsi="Times New Roman" w:eastAsia="Times New Roman" w:cs="Times New Roman"/>
-          <w:lang w:val="en-US"/>
-        </w:rPr>
-        <w:t>. Accessed: Feb. 07, 2026.</w:t>
-      </w:r>
-    </w:p>
-    <w:p>
-      <w:pPr>
-        <w:spacing w:before="100" w:beforeAutospacing="1" w:after="100" w:afterAutospacing="1"/>
-        <w:rPr>
-          <w:rFonts w:ascii="Times New Roman" w:hAnsi="Times New Roman" w:eastAsia="Times New Roman" w:cs="Times New Roman"/>
-          <w:lang w:val="en-US"/>
-        </w:rPr>
-      </w:pPr>
-      <w:r>
-        <w:rPr>
-          <w:rFonts w:ascii="Times New Roman" w:hAnsi="Times New Roman" w:eastAsia="Times New Roman" w:cs="Times New Roman"/>
-          <w:lang w:val="en-US"/>
-        </w:rPr>
-        <w:t xml:space="preserve">[6] Microsoft, "Console Reference - Windows Console API." [Online]. Available: </w:t>
-      </w:r>
-      <w:r>
-        <w:rPr>
-          <w:rFonts w:ascii="Times New Roman" w:hAnsi="Times New Roman" w:eastAsia="Times New Roman" w:cs="Times New Roman"/>
-          <w:color w:val="0000FF"/>
-          <w:lang w:val="en-US"/>
-        </w:rPr>
-        <w:fldChar w:fldCharType="begin"/>
-      </w:r>
-      <w:r>
-        <w:rPr>
-          <w:rFonts w:ascii="Times New Roman" w:hAnsi="Times New Roman" w:eastAsia="Times New Roman" w:cs="Times New Roman"/>
-          <w:color w:val="0000FF"/>
-          <w:lang w:val="en-US"/>
-        </w:rPr>
-        <w:instrText xml:space="preserve"> HYPERLINK "https://learn.microsoft.com/en-us/windows/console/console-reference" \t "_blank" </w:instrText>
-      </w:r>
-      <w:r>
-        <w:rPr>
-          <w:rFonts w:ascii="Times New Roman" w:hAnsi="Times New Roman" w:eastAsia="Times New Roman" w:cs="Times New Roman"/>
-          <w:color w:val="0000FF"/>
-          <w:lang w:val="en-US"/>
-        </w:rPr>
-        <w:fldChar w:fldCharType="separate"/>
-      </w:r>
-      <w:r>
-        <w:rPr>
-          <w:rFonts w:ascii="Times New Roman" w:hAnsi="Times New Roman" w:eastAsia="Times New Roman" w:cs="Times New Roman"/>
-          <w:color w:val="0000FF"/>
-          <w:lang w:val="en-US"/>
-        </w:rPr>
-        <w:t>https://learn.microsoft.com/en-us/windows/console/console-reference</w:t>
-      </w:r>
-      <w:r>
-        <w:rPr>
-          <w:rFonts w:ascii="Times New Roman" w:hAnsi="Times New Roman" w:eastAsia="Times New Roman" w:cs="Times New Roman"/>
-          <w:color w:val="0000FF"/>
-          <w:lang w:val="en-US"/>
-        </w:rPr>
-        <w:fldChar w:fldCharType="end"/>
-      </w:r>
-      <w:r>
-        <w:rPr>
-          <w:rFonts w:ascii="Times New Roman" w:hAnsi="Times New Roman" w:eastAsia="Times New Roman" w:cs="Times New Roman"/>
-          <w:lang w:val="en-US"/>
-        </w:rPr>
-        <w:t>. Accessed: Feb. 07, 2026.</w:t>
-      </w:r>
-    </w:p>
-    <w:p>
-      <w:pPr>
-        <w:spacing w:before="100" w:beforeAutospacing="1" w:after="100" w:afterAutospacing="1"/>
-        <w:rPr>
-          <w:rFonts w:ascii="Times New Roman" w:hAnsi="Times New Roman" w:eastAsia="Times New Roman" w:cs="Times New Roman"/>
-          <w:lang w:val="en-US"/>
-        </w:rPr>
-      </w:pPr>
-      <w:r>
-        <w:rPr>
-          <w:rFonts w:ascii="Times New Roman" w:hAnsi="Times New Roman" w:eastAsia="Times New Roman" w:cs="Times New Roman"/>
-          <w:lang w:val="en-US"/>
-        </w:rPr>
-        <w:t xml:space="preserve">[7] cplusplus.com, "Input/Output with files in C++." [Online]. Available: </w:t>
-      </w:r>
-      <w:r>
-        <w:rPr>
-          <w:rFonts w:ascii="Times New Roman" w:hAnsi="Times New Roman" w:eastAsia="Times New Roman" w:cs="Times New Roman"/>
-          <w:color w:val="0000FF"/>
-          <w:lang w:val="en-US"/>
-        </w:rPr>
-        <w:fldChar w:fldCharType="begin"/>
-      </w:r>
-      <w:r>
-        <w:rPr>
-          <w:rFonts w:ascii="Times New Roman" w:hAnsi="Times New Roman" w:eastAsia="Times New Roman" w:cs="Times New Roman"/>
-          <w:color w:val="0000FF"/>
-          <w:lang w:val="en-US"/>
-        </w:rPr>
-        <w:instrText xml:space="preserve"> HYPERLINK "https://cplusplus.com/doc/tutorial/files/" \t "_blank" </w:instrText>
-      </w:r>
-      <w:r>
-        <w:rPr>
-          <w:rFonts w:ascii="Times New Roman" w:hAnsi="Times New Roman" w:eastAsia="Times New Roman" w:cs="Times New Roman"/>
-          <w:color w:val="0000FF"/>
-          <w:lang w:val="en-US"/>
-        </w:rPr>
-        <w:fldChar w:fldCharType="separate"/>
-      </w:r>
-      <w:r>
-        <w:rPr>
-          <w:rFonts w:ascii="Times New Roman" w:hAnsi="Times New Roman" w:eastAsia="Times New Roman" w:cs="Times New Roman"/>
-          <w:color w:val="0000FF"/>
-          <w:lang w:val="en-US"/>
-        </w:rPr>
-        <w:t>https://cplusplus.com/doc/tutorial/files/</w:t>
-      </w:r>
-      <w:r>
-        <w:rPr>
-          <w:rFonts w:ascii="Times New Roman" w:hAnsi="Times New Roman" w:eastAsia="Times New Roman" w:cs="Times New Roman"/>
-          <w:color w:val="0000FF"/>
-          <w:lang w:val="en-US"/>
-        </w:rPr>
-        <w:fldChar w:fldCharType="end"/>
-      </w:r>
-      <w:r>
-        <w:rPr>
-          <w:rFonts w:ascii="Times New Roman" w:hAnsi="Times New Roman" w:eastAsia="Times New Roman" w:cs="Times New Roman"/>
-          <w:lang w:val="en-US"/>
-        </w:rPr>
-        <w:t>. Accessed: Feb. 07, 2026.</w:t>
+        <w:t>. Accessed: Mar. 16, 2026.</w:t>
       </w:r>
     </w:p>
     <w:p>
@@ -3494,26 +4227,6 @@
     </w:pPr>
   </w:p>
 </w:hdr>
-</file>
-
-<file path=word/numbering.xml><?xml version="1.0" encoding="utf-8"?>
-<w:numbering xmlns:wpc="http://schemas.microsoft.com/office/word/2010/wordprocessingCanvas" xmlns:mc="http://schemas.openxmlformats.org/markup-compatibility/2006" xmlns:o="urn:schemas-microsoft-com:office:office" xmlns:r="http://schemas.openxmlformats.org/officeDocument/2006/relationships" xmlns:m="http://schemas.openxmlformats.org/officeDocument/2006/math" xmlns:v="urn:schemas-microsoft-com:vml" xmlns:wp14="http://schemas.microsoft.com/office/word/2010/wordprocessingDrawing" xmlns:wp="http://schemas.openxmlformats.org/drawingml/2006/wordprocessingDrawing" xmlns:w10="urn:schemas-microsoft-com:office:word" xmlns:w="http://schemas.openxmlformats.org/wordprocessingml/2006/main" xmlns:w14="http://schemas.microsoft.com/office/word/2010/wordml" xmlns:wpg="http://schemas.microsoft.com/office/word/2010/wordprocessingGroup" xmlns:wpi="http://schemas.microsoft.com/office/word/2010/wordprocessingInk" xmlns:wne="http://schemas.microsoft.com/office/word/2006/wordml" xmlns:wps="http://schemas.microsoft.com/office/word/2010/wordprocessingShape" xmlns:wpsCustomData="http://www.wps.cn/officeDocument/2013/wpsCustomData" mc:Ignorable="w14 wp14">
-  <w:abstractNum w:abstractNumId="0">
-    <w:nsid w:val="4A2F4624"/>
-    <w:multiLevelType w:val="singleLevel"/>
-    <w:tmpl w:val="4A2F4624"/>
-    <w:lvl w:ilvl="0" w:tentative="0">
-      <w:start w:val="1"/>
-      <w:numFmt w:val="decimal"/>
-      <w:suff w:val="space"/>
-      <w:lvlText w:val="[%1]"/>
-      <w:lvlJc w:val="left"/>
-    </w:lvl>
-  </w:abstractNum>
-  <w:num w:numId="1">
-    <w:abstractNumId w:val="0"/>
-  </w:num>
-</w:numbering>
 </file>
 
 <file path=word/styles.xml><?xml version="1.0" encoding="utf-8"?>

--- a/DOCX/BAO_CAO_GROUP10.docx
+++ b/DOCX/BAO_CAO_GROUP10.docx
@@ -199,6 +199,22 @@
         <w:spacing w:line="360" w:lineRule="auto"/>
         <w:jc w:val="center"/>
         <w:rPr>
+          <w:rFonts w:hint="default" w:ascii="Times New Roman" w:hAnsi="Times New Roman" w:cs="Times New Roman"/>
+          <w:b/>
+          <w:bCs/>
+          <w:color w:val="000000" w:themeColor="text1"/>
+          <w:sz w:val="26"/>
+          <w:szCs w:val="26"/>
+          <w:lang w:val="en-US"/>
+          <w14:textFill>
+            <w14:solidFill>
+              <w14:schemeClr w14:val="tx1"/>
+            </w14:solidFill>
+          </w14:textFill>
+        </w:rPr>
+      </w:pPr>
+      <w:r>
+        <w:rPr>
           <w:b/>
           <w:bCs/>
           <w:color w:val="000000" w:themeColor="text1"/>
@@ -210,47 +226,15 @@
             </w14:solidFill>
           </w14:textFill>
         </w:rPr>
-      </w:pPr>
-      <w:r>
-        <w:rPr>
-          <w:b/>
-          <w:bCs/>
-          <w:color w:val="000000" w:themeColor="text1"/>
-          <w:sz w:val="32"/>
-          <w:szCs w:val="26"/>
-          <w14:textFill>
-            <w14:solidFill>
-              <w14:schemeClr w14:val="tx1"/>
-            </w14:solidFill>
-          </w14:textFill>
-        </w:rPr>
         <w:t>BÁO CÁO BÀI TẬP LỚN</w:t>
       </w:r>
-    </w:p>
-    <w:p>
-      <w:pPr>
-        <w:spacing w:line="360" w:lineRule="auto"/>
-        <w:rPr>
-          <w:rFonts w:ascii="Times New Roman" w:hAnsi="Times New Roman" w:cs="Times New Roman"/>
-          <w:b/>
-          <w:bCs/>
-          <w:color w:val="000000" w:themeColor="text1"/>
-          <w:sz w:val="26"/>
-          <w:szCs w:val="26"/>
-          <w14:textFill>
-            <w14:solidFill>
-              <w14:schemeClr w14:val="tx1"/>
-            </w14:solidFill>
-          </w14:textFill>
-        </w:rPr>
-      </w:pPr>
     </w:p>
     <w:p>
       <w:pPr>
         <w:spacing w:line="360" w:lineRule="auto"/>
         <w:jc w:val="center"/>
         <w:rPr>
-          <w:rFonts w:hint="default" w:ascii="Times New Roman" w:hAnsi="Times New Roman" w:cs="Times New Roman"/>
+          <w:rFonts w:hint="default" w:cs="Times New Roman"/>
           <w:b/>
           <w:bCs/>
           <w:color w:val="000000" w:themeColor="text1"/>
@@ -337,6 +321,60 @@
         <w:spacing w:line="360" w:lineRule="auto"/>
         <w:jc w:val="center"/>
         <w:rPr>
+          <w:rFonts w:hint="default" w:cs="Times New Roman"/>
+          <w:b/>
+          <w:bCs/>
+          <w:color w:val="000000" w:themeColor="text1"/>
+          <w:sz w:val="28"/>
+          <w:szCs w:val="26"/>
+          <w:lang w:val="en-US"/>
+          <w14:textFill>
+            <w14:solidFill>
+              <w14:schemeClr w14:val="tx1"/>
+            </w14:solidFill>
+          </w14:textFill>
+        </w:rPr>
+      </w:pPr>
+      <w:r>
+        <w:rPr>
+          <w:rFonts w:hint="default" w:cs="Times New Roman"/>
+          <w:b/>
+          <w:bCs/>
+          <w:color w:val="000000" w:themeColor="text1"/>
+          <w:sz w:val="28"/>
+          <w:szCs w:val="26"/>
+          <w:lang w:val="en-US"/>
+          <w14:textFill>
+            <w14:solidFill>
+              <w14:schemeClr w14:val="tx1"/>
+            </w14:solidFill>
+          </w14:textFill>
+        </w:rPr>
+        <w:t xml:space="preserve">MÃ HỌC PHẦN: </w:t>
+      </w:r>
+      <w:r>
+        <w:rPr>
+          <w:rFonts w:hint="default"/>
+          <w:b/>
+          <w:bCs/>
+          <w:color w:val="000000" w:themeColor="text1"/>
+          <w:sz w:val="28"/>
+          <w:szCs w:val="26"/>
+          <w:lang w:val="en-US"/>
+          <w14:textFill>
+            <w14:solidFill>
+              <w14:schemeClr w14:val="tx1"/>
+            </w14:solidFill>
+          </w14:textFill>
+        </w:rPr>
+        <w:t>012012500106</w:t>
+      </w:r>
+    </w:p>
+    <w:p>
+      <w:pPr>
+        <w:spacing w:line="360" w:lineRule="auto"/>
+        <w:jc w:val="center"/>
+        <w:rPr>
           <w:rFonts w:hint="default" w:ascii="Times New Roman" w:hAnsi="Times New Roman" w:cs="Times New Roman"/>
           <w:b/>
           <w:bCs/>
@@ -683,7 +721,7 @@
           <w:rFonts w:hint="default"/>
           <w:lang w:val="vi-VN"/>
         </w:rPr>
-        <w:t xml:space="preserve"> 080206011748</w:t>
+        <w:t>080206011748</w:t>
       </w:r>
       <w:r>
         <w:t xml:space="preserve"> </w:t>
@@ -695,48 +733,55 @@
         <w:ind w:left="0" w:leftChars="0" w:firstLine="520" w:firstLineChars="0"/>
         <w:rPr>
           <w:rFonts w:hint="default"/>
+          <w:lang w:val="en-US"/>
+        </w:rPr>
+      </w:pPr>
+      <w:r>
+        <w:rPr>
+          <w:rFonts w:hint="default"/>
           <w:lang w:val="vi-VN"/>
         </w:rPr>
-      </w:pPr>
+        <w:t>Nguyễn Gia Huy</w:t>
+      </w:r>
+      <w:r>
+        <w:rPr>
+          <w:rFonts w:hint="default"/>
+          <w:lang w:val="en-US"/>
+        </w:rPr>
+        <w:t xml:space="preserve">  </w:t>
+      </w:r>
+      <w:r>
+        <w:tab/>
+      </w:r>
+      <w:r>
+        <w:tab/>
+      </w:r>
+      <w:r>
+        <w:tab/>
+      </w:r>
+      <w:r>
+        <w:rPr>
+          <w:rFonts w:hint="default"/>
+          <w:lang w:val="en-US"/>
+        </w:rPr>
+        <w:t xml:space="preserve">         </w:t>
+      </w:r>
       <w:r>
         <w:rPr>
           <w:rFonts w:hint="default"/>
           <w:lang w:val="vi-VN"/>
         </w:rPr>
-        <w:t>Nguyễn Gia Huy</w:t>
-      </w:r>
-      <w:r>
-        <w:rPr>
-          <w:rFonts w:hint="default"/>
-          <w:lang w:val="en-US"/>
-        </w:rPr>
-        <w:t xml:space="preserve">  </w:t>
-      </w:r>
-      <w:r>
         <w:tab/>
       </w:r>
       <w:r>
-        <w:tab/>
-      </w:r>
-      <w:r>
-        <w:tab/>
-      </w:r>
-      <w:r>
-        <w:rPr>
-          <w:rFonts w:hint="default"/>
-          <w:lang w:val="en-US"/>
-        </w:rPr>
-        <w:t xml:space="preserve">         </w:t>
-      </w:r>
-      <w:r>
-        <w:rPr>
-          <w:rFonts w:hint="default"/>
-          <w:lang w:val="vi-VN"/>
-        </w:rPr>
-        <w:tab/>
-      </w:r>
-      <w:r>
-        <w:t xml:space="preserve">MSSV: </w:t>
+        <w:t>MSSV:</w:t>
+      </w:r>
+      <w:r>
+        <w:rPr>
+          <w:rFonts w:hint="default"/>
+          <w:lang w:val="en-US"/>
+        </w:rPr>
+        <w:t>079206023415</w:t>
       </w:r>
     </w:p>
     <w:p>
@@ -745,48 +790,55 @@
         <w:ind w:left="0" w:leftChars="0" w:firstLine="520" w:firstLineChars="0"/>
         <w:rPr>
           <w:rFonts w:hint="default"/>
+          <w:lang w:val="en-US"/>
+        </w:rPr>
+      </w:pPr>
+      <w:r>
+        <w:rPr>
+          <w:rFonts w:hint="default"/>
           <w:lang w:val="vi-VN"/>
         </w:rPr>
-      </w:pPr>
+        <w:t xml:space="preserve">Lê Minh Khang </w:t>
+      </w:r>
+      <w:r>
+        <w:rPr>
+          <w:rFonts w:hint="default"/>
+          <w:lang w:val="en-US"/>
+        </w:rPr>
+        <w:t xml:space="preserve"> </w:t>
+      </w:r>
+      <w:r>
+        <w:tab/>
+      </w:r>
+      <w:r>
+        <w:tab/>
+      </w:r>
+      <w:r>
+        <w:tab/>
+      </w:r>
+      <w:r>
+        <w:rPr>
+          <w:rFonts w:hint="default"/>
+          <w:lang w:val="en-US"/>
+        </w:rPr>
+        <w:t xml:space="preserve">         </w:t>
+      </w:r>
       <w:r>
         <w:rPr>
           <w:rFonts w:hint="default"/>
           <w:lang w:val="vi-VN"/>
         </w:rPr>
-        <w:t xml:space="preserve">Lê Minh Khang </w:t>
-      </w:r>
-      <w:r>
-        <w:rPr>
-          <w:rFonts w:hint="default"/>
-          <w:lang w:val="en-US"/>
-        </w:rPr>
-        <w:t xml:space="preserve"> </w:t>
-      </w:r>
-      <w:r>
         <w:tab/>
       </w:r>
       <w:r>
-        <w:tab/>
-      </w:r>
-      <w:r>
-        <w:tab/>
-      </w:r>
-      <w:r>
-        <w:rPr>
-          <w:rFonts w:hint="default"/>
-          <w:lang w:val="en-US"/>
-        </w:rPr>
-        <w:t xml:space="preserve">         </w:t>
-      </w:r>
-      <w:r>
-        <w:rPr>
-          <w:rFonts w:hint="default"/>
-          <w:lang w:val="vi-VN"/>
-        </w:rPr>
-        <w:tab/>
-      </w:r>
-      <w:r>
         <w:t>MSSV:</w:t>
+      </w:r>
+      <w:r>
+        <w:rPr>
+          <w:rFonts w:hint="default"/>
+          <w:lang w:val="en-US"/>
+        </w:rPr>
+        <w:t>095206004843</w:t>
       </w:r>
     </w:p>
     <w:p>
@@ -795,23 +847,36 @@
         <w:ind w:left="0" w:leftChars="0" w:firstLine="520" w:firstLineChars="0"/>
         <w:rPr>
           <w:rFonts w:hint="default"/>
+          <w:lang w:val="en-US"/>
+        </w:rPr>
+      </w:pPr>
+      <w:r>
+        <w:rPr>
+          <w:rFonts w:hint="default"/>
           <w:lang w:val="vi-VN"/>
         </w:rPr>
-      </w:pPr>
+        <w:t xml:space="preserve">Trương Văn Hào                         </w:t>
+      </w:r>
       <w:r>
         <w:rPr>
           <w:rFonts w:hint="default"/>
           <w:lang w:val="vi-VN"/>
         </w:rPr>
-        <w:t xml:space="preserve">Trương Văn Hào                         </w:t>
+        <w:tab/>
       </w:r>
       <w:r>
         <w:rPr>
           <w:rFonts w:hint="default"/>
           <w:lang w:val="vi-VN"/>
         </w:rPr>
-        <w:tab/>
         <w:t>MSSV:</w:t>
+      </w:r>
+      <w:r>
+        <w:rPr>
+          <w:rFonts w:hint="default"/>
+          <w:lang w:val="en-US"/>
+        </w:rPr>
+        <w:t>075206016631</w:t>
       </w:r>
     </w:p>
     <w:p>
@@ -820,23 +885,36 @@
         <w:ind w:left="0" w:leftChars="0" w:firstLine="520" w:firstLineChars="0"/>
         <w:rPr>
           <w:rFonts w:hint="default"/>
+          <w:lang w:val="en-US"/>
+        </w:rPr>
+      </w:pPr>
+      <w:r>
+        <w:rPr>
+          <w:rFonts w:hint="default"/>
           <w:lang w:val="vi-VN"/>
         </w:rPr>
-      </w:pPr>
+        <w:t xml:space="preserve">Phạm Nguyễn Bình An                    </w:t>
+      </w:r>
       <w:r>
         <w:rPr>
           <w:rFonts w:hint="default"/>
           <w:lang w:val="vi-VN"/>
         </w:rPr>
-        <w:t xml:space="preserve">Phạm Nguyễn Bình An                    </w:t>
+        <w:tab/>
       </w:r>
       <w:r>
         <w:rPr>
           <w:rFonts w:hint="default"/>
           <w:lang w:val="vi-VN"/>
         </w:rPr>
-        <w:tab/>
         <w:t>MSSV:</w:t>
+      </w:r>
+      <w:r>
+        <w:rPr>
+          <w:rFonts w:hint="default"/>
+          <w:lang w:val="en-US"/>
+        </w:rPr>
+        <w:t>051206002496</w:t>
       </w:r>
     </w:p>
     <w:p>
@@ -861,7 +939,27 @@
           <w:lang w:val="vi-VN"/>
         </w:rPr>
         <w:tab/>
-        <w:t xml:space="preserve">MSSV:              </w:t>
+      </w:r>
+      <w:r>
+        <w:rPr>
+          <w:rFonts w:hint="default"/>
+          <w:lang w:val="vi-VN"/>
+        </w:rPr>
+        <w:t>MSSV</w:t>
+      </w:r>
+      <w:r>
+        <w:rPr>
+          <w:rFonts w:hint="default"/>
+          <w:lang w:val="en-US"/>
+        </w:rPr>
+        <w:t>:</w:t>
+      </w:r>
+      <w:r>
+        <w:rPr>
+          <w:rFonts w:hint="default"/>
+          <w:lang w:val="vi-VN"/>
+        </w:rPr>
+        <w:t xml:space="preserve">064206005588             </w:t>
       </w:r>
       <w:r>
         <w:tab/>
@@ -934,51 +1032,6 @@
           <w:lang w:val="vi-VN"/>
         </w:rPr>
         <w:t>10</w:t>
-      </w:r>
-    </w:p>
-    <w:p>
-      <w:pPr>
-        <w:spacing w:line="360" w:lineRule="auto"/>
-        <w:jc w:val="both"/>
-        <w:rPr>
-          <w:rFonts w:ascii="Times New Roman" w:hAnsi="Times New Roman" w:cs="Times New Roman"/>
-          <w:color w:val="000000" w:themeColor="text1"/>
-          <w:sz w:val="26"/>
-          <w:szCs w:val="26"/>
-          <w14:textFill>
-            <w14:solidFill>
-              <w14:schemeClr w14:val="tx1"/>
-            </w14:solidFill>
-          </w14:textFill>
-        </w:rPr>
-      </w:pPr>
-      <w:r>
-        <w:rPr>
-          <w:rFonts w:ascii="Times New Roman" w:hAnsi="Times New Roman" w:cs="Times New Roman"/>
-          <w:color w:val="000000" w:themeColor="text1"/>
-          <w:sz w:val="26"/>
-          <w:szCs w:val="26"/>
-          <w14:textFill>
-            <w14:solidFill>
-              <w14:schemeClr w14:val="tx1"/>
-            </w14:solidFill>
-          </w14:textFill>
-        </w:rPr>
-        <w:t xml:space="preserve">Lớp: </w:t>
-      </w:r>
-      <w:r>
-        <w:rPr>
-          <w:rFonts w:hint="default" w:ascii="Times New Roman" w:hAnsi="Times New Roman" w:cs="Times New Roman"/>
-          <w:color w:val="000000" w:themeColor="text1"/>
-          <w:sz w:val="26"/>
-          <w:szCs w:val="26"/>
-          <w14:textFill>
-            <w14:solidFill>
-              <w14:schemeClr w14:val="tx1"/>
-            </w14:solidFill>
-          </w14:textFill>
-        </w:rPr>
-        <w:t>012012500106</w:t>
       </w:r>
     </w:p>
     <w:p>
@@ -1080,6 +1133,7 @@
           <w:color w:val="000000" w:themeColor="text1"/>
           <w:sz w:val="26"/>
           <w:szCs w:val="26"/>
+          <w:lang w:val="vi-VN"/>
           <w14:textFill>
             <w14:solidFill>
               <w14:schemeClr w14:val="tx1"/>
@@ -1088,10 +1142,2285 @@
         </w:rPr>
       </w:pPr>
     </w:p>
+    <w:sdt>
+      <w:sdtPr>
+        <w:rPr>
+          <w:rFonts w:hint="default" w:ascii="Times New Roman" w:hAnsi="Times New Roman" w:eastAsia="SimSun" w:cs="Times New Roman"/>
+          <w:b/>
+          <w:bCs/>
+          <w:sz w:val="28"/>
+          <w:szCs w:val="28"/>
+          <w:lang w:val="en-GB" w:eastAsia="en-US" w:bidi="ar-SA"/>
+        </w:rPr>
+        <w:id w:val="147483305"/>
+        <w15:color w:val="DBDBDB"/>
+        <w:docPartObj>
+          <w:docPartGallery w:val="Table of Contents"/>
+          <w:docPartUnique/>
+        </w:docPartObj>
+      </w:sdtPr>
+      <w:sdtEndPr>
+        <w:rPr>
+          <w:rFonts w:hint="default" w:ascii="Times New Roman" w:hAnsi="Times New Roman" w:cs="Times New Roman" w:eastAsiaTheme="minorEastAsia"/>
+          <w:b/>
+          <w:bCs/>
+          <w:i/>
+          <w:iCs/>
+          <w:color w:val="000000" w:themeColor="text1"/>
+          <w:sz w:val="26"/>
+          <w:szCs w:val="26"/>
+          <w:lang w:val="en-GB" w:eastAsia="en-US" w:bidi="ar-SA"/>
+          <w14:textFill>
+            <w14:solidFill>
+              <w14:schemeClr w14:val="tx1"/>
+            </w14:solidFill>
+          </w14:textFill>
+        </w:rPr>
+      </w:sdtEndPr>
+      <w:sdtContent>
+        <w:p>
+          <w:pPr>
+            <w:spacing w:before="0" w:beforeLines="0" w:after="0" w:afterLines="0" w:line="240" w:lineRule="auto"/>
+            <w:ind w:left="0" w:leftChars="0" w:right="0" w:rightChars="0" w:firstLine="0" w:firstLineChars="0"/>
+            <w:jc w:val="center"/>
+            <w:rPr>
+              <w:rFonts w:hint="default" w:ascii="Times New Roman" w:hAnsi="Times New Roman" w:cs="Times New Roman"/>
+              <w:b/>
+              <w:bCs/>
+              <w:sz w:val="28"/>
+              <w:szCs w:val="28"/>
+              <w:lang w:val="vi-VN"/>
+            </w:rPr>
+          </w:pPr>
+          <w:r>
+            <w:rPr>
+              <w:rFonts w:hint="default" w:ascii="Times New Roman" w:hAnsi="Times New Roman" w:eastAsia="SimSun" w:cs="Times New Roman"/>
+              <w:b/>
+              <w:bCs/>
+              <w:sz w:val="28"/>
+              <w:szCs w:val="28"/>
+              <w:lang w:val="vi-VN" w:eastAsia="en-US" w:bidi="ar-SA"/>
+            </w:rPr>
+            <w:t>MỤC LỤC</w:t>
+          </w:r>
+        </w:p>
+        <w:p>
+          <w:pPr>
+            <w:pStyle w:val="53"/>
+            <w:tabs>
+              <w:tab w:val="right" w:leader="dot" w:pos="9405"/>
+            </w:tabs>
+            <w:rPr>
+              <w:b/>
+              <w:bCs/>
+            </w:rPr>
+          </w:pPr>
+          <w:r>
+            <w:rPr>
+              <w:rFonts w:ascii="Times New Roman" w:hAnsi="Times New Roman" w:cs="Times New Roman"/>
+              <w:i/>
+              <w:iCs/>
+              <w:color w:val="000000" w:themeColor="text1"/>
+              <w:sz w:val="26"/>
+              <w:szCs w:val="26"/>
+              <w14:textFill>
+                <w14:solidFill>
+                  <w14:schemeClr w14:val="tx1"/>
+                </w14:solidFill>
+              </w14:textFill>
+            </w:rPr>
+            <w:fldChar w:fldCharType="begin"/>
+          </w:r>
+          <w:r>
+            <w:rPr>
+              <w:rFonts w:ascii="Times New Roman" w:hAnsi="Times New Roman" w:cs="Times New Roman"/>
+              <w:i/>
+              <w:iCs/>
+              <w:color w:val="000000" w:themeColor="text1"/>
+              <w:sz w:val="26"/>
+              <w:szCs w:val="26"/>
+              <w14:textFill>
+                <w14:solidFill>
+                  <w14:schemeClr w14:val="tx1"/>
+                </w14:solidFill>
+              </w14:textFill>
+            </w:rPr>
+            <w:instrText xml:space="preserve">TOC \o "1-3" \h \u </w:instrText>
+          </w:r>
+          <w:r>
+            <w:rPr>
+              <w:rFonts w:ascii="Times New Roman" w:hAnsi="Times New Roman" w:cs="Times New Roman"/>
+              <w:i/>
+              <w:iCs/>
+              <w:color w:val="000000" w:themeColor="text1"/>
+              <w:sz w:val="26"/>
+              <w:szCs w:val="26"/>
+              <w14:textFill>
+                <w14:solidFill>
+                  <w14:schemeClr w14:val="tx1"/>
+                </w14:solidFill>
+              </w14:textFill>
+            </w:rPr>
+            <w:fldChar w:fldCharType="separate"/>
+          </w:r>
+          <w:r>
+            <w:rPr>
+              <w:rFonts w:ascii="Times New Roman" w:hAnsi="Times New Roman" w:cs="Times New Roman"/>
+              <w:b/>
+              <w:bCs/>
+              <w:i/>
+              <w:iCs/>
+              <w:color w:val="000000" w:themeColor="text1"/>
+              <w:szCs w:val="26"/>
+              <w14:textFill>
+                <w14:solidFill>
+                  <w14:schemeClr w14:val="tx1"/>
+                </w14:solidFill>
+              </w14:textFill>
+            </w:rPr>
+            <w:fldChar w:fldCharType="begin"/>
+          </w:r>
+          <w:r>
+            <w:rPr>
+              <w:rFonts w:ascii="Times New Roman" w:hAnsi="Times New Roman" w:cs="Times New Roman"/>
+              <w:b/>
+              <w:bCs/>
+              <w:i/>
+              <w:iCs/>
+              <w:szCs w:val="26"/>
+            </w:rPr>
+            <w:instrText xml:space="preserve"> HYPERLINK \l _Toc28849 </w:instrText>
+          </w:r>
+          <w:r>
+            <w:rPr>
+              <w:rFonts w:ascii="Times New Roman" w:hAnsi="Times New Roman" w:cs="Times New Roman"/>
+              <w:b/>
+              <w:bCs/>
+              <w:i/>
+              <w:iCs/>
+              <w:szCs w:val="26"/>
+            </w:rPr>
+            <w:fldChar w:fldCharType="separate"/>
+          </w:r>
+          <w:r>
+            <w:rPr>
+              <w:rFonts w:ascii="Times New Roman" w:hAnsi="Times New Roman" w:cs="Times New Roman"/>
+              <w:b/>
+              <w:bCs/>
+              <w:szCs w:val="28"/>
+              <w:lang w:val="en-US"/>
+            </w:rPr>
+            <w:t>BẢNG PHÂN CÔNG</w:t>
+          </w:r>
+          <w:r>
+            <w:rPr>
+              <w:b/>
+              <w:bCs/>
+            </w:rPr>
+            <w:tab/>
+          </w:r>
+          <w:r>
+            <w:rPr>
+              <w:b/>
+              <w:bCs/>
+            </w:rPr>
+            <w:fldChar w:fldCharType="begin"/>
+          </w:r>
+          <w:r>
+            <w:rPr>
+              <w:b/>
+              <w:bCs/>
+            </w:rPr>
+            <w:instrText xml:space="preserve"> PAGEREF _Toc28849 \h </w:instrText>
+          </w:r>
+          <w:r>
+            <w:rPr>
+              <w:b/>
+              <w:bCs/>
+            </w:rPr>
+            <w:fldChar w:fldCharType="separate"/>
+          </w:r>
+          <w:r>
+            <w:rPr>
+              <w:b/>
+              <w:bCs/>
+            </w:rPr>
+            <w:t>2</w:t>
+          </w:r>
+          <w:r>
+            <w:rPr>
+              <w:b/>
+              <w:bCs/>
+            </w:rPr>
+            <w:fldChar w:fldCharType="end"/>
+          </w:r>
+          <w:r>
+            <w:rPr>
+              <w:rFonts w:ascii="Times New Roman" w:hAnsi="Times New Roman" w:cs="Times New Roman"/>
+              <w:b/>
+              <w:bCs/>
+              <w:i/>
+              <w:iCs/>
+              <w:color w:val="000000" w:themeColor="text1"/>
+              <w:szCs w:val="26"/>
+              <w14:textFill>
+                <w14:solidFill>
+                  <w14:schemeClr w14:val="tx1"/>
+                </w14:solidFill>
+              </w14:textFill>
+            </w:rPr>
+            <w:fldChar w:fldCharType="end"/>
+          </w:r>
+        </w:p>
+        <w:p>
+          <w:pPr>
+            <w:pStyle w:val="53"/>
+            <w:tabs>
+              <w:tab w:val="right" w:leader="dot" w:pos="9405"/>
+            </w:tabs>
+            <w:rPr>
+              <w:b/>
+              <w:bCs/>
+            </w:rPr>
+          </w:pPr>
+          <w:r>
+            <w:rPr>
+              <w:rFonts w:ascii="Times New Roman" w:hAnsi="Times New Roman" w:cs="Times New Roman"/>
+              <w:b/>
+              <w:bCs/>
+              <w:i/>
+              <w:iCs/>
+              <w:color w:val="000000" w:themeColor="text1"/>
+              <w:szCs w:val="26"/>
+              <w14:textFill>
+                <w14:solidFill>
+                  <w14:schemeClr w14:val="tx1"/>
+                </w14:solidFill>
+              </w14:textFill>
+            </w:rPr>
+            <w:fldChar w:fldCharType="begin"/>
+          </w:r>
+          <w:r>
+            <w:rPr>
+              <w:rFonts w:ascii="Times New Roman" w:hAnsi="Times New Roman" w:cs="Times New Roman"/>
+              <w:b/>
+              <w:bCs/>
+              <w:i/>
+              <w:iCs/>
+              <w:szCs w:val="26"/>
+            </w:rPr>
+            <w:instrText xml:space="preserve"> HYPERLINK \l _Toc8204 </w:instrText>
+          </w:r>
+          <w:r>
+            <w:rPr>
+              <w:rFonts w:ascii="Times New Roman" w:hAnsi="Times New Roman" w:cs="Times New Roman"/>
+              <w:b/>
+              <w:bCs/>
+              <w:i/>
+              <w:iCs/>
+              <w:szCs w:val="26"/>
+            </w:rPr>
+            <w:fldChar w:fldCharType="separate"/>
+          </w:r>
+          <w:r>
+            <w:rPr>
+              <w:rFonts w:ascii="Times New Roman" w:hAnsi="Times New Roman" w:cs="Times New Roman"/>
+              <w:b/>
+              <w:bCs/>
+              <w:szCs w:val="28"/>
+              <w:lang w:val="vi-VN"/>
+            </w:rPr>
+            <w:t>LỜI CẢM ƠN</w:t>
+          </w:r>
+          <w:r>
+            <w:rPr>
+              <w:b/>
+              <w:bCs/>
+            </w:rPr>
+            <w:tab/>
+          </w:r>
+          <w:r>
+            <w:rPr>
+              <w:b/>
+              <w:bCs/>
+            </w:rPr>
+            <w:fldChar w:fldCharType="begin"/>
+          </w:r>
+          <w:r>
+            <w:rPr>
+              <w:b/>
+              <w:bCs/>
+            </w:rPr>
+            <w:instrText xml:space="preserve"> PAGEREF _Toc8204 \h </w:instrText>
+          </w:r>
+          <w:r>
+            <w:rPr>
+              <w:b/>
+              <w:bCs/>
+            </w:rPr>
+            <w:fldChar w:fldCharType="separate"/>
+          </w:r>
+          <w:r>
+            <w:rPr>
+              <w:b/>
+              <w:bCs/>
+            </w:rPr>
+            <w:t>3</w:t>
+          </w:r>
+          <w:r>
+            <w:rPr>
+              <w:b/>
+              <w:bCs/>
+            </w:rPr>
+            <w:fldChar w:fldCharType="end"/>
+          </w:r>
+          <w:r>
+            <w:rPr>
+              <w:rFonts w:ascii="Times New Roman" w:hAnsi="Times New Roman" w:cs="Times New Roman"/>
+              <w:b/>
+              <w:bCs/>
+              <w:i/>
+              <w:iCs/>
+              <w:color w:val="000000" w:themeColor="text1"/>
+              <w:szCs w:val="26"/>
+              <w14:textFill>
+                <w14:solidFill>
+                  <w14:schemeClr w14:val="tx1"/>
+                </w14:solidFill>
+              </w14:textFill>
+            </w:rPr>
+            <w:fldChar w:fldCharType="end"/>
+          </w:r>
+        </w:p>
+        <w:p>
+          <w:pPr>
+            <w:pStyle w:val="53"/>
+            <w:tabs>
+              <w:tab w:val="right" w:leader="dot" w:pos="9405"/>
+            </w:tabs>
+          </w:pPr>
+          <w:r>
+            <w:rPr>
+              <w:rFonts w:ascii="Times New Roman" w:hAnsi="Times New Roman" w:cs="Times New Roman"/>
+              <w:b/>
+              <w:bCs/>
+              <w:i/>
+              <w:iCs/>
+              <w:color w:val="000000" w:themeColor="text1"/>
+              <w:szCs w:val="26"/>
+              <w14:textFill>
+                <w14:solidFill>
+                  <w14:schemeClr w14:val="tx1"/>
+                </w14:solidFill>
+              </w14:textFill>
+            </w:rPr>
+            <w:fldChar w:fldCharType="begin"/>
+          </w:r>
+          <w:r>
+            <w:rPr>
+              <w:rFonts w:ascii="Times New Roman" w:hAnsi="Times New Roman" w:cs="Times New Roman"/>
+              <w:b/>
+              <w:bCs/>
+              <w:i/>
+              <w:iCs/>
+              <w:szCs w:val="26"/>
+            </w:rPr>
+            <w:instrText xml:space="preserve"> HYPERLINK \l _Toc25948 </w:instrText>
+          </w:r>
+          <w:r>
+            <w:rPr>
+              <w:rFonts w:ascii="Times New Roman" w:hAnsi="Times New Roman" w:cs="Times New Roman"/>
+              <w:b/>
+              <w:bCs/>
+              <w:i/>
+              <w:iCs/>
+              <w:szCs w:val="26"/>
+            </w:rPr>
+            <w:fldChar w:fldCharType="separate"/>
+          </w:r>
+          <w:r>
+            <w:rPr>
+              <w:b/>
+              <w:bCs/>
+            </w:rPr>
+            <w:t>I. GIỚI THIỆU DỰ ÁN (Project Introduction)</w:t>
+          </w:r>
+          <w:r>
+            <w:rPr>
+              <w:b/>
+              <w:bCs/>
+            </w:rPr>
+            <w:tab/>
+          </w:r>
+          <w:r>
+            <w:rPr>
+              <w:b/>
+              <w:bCs/>
+            </w:rPr>
+            <w:fldChar w:fldCharType="begin"/>
+          </w:r>
+          <w:r>
+            <w:rPr>
+              <w:b/>
+              <w:bCs/>
+            </w:rPr>
+            <w:instrText xml:space="preserve"> PAGEREF _Toc25948 \h </w:instrText>
+          </w:r>
+          <w:r>
+            <w:rPr>
+              <w:b/>
+              <w:bCs/>
+            </w:rPr>
+            <w:fldChar w:fldCharType="separate"/>
+          </w:r>
+          <w:r>
+            <w:rPr>
+              <w:b/>
+              <w:bCs/>
+            </w:rPr>
+            <w:t>4</w:t>
+          </w:r>
+          <w:r>
+            <w:rPr>
+              <w:b/>
+              <w:bCs/>
+            </w:rPr>
+            <w:fldChar w:fldCharType="end"/>
+          </w:r>
+          <w:r>
+            <w:rPr>
+              <w:rFonts w:ascii="Times New Roman" w:hAnsi="Times New Roman" w:cs="Times New Roman"/>
+              <w:b/>
+              <w:bCs/>
+              <w:i/>
+              <w:iCs/>
+              <w:color w:val="000000" w:themeColor="text1"/>
+              <w:szCs w:val="26"/>
+              <w14:textFill>
+                <w14:solidFill>
+                  <w14:schemeClr w14:val="tx1"/>
+                </w14:solidFill>
+              </w14:textFill>
+            </w:rPr>
+            <w:fldChar w:fldCharType="end"/>
+          </w:r>
+        </w:p>
+        <w:p>
+          <w:pPr>
+            <w:pStyle w:val="55"/>
+            <w:tabs>
+              <w:tab w:val="right" w:leader="dot" w:pos="9405"/>
+            </w:tabs>
+          </w:pPr>
+          <w:r>
+            <w:rPr>
+              <w:rFonts w:ascii="Times New Roman" w:hAnsi="Times New Roman" w:cs="Times New Roman"/>
+              <w:i/>
+              <w:iCs/>
+              <w:color w:val="000000" w:themeColor="text1"/>
+              <w:szCs w:val="26"/>
+              <w14:textFill>
+                <w14:solidFill>
+                  <w14:schemeClr w14:val="tx1"/>
+                </w14:solidFill>
+              </w14:textFill>
+            </w:rPr>
+            <w:fldChar w:fldCharType="begin"/>
+          </w:r>
+          <w:r>
+            <w:rPr>
+              <w:rFonts w:ascii="Times New Roman" w:hAnsi="Times New Roman" w:cs="Times New Roman"/>
+              <w:i/>
+              <w:iCs/>
+              <w:szCs w:val="26"/>
+            </w:rPr>
+            <w:instrText xml:space="preserve"> HYPERLINK \l _Toc21049 </w:instrText>
+          </w:r>
+          <w:r>
+            <w:rPr>
+              <w:rFonts w:ascii="Times New Roman" w:hAnsi="Times New Roman" w:cs="Times New Roman"/>
+              <w:i/>
+              <w:iCs/>
+              <w:szCs w:val="26"/>
+            </w:rPr>
+            <w:fldChar w:fldCharType="separate"/>
+          </w:r>
+          <w:r>
+            <w:t>1. Mục tiêu đề tài</w:t>
+          </w:r>
+          <w:r>
+            <w:tab/>
+          </w:r>
+          <w:r>
+            <w:fldChar w:fldCharType="begin"/>
+          </w:r>
+          <w:r>
+            <w:instrText xml:space="preserve"> PAGEREF _Toc21049 \h </w:instrText>
+          </w:r>
+          <w:r>
+            <w:fldChar w:fldCharType="separate"/>
+          </w:r>
+          <w:r>
+            <w:t>4</w:t>
+          </w:r>
+          <w:r>
+            <w:fldChar w:fldCharType="end"/>
+          </w:r>
+          <w:r>
+            <w:rPr>
+              <w:rFonts w:ascii="Times New Roman" w:hAnsi="Times New Roman" w:cs="Times New Roman"/>
+              <w:i/>
+              <w:iCs/>
+              <w:color w:val="000000" w:themeColor="text1"/>
+              <w:szCs w:val="26"/>
+              <w14:textFill>
+                <w14:solidFill>
+                  <w14:schemeClr w14:val="tx1"/>
+                </w14:solidFill>
+              </w14:textFill>
+            </w:rPr>
+            <w:fldChar w:fldCharType="end"/>
+          </w:r>
+        </w:p>
+        <w:p>
+          <w:pPr>
+            <w:pStyle w:val="55"/>
+            <w:tabs>
+              <w:tab w:val="right" w:leader="dot" w:pos="9405"/>
+            </w:tabs>
+          </w:pPr>
+          <w:r>
+            <w:rPr>
+              <w:rFonts w:ascii="Times New Roman" w:hAnsi="Times New Roman" w:cs="Times New Roman"/>
+              <w:i/>
+              <w:iCs/>
+              <w:color w:val="000000" w:themeColor="text1"/>
+              <w:szCs w:val="26"/>
+              <w14:textFill>
+                <w14:solidFill>
+                  <w14:schemeClr w14:val="tx1"/>
+                </w14:solidFill>
+              </w14:textFill>
+            </w:rPr>
+            <w:fldChar w:fldCharType="begin"/>
+          </w:r>
+          <w:r>
+            <w:rPr>
+              <w:rFonts w:ascii="Times New Roman" w:hAnsi="Times New Roman" w:cs="Times New Roman"/>
+              <w:i/>
+              <w:iCs/>
+              <w:szCs w:val="26"/>
+            </w:rPr>
+            <w:instrText xml:space="preserve"> HYPERLINK \l _Toc28777 </w:instrText>
+          </w:r>
+          <w:r>
+            <w:rPr>
+              <w:rFonts w:ascii="Times New Roman" w:hAnsi="Times New Roman" w:cs="Times New Roman"/>
+              <w:i/>
+              <w:iCs/>
+              <w:szCs w:val="26"/>
+            </w:rPr>
+            <w:fldChar w:fldCharType="separate"/>
+          </w:r>
+          <w:r>
+            <w:t>2. Công nghệ sử dụng (Python &amp; Tkinter)</w:t>
+          </w:r>
+          <w:r>
+            <w:tab/>
+          </w:r>
+          <w:r>
+            <w:fldChar w:fldCharType="begin"/>
+          </w:r>
+          <w:r>
+            <w:instrText xml:space="preserve"> PAGEREF _Toc28777 \h </w:instrText>
+          </w:r>
+          <w:r>
+            <w:fldChar w:fldCharType="separate"/>
+          </w:r>
+          <w:r>
+            <w:t>4</w:t>
+          </w:r>
+          <w:r>
+            <w:fldChar w:fldCharType="end"/>
+          </w:r>
+          <w:r>
+            <w:rPr>
+              <w:rFonts w:ascii="Times New Roman" w:hAnsi="Times New Roman" w:cs="Times New Roman"/>
+              <w:i/>
+              <w:iCs/>
+              <w:color w:val="000000" w:themeColor="text1"/>
+              <w:szCs w:val="26"/>
+              <w14:textFill>
+                <w14:solidFill>
+                  <w14:schemeClr w14:val="tx1"/>
+                </w14:solidFill>
+              </w14:textFill>
+            </w:rPr>
+            <w:fldChar w:fldCharType="end"/>
+          </w:r>
+        </w:p>
+        <w:p>
+          <w:pPr>
+            <w:pStyle w:val="53"/>
+            <w:tabs>
+              <w:tab w:val="right" w:leader="dot" w:pos="9405"/>
+            </w:tabs>
+            <w:rPr>
+              <w:b/>
+              <w:bCs/>
+            </w:rPr>
+          </w:pPr>
+          <w:r>
+            <w:rPr>
+              <w:rFonts w:ascii="Times New Roman" w:hAnsi="Times New Roman" w:cs="Times New Roman"/>
+              <w:b/>
+              <w:bCs/>
+              <w:i/>
+              <w:iCs/>
+              <w:color w:val="000000" w:themeColor="text1"/>
+              <w:szCs w:val="26"/>
+              <w14:textFill>
+                <w14:solidFill>
+                  <w14:schemeClr w14:val="tx1"/>
+                </w14:solidFill>
+              </w14:textFill>
+            </w:rPr>
+            <w:fldChar w:fldCharType="begin"/>
+          </w:r>
+          <w:r>
+            <w:rPr>
+              <w:rFonts w:ascii="Times New Roman" w:hAnsi="Times New Roman" w:cs="Times New Roman"/>
+              <w:b/>
+              <w:bCs/>
+              <w:i/>
+              <w:iCs/>
+              <w:szCs w:val="26"/>
+            </w:rPr>
+            <w:instrText xml:space="preserve"> HYPERLINK \l _Toc21998 </w:instrText>
+          </w:r>
+          <w:r>
+            <w:rPr>
+              <w:rFonts w:ascii="Times New Roman" w:hAnsi="Times New Roman" w:cs="Times New Roman"/>
+              <w:b/>
+              <w:bCs/>
+              <w:i/>
+              <w:iCs/>
+              <w:szCs w:val="26"/>
+            </w:rPr>
+            <w:fldChar w:fldCharType="separate"/>
+          </w:r>
+          <w:r>
+            <w:rPr>
+              <w:b/>
+              <w:bCs/>
+            </w:rPr>
+            <w:t>II. CƠ SỞ LÝ THUYẾT (Theoretical Background)</w:t>
+          </w:r>
+          <w:r>
+            <w:rPr>
+              <w:b/>
+              <w:bCs/>
+            </w:rPr>
+            <w:tab/>
+          </w:r>
+          <w:r>
+            <w:rPr>
+              <w:b/>
+              <w:bCs/>
+            </w:rPr>
+            <w:fldChar w:fldCharType="begin"/>
+          </w:r>
+          <w:r>
+            <w:rPr>
+              <w:b/>
+              <w:bCs/>
+            </w:rPr>
+            <w:instrText xml:space="preserve"> PAGEREF _Toc21998 \h </w:instrText>
+          </w:r>
+          <w:r>
+            <w:rPr>
+              <w:b/>
+              <w:bCs/>
+            </w:rPr>
+            <w:fldChar w:fldCharType="separate"/>
+          </w:r>
+          <w:r>
+            <w:rPr>
+              <w:b/>
+              <w:bCs/>
+            </w:rPr>
+            <w:t>4</w:t>
+          </w:r>
+          <w:r>
+            <w:rPr>
+              <w:b/>
+              <w:bCs/>
+            </w:rPr>
+            <w:fldChar w:fldCharType="end"/>
+          </w:r>
+          <w:r>
+            <w:rPr>
+              <w:rFonts w:ascii="Times New Roman" w:hAnsi="Times New Roman" w:cs="Times New Roman"/>
+              <w:b/>
+              <w:bCs/>
+              <w:i/>
+              <w:iCs/>
+              <w:color w:val="000000" w:themeColor="text1"/>
+              <w:szCs w:val="26"/>
+              <w14:textFill>
+                <w14:solidFill>
+                  <w14:schemeClr w14:val="tx1"/>
+                </w14:solidFill>
+              </w14:textFill>
+            </w:rPr>
+            <w:fldChar w:fldCharType="end"/>
+          </w:r>
+        </w:p>
+        <w:p>
+          <w:pPr>
+            <w:pStyle w:val="55"/>
+            <w:tabs>
+              <w:tab w:val="right" w:leader="dot" w:pos="9405"/>
+            </w:tabs>
+          </w:pPr>
+          <w:r>
+            <w:rPr>
+              <w:rFonts w:ascii="Times New Roman" w:hAnsi="Times New Roman" w:cs="Times New Roman"/>
+              <w:i/>
+              <w:iCs/>
+              <w:color w:val="000000" w:themeColor="text1"/>
+              <w:szCs w:val="26"/>
+              <w14:textFill>
+                <w14:solidFill>
+                  <w14:schemeClr w14:val="tx1"/>
+                </w14:solidFill>
+              </w14:textFill>
+            </w:rPr>
+            <w:fldChar w:fldCharType="begin"/>
+          </w:r>
+          <w:r>
+            <w:rPr>
+              <w:rFonts w:ascii="Times New Roman" w:hAnsi="Times New Roman" w:cs="Times New Roman"/>
+              <w:i/>
+              <w:iCs/>
+              <w:szCs w:val="26"/>
+            </w:rPr>
+            <w:instrText xml:space="preserve"> HYPERLINK \l _Toc22992 </w:instrText>
+          </w:r>
+          <w:r>
+            <w:rPr>
+              <w:rFonts w:ascii="Times New Roman" w:hAnsi="Times New Roman" w:cs="Times New Roman"/>
+              <w:i/>
+              <w:iCs/>
+              <w:szCs w:val="26"/>
+            </w:rPr>
+            <w:fldChar w:fldCharType="separate"/>
+          </w:r>
+          <w:r>
+            <w:t>1. Thuật toán FIFO (First-In-First-Out)</w:t>
+          </w:r>
+          <w:r>
+            <w:tab/>
+          </w:r>
+          <w:r>
+            <w:fldChar w:fldCharType="begin"/>
+          </w:r>
+          <w:r>
+            <w:instrText xml:space="preserve"> PAGEREF _Toc22992 \h </w:instrText>
+          </w:r>
+          <w:r>
+            <w:fldChar w:fldCharType="separate"/>
+          </w:r>
+          <w:r>
+            <w:t>4</w:t>
+          </w:r>
+          <w:r>
+            <w:fldChar w:fldCharType="end"/>
+          </w:r>
+          <w:r>
+            <w:rPr>
+              <w:rFonts w:ascii="Times New Roman" w:hAnsi="Times New Roman" w:cs="Times New Roman"/>
+              <w:i/>
+              <w:iCs/>
+              <w:color w:val="000000" w:themeColor="text1"/>
+              <w:szCs w:val="26"/>
+              <w14:textFill>
+                <w14:solidFill>
+                  <w14:schemeClr w14:val="tx1"/>
+                </w14:solidFill>
+              </w14:textFill>
+            </w:rPr>
+            <w:fldChar w:fldCharType="end"/>
+          </w:r>
+        </w:p>
+        <w:p>
+          <w:pPr>
+            <w:pStyle w:val="55"/>
+            <w:tabs>
+              <w:tab w:val="right" w:leader="dot" w:pos="9405"/>
+            </w:tabs>
+          </w:pPr>
+          <w:r>
+            <w:rPr>
+              <w:rFonts w:ascii="Times New Roman" w:hAnsi="Times New Roman" w:cs="Times New Roman"/>
+              <w:i/>
+              <w:iCs/>
+              <w:color w:val="000000" w:themeColor="text1"/>
+              <w:szCs w:val="26"/>
+              <w14:textFill>
+                <w14:solidFill>
+                  <w14:schemeClr w14:val="tx1"/>
+                </w14:solidFill>
+              </w14:textFill>
+            </w:rPr>
+            <w:fldChar w:fldCharType="begin"/>
+          </w:r>
+          <w:r>
+            <w:rPr>
+              <w:rFonts w:ascii="Times New Roman" w:hAnsi="Times New Roman" w:cs="Times New Roman"/>
+              <w:i/>
+              <w:iCs/>
+              <w:szCs w:val="26"/>
+            </w:rPr>
+            <w:instrText xml:space="preserve"> HYPERLINK \l _Toc4810 </w:instrText>
+          </w:r>
+          <w:r>
+            <w:rPr>
+              <w:rFonts w:ascii="Times New Roman" w:hAnsi="Times New Roman" w:cs="Times New Roman"/>
+              <w:i/>
+              <w:iCs/>
+              <w:szCs w:val="26"/>
+            </w:rPr>
+            <w:fldChar w:fldCharType="separate"/>
+          </w:r>
+          <w:r>
+            <w:t>2. Thuật toán LRU (Least Recently Used)</w:t>
+          </w:r>
+          <w:r>
+            <w:tab/>
+          </w:r>
+          <w:r>
+            <w:fldChar w:fldCharType="begin"/>
+          </w:r>
+          <w:r>
+            <w:instrText xml:space="preserve"> PAGEREF _Toc4810 \h </w:instrText>
+          </w:r>
+          <w:r>
+            <w:fldChar w:fldCharType="separate"/>
+          </w:r>
+          <w:r>
+            <w:t>5</w:t>
+          </w:r>
+          <w:r>
+            <w:fldChar w:fldCharType="end"/>
+          </w:r>
+          <w:r>
+            <w:rPr>
+              <w:rFonts w:ascii="Times New Roman" w:hAnsi="Times New Roman" w:cs="Times New Roman"/>
+              <w:i/>
+              <w:iCs/>
+              <w:color w:val="000000" w:themeColor="text1"/>
+              <w:szCs w:val="26"/>
+              <w14:textFill>
+                <w14:solidFill>
+                  <w14:schemeClr w14:val="tx1"/>
+                </w14:solidFill>
+              </w14:textFill>
+            </w:rPr>
+            <w:fldChar w:fldCharType="end"/>
+          </w:r>
+        </w:p>
+        <w:p>
+          <w:pPr>
+            <w:pStyle w:val="55"/>
+            <w:tabs>
+              <w:tab w:val="right" w:leader="dot" w:pos="9405"/>
+            </w:tabs>
+          </w:pPr>
+          <w:r>
+            <w:rPr>
+              <w:rFonts w:ascii="Times New Roman" w:hAnsi="Times New Roman" w:cs="Times New Roman"/>
+              <w:i/>
+              <w:iCs/>
+              <w:color w:val="000000" w:themeColor="text1"/>
+              <w:szCs w:val="26"/>
+              <w14:textFill>
+                <w14:solidFill>
+                  <w14:schemeClr w14:val="tx1"/>
+                </w14:solidFill>
+              </w14:textFill>
+            </w:rPr>
+            <w:fldChar w:fldCharType="begin"/>
+          </w:r>
+          <w:r>
+            <w:rPr>
+              <w:rFonts w:ascii="Times New Roman" w:hAnsi="Times New Roman" w:cs="Times New Roman"/>
+              <w:i/>
+              <w:iCs/>
+              <w:szCs w:val="26"/>
+            </w:rPr>
+            <w:instrText xml:space="preserve"> HYPERLINK \l _Toc13353 </w:instrText>
+          </w:r>
+          <w:r>
+            <w:rPr>
+              <w:rFonts w:ascii="Times New Roman" w:hAnsi="Times New Roman" w:cs="Times New Roman"/>
+              <w:i/>
+              <w:iCs/>
+              <w:szCs w:val="26"/>
+            </w:rPr>
+            <w:fldChar w:fldCharType="separate"/>
+          </w:r>
+          <w:r>
+            <w:t>3. Thuật toán OPT (Optimal)</w:t>
+          </w:r>
+          <w:r>
+            <w:tab/>
+          </w:r>
+          <w:r>
+            <w:fldChar w:fldCharType="begin"/>
+          </w:r>
+          <w:r>
+            <w:instrText xml:space="preserve"> PAGEREF _Toc13353 \h </w:instrText>
+          </w:r>
+          <w:r>
+            <w:fldChar w:fldCharType="separate"/>
+          </w:r>
+          <w:r>
+            <w:t>5</w:t>
+          </w:r>
+          <w:r>
+            <w:fldChar w:fldCharType="end"/>
+          </w:r>
+          <w:r>
+            <w:rPr>
+              <w:rFonts w:ascii="Times New Roman" w:hAnsi="Times New Roman" w:cs="Times New Roman"/>
+              <w:i/>
+              <w:iCs/>
+              <w:color w:val="000000" w:themeColor="text1"/>
+              <w:szCs w:val="26"/>
+              <w14:textFill>
+                <w14:solidFill>
+                  <w14:schemeClr w14:val="tx1"/>
+                </w14:solidFill>
+              </w14:textFill>
+            </w:rPr>
+            <w:fldChar w:fldCharType="end"/>
+          </w:r>
+        </w:p>
+        <w:p>
+          <w:pPr>
+            <w:pStyle w:val="53"/>
+            <w:tabs>
+              <w:tab w:val="right" w:leader="dot" w:pos="9405"/>
+            </w:tabs>
+            <w:rPr>
+              <w:b/>
+              <w:bCs/>
+            </w:rPr>
+          </w:pPr>
+          <w:r>
+            <w:rPr>
+              <w:rFonts w:ascii="Times New Roman" w:hAnsi="Times New Roman" w:cs="Times New Roman"/>
+              <w:b/>
+              <w:bCs/>
+              <w:i/>
+              <w:iCs/>
+              <w:color w:val="000000" w:themeColor="text1"/>
+              <w:szCs w:val="26"/>
+              <w14:textFill>
+                <w14:solidFill>
+                  <w14:schemeClr w14:val="tx1"/>
+                </w14:solidFill>
+              </w14:textFill>
+            </w:rPr>
+            <w:fldChar w:fldCharType="begin"/>
+          </w:r>
+          <w:r>
+            <w:rPr>
+              <w:rFonts w:ascii="Times New Roman" w:hAnsi="Times New Roman" w:cs="Times New Roman"/>
+              <w:b/>
+              <w:bCs/>
+              <w:i/>
+              <w:iCs/>
+              <w:szCs w:val="26"/>
+            </w:rPr>
+            <w:instrText xml:space="preserve"> HYPERLINK \l _Toc23699 </w:instrText>
+          </w:r>
+          <w:r>
+            <w:rPr>
+              <w:rFonts w:ascii="Times New Roman" w:hAnsi="Times New Roman" w:cs="Times New Roman"/>
+              <w:b/>
+              <w:bCs/>
+              <w:i/>
+              <w:iCs/>
+              <w:szCs w:val="26"/>
+            </w:rPr>
+            <w:fldChar w:fldCharType="separate"/>
+          </w:r>
+          <w:r>
+            <w:rPr>
+              <w:b/>
+              <w:bCs/>
+            </w:rPr>
+            <w:t xml:space="preserve">III. KẾT QUẢ ĐẠT ĐƯỢC </w:t>
+          </w:r>
+          <w:r>
+            <w:rPr>
+              <w:rFonts w:hint="default"/>
+              <w:b/>
+              <w:bCs/>
+              <w:lang w:val="vi-VN"/>
+            </w:rPr>
+            <w:t>VÀ</w:t>
+          </w:r>
+          <w:r>
+            <w:rPr>
+              <w:b/>
+              <w:bCs/>
+            </w:rPr>
+            <w:t xml:space="preserve"> MINH CHỨNG (Results &amp; Proof)</w:t>
+          </w:r>
+          <w:r>
+            <w:rPr>
+              <w:b/>
+              <w:bCs/>
+            </w:rPr>
+            <w:tab/>
+          </w:r>
+          <w:r>
+            <w:rPr>
+              <w:b/>
+              <w:bCs/>
+            </w:rPr>
+            <w:fldChar w:fldCharType="begin"/>
+          </w:r>
+          <w:r>
+            <w:rPr>
+              <w:b/>
+              <w:bCs/>
+            </w:rPr>
+            <w:instrText xml:space="preserve"> PAGEREF _Toc23699 \h </w:instrText>
+          </w:r>
+          <w:r>
+            <w:rPr>
+              <w:b/>
+              <w:bCs/>
+            </w:rPr>
+            <w:fldChar w:fldCharType="separate"/>
+          </w:r>
+          <w:r>
+            <w:rPr>
+              <w:b/>
+              <w:bCs/>
+            </w:rPr>
+            <w:t>5</w:t>
+          </w:r>
+          <w:r>
+            <w:rPr>
+              <w:b/>
+              <w:bCs/>
+            </w:rPr>
+            <w:fldChar w:fldCharType="end"/>
+          </w:r>
+          <w:r>
+            <w:rPr>
+              <w:rFonts w:ascii="Times New Roman" w:hAnsi="Times New Roman" w:cs="Times New Roman"/>
+              <w:b/>
+              <w:bCs/>
+              <w:i/>
+              <w:iCs/>
+              <w:color w:val="000000" w:themeColor="text1"/>
+              <w:szCs w:val="26"/>
+              <w14:textFill>
+                <w14:solidFill>
+                  <w14:schemeClr w14:val="tx1"/>
+                </w14:solidFill>
+              </w14:textFill>
+            </w:rPr>
+            <w:fldChar w:fldCharType="end"/>
+          </w:r>
+        </w:p>
+        <w:p>
+          <w:pPr>
+            <w:pStyle w:val="55"/>
+            <w:tabs>
+              <w:tab w:val="right" w:leader="dot" w:pos="9405"/>
+            </w:tabs>
+          </w:pPr>
+          <w:r>
+            <w:rPr>
+              <w:rFonts w:ascii="Times New Roman" w:hAnsi="Times New Roman" w:cs="Times New Roman"/>
+              <w:i/>
+              <w:iCs/>
+              <w:color w:val="000000" w:themeColor="text1"/>
+              <w:szCs w:val="26"/>
+              <w14:textFill>
+                <w14:solidFill>
+                  <w14:schemeClr w14:val="tx1"/>
+                </w14:solidFill>
+              </w14:textFill>
+            </w:rPr>
+            <w:fldChar w:fldCharType="begin"/>
+          </w:r>
+          <w:r>
+            <w:rPr>
+              <w:rFonts w:ascii="Times New Roman" w:hAnsi="Times New Roman" w:cs="Times New Roman"/>
+              <w:i/>
+              <w:iCs/>
+              <w:szCs w:val="26"/>
+            </w:rPr>
+            <w:instrText xml:space="preserve"> HYPERLINK \l _Toc10609 </w:instrText>
+          </w:r>
+          <w:r>
+            <w:rPr>
+              <w:rFonts w:ascii="Times New Roman" w:hAnsi="Times New Roman" w:cs="Times New Roman"/>
+              <w:i/>
+              <w:iCs/>
+              <w:szCs w:val="26"/>
+            </w:rPr>
+            <w:fldChar w:fldCharType="separate"/>
+          </w:r>
+          <w:r>
+            <w:rPr>
+              <w:rFonts w:hint="default"/>
+              <w:lang w:val="vi-VN"/>
+            </w:rPr>
+            <w:t xml:space="preserve">1. </w:t>
+          </w:r>
+          <w:r>
+            <w:t>Giao diện trực quan hóa (Main/Virtual Memory Allocation)</w:t>
+          </w:r>
+          <w:r>
+            <w:tab/>
+          </w:r>
+          <w:r>
+            <w:fldChar w:fldCharType="begin"/>
+          </w:r>
+          <w:r>
+            <w:instrText xml:space="preserve"> PAGEREF _Toc10609 \h </w:instrText>
+          </w:r>
+          <w:r>
+            <w:fldChar w:fldCharType="separate"/>
+          </w:r>
+          <w:r>
+            <w:t>5</w:t>
+          </w:r>
+          <w:r>
+            <w:fldChar w:fldCharType="end"/>
+          </w:r>
+          <w:r>
+            <w:rPr>
+              <w:rFonts w:ascii="Times New Roman" w:hAnsi="Times New Roman" w:cs="Times New Roman"/>
+              <w:i/>
+              <w:iCs/>
+              <w:color w:val="000000" w:themeColor="text1"/>
+              <w:szCs w:val="26"/>
+              <w14:textFill>
+                <w14:solidFill>
+                  <w14:schemeClr w14:val="tx1"/>
+                </w14:solidFill>
+              </w14:textFill>
+            </w:rPr>
+            <w:fldChar w:fldCharType="end"/>
+          </w:r>
+        </w:p>
+        <w:p>
+          <w:pPr>
+            <w:pStyle w:val="55"/>
+            <w:tabs>
+              <w:tab w:val="right" w:leader="dot" w:pos="9405"/>
+            </w:tabs>
+          </w:pPr>
+          <w:r>
+            <w:rPr>
+              <w:rFonts w:ascii="Times New Roman" w:hAnsi="Times New Roman" w:cs="Times New Roman"/>
+              <w:i/>
+              <w:iCs/>
+              <w:color w:val="000000" w:themeColor="text1"/>
+              <w:szCs w:val="26"/>
+              <w14:textFill>
+                <w14:solidFill>
+                  <w14:schemeClr w14:val="tx1"/>
+                </w14:solidFill>
+              </w14:textFill>
+            </w:rPr>
+            <w:fldChar w:fldCharType="begin"/>
+          </w:r>
+          <w:r>
+            <w:rPr>
+              <w:rFonts w:ascii="Times New Roman" w:hAnsi="Times New Roman" w:cs="Times New Roman"/>
+              <w:i/>
+              <w:iCs/>
+              <w:szCs w:val="26"/>
+            </w:rPr>
+            <w:instrText xml:space="preserve"> HYPERLINK \l _Toc28023 </w:instrText>
+          </w:r>
+          <w:r>
+            <w:rPr>
+              <w:rFonts w:ascii="Times New Roman" w:hAnsi="Times New Roman" w:cs="Times New Roman"/>
+              <w:i/>
+              <w:iCs/>
+              <w:szCs w:val="26"/>
+            </w:rPr>
+            <w:fldChar w:fldCharType="separate"/>
+          </w:r>
+          <w:r>
+            <w:rPr>
+              <w:rFonts w:hint="default"/>
+              <w:lang w:val="vi-VN"/>
+            </w:rPr>
+            <w:t xml:space="preserve">2. </w:t>
+          </w:r>
+          <w:r>
+            <w:t>Tính năng I/O File (Load/Export CSV)</w:t>
+          </w:r>
+          <w:r>
+            <w:tab/>
+          </w:r>
+          <w:r>
+            <w:fldChar w:fldCharType="begin"/>
+          </w:r>
+          <w:r>
+            <w:instrText xml:space="preserve"> PAGEREF _Toc28023 \h </w:instrText>
+          </w:r>
+          <w:r>
+            <w:fldChar w:fldCharType="separate"/>
+          </w:r>
+          <w:r>
+            <w:t>6</w:t>
+          </w:r>
+          <w:r>
+            <w:fldChar w:fldCharType="end"/>
+          </w:r>
+          <w:r>
+            <w:rPr>
+              <w:rFonts w:ascii="Times New Roman" w:hAnsi="Times New Roman" w:cs="Times New Roman"/>
+              <w:i/>
+              <w:iCs/>
+              <w:color w:val="000000" w:themeColor="text1"/>
+              <w:szCs w:val="26"/>
+              <w14:textFill>
+                <w14:solidFill>
+                  <w14:schemeClr w14:val="tx1"/>
+                </w14:solidFill>
+              </w14:textFill>
+            </w:rPr>
+            <w:fldChar w:fldCharType="end"/>
+          </w:r>
+        </w:p>
+        <w:p>
+          <w:pPr>
+            <w:pStyle w:val="55"/>
+            <w:tabs>
+              <w:tab w:val="right" w:leader="dot" w:pos="9405"/>
+            </w:tabs>
+          </w:pPr>
+          <w:r>
+            <w:rPr>
+              <w:rFonts w:ascii="Times New Roman" w:hAnsi="Times New Roman" w:cs="Times New Roman"/>
+              <w:i/>
+              <w:iCs/>
+              <w:color w:val="000000" w:themeColor="text1"/>
+              <w:szCs w:val="26"/>
+              <w14:textFill>
+                <w14:solidFill>
+                  <w14:schemeClr w14:val="tx1"/>
+                </w14:solidFill>
+              </w14:textFill>
+            </w:rPr>
+            <w:fldChar w:fldCharType="begin"/>
+          </w:r>
+          <w:r>
+            <w:rPr>
+              <w:rFonts w:ascii="Times New Roman" w:hAnsi="Times New Roman" w:cs="Times New Roman"/>
+              <w:i/>
+              <w:iCs/>
+              <w:szCs w:val="26"/>
+            </w:rPr>
+            <w:instrText xml:space="preserve"> HYPERLINK \l _Toc27316 </w:instrText>
+          </w:r>
+          <w:r>
+            <w:rPr>
+              <w:rFonts w:ascii="Times New Roman" w:hAnsi="Times New Roman" w:cs="Times New Roman"/>
+              <w:i/>
+              <w:iCs/>
+              <w:szCs w:val="26"/>
+            </w:rPr>
+            <w:fldChar w:fldCharType="separate"/>
+          </w:r>
+          <w:r>
+            <w:rPr>
+              <w:rFonts w:hint="default"/>
+              <w:lang w:val="vi-VN"/>
+            </w:rPr>
+            <w:t xml:space="preserve">3. </w:t>
+          </w:r>
+          <w:r>
+            <w:t>Đánh giá hiệu năng và chịu tải (Stress &amp; Performance Test)</w:t>
+          </w:r>
+          <w:r>
+            <w:tab/>
+          </w:r>
+          <w:r>
+            <w:fldChar w:fldCharType="begin"/>
+          </w:r>
+          <w:r>
+            <w:instrText xml:space="preserve"> PAGEREF _Toc27316 \h </w:instrText>
+          </w:r>
+          <w:r>
+            <w:fldChar w:fldCharType="separate"/>
+          </w:r>
+          <w:r>
+            <w:t>8</w:t>
+          </w:r>
+          <w:r>
+            <w:fldChar w:fldCharType="end"/>
+          </w:r>
+          <w:r>
+            <w:rPr>
+              <w:rFonts w:ascii="Times New Roman" w:hAnsi="Times New Roman" w:cs="Times New Roman"/>
+              <w:i/>
+              <w:iCs/>
+              <w:color w:val="000000" w:themeColor="text1"/>
+              <w:szCs w:val="26"/>
+              <w14:textFill>
+                <w14:solidFill>
+                  <w14:schemeClr w14:val="tx1"/>
+                </w14:solidFill>
+              </w14:textFill>
+            </w:rPr>
+            <w:fldChar w:fldCharType="end"/>
+          </w:r>
+        </w:p>
+        <w:p>
+          <w:pPr>
+            <w:pStyle w:val="53"/>
+            <w:tabs>
+              <w:tab w:val="right" w:leader="dot" w:pos="9405"/>
+            </w:tabs>
+          </w:pPr>
+          <w:r>
+            <w:rPr>
+              <w:rFonts w:ascii="Times New Roman" w:hAnsi="Times New Roman" w:cs="Times New Roman"/>
+              <w:b/>
+              <w:bCs/>
+              <w:i/>
+              <w:iCs/>
+              <w:color w:val="000000" w:themeColor="text1"/>
+              <w:szCs w:val="26"/>
+              <w14:textFill>
+                <w14:solidFill>
+                  <w14:schemeClr w14:val="tx1"/>
+                </w14:solidFill>
+              </w14:textFill>
+            </w:rPr>
+            <w:fldChar w:fldCharType="begin"/>
+          </w:r>
+          <w:r>
+            <w:rPr>
+              <w:rFonts w:ascii="Times New Roman" w:hAnsi="Times New Roman" w:cs="Times New Roman"/>
+              <w:b/>
+              <w:bCs/>
+              <w:i/>
+              <w:iCs/>
+              <w:szCs w:val="26"/>
+            </w:rPr>
+            <w:instrText xml:space="preserve"> HYPERLINK \l _Toc31619 </w:instrText>
+          </w:r>
+          <w:r>
+            <w:rPr>
+              <w:rFonts w:ascii="Times New Roman" w:hAnsi="Times New Roman" w:cs="Times New Roman"/>
+              <w:b/>
+              <w:bCs/>
+              <w:i/>
+              <w:iCs/>
+              <w:szCs w:val="26"/>
+            </w:rPr>
+            <w:fldChar w:fldCharType="separate"/>
+          </w:r>
+          <w:r>
+            <w:rPr>
+              <w:b/>
+              <w:bCs/>
+            </w:rPr>
+            <w:t>V. ĐÁNH GIÁ QUÁ TRÌNH THỰC HIỆN (Project Evaluation)</w:t>
+          </w:r>
+          <w:r>
+            <w:rPr>
+              <w:b/>
+              <w:bCs/>
+            </w:rPr>
+            <w:tab/>
+          </w:r>
+          <w:r>
+            <w:rPr>
+              <w:b/>
+              <w:bCs/>
+            </w:rPr>
+            <w:fldChar w:fldCharType="begin"/>
+          </w:r>
+          <w:r>
+            <w:rPr>
+              <w:b/>
+              <w:bCs/>
+            </w:rPr>
+            <w:instrText xml:space="preserve"> PAGEREF _Toc31619 \h </w:instrText>
+          </w:r>
+          <w:r>
+            <w:rPr>
+              <w:b/>
+              <w:bCs/>
+            </w:rPr>
+            <w:fldChar w:fldCharType="separate"/>
+          </w:r>
+          <w:r>
+            <w:rPr>
+              <w:b/>
+              <w:bCs/>
+            </w:rPr>
+            <w:t>8</w:t>
+          </w:r>
+          <w:r>
+            <w:rPr>
+              <w:b/>
+              <w:bCs/>
+            </w:rPr>
+            <w:fldChar w:fldCharType="end"/>
+          </w:r>
+          <w:r>
+            <w:rPr>
+              <w:rFonts w:ascii="Times New Roman" w:hAnsi="Times New Roman" w:cs="Times New Roman"/>
+              <w:b/>
+              <w:bCs/>
+              <w:i/>
+              <w:iCs/>
+              <w:color w:val="000000" w:themeColor="text1"/>
+              <w:szCs w:val="26"/>
+              <w14:textFill>
+                <w14:solidFill>
+                  <w14:schemeClr w14:val="tx1"/>
+                </w14:solidFill>
+              </w14:textFill>
+            </w:rPr>
+            <w:fldChar w:fldCharType="end"/>
+          </w:r>
+        </w:p>
+        <w:p>
+          <w:pPr>
+            <w:pStyle w:val="55"/>
+            <w:tabs>
+              <w:tab w:val="right" w:leader="dot" w:pos="9405"/>
+            </w:tabs>
+          </w:pPr>
+          <w:r>
+            <w:rPr>
+              <w:rFonts w:ascii="Times New Roman" w:hAnsi="Times New Roman" w:cs="Times New Roman"/>
+              <w:i/>
+              <w:iCs/>
+              <w:color w:val="000000" w:themeColor="text1"/>
+              <w:szCs w:val="26"/>
+              <w14:textFill>
+                <w14:solidFill>
+                  <w14:schemeClr w14:val="tx1"/>
+                </w14:solidFill>
+              </w14:textFill>
+            </w:rPr>
+            <w:fldChar w:fldCharType="begin"/>
+          </w:r>
+          <w:r>
+            <w:rPr>
+              <w:rFonts w:ascii="Times New Roman" w:hAnsi="Times New Roman" w:cs="Times New Roman"/>
+              <w:i/>
+              <w:iCs/>
+              <w:szCs w:val="26"/>
+            </w:rPr>
+            <w:instrText xml:space="preserve"> HYPERLINK \l _Toc16951 </w:instrText>
+          </w:r>
+          <w:r>
+            <w:rPr>
+              <w:rFonts w:ascii="Times New Roman" w:hAnsi="Times New Roman" w:cs="Times New Roman"/>
+              <w:i/>
+              <w:iCs/>
+              <w:szCs w:val="26"/>
+            </w:rPr>
+            <w:fldChar w:fldCharType="separate"/>
+          </w:r>
+          <w:r>
+            <w:rPr>
+              <w:rFonts w:hint="default"/>
+              <w:lang w:val="vi-VN"/>
+            </w:rPr>
+            <w:t xml:space="preserve">1. </w:t>
+          </w:r>
+          <w:r>
+            <w:t>Những công việc đã hoàn thành (What done)</w:t>
+          </w:r>
+          <w:r>
+            <w:tab/>
+          </w:r>
+          <w:r>
+            <w:fldChar w:fldCharType="begin"/>
+          </w:r>
+          <w:r>
+            <w:instrText xml:space="preserve"> PAGEREF _Toc16951 \h </w:instrText>
+          </w:r>
+          <w:r>
+            <w:fldChar w:fldCharType="separate"/>
+          </w:r>
+          <w:r>
+            <w:t>8</w:t>
+          </w:r>
+          <w:r>
+            <w:fldChar w:fldCharType="end"/>
+          </w:r>
+          <w:r>
+            <w:rPr>
+              <w:rFonts w:ascii="Times New Roman" w:hAnsi="Times New Roman" w:cs="Times New Roman"/>
+              <w:i/>
+              <w:iCs/>
+              <w:color w:val="000000" w:themeColor="text1"/>
+              <w:szCs w:val="26"/>
+              <w14:textFill>
+                <w14:solidFill>
+                  <w14:schemeClr w14:val="tx1"/>
+                </w14:solidFill>
+              </w14:textFill>
+            </w:rPr>
+            <w:fldChar w:fldCharType="end"/>
+          </w:r>
+        </w:p>
+        <w:p>
+          <w:pPr>
+            <w:pStyle w:val="55"/>
+            <w:tabs>
+              <w:tab w:val="right" w:leader="dot" w:pos="9405"/>
+            </w:tabs>
+          </w:pPr>
+          <w:r>
+            <w:rPr>
+              <w:rFonts w:ascii="Times New Roman" w:hAnsi="Times New Roman" w:cs="Times New Roman"/>
+              <w:i/>
+              <w:iCs/>
+              <w:color w:val="000000" w:themeColor="text1"/>
+              <w:szCs w:val="26"/>
+              <w14:textFill>
+                <w14:solidFill>
+                  <w14:schemeClr w14:val="tx1"/>
+                </w14:solidFill>
+              </w14:textFill>
+            </w:rPr>
+            <w:fldChar w:fldCharType="begin"/>
+          </w:r>
+          <w:r>
+            <w:rPr>
+              <w:rFonts w:ascii="Times New Roman" w:hAnsi="Times New Roman" w:cs="Times New Roman"/>
+              <w:i/>
+              <w:iCs/>
+              <w:szCs w:val="26"/>
+            </w:rPr>
+            <w:instrText xml:space="preserve"> HYPERLINK \l _Toc2726 </w:instrText>
+          </w:r>
+          <w:r>
+            <w:rPr>
+              <w:rFonts w:ascii="Times New Roman" w:hAnsi="Times New Roman" w:cs="Times New Roman"/>
+              <w:i/>
+              <w:iCs/>
+              <w:szCs w:val="26"/>
+            </w:rPr>
+            <w:fldChar w:fldCharType="separate"/>
+          </w:r>
+          <w:r>
+            <w:rPr>
+              <w:rFonts w:hint="default"/>
+              <w:lang w:val="vi-VN"/>
+            </w:rPr>
+            <w:t>2.</w:t>
+          </w:r>
+          <w:r>
+            <w:t>Những tính năng chưa làm được / Hướng phát triển (What not)</w:t>
+          </w:r>
+          <w:r>
+            <w:tab/>
+          </w:r>
+          <w:r>
+            <w:fldChar w:fldCharType="begin"/>
+          </w:r>
+          <w:r>
+            <w:instrText xml:space="preserve"> PAGEREF _Toc2726 \h </w:instrText>
+          </w:r>
+          <w:r>
+            <w:fldChar w:fldCharType="separate"/>
+          </w:r>
+          <w:r>
+            <w:t>8</w:t>
+          </w:r>
+          <w:r>
+            <w:fldChar w:fldCharType="end"/>
+          </w:r>
+          <w:r>
+            <w:rPr>
+              <w:rFonts w:ascii="Times New Roman" w:hAnsi="Times New Roman" w:cs="Times New Roman"/>
+              <w:i/>
+              <w:iCs/>
+              <w:color w:val="000000" w:themeColor="text1"/>
+              <w:szCs w:val="26"/>
+              <w14:textFill>
+                <w14:solidFill>
+                  <w14:schemeClr w14:val="tx1"/>
+                </w14:solidFill>
+              </w14:textFill>
+            </w:rPr>
+            <w:fldChar w:fldCharType="end"/>
+          </w:r>
+        </w:p>
+        <w:p>
+          <w:pPr>
+            <w:pStyle w:val="55"/>
+            <w:tabs>
+              <w:tab w:val="right" w:leader="dot" w:pos="9405"/>
+            </w:tabs>
+          </w:pPr>
+          <w:r>
+            <w:rPr>
+              <w:rFonts w:ascii="Times New Roman" w:hAnsi="Times New Roman" w:cs="Times New Roman"/>
+              <w:i/>
+              <w:iCs/>
+              <w:color w:val="000000" w:themeColor="text1"/>
+              <w:szCs w:val="26"/>
+              <w14:textFill>
+                <w14:solidFill>
+                  <w14:schemeClr w14:val="tx1"/>
+                </w14:solidFill>
+              </w14:textFill>
+            </w:rPr>
+            <w:fldChar w:fldCharType="begin"/>
+          </w:r>
+          <w:r>
+            <w:rPr>
+              <w:rFonts w:ascii="Times New Roman" w:hAnsi="Times New Roman" w:cs="Times New Roman"/>
+              <w:i/>
+              <w:iCs/>
+              <w:szCs w:val="26"/>
+            </w:rPr>
+            <w:instrText xml:space="preserve"> HYPERLINK \l _Toc995 </w:instrText>
+          </w:r>
+          <w:r>
+            <w:rPr>
+              <w:rFonts w:ascii="Times New Roman" w:hAnsi="Times New Roman" w:cs="Times New Roman"/>
+              <w:i/>
+              <w:iCs/>
+              <w:szCs w:val="26"/>
+            </w:rPr>
+            <w:fldChar w:fldCharType="separate"/>
+          </w:r>
+          <w:r>
+            <w:rPr>
+              <w:rFonts w:hint="default"/>
+              <w:lang w:val="vi-VN"/>
+            </w:rPr>
+            <w:t>3.</w:t>
+          </w:r>
+          <w:r>
+            <w:t>Những khó khăn gặp phải trong quá trình làm (What difficult)</w:t>
+          </w:r>
+          <w:r>
+            <w:tab/>
+          </w:r>
+          <w:r>
+            <w:fldChar w:fldCharType="begin"/>
+          </w:r>
+          <w:r>
+            <w:instrText xml:space="preserve"> PAGEREF _Toc995 \h </w:instrText>
+          </w:r>
+          <w:r>
+            <w:fldChar w:fldCharType="separate"/>
+          </w:r>
+          <w:r>
+            <w:t>8</w:t>
+          </w:r>
+          <w:r>
+            <w:fldChar w:fldCharType="end"/>
+          </w:r>
+          <w:r>
+            <w:rPr>
+              <w:rFonts w:ascii="Times New Roman" w:hAnsi="Times New Roman" w:cs="Times New Roman"/>
+              <w:i/>
+              <w:iCs/>
+              <w:color w:val="000000" w:themeColor="text1"/>
+              <w:szCs w:val="26"/>
+              <w14:textFill>
+                <w14:solidFill>
+                  <w14:schemeClr w14:val="tx1"/>
+                </w14:solidFill>
+              </w14:textFill>
+            </w:rPr>
+            <w:fldChar w:fldCharType="end"/>
+          </w:r>
+        </w:p>
+        <w:p>
+          <w:pPr>
+            <w:pStyle w:val="55"/>
+            <w:tabs>
+              <w:tab w:val="right" w:leader="dot" w:pos="9405"/>
+            </w:tabs>
+          </w:pPr>
+          <w:r>
+            <w:rPr>
+              <w:rFonts w:ascii="Times New Roman" w:hAnsi="Times New Roman" w:cs="Times New Roman"/>
+              <w:i/>
+              <w:iCs/>
+              <w:color w:val="000000" w:themeColor="text1"/>
+              <w:szCs w:val="26"/>
+              <w14:textFill>
+                <w14:solidFill>
+                  <w14:schemeClr w14:val="tx1"/>
+                </w14:solidFill>
+              </w14:textFill>
+            </w:rPr>
+            <w:fldChar w:fldCharType="begin"/>
+          </w:r>
+          <w:r>
+            <w:rPr>
+              <w:rFonts w:ascii="Times New Roman" w:hAnsi="Times New Roman" w:cs="Times New Roman"/>
+              <w:i/>
+              <w:iCs/>
+              <w:szCs w:val="26"/>
+            </w:rPr>
+            <w:instrText xml:space="preserve"> HYPERLINK \l _Toc26620 </w:instrText>
+          </w:r>
+          <w:r>
+            <w:rPr>
+              <w:rFonts w:ascii="Times New Roman" w:hAnsi="Times New Roman" w:cs="Times New Roman"/>
+              <w:i/>
+              <w:iCs/>
+              <w:szCs w:val="26"/>
+            </w:rPr>
+            <w:fldChar w:fldCharType="separate"/>
+          </w:r>
+          <w:r>
+            <w:rPr>
+              <w:rFonts w:hint="default"/>
+              <w:lang w:val="vi-VN"/>
+            </w:rPr>
+            <w:t xml:space="preserve">4. </w:t>
+          </w:r>
+          <w:r>
+            <w:t>Những bài học rút ra (What learn)</w:t>
+          </w:r>
+          <w:r>
+            <w:tab/>
+          </w:r>
+          <w:r>
+            <w:fldChar w:fldCharType="begin"/>
+          </w:r>
+          <w:r>
+            <w:instrText xml:space="preserve"> PAGEREF _Toc26620 \h </w:instrText>
+          </w:r>
+          <w:r>
+            <w:fldChar w:fldCharType="separate"/>
+          </w:r>
+          <w:r>
+            <w:t>9</w:t>
+          </w:r>
+          <w:r>
+            <w:fldChar w:fldCharType="end"/>
+          </w:r>
+          <w:r>
+            <w:rPr>
+              <w:rFonts w:ascii="Times New Roman" w:hAnsi="Times New Roman" w:cs="Times New Roman"/>
+              <w:i/>
+              <w:iCs/>
+              <w:color w:val="000000" w:themeColor="text1"/>
+              <w:szCs w:val="26"/>
+              <w14:textFill>
+                <w14:solidFill>
+                  <w14:schemeClr w14:val="tx1"/>
+                </w14:solidFill>
+              </w14:textFill>
+            </w:rPr>
+            <w:fldChar w:fldCharType="end"/>
+          </w:r>
+        </w:p>
+        <w:p>
+          <w:pPr>
+            <w:pStyle w:val="53"/>
+            <w:tabs>
+              <w:tab w:val="right" w:leader="dot" w:pos="9405"/>
+            </w:tabs>
+            <w:rPr>
+              <w:b/>
+              <w:bCs/>
+            </w:rPr>
+          </w:pPr>
+          <w:r>
+            <w:rPr>
+              <w:rFonts w:ascii="Times New Roman" w:hAnsi="Times New Roman" w:cs="Times New Roman"/>
+              <w:b/>
+              <w:bCs/>
+              <w:i/>
+              <w:iCs/>
+              <w:color w:val="000000" w:themeColor="text1"/>
+              <w:szCs w:val="26"/>
+              <w14:textFill>
+                <w14:solidFill>
+                  <w14:schemeClr w14:val="tx1"/>
+                </w14:solidFill>
+              </w14:textFill>
+            </w:rPr>
+            <w:fldChar w:fldCharType="begin"/>
+          </w:r>
+          <w:r>
+            <w:rPr>
+              <w:rFonts w:ascii="Times New Roman" w:hAnsi="Times New Roman" w:cs="Times New Roman"/>
+              <w:b/>
+              <w:bCs/>
+              <w:i/>
+              <w:iCs/>
+              <w:szCs w:val="26"/>
+            </w:rPr>
+            <w:instrText xml:space="preserve"> HYPERLINK \l _Toc13812 </w:instrText>
+          </w:r>
+          <w:r>
+            <w:rPr>
+              <w:rFonts w:ascii="Times New Roman" w:hAnsi="Times New Roman" w:cs="Times New Roman"/>
+              <w:b/>
+              <w:bCs/>
+              <w:i/>
+              <w:iCs/>
+              <w:szCs w:val="26"/>
+            </w:rPr>
+            <w:fldChar w:fldCharType="separate"/>
+          </w:r>
+          <w:r>
+            <w:rPr>
+              <w:b/>
+              <w:bCs/>
+              <w:lang w:val="en-US"/>
+            </w:rPr>
+            <w:t>TÀI LIỆU THAM KHẢO</w:t>
+          </w:r>
+          <w:r>
+            <w:rPr>
+              <w:b/>
+              <w:bCs/>
+            </w:rPr>
+            <w:tab/>
+          </w:r>
+          <w:r>
+            <w:rPr>
+              <w:b/>
+              <w:bCs/>
+            </w:rPr>
+            <w:fldChar w:fldCharType="begin"/>
+          </w:r>
+          <w:r>
+            <w:rPr>
+              <w:b/>
+              <w:bCs/>
+            </w:rPr>
+            <w:instrText xml:space="preserve"> PAGEREF _Toc13812 \h </w:instrText>
+          </w:r>
+          <w:r>
+            <w:rPr>
+              <w:b/>
+              <w:bCs/>
+            </w:rPr>
+            <w:fldChar w:fldCharType="separate"/>
+          </w:r>
+          <w:r>
+            <w:rPr>
+              <w:b/>
+              <w:bCs/>
+            </w:rPr>
+            <w:t>10</w:t>
+          </w:r>
+          <w:r>
+            <w:rPr>
+              <w:b/>
+              <w:bCs/>
+            </w:rPr>
+            <w:fldChar w:fldCharType="end"/>
+          </w:r>
+          <w:r>
+            <w:rPr>
+              <w:rFonts w:ascii="Times New Roman" w:hAnsi="Times New Roman" w:cs="Times New Roman"/>
+              <w:b/>
+              <w:bCs/>
+              <w:i/>
+              <w:iCs/>
+              <w:color w:val="000000" w:themeColor="text1"/>
+              <w:szCs w:val="26"/>
+              <w14:textFill>
+                <w14:solidFill>
+                  <w14:schemeClr w14:val="tx1"/>
+                </w14:solidFill>
+              </w14:textFill>
+            </w:rPr>
+            <w:fldChar w:fldCharType="end"/>
+          </w:r>
+        </w:p>
+        <w:p>
+          <w:pPr>
+            <w:spacing w:line="360" w:lineRule="auto"/>
+            <w:ind w:firstLine="720"/>
+            <w:jc w:val="center"/>
+            <w:rPr>
+              <w:rFonts w:ascii="Times New Roman" w:hAnsi="Times New Roman" w:cs="Times New Roman" w:eastAsiaTheme="minorEastAsia"/>
+              <w:i/>
+              <w:iCs/>
+              <w:color w:val="000000" w:themeColor="text1"/>
+              <w:sz w:val="26"/>
+              <w:szCs w:val="26"/>
+              <w:lang w:val="en-GB" w:eastAsia="en-US" w:bidi="ar-SA"/>
+              <w14:textFill>
+                <w14:solidFill>
+                  <w14:schemeClr w14:val="tx1"/>
+                </w14:solidFill>
+              </w14:textFill>
+            </w:rPr>
+          </w:pPr>
+          <w:r>
+            <w:rPr>
+              <w:rFonts w:ascii="Times New Roman" w:hAnsi="Times New Roman" w:cs="Times New Roman"/>
+              <w:i/>
+              <w:iCs/>
+              <w:color w:val="000000" w:themeColor="text1"/>
+              <w:szCs w:val="26"/>
+              <w14:textFill>
+                <w14:solidFill>
+                  <w14:schemeClr w14:val="tx1"/>
+                </w14:solidFill>
+              </w14:textFill>
+            </w:rPr>
+            <w:fldChar w:fldCharType="end"/>
+          </w:r>
+        </w:p>
+      </w:sdtContent>
+    </w:sdt>
+    <w:p>
+      <w:pPr>
+        <w:spacing w:line="360" w:lineRule="auto"/>
+        <w:ind w:firstLine="720"/>
+        <w:jc w:val="center"/>
+        <w:rPr>
+          <w:rFonts w:ascii="Times New Roman" w:hAnsi="Times New Roman" w:cs="Times New Roman" w:eastAsiaTheme="minorEastAsia"/>
+          <w:i/>
+          <w:iCs/>
+          <w:color w:val="000000" w:themeColor="text1"/>
+          <w:sz w:val="26"/>
+          <w:szCs w:val="26"/>
+          <w:lang w:val="en-GB" w:eastAsia="en-US" w:bidi="ar-SA"/>
+          <w14:textFill>
+            <w14:solidFill>
+              <w14:schemeClr w14:val="tx1"/>
+            </w14:solidFill>
+          </w14:textFill>
+        </w:rPr>
+      </w:pPr>
+    </w:p>
+    <w:p>
+      <w:pPr>
+        <w:spacing w:line="360" w:lineRule="auto"/>
+        <w:ind w:firstLine="720"/>
+        <w:jc w:val="center"/>
+        <w:rPr>
+          <w:rFonts w:ascii="Times New Roman" w:hAnsi="Times New Roman" w:cs="Times New Roman"/>
+          <w:i/>
+          <w:iCs/>
+          <w:color w:val="000000" w:themeColor="text1"/>
+          <w:sz w:val="26"/>
+          <w:szCs w:val="26"/>
+          <w14:textFill>
+            <w14:solidFill>
+              <w14:schemeClr w14:val="tx1"/>
+            </w14:solidFill>
+          </w14:textFill>
+        </w:rPr>
+      </w:pPr>
+    </w:p>
+    <w:p>
+      <w:pPr>
+        <w:spacing w:line="360" w:lineRule="auto"/>
+        <w:ind w:firstLine="720"/>
+        <w:jc w:val="center"/>
+        <w:rPr>
+          <w:rFonts w:ascii="Times New Roman" w:hAnsi="Times New Roman" w:cs="Times New Roman"/>
+          <w:i/>
+          <w:iCs/>
+          <w:color w:val="000000" w:themeColor="text1"/>
+          <w:sz w:val="26"/>
+          <w:szCs w:val="26"/>
+          <w14:textFill>
+            <w14:solidFill>
+              <w14:schemeClr w14:val="tx1"/>
+            </w14:solidFill>
+          </w14:textFill>
+        </w:rPr>
+      </w:pPr>
+    </w:p>
+    <w:p>
+      <w:pPr>
+        <w:spacing w:line="360" w:lineRule="auto"/>
+        <w:ind w:firstLine="720"/>
+        <w:jc w:val="center"/>
+        <w:rPr>
+          <w:rFonts w:ascii="Times New Roman" w:hAnsi="Times New Roman" w:cs="Times New Roman"/>
+          <w:i/>
+          <w:iCs/>
+          <w:color w:val="000000" w:themeColor="text1"/>
+          <w:sz w:val="26"/>
+          <w:szCs w:val="26"/>
+          <w14:textFill>
+            <w14:solidFill>
+              <w14:schemeClr w14:val="tx1"/>
+            </w14:solidFill>
+          </w14:textFill>
+        </w:rPr>
+      </w:pPr>
+    </w:p>
+    <w:p>
+      <w:pPr>
+        <w:spacing w:line="360" w:lineRule="auto"/>
+        <w:ind w:firstLine="720"/>
+        <w:jc w:val="center"/>
+        <w:rPr>
+          <w:rFonts w:ascii="Times New Roman" w:hAnsi="Times New Roman" w:cs="Times New Roman"/>
+          <w:i/>
+          <w:iCs/>
+          <w:color w:val="000000" w:themeColor="text1"/>
+          <w:sz w:val="26"/>
+          <w:szCs w:val="26"/>
+          <w14:textFill>
+            <w14:solidFill>
+              <w14:schemeClr w14:val="tx1"/>
+            </w14:solidFill>
+          </w14:textFill>
+        </w:rPr>
+      </w:pPr>
+    </w:p>
+    <w:p>
+      <w:pPr>
+        <w:spacing w:line="360" w:lineRule="auto"/>
+        <w:ind w:firstLine="720"/>
+        <w:jc w:val="center"/>
+        <w:rPr>
+          <w:rFonts w:ascii="Times New Roman" w:hAnsi="Times New Roman" w:cs="Times New Roman"/>
+          <w:i/>
+          <w:iCs/>
+          <w:color w:val="000000" w:themeColor="text1"/>
+          <w:sz w:val="26"/>
+          <w:szCs w:val="26"/>
+          <w14:textFill>
+            <w14:solidFill>
+              <w14:schemeClr w14:val="tx1"/>
+            </w14:solidFill>
+          </w14:textFill>
+        </w:rPr>
+      </w:pPr>
+    </w:p>
+    <w:p>
+      <w:pPr>
+        <w:spacing w:line="360" w:lineRule="auto"/>
+        <w:ind w:firstLine="720"/>
+        <w:jc w:val="center"/>
+        <w:rPr>
+          <w:rFonts w:ascii="Times New Roman" w:hAnsi="Times New Roman" w:cs="Times New Roman"/>
+          <w:i/>
+          <w:iCs/>
+          <w:color w:val="000000" w:themeColor="text1"/>
+          <w:sz w:val="26"/>
+          <w:szCs w:val="26"/>
+          <w14:textFill>
+            <w14:solidFill>
+              <w14:schemeClr w14:val="tx1"/>
+            </w14:solidFill>
+          </w14:textFill>
+        </w:rPr>
+      </w:pPr>
+    </w:p>
+    <w:p>
+      <w:pPr>
+        <w:spacing w:line="360" w:lineRule="auto"/>
+        <w:ind w:firstLine="720"/>
+        <w:jc w:val="center"/>
+        <w:rPr>
+          <w:rFonts w:ascii="Times New Roman" w:hAnsi="Times New Roman" w:cs="Times New Roman"/>
+          <w:i/>
+          <w:iCs/>
+          <w:color w:val="000000" w:themeColor="text1"/>
+          <w:sz w:val="26"/>
+          <w:szCs w:val="26"/>
+          <w14:textFill>
+            <w14:solidFill>
+              <w14:schemeClr w14:val="tx1"/>
+            </w14:solidFill>
+          </w14:textFill>
+        </w:rPr>
+      </w:pPr>
+    </w:p>
+    <w:p>
+      <w:pPr>
+        <w:spacing w:line="360" w:lineRule="auto"/>
+        <w:ind w:firstLine="720"/>
+        <w:jc w:val="center"/>
+        <w:rPr>
+          <w:rFonts w:ascii="Times New Roman" w:hAnsi="Times New Roman" w:cs="Times New Roman"/>
+          <w:i/>
+          <w:iCs/>
+          <w:color w:val="000000" w:themeColor="text1"/>
+          <w:sz w:val="26"/>
+          <w:szCs w:val="26"/>
+          <w14:textFill>
+            <w14:solidFill>
+              <w14:schemeClr w14:val="tx1"/>
+            </w14:solidFill>
+          </w14:textFill>
+        </w:rPr>
+      </w:pPr>
+    </w:p>
+    <w:p>
+      <w:pPr>
+        <w:spacing w:line="360" w:lineRule="auto"/>
+        <w:ind w:firstLine="720"/>
+        <w:jc w:val="center"/>
+        <w:rPr>
+          <w:rFonts w:ascii="Times New Roman" w:hAnsi="Times New Roman" w:cs="Times New Roman"/>
+          <w:i/>
+          <w:iCs/>
+          <w:color w:val="000000" w:themeColor="text1"/>
+          <w:sz w:val="26"/>
+          <w:szCs w:val="26"/>
+          <w14:textFill>
+            <w14:solidFill>
+              <w14:schemeClr w14:val="tx1"/>
+            </w14:solidFill>
+          </w14:textFill>
+        </w:rPr>
+      </w:pPr>
+    </w:p>
+    <w:p>
+      <w:pPr>
+        <w:spacing w:line="360" w:lineRule="auto"/>
+        <w:ind w:firstLine="720"/>
+        <w:jc w:val="center"/>
+        <w:rPr>
+          <w:rFonts w:ascii="Times New Roman" w:hAnsi="Times New Roman" w:cs="Times New Roman"/>
+          <w:i/>
+          <w:iCs/>
+          <w:color w:val="000000" w:themeColor="text1"/>
+          <w:sz w:val="26"/>
+          <w:szCs w:val="26"/>
+          <w14:textFill>
+            <w14:solidFill>
+              <w14:schemeClr w14:val="tx1"/>
+            </w14:solidFill>
+          </w14:textFill>
+        </w:rPr>
+      </w:pPr>
+    </w:p>
+    <w:p>
+      <w:pPr>
+        <w:spacing w:line="360" w:lineRule="auto"/>
+        <w:ind w:firstLine="720"/>
+        <w:jc w:val="center"/>
+        <w:rPr>
+          <w:rFonts w:ascii="Times New Roman" w:hAnsi="Times New Roman" w:cs="Times New Roman"/>
+          <w:i/>
+          <w:iCs/>
+          <w:color w:val="000000" w:themeColor="text1"/>
+          <w:sz w:val="26"/>
+          <w:szCs w:val="26"/>
+          <w14:textFill>
+            <w14:solidFill>
+              <w14:schemeClr w14:val="tx1"/>
+            </w14:solidFill>
+          </w14:textFill>
+        </w:rPr>
+      </w:pPr>
+    </w:p>
+    <w:p>
+      <w:pPr>
+        <w:spacing w:line="360" w:lineRule="auto"/>
+        <w:ind w:firstLine="720"/>
+        <w:jc w:val="center"/>
+        <w:rPr>
+          <w:rFonts w:ascii="Times New Roman" w:hAnsi="Times New Roman" w:cs="Times New Roman"/>
+          <w:i/>
+          <w:iCs/>
+          <w:color w:val="000000" w:themeColor="text1"/>
+          <w:sz w:val="26"/>
+          <w:szCs w:val="26"/>
+          <w14:textFill>
+            <w14:solidFill>
+              <w14:schemeClr w14:val="tx1"/>
+            </w14:solidFill>
+          </w14:textFill>
+        </w:rPr>
+      </w:pPr>
+    </w:p>
+    <w:p>
+      <w:pPr>
+        <w:spacing w:line="360" w:lineRule="auto"/>
+        <w:ind w:firstLine="720"/>
+        <w:jc w:val="center"/>
+        <w:rPr>
+          <w:rFonts w:ascii="Times New Roman" w:hAnsi="Times New Roman" w:cs="Times New Roman"/>
+          <w:i/>
+          <w:iCs/>
+          <w:color w:val="000000" w:themeColor="text1"/>
+          <w:sz w:val="26"/>
+          <w:szCs w:val="26"/>
+          <w14:textFill>
+            <w14:solidFill>
+              <w14:schemeClr w14:val="tx1"/>
+            </w14:solidFill>
+          </w14:textFill>
+        </w:rPr>
+      </w:pPr>
+    </w:p>
+    <w:p>
+      <w:pPr>
+        <w:spacing w:line="360" w:lineRule="auto"/>
+        <w:jc w:val="both"/>
+        <w:rPr>
+          <w:rFonts w:ascii="Times New Roman" w:hAnsi="Times New Roman" w:cs="Times New Roman"/>
+          <w:i/>
+          <w:iCs/>
+          <w:color w:val="000000" w:themeColor="text1"/>
+          <w:sz w:val="26"/>
+          <w:szCs w:val="26"/>
+          <w14:textFill>
+            <w14:solidFill>
+              <w14:schemeClr w14:val="tx1"/>
+            </w14:solidFill>
+          </w14:textFill>
+        </w:rPr>
+      </w:pPr>
+    </w:p>
+    <w:p>
+      <w:pPr>
+        <w:spacing w:line="360" w:lineRule="auto"/>
+        <w:jc w:val="both"/>
+        <w:rPr>
+          <w:rFonts w:ascii="Times New Roman" w:hAnsi="Times New Roman" w:cs="Times New Roman"/>
+          <w:i/>
+          <w:iCs/>
+          <w:color w:val="000000" w:themeColor="text1"/>
+          <w:sz w:val="26"/>
+          <w:szCs w:val="26"/>
+          <w14:textFill>
+            <w14:solidFill>
+              <w14:schemeClr w14:val="tx1"/>
+            </w14:solidFill>
+          </w14:textFill>
+        </w:rPr>
+      </w:pPr>
+    </w:p>
     <w:p>
       <w:pPr>
         <w:spacing w:line="360" w:lineRule="auto"/>
         <w:jc w:val="center"/>
+        <w:outlineLvl w:val="0"/>
         <w:rPr>
           <w:rFonts w:ascii="Times New Roman" w:hAnsi="Times New Roman" w:cs="Times New Roman"/>
           <w:b/>
@@ -1107,6 +3436,7 @@
           </w14:textFill>
         </w:rPr>
       </w:pPr>
+      <w:bookmarkStart w:id="0" w:name="_Toc28849"/>
       <w:r>
         <w:rPr>
           <w:rFonts w:ascii="Times New Roman" w:hAnsi="Times New Roman" w:cs="Times New Roman"/>
@@ -1124,6 +3454,7 @@
         </w:rPr>
         <w:t>BẢNG PHÂN CÔNG</w:t>
       </w:r>
+      <w:bookmarkEnd w:id="0"/>
     </w:p>
     <w:tbl>
       <w:tblPr>
@@ -1441,32 +3772,13 @@
           </w:tcPr>
           <w:p>
             <w:pPr>
-              <w:spacing w:line="360" w:lineRule="auto"/>
+              <w:bidi w:val="0"/>
+              <w:jc w:val="both"/>
               <w:rPr>
-                <w:rFonts w:ascii="Times New Roman" w:hAnsi="Times New Roman" w:cs="Times New Roman"/>
-                <w:color w:val="000000" w:themeColor="text1"/>
-                <w:sz w:val="26"/>
-                <w:szCs w:val="26"/>
                 <w:lang w:val="vi-VN"/>
-                <w14:textFill>
-                  <w14:solidFill>
-                    <w14:schemeClr w14:val="tx1"/>
-                  </w14:solidFill>
-                </w14:textFill>
               </w:rPr>
             </w:pPr>
             <w:r>
-              <w:rPr>
-                <w:rFonts w:ascii="Times New Roman" w:hAnsi="Times New Roman" w:cs="Times New Roman"/>
-                <w:color w:val="000000" w:themeColor="text1"/>
-                <w:sz w:val="26"/>
-                <w:szCs w:val="26"/>
-                <w14:textFill>
-                  <w14:solidFill>
-                    <w14:schemeClr w14:val="tx1"/>
-                  </w14:solidFill>
-                </w14:textFill>
-              </w:rPr>
               <w:t>Nguyễn Hoàng Duy</w:t>
             </w:r>
           </w:p>
@@ -1478,33 +3790,13 @@
           </w:tcPr>
           <w:p>
             <w:pPr>
-              <w:spacing w:line="360" w:lineRule="auto"/>
-              <w:jc w:val="center"/>
+              <w:bidi w:val="0"/>
+              <w:jc w:val="both"/>
               <w:rPr>
-                <w:rFonts w:ascii="Times New Roman" w:hAnsi="Times New Roman" w:cs="Times New Roman"/>
-                <w:color w:val="000000" w:themeColor="text1"/>
-                <w:sz w:val="26"/>
-                <w:szCs w:val="26"/>
                 <w:lang w:val="vi-VN"/>
-                <w14:textFill>
-                  <w14:solidFill>
-                    <w14:schemeClr w14:val="tx1"/>
-                  </w14:solidFill>
-                </w14:textFill>
               </w:rPr>
             </w:pPr>
             <w:r>
-              <w:rPr>
-                <w:rFonts w:ascii="Times New Roman" w:hAnsi="Times New Roman" w:cs="Times New Roman"/>
-                <w:color w:val="000000" w:themeColor="text1"/>
-                <w:sz w:val="26"/>
-                <w:szCs w:val="26"/>
-                <w14:textFill>
-                  <w14:solidFill>
-                    <w14:schemeClr w14:val="tx1"/>
-                  </w14:solidFill>
-                </w14:textFill>
-              </w:rPr>
               <w:t>080206011748</w:t>
             </w:r>
           </w:p>
@@ -1516,20 +3808,20 @@
           </w:tcPr>
           <w:p>
             <w:pPr>
-              <w:spacing w:line="360" w:lineRule="auto"/>
+              <w:bidi w:val="0"/>
+              <w:jc w:val="center"/>
               <w:rPr>
-                <w:rFonts w:hint="default" w:ascii="Times New Roman" w:hAnsi="Times New Roman" w:cs="Times New Roman"/>
-                <w:color w:val="000000" w:themeColor="text1"/>
-                <w:sz w:val="26"/>
-                <w:szCs w:val="26"/>
+                <w:rFonts w:hint="default"/>
                 <w:lang w:val="vi-VN"/>
-                <w14:textFill>
-                  <w14:solidFill>
-                    <w14:schemeClr w14:val="tx1"/>
-                  </w14:solidFill>
-                </w14:textFill>
               </w:rPr>
             </w:pPr>
+            <w:r>
+              <w:rPr>
+                <w:rFonts w:hint="default"/>
+                <w:lang w:val="vi-VN"/>
+              </w:rPr>
+              <w:t>Code GUI</w:t>
+            </w:r>
           </w:p>
         </w:tc>
         <w:tc>
@@ -1634,32 +3926,17 @@
           </w:tcPr>
           <w:p>
             <w:pPr>
-              <w:spacing w:line="360" w:lineRule="auto"/>
+              <w:bidi w:val="0"/>
+              <w:jc w:val="both"/>
               <w:rPr>
-                <w:rFonts w:hint="default" w:ascii="Times New Roman" w:hAnsi="Times New Roman" w:cs="Times New Roman"/>
-                <w:color w:val="000000" w:themeColor="text1"/>
-                <w:sz w:val="26"/>
-                <w:szCs w:val="26"/>
+                <w:rFonts w:hint="default"/>
                 <w:lang w:val="vi-VN"/>
-                <w14:textFill>
-                  <w14:solidFill>
-                    <w14:schemeClr w14:val="tx1"/>
-                  </w14:solidFill>
-                </w14:textFill>
               </w:rPr>
             </w:pPr>
             <w:r>
               <w:rPr>
-                <w:rFonts w:hint="default" w:cs="Times New Roman"/>
-                <w:color w:val="000000" w:themeColor="text1"/>
-                <w:sz w:val="26"/>
-                <w:szCs w:val="26"/>
+                <w:rFonts w:hint="default"/>
                 <w:lang w:val="vi-VN"/>
-                <w14:textFill>
-                  <w14:solidFill>
-                    <w14:schemeClr w14:val="tx1"/>
-                  </w14:solidFill>
-                </w14:textFill>
               </w:rPr>
               <w:t>Nguyễn Gia Huy</w:t>
             </w:r>
@@ -1672,21 +3949,20 @@
           </w:tcPr>
           <w:p>
             <w:pPr>
-              <w:spacing w:line="360" w:lineRule="auto"/>
-              <w:jc w:val="center"/>
+              <w:bidi w:val="0"/>
+              <w:jc w:val="both"/>
               <w:rPr>
-                <w:rFonts w:hint="default" w:ascii="Times New Roman" w:hAnsi="Times New Roman" w:cs="Times New Roman"/>
-                <w:color w:val="000000" w:themeColor="text1"/>
-                <w:sz w:val="26"/>
-                <w:szCs w:val="26"/>
-                <w:lang w:val="vi-VN"/>
-                <w14:textFill>
-                  <w14:solidFill>
-                    <w14:schemeClr w14:val="tx1"/>
-                  </w14:solidFill>
-                </w14:textFill>
+                <w:rFonts w:hint="default"/>
+                <w:lang w:val="en-US"/>
               </w:rPr>
             </w:pPr>
+            <w:r>
+              <w:rPr>
+                <w:rFonts w:hint="default"/>
+                <w:lang w:val="en-US"/>
+              </w:rPr>
+              <w:t>079206023415</w:t>
+            </w:r>
           </w:p>
         </w:tc>
         <w:tc>
@@ -1697,18 +3973,19 @@
           <w:p>
             <w:pPr>
               <w:bidi w:val="0"/>
+              <w:jc w:val="center"/>
               <w:rPr>
-                <w:rFonts w:ascii="Times New Roman" w:hAnsi="Times New Roman" w:cs="Times New Roman"/>
-                <w:color w:val="000000" w:themeColor="text1"/>
-                <w:szCs w:val="26"/>
+                <w:rFonts w:hint="default"/>
                 <w:lang w:val="vi-VN"/>
-                <w14:textFill>
-                  <w14:solidFill>
-                    <w14:schemeClr w14:val="tx1"/>
-                  </w14:solidFill>
-                </w14:textFill>
               </w:rPr>
             </w:pPr>
+            <w:r>
+              <w:rPr>
+                <w:rFonts w:hint="default"/>
+                <w:lang w:val="vi-VN"/>
+              </w:rPr>
+              <w:t>Code thuật toán FIFO</w:t>
+            </w:r>
           </w:p>
         </w:tc>
         <w:tc>
@@ -1813,32 +4090,17 @@
           </w:tcPr>
           <w:p>
             <w:pPr>
-              <w:spacing w:line="360" w:lineRule="auto"/>
+              <w:bidi w:val="0"/>
+              <w:jc w:val="both"/>
               <w:rPr>
-                <w:rFonts w:hint="default" w:ascii="Times New Roman" w:hAnsi="Times New Roman" w:cs="Times New Roman"/>
-                <w:color w:val="000000" w:themeColor="text1"/>
-                <w:sz w:val="26"/>
-                <w:szCs w:val="26"/>
+                <w:rFonts w:hint="default"/>
                 <w:lang w:val="vi-VN"/>
-                <w14:textFill>
-                  <w14:solidFill>
-                    <w14:schemeClr w14:val="tx1"/>
-                  </w14:solidFill>
-                </w14:textFill>
               </w:rPr>
             </w:pPr>
             <w:r>
               <w:rPr>
-                <w:rFonts w:hint="default" w:cs="Times New Roman"/>
-                <w:color w:val="000000" w:themeColor="text1"/>
-                <w:sz w:val="26"/>
-                <w:szCs w:val="26"/>
+                <w:rFonts w:hint="default"/>
                 <w:lang w:val="vi-VN"/>
-                <w14:textFill>
-                  <w14:solidFill>
-                    <w14:schemeClr w14:val="tx1"/>
-                  </w14:solidFill>
-                </w14:textFill>
               </w:rPr>
               <w:t>Lê Minh Khang</w:t>
             </w:r>
@@ -1851,21 +4113,20 @@
           </w:tcPr>
           <w:p>
             <w:pPr>
-              <w:spacing w:line="360" w:lineRule="auto"/>
-              <w:jc w:val="center"/>
+              <w:bidi w:val="0"/>
+              <w:jc w:val="both"/>
               <w:rPr>
-                <w:rFonts w:hint="default" w:ascii="Times New Roman" w:hAnsi="Times New Roman" w:cs="Times New Roman"/>
-                <w:color w:val="000000" w:themeColor="text1"/>
-                <w:sz w:val="26"/>
-                <w:szCs w:val="26"/>
+                <w:rFonts w:hint="default"/>
                 <w:lang w:val="vi-VN"/>
-                <w14:textFill>
-                  <w14:solidFill>
-                    <w14:schemeClr w14:val="tx1"/>
-                  </w14:solidFill>
-                </w14:textFill>
               </w:rPr>
             </w:pPr>
+            <w:r>
+              <w:rPr>
+                <w:rFonts w:hint="default"/>
+                <w:lang w:val="en-US"/>
+              </w:rPr>
+              <w:t>095206004843</w:t>
+            </w:r>
           </w:p>
         </w:tc>
         <w:tc>
@@ -1876,16 +4137,10 @@
           <w:p>
             <w:pPr>
               <w:bidi w:val="0"/>
+              <w:jc w:val="center"/>
               <w:rPr>
-                <w:rFonts w:hint="default" w:ascii="Times New Roman" w:hAnsi="Times New Roman" w:cs="Times New Roman"/>
-                <w:color w:val="000000" w:themeColor="text1"/>
-                <w:szCs w:val="26"/>
+                <w:rFonts w:hint="default"/>
                 <w:lang w:val="vi-VN"/>
-                <w14:textFill>
-                  <w14:solidFill>
-                    <w14:schemeClr w14:val="tx1"/>
-                  </w14:solidFill>
-                </w14:textFill>
               </w:rPr>
             </w:pPr>
             <w:r>
@@ -1893,7 +4148,7 @@
                 <w:rFonts w:hint="default"/>
                 <w:lang w:val="vi-VN"/>
               </w:rPr>
-              <w:t xml:space="preserve"> </w:t>
+              <w:t>Code thuật toán LRU</w:t>
             </w:r>
           </w:p>
         </w:tc>
@@ -1999,32 +4254,17 @@
           </w:tcPr>
           <w:p>
             <w:pPr>
-              <w:spacing w:line="360" w:lineRule="auto"/>
+              <w:bidi w:val="0"/>
+              <w:jc w:val="both"/>
               <w:rPr>
-                <w:rFonts w:hint="default" w:ascii="Times New Roman" w:hAnsi="Times New Roman" w:cs="Times New Roman"/>
-                <w:color w:val="000000" w:themeColor="text1"/>
-                <w:sz w:val="26"/>
-                <w:szCs w:val="26"/>
+                <w:rFonts w:hint="default"/>
                 <w:lang w:val="vi-VN"/>
-                <w14:textFill>
-                  <w14:solidFill>
-                    <w14:schemeClr w14:val="tx1"/>
-                  </w14:solidFill>
-                </w14:textFill>
               </w:rPr>
             </w:pPr>
             <w:r>
               <w:rPr>
-                <w:rFonts w:hint="default" w:cs="Times New Roman"/>
-                <w:color w:val="000000" w:themeColor="text1"/>
-                <w:sz w:val="26"/>
-                <w:szCs w:val="26"/>
+                <w:rFonts w:hint="default"/>
                 <w:lang w:val="vi-VN"/>
-                <w14:textFill>
-                  <w14:solidFill>
-                    <w14:schemeClr w14:val="tx1"/>
-                  </w14:solidFill>
-                </w14:textFill>
               </w:rPr>
               <w:t>Trương Văn Hào</w:t>
             </w:r>
@@ -2037,21 +4277,20 @@
           </w:tcPr>
           <w:p>
             <w:pPr>
-              <w:spacing w:line="360" w:lineRule="auto"/>
-              <w:jc w:val="center"/>
+              <w:bidi w:val="0"/>
+              <w:jc w:val="both"/>
               <w:rPr>
-                <w:rFonts w:hint="default" w:ascii="Times New Roman" w:hAnsi="Times New Roman" w:cs="Times New Roman"/>
-                <w:color w:val="000000" w:themeColor="text1"/>
-                <w:sz w:val="26"/>
-                <w:szCs w:val="26"/>
+                <w:rFonts w:hint="default"/>
                 <w:lang w:val="vi-VN"/>
-                <w14:textFill>
-                  <w14:solidFill>
-                    <w14:schemeClr w14:val="tx1"/>
-                  </w14:solidFill>
-                </w14:textFill>
               </w:rPr>
             </w:pPr>
+            <w:r>
+              <w:rPr>
+                <w:rFonts w:hint="default"/>
+                <w:lang w:val="en-US"/>
+              </w:rPr>
+              <w:t>075206016631</w:t>
+            </w:r>
           </w:p>
         </w:tc>
         <w:tc>
@@ -2062,18 +4301,19 @@
           <w:p>
             <w:pPr>
               <w:bidi w:val="0"/>
+              <w:jc w:val="center"/>
               <w:rPr>
-                <w:rFonts w:ascii="Times New Roman" w:hAnsi="Times New Roman" w:cs="Times New Roman"/>
-                <w:color w:val="000000" w:themeColor="text1"/>
-                <w:szCs w:val="26"/>
+                <w:rFonts w:hint="default"/>
                 <w:lang w:val="vi-VN"/>
-                <w14:textFill>
-                  <w14:solidFill>
-                    <w14:schemeClr w14:val="tx1"/>
-                  </w14:solidFill>
-                </w14:textFill>
               </w:rPr>
             </w:pPr>
+            <w:r>
+              <w:rPr>
+                <w:rFonts w:hint="default"/>
+                <w:lang w:val="vi-VN"/>
+              </w:rPr>
+              <w:t>Code thuật toán OPT</w:t>
+            </w:r>
           </w:p>
         </w:tc>
         <w:tc>
@@ -2181,32 +4421,17 @@
           </w:tcPr>
           <w:p>
             <w:pPr>
-              <w:spacing w:line="360" w:lineRule="auto"/>
+              <w:bidi w:val="0"/>
+              <w:jc w:val="both"/>
               <w:rPr>
-                <w:rFonts w:hint="default" w:ascii="Times New Roman" w:hAnsi="Times New Roman" w:cs="Times New Roman"/>
-                <w:color w:val="000000" w:themeColor="text1"/>
-                <w:sz w:val="26"/>
-                <w:szCs w:val="26"/>
+                <w:rFonts w:hint="default"/>
                 <w:lang w:val="vi-VN"/>
-                <w14:textFill>
-                  <w14:solidFill>
-                    <w14:schemeClr w14:val="tx1"/>
-                  </w14:solidFill>
-                </w14:textFill>
               </w:rPr>
             </w:pPr>
             <w:r>
               <w:rPr>
-                <w:rFonts w:hint="default" w:cs="Times New Roman"/>
-                <w:color w:val="000000" w:themeColor="text1"/>
-                <w:sz w:val="26"/>
-                <w:szCs w:val="26"/>
+                <w:rFonts w:hint="default"/>
                 <w:lang w:val="vi-VN"/>
-                <w14:textFill>
-                  <w14:solidFill>
-                    <w14:schemeClr w14:val="tx1"/>
-                  </w14:solidFill>
-                </w14:textFill>
               </w:rPr>
               <w:t>Phạm Nguyễn Bình An</w:t>
             </w:r>
@@ -2219,21 +4444,20 @@
           </w:tcPr>
           <w:p>
             <w:pPr>
-              <w:spacing w:line="360" w:lineRule="auto"/>
-              <w:jc w:val="center"/>
+              <w:bidi w:val="0"/>
+              <w:jc w:val="both"/>
               <w:rPr>
-                <w:rFonts w:hint="default" w:ascii="Times New Roman" w:hAnsi="Times New Roman" w:cs="Times New Roman"/>
-                <w:color w:val="000000" w:themeColor="text1"/>
-                <w:sz w:val="26"/>
-                <w:szCs w:val="26"/>
+                <w:rFonts w:hint="default"/>
                 <w:lang w:val="vi-VN"/>
-                <w14:textFill>
-                  <w14:solidFill>
-                    <w14:schemeClr w14:val="tx1"/>
-                  </w14:solidFill>
-                </w14:textFill>
               </w:rPr>
             </w:pPr>
+            <w:r>
+              <w:rPr>
+                <w:rFonts w:hint="default"/>
+                <w:lang w:val="en-US"/>
+              </w:rPr>
+              <w:t>051206002496</w:t>
+            </w:r>
           </w:p>
         </w:tc>
         <w:tc>
@@ -2244,6 +4468,7 @@
           <w:p>
             <w:pPr>
               <w:bidi w:val="0"/>
+              <w:jc w:val="center"/>
               <w:rPr>
                 <w:rFonts w:hint="default"/>
                 <w:lang w:val="vi-VN"/>
@@ -2254,23 +4479,18 @@
                 <w:rFonts w:hint="default"/>
                 <w:lang w:val="vi-VN"/>
               </w:rPr>
-              <w:t xml:space="preserve"> </w:t>
+              <w:t xml:space="preserve">Nội dung, </w:t>
+            </w:r>
+            <w:r>
+              <w:t>PowerPoint</w:t>
             </w:r>
           </w:p>
           <w:p>
             <w:pPr>
               <w:bidi w:val="0"/>
+              <w:jc w:val="center"/>
               <w:rPr>
-                <w:rFonts w:ascii="Times New Roman" w:hAnsi="Times New Roman" w:cs="Times New Roman"/>
-                <w:color w:val="000000" w:themeColor="text1"/>
-                <w:sz w:val="26"/>
-                <w:szCs w:val="26"/>
                 <w:lang w:val="vi-VN"/>
-                <w14:textFill>
-                  <w14:solidFill>
-                    <w14:schemeClr w14:val="tx1"/>
-                  </w14:solidFill>
-                </w14:textFill>
               </w:rPr>
             </w:pPr>
           </w:p>
@@ -2380,32 +4600,17 @@
           </w:tcPr>
           <w:p>
             <w:pPr>
-              <w:spacing w:line="360" w:lineRule="auto"/>
+              <w:bidi w:val="0"/>
+              <w:jc w:val="both"/>
               <w:rPr>
-                <w:rFonts w:hint="default" w:cs="Times New Roman"/>
-                <w:color w:val="000000" w:themeColor="text1"/>
-                <w:sz w:val="26"/>
-                <w:szCs w:val="26"/>
+                <w:rFonts w:hint="default"/>
                 <w:lang w:val="vi-VN"/>
-                <w14:textFill>
-                  <w14:solidFill>
-                    <w14:schemeClr w14:val="tx1"/>
-                  </w14:solidFill>
-                </w14:textFill>
               </w:rPr>
             </w:pPr>
             <w:r>
               <w:rPr>
-                <w:rFonts w:hint="default" w:cs="Times New Roman"/>
-                <w:color w:val="000000" w:themeColor="text1"/>
-                <w:sz w:val="26"/>
-                <w:szCs w:val="26"/>
+                <w:rFonts w:hint="default"/>
                 <w:lang w:val="vi-VN"/>
-                <w14:textFill>
-                  <w14:solidFill>
-                    <w14:schemeClr w14:val="tx1"/>
-                  </w14:solidFill>
-                </w14:textFill>
               </w:rPr>
               <w:t>Nguyễn Văn Hùng</w:t>
             </w:r>
@@ -2418,21 +4623,20 @@
           </w:tcPr>
           <w:p>
             <w:pPr>
-              <w:spacing w:line="360" w:lineRule="auto"/>
-              <w:jc w:val="center"/>
+              <w:bidi w:val="0"/>
+              <w:jc w:val="both"/>
               <w:rPr>
-                <w:rFonts w:hint="default" w:ascii="Times New Roman" w:hAnsi="Times New Roman" w:cs="Times New Roman"/>
-                <w:color w:val="000000" w:themeColor="text1"/>
-                <w:sz w:val="26"/>
-                <w:szCs w:val="26"/>
+                <w:rFonts w:hint="default"/>
                 <w:lang w:val="vi-VN"/>
-                <w14:textFill>
-                  <w14:solidFill>
-                    <w14:schemeClr w14:val="tx1"/>
-                  </w14:solidFill>
-                </w14:textFill>
               </w:rPr>
             </w:pPr>
+            <w:r>
+              <w:rPr>
+                <w:rFonts w:hint="default"/>
+                <w:lang w:val="vi-VN"/>
+              </w:rPr>
+              <w:t>064206005588</w:t>
+            </w:r>
           </w:p>
         </w:tc>
         <w:tc>
@@ -2443,19 +4647,19 @@
           <w:p>
             <w:pPr>
               <w:bidi w:val="0"/>
+              <w:jc w:val="center"/>
               <w:rPr>
-                <w:rFonts w:ascii="Times New Roman" w:hAnsi="Times New Roman" w:cs="Times New Roman"/>
-                <w:color w:val="000000" w:themeColor="text1"/>
-                <w:sz w:val="26"/>
-                <w:szCs w:val="26"/>
+                <w:rFonts w:hint="default"/>
                 <w:lang w:val="vi-VN"/>
-                <w14:textFill>
-                  <w14:solidFill>
-                    <w14:schemeClr w14:val="tx1"/>
-                  </w14:solidFill>
-                </w14:textFill>
               </w:rPr>
             </w:pPr>
+            <w:r>
+              <w:rPr>
+                <w:rFonts w:hint="default"/>
+                <w:lang w:val="vi-VN"/>
+              </w:rPr>
+              <w:t>Nội dung, Word</w:t>
+            </w:r>
           </w:p>
         </w:tc>
         <w:tc>
@@ -2514,7 +4718,126 @@
           </w14:textFill>
         </w:rPr>
       </w:pPr>
-      <w:r>
+    </w:p>
+    <w:p>
+      <w:pPr>
+        <w:bidi w:val="0"/>
+      </w:pPr>
+    </w:p>
+    <w:p>
+      <w:pPr>
+        <w:bidi w:val="0"/>
+      </w:pPr>
+      <w:r>
+        <w:t xml:space="preserve">THÔNG TIN DỰ ÁN </w:t>
+      </w:r>
+      <w:r>
+        <w:rPr>
+          <w:rFonts w:hint="default"/>
+          <w:lang w:val="en-US"/>
+        </w:rPr>
+        <w:t>V</w:t>
+      </w:r>
+      <w:r>
+        <w:rPr>
+          <w:rFonts w:hint="default"/>
+          <w:lang w:val="vi-VN"/>
+        </w:rPr>
+        <w:t>À</w:t>
+      </w:r>
+      <w:r>
+        <w:t xml:space="preserve"> LIÊN KẾT TÀI NGUYÊN (Project Info &amp; Links)</w:t>
+      </w:r>
+    </w:p>
+    <w:p>
+      <w:pPr>
+        <w:bidi w:val="0"/>
+        <w:ind w:left="0" w:leftChars="0" w:firstLine="0" w:firstLineChars="0"/>
+        <w:rPr>
+          <w:rFonts w:hint="default"/>
+        </w:rPr>
+      </w:pPr>
+      <w:r>
+        <w:rPr>
+          <w:rFonts w:hint="default"/>
+        </w:rPr>
+        <w:fldChar w:fldCharType="begin"/>
+      </w:r>
+      <w:r>
+        <w:rPr>
+          <w:rFonts w:hint="default"/>
+        </w:rPr>
+        <w:instrText xml:space="preserve"> HYPERLINK "https://github.com/DUY-1748/OS-GROUP10" </w:instrText>
+      </w:r>
+      <w:r>
+        <w:rPr>
+          <w:rFonts w:hint="default"/>
+        </w:rPr>
+        <w:fldChar w:fldCharType="separate"/>
+      </w:r>
+      <w:r>
+        <w:rPr>
+          <w:rStyle w:val="17"/>
+          <w:rFonts w:hint="default"/>
+        </w:rPr>
+        <w:t>https://github.com/DUY-1748/OS-GROUP10</w:t>
+      </w:r>
+      <w:r>
+        <w:rPr>
+          <w:rFonts w:hint="default"/>
+        </w:rPr>
+        <w:fldChar w:fldCharType="end"/>
+      </w:r>
+    </w:p>
+    <w:p>
+      <w:pPr>
+        <w:bidi w:val="0"/>
+        <w:rPr>
+          <w:rFonts w:hint="default"/>
+          <w:lang w:val="vi-VN"/>
+        </w:rPr>
+      </w:pPr>
+      <w:r>
+        <w:rPr>
+          <w:rFonts w:hint="default"/>
+        </w:rPr>
+        <w:fldChar w:fldCharType="begin"/>
+      </w:r>
+      <w:r>
+        <w:rPr>
+          <w:rFonts w:hint="default"/>
+        </w:rPr>
+        <w:instrText xml:space="preserve"> HYPERLINK "https://drive.google.com/file/d/1dTVpf88p2xU9rL-oT1QviHGybhmhU2wR/view?usp=drivesdk" </w:instrText>
+      </w:r>
+      <w:r>
+        <w:rPr>
+          <w:rFonts w:hint="default"/>
+        </w:rPr>
+        <w:fldChar w:fldCharType="separate"/>
+      </w:r>
+      <w:r>
+        <w:rPr>
+          <w:rStyle w:val="17"/>
+          <w:rFonts w:hint="default"/>
+        </w:rPr>
+        <w:t>https://drive.google.com/file/d/1dTVpf88p2xU9rL-oT1QviHGybhmhU2wR/view?usp=drivesdk</w:t>
+      </w:r>
+      <w:r>
+        <w:rPr>
+          <w:rFonts w:hint="default"/>
+        </w:rPr>
+        <w:fldChar w:fldCharType="end"/>
+      </w:r>
+      <w:r>
+        <w:rPr>
+          <w:rFonts w:hint="default"/>
+          <w:lang w:val="vi-VN"/>
+        </w:rPr>
+        <w:t xml:space="preserve"> </w:t>
+      </w:r>
+    </w:p>
+    <w:p>
+      <w:pPr>
         <w:rPr>
           <w:rFonts w:ascii="Times New Roman" w:hAnsi="Times New Roman" w:cs="Times New Roman"/>
           <w:color w:val="000000" w:themeColor="text1"/>
@@ -2527,8 +4850,38 @@
             </w14:solidFill>
           </w14:textFill>
         </w:rPr>
+      </w:pPr>
+      <w:r>
+        <w:rPr>
+          <w:rFonts w:ascii="Times New Roman" w:hAnsi="Times New Roman" w:cs="Times New Roman"/>
+          <w:color w:val="000000" w:themeColor="text1"/>
+          <w:sz w:val="26"/>
+          <w:szCs w:val="26"/>
+          <w:lang w:val="vi-VN"/>
+          <w14:textFill>
+            <w14:solidFill>
+              <w14:schemeClr w14:val="tx1"/>
+            </w14:solidFill>
+          </w14:textFill>
+        </w:rPr>
         <w:br w:type="page"/>
       </w:r>
+    </w:p>
+    <w:p>
+      <w:pPr>
+        <w:rPr>
+          <w:rFonts w:ascii="Times New Roman" w:hAnsi="Times New Roman" w:cs="Times New Roman"/>
+          <w:color w:val="000000" w:themeColor="text1"/>
+          <w:sz w:val="26"/>
+          <w:szCs w:val="26"/>
+          <w:lang w:val="vi-VN"/>
+          <w14:textFill>
+            <w14:solidFill>
+              <w14:schemeClr w14:val="tx1"/>
+            </w14:solidFill>
+          </w14:textFill>
+        </w:rPr>
+      </w:pPr>
     </w:p>
     <w:p>
       <w:pPr>
@@ -2565,9 +4918,10 @@
           </w14:textFill>
         </w:rPr>
       </w:pPr>
-      <w:bookmarkStart w:id="0" w:name="_Toc7338"/>
-      <w:bookmarkStart w:id="1" w:name="_Toc219926457"/>
-      <w:bookmarkStart w:id="2" w:name="_Toc8510"/>
+      <w:bookmarkStart w:id="1" w:name="_Toc8510"/>
+      <w:bookmarkStart w:id="2" w:name="_Toc8204"/>
+      <w:bookmarkStart w:id="3" w:name="_Toc7338"/>
+      <w:bookmarkStart w:id="4" w:name="_Toc219926457"/>
       <w:r>
         <w:rPr>
           <w:rFonts w:ascii="Times New Roman" w:hAnsi="Times New Roman" w:cs="Times New Roman"/>
@@ -2585,9 +4939,10 @@
         </w:rPr>
         <w:t>LỜI CẢM ƠN</w:t>
       </w:r>
-      <w:bookmarkEnd w:id="0"/>
       <w:bookmarkEnd w:id="1"/>
       <w:bookmarkEnd w:id="2"/>
+      <w:bookmarkEnd w:id="3"/>
+      <w:bookmarkEnd w:id="4"/>
     </w:p>
     <w:p>
       <w:pPr>
@@ -2618,7 +4973,21 @@
           <w:rFonts w:ascii="Times New Roman" w:hAnsi="Times New Roman" w:cs="Times New Roman"/>
           <w:lang w:val="en-US"/>
         </w:rPr>
-        <w:t xml:space="preserve">Trước hết, chúng em xin gửi lời cảm ơn chân thành và sâu sắc đến </w:t>
+        <w:t>Trước hết, chúng em xin gửi lời cảm ơn chân thành và sâu sắc đến</w:t>
+      </w:r>
+      <w:r>
+        <w:rPr>
+          <w:rFonts w:hint="default" w:cs="Times New Roman"/>
+          <w:lang w:val="en-US"/>
+        </w:rPr>
+        <w:t xml:space="preserve"> thầy</w:t>
+      </w:r>
+      <w:r>
+        <w:rPr>
+          <w:rFonts w:ascii="Times New Roman" w:hAnsi="Times New Roman" w:cs="Times New Roman"/>
+          <w:lang w:val="en-US"/>
+        </w:rPr>
+        <w:t xml:space="preserve"> </w:t>
       </w:r>
       <w:r>
         <w:rPr>
@@ -2695,21 +5064,6 @@
     <w:p>
       <w:pPr>
         <w:spacing w:line="360" w:lineRule="auto"/>
-        <w:rPr>
-          <w:rFonts w:ascii="Times New Roman" w:hAnsi="Times New Roman" w:cs="Times New Roman"/>
-          <w:lang w:val="en-US"/>
-        </w:rPr>
-      </w:pPr>
-      <w:r>
-        <w:rPr>
-          <w:rFonts w:ascii="Times New Roman" w:hAnsi="Times New Roman" w:cs="Times New Roman"/>
-          <w:lang w:val="en-US"/>
-        </w:rPr>
-        <w:t>Chúng em xin chân thành cảm ơn!</w:t>
-      </w:r>
-    </w:p>
-    <w:p>
-      <w:pPr>
         <w:rPr>
           <w:rFonts w:ascii="Times New Roman" w:hAnsi="Times New Roman" w:cs="Times New Roman"/>
           <w:lang w:val="vi-VN"/>
@@ -2730,6 +5084,1439 @@
           <w:docGrid w:linePitch="326" w:charSpace="0"/>
         </w:sectPr>
       </w:pPr>
+      <w:r>
+        <w:rPr>
+          <w:rFonts w:ascii="Times New Roman" w:hAnsi="Times New Roman" w:cs="Times New Roman"/>
+          <w:lang w:val="en-US"/>
+        </w:rPr>
+        <w:t>Chúng em xin chân thành cảm ơn</w:t>
+      </w:r>
+    </w:p>
+    <w:p>
+      <w:pPr>
+        <w:bidi w:val="0"/>
+      </w:pPr>
+      <w:bookmarkStart w:id="25" w:name="_GoBack"/>
+      <w:bookmarkEnd w:id="25"/>
+      <w:bookmarkStart w:id="5" w:name="_Toc219926507"/>
+      <w:bookmarkStart w:id="6" w:name="_Toc12896"/>
+      <w:bookmarkStart w:id="7" w:name="_Toc27170"/>
+    </w:p>
+    <w:p>
+      <w:pPr>
+        <w:pStyle w:val="2"/>
+        <w:numPr>
+          <w:ilvl w:val="0"/>
+          <w:numId w:val="1"/>
+        </w:numPr>
+        <w:bidi w:val="0"/>
+        <w:ind w:left="0" w:leftChars="0" w:firstLine="0" w:firstLineChars="0"/>
+      </w:pPr>
+      <w:bookmarkStart w:id="8" w:name="_Toc25948"/>
+      <w:r>
+        <w:t>GIỚI THIỆU DỰ ÁN (Project Introduction)</w:t>
+      </w:r>
+      <w:bookmarkEnd w:id="8"/>
+    </w:p>
+    <w:p>
+      <w:pPr>
+        <w:pStyle w:val="3"/>
+        <w:numPr>
+          <w:ilvl w:val="0"/>
+          <w:numId w:val="2"/>
+        </w:numPr>
+        <w:bidi w:val="0"/>
+      </w:pPr>
+      <w:bookmarkStart w:id="9" w:name="_Toc21049"/>
+      <w:r>
+        <w:t>Mục tiêu đề tài</w:t>
+      </w:r>
+      <w:bookmarkEnd w:id="9"/>
+    </w:p>
+    <w:p>
+      <w:pPr>
+        <w:bidi w:val="0"/>
+      </w:pPr>
+      <w:r>
+        <w:t>Mục tiêu chính của đồ án này là xây dựng một chương trình mô phỏng lại cách hệ điều hành quản lý bộ nhớ ảo thông qua 3 thuật toán thay thế trang (Page Replacement) cơ bản: FIFO (First-In-First-Out), LRU (Least Recently Used) và OPT (Optimal)</w:t>
+      </w:r>
+      <w:r>
+        <w:fldChar w:fldCharType="begin"/>
+      </w:r>
+      <w:r>
+        <w:rPr>
+          <w:lang w:val="en-US"/>
+        </w:rPr>
+        <w:instrText xml:space="preserve"> ADDIN EN.CITE &lt;EndNote&gt;&lt;Cite&gt;&lt;Author&gt;Stallings&lt;/Author&gt;&lt;Year&gt;2018&lt;/Year&gt;&lt;RecNum&gt;54&lt;/RecNum&gt;&lt;DisplayText&gt;[1]&lt;/DisplayText&gt;&lt;record&gt;&lt;rec-number&gt;54&lt;/rec-number&gt;&lt;foreign-keys&gt;&lt;key app="EN" db-id="v0z2zdxanez0dnezra8x22xg0ztddv9zrass" timestamp="1776480020"&gt;54&lt;/key&gt;&lt;/foreign-keys&gt;&lt;ref-type name="Book"&gt;6&lt;/ref-type&gt;&lt;contributors&gt;&lt;authors&gt;&lt;author&gt;Stallings, William&lt;/author&gt;&lt;/authors&gt;&lt;/contributors&gt;&lt;titles&gt;&lt;title&gt;Operating systems. internals and design principles&lt;/title&gt;&lt;/titles&gt;&lt;dates&gt;&lt;year&gt;2018&lt;/year&gt;&lt;/dates&gt;&lt;publisher&gt;Pearson Education Limited&lt;/publisher&gt;&lt;urls&gt;&lt;/urls&gt;&lt;/record&gt;&lt;/Cite&gt;&lt;/EndNote&gt;</w:instrText>
+      </w:r>
+      <w:r>
+        <w:fldChar w:fldCharType="separate"/>
+      </w:r>
+      <w:r>
+        <w:rPr>
+          <w:rFonts w:ascii="Times New Roman" w:hAnsi="Times New Roman" w:eastAsiaTheme="minorEastAsia" w:cstheme="minorBidi"/>
+          <w:sz w:val="26"/>
+          <w:szCs w:val="24"/>
+          <w:lang w:val="en-US" w:eastAsia="en-US" w:bidi="ar-SA"/>
+        </w:rPr>
+        <w:t>[1]</w:t>
+      </w:r>
+      <w:r>
+        <w:fldChar w:fldCharType="end"/>
+      </w:r>
+      <w:r>
+        <w:t>.</w:t>
+      </w:r>
+    </w:p>
+    <w:p>
+      <w:pPr>
+        <w:bidi w:val="0"/>
+      </w:pPr>
+      <w:r>
+        <w:t>Thay vì chỉ chạy code và in ra những dòng chữ khô khan trên màn hình console, nhóm đặt mục tiêu phải tạo ra được một giao diện đồ họa trực quan. Chương trình cần vẽ ra được quá trình cấp phát bộ nhớ chính (Main Memory Allocation) theo từng khung thời gian, nhìn tương tự như biểu đồ Gantt. Điều này giúp người xem dễ dàng hình dung được trang dữ liệu nào đang nằm ở khung RAM (Frame) nào tại bước nào, trang nào bị đẩy ra, và tính toán chính xác tổng số lỗi trang (Page Faults).</w:t>
+      </w:r>
+    </w:p>
+    <w:p>
+      <w:pPr>
+        <w:bidi w:val="0"/>
+      </w:pPr>
+      <w:r>
+        <w:t>Ngoài ra, nhóm cũng thêm vào tính năng nhập/xuất dữ liệu bằng file .csv để tiện lợi hơn khi cần test các chuỗi tham chiếu (reference string) dài mà không phải gõ tay.</w:t>
+      </w:r>
+    </w:p>
+    <w:p/>
+    <w:p>
+      <w:pPr>
+        <w:pStyle w:val="3"/>
+        <w:numPr>
+          <w:ilvl w:val="0"/>
+          <w:numId w:val="2"/>
+        </w:numPr>
+        <w:bidi w:val="0"/>
+      </w:pPr>
+      <w:bookmarkStart w:id="10" w:name="_Toc28777"/>
+      <w:r>
+        <w:t>Công nghệ sử dụng (Python &amp; Tkinter)</w:t>
+      </w:r>
+      <w:bookmarkEnd w:id="10"/>
+    </w:p>
+    <w:p>
+      <w:pPr>
+        <w:bidi w:val="0"/>
+      </w:pPr>
+      <w:r>
+        <w:t>Để thực hiện đồ án này, nhóm đã quyết định lựa chọn các công nghệ sau:</w:t>
+      </w:r>
+    </w:p>
+    <w:p>
+      <w:pPr>
+        <w:bidi w:val="0"/>
+      </w:pPr>
+      <w:r>
+        <w:t>Ngôn ngữ lập trình Python: Nhóm chọn Python vì cú pháp của nó ngắn gọn, dễ đọc và dễ debug. Python cũng hỗ trợ rất tốt việc xử lý danh sách (list) và từ điển (dictionary). Trong thuật toán, nhóm đã dùng các mảng có kích thước cố định để giả lập các khung bộ nhớ RAM vật lý tĩnh, giúp việc mô phỏng sát với thực tế phần cứng nhất có thể.</w:t>
+      </w:r>
+    </w:p>
+    <w:p>
+      <w:pPr>
+        <w:bidi w:val="0"/>
+      </w:pPr>
+      <w:r>
+        <w:t>Thư viện đồ họa Tkinter: Đây là một thư viện làm giao diện (GUI) được tích hợp sẵn trong Python nên nhóm không mất công cài đặt thêm các gói bên ngoài</w:t>
+      </w:r>
+      <w:r>
+        <w:rPr>
+          <w:rFonts w:hint="default"/>
+          <w:lang w:val="en-US"/>
+        </w:rPr>
+        <w:t xml:space="preserve"> </w:t>
+      </w:r>
+      <w:r>
+        <w:rPr>
+          <w:rFonts w:hint="default"/>
+          <w:lang w:val="en-US"/>
+        </w:rPr>
+        <w:fldChar w:fldCharType="begin"/>
+      </w:r>
+      <w:r>
+        <w:rPr>
+          <w:rFonts w:hint="default"/>
+          <w:lang w:val="en-US"/>
+        </w:rPr>
+        <w:instrText xml:space="preserve"> ADDIN EN.CITE &lt;EndNote&gt;&lt;Cite&gt;&lt;Author&gt;Team&lt;/Author&gt;&lt;RecNum&gt;56&lt;/RecNum&gt;&lt;DisplayText&gt;[2]&lt;/DisplayText&gt;&lt;record&gt;&lt;rec-number&gt;56&lt;/rec-number&gt;&lt;foreign-keys&gt;&lt;key app="EN" db-id="v0z2zdxanez0dnezra8x22xg0ztddv9zrass" timestamp="1776480076"&gt;56&lt;/key&gt;&lt;/foreign-keys&gt;&lt;ref-type name="Generic"&gt;13&lt;/ref-type&gt;&lt;contributors&gt;&lt;authors&gt;&lt;author&gt;Team, Python Core&lt;/author&gt;&lt;/authors&gt;&lt;/contributors&gt;&lt;titles&gt;&lt;title&gt;tkinter-Python interface to TCL/TK. Python Software Foundation (2022)&lt;/title&gt;&lt;/titles&gt;&lt;dates&gt;&lt;/dates&gt;&lt;urls&gt;&lt;/urls&gt;&lt;/record&gt;&lt;/Cite&gt;&lt;/EndNote&gt;</w:instrText>
+      </w:r>
+      <w:r>
+        <w:rPr>
+          <w:rFonts w:hint="default"/>
+          <w:lang w:val="en-US"/>
+        </w:rPr>
+        <w:fldChar w:fldCharType="separate"/>
+      </w:r>
+      <w:r>
+        <w:rPr>
+          <w:rFonts w:hint="default" w:ascii="Times New Roman" w:hAnsi="Times New Roman" w:eastAsiaTheme="minorEastAsia" w:cstheme="minorBidi"/>
+          <w:sz w:val="26"/>
+          <w:szCs w:val="24"/>
+          <w:lang w:val="en-US" w:eastAsia="en-US" w:bidi="ar-SA"/>
+        </w:rPr>
+        <w:t>[2]</w:t>
+      </w:r>
+      <w:r>
+        <w:rPr>
+          <w:rFonts w:hint="default"/>
+          <w:lang w:val="en-US"/>
+        </w:rPr>
+        <w:fldChar w:fldCharType="end"/>
+      </w:r>
+      <w:r>
+        <w:t>. Nhóm dùng Tkinter để tạo các ô nhập liệu (chuỗi trang, số lượng khung trang), nút bấm và bảng thông báo.</w:t>
+      </w:r>
+    </w:p>
+    <w:p>
+      <w:pPr>
+        <w:bidi w:val="0"/>
+      </w:pPr>
+      <w:r>
+        <w:t>Tkinter Canvas: Cụ thể hơn, để vẽ được biểu đồ mô phỏng quá trình cấp phát bộ nhớ, nhóm đã sử dụng công cụ Canvas của Tkinter</w:t>
+      </w:r>
+      <w:r>
+        <w:rPr>
+          <w:rFonts w:hint="default"/>
+          <w:lang w:val="en-US"/>
+        </w:rPr>
+        <w:t xml:space="preserve"> </w:t>
+      </w:r>
+      <w:r>
+        <w:rPr>
+          <w:rFonts w:hint="default"/>
+          <w:lang w:val="en-US"/>
+        </w:rPr>
+        <w:fldChar w:fldCharType="begin"/>
+      </w:r>
+      <w:r>
+        <w:rPr>
+          <w:rFonts w:hint="default"/>
+          <w:lang w:val="en-US"/>
+        </w:rPr>
+        <w:instrText xml:space="preserve"> ADDIN EN.CITE &lt;EndNote&gt;&lt;Cite&gt;&lt;Author&gt;Team&lt;/Author&gt;&lt;RecNum&gt;56&lt;/RecNum&gt;&lt;DisplayText&gt;[2]&lt;/DisplayText&gt;&lt;record&gt;&lt;rec-number&gt;56&lt;/rec-number&gt;&lt;foreign-keys&gt;&lt;key app="EN" db-id="v0z2zdxanez0dnezra8x22xg0ztddv9zrass" timestamp="1776480076"&gt;56&lt;/key&gt;&lt;/foreign-keys&gt;&lt;ref-type name="Generic"&gt;13&lt;/ref-type&gt;&lt;contributors&gt;&lt;authors&gt;&lt;author&gt;Team, Python Core&lt;/author&gt;&lt;/authors&gt;&lt;/contributors&gt;&lt;titles&gt;&lt;title&gt;tkinter-Python interface to TCL/TK. Python Software Foundation (2022)&lt;/title&gt;&lt;/titles&gt;&lt;dates&gt;&lt;/dates&gt;&lt;urls&gt;&lt;/urls&gt;&lt;/record&gt;&lt;/Cite&gt;&lt;/EndNote&gt;</w:instrText>
+      </w:r>
+      <w:r>
+        <w:rPr>
+          <w:rFonts w:hint="default"/>
+          <w:lang w:val="en-US"/>
+        </w:rPr>
+        <w:fldChar w:fldCharType="separate"/>
+      </w:r>
+      <w:r>
+        <w:rPr>
+          <w:rFonts w:hint="default" w:ascii="Times New Roman" w:hAnsi="Times New Roman" w:eastAsiaTheme="minorEastAsia" w:cstheme="minorBidi"/>
+          <w:sz w:val="26"/>
+          <w:szCs w:val="24"/>
+          <w:lang w:val="en-US" w:eastAsia="en-US" w:bidi="ar-SA"/>
+        </w:rPr>
+        <w:t>[2]</w:t>
+      </w:r>
+      <w:r>
+        <w:rPr>
+          <w:rFonts w:hint="default"/>
+          <w:lang w:val="en-US"/>
+        </w:rPr>
+        <w:fldChar w:fldCharType="end"/>
+      </w:r>
+      <w:r>
+        <w:t>. Công cụ này cho phép nhóm dùng code để tự động vẽ ra lưới các ô vuông và điền số thứ tự trang vào đúng vị trí tọa độ, tạo ra cái nhìn trực quan nhất cho người dùng.</w:t>
+      </w:r>
+    </w:p>
+    <w:p>
+      <w:pPr>
+        <w:bidi w:val="0"/>
+      </w:pPr>
+      <w:r>
+        <w:t>Thư viện csv (Built-in): Được dùng để hỗ trợ tính năng Load/Export file test case của chương trình.</w:t>
+      </w:r>
+    </w:p>
+    <w:p>
+      <w:pPr>
+        <w:pStyle w:val="2"/>
+        <w:numPr>
+          <w:ilvl w:val="0"/>
+          <w:numId w:val="1"/>
+        </w:numPr>
+        <w:bidi w:val="0"/>
+        <w:ind w:left="0" w:leftChars="0" w:firstLine="0" w:firstLineChars="0"/>
+      </w:pPr>
+      <w:bookmarkStart w:id="11" w:name="_Toc21998"/>
+      <w:r>
+        <w:t>CƠ SỞ LÝ THUYẾT (Theoretical Background)</w:t>
+      </w:r>
+      <w:bookmarkEnd w:id="11"/>
+    </w:p>
+    <w:p>
+      <w:pPr>
+        <w:pStyle w:val="3"/>
+        <w:numPr>
+          <w:ilvl w:val="0"/>
+          <w:numId w:val="3"/>
+        </w:numPr>
+        <w:bidi w:val="0"/>
+        <w:ind w:leftChars="0"/>
+      </w:pPr>
+      <w:bookmarkStart w:id="12" w:name="_Toc22992"/>
+      <w:r>
+        <w:t>Thuật toán FIFO (First-In-First-Out)</w:t>
+      </w:r>
+      <w:bookmarkEnd w:id="12"/>
+    </w:p>
+    <w:p>
+      <w:pPr>
+        <w:bidi w:val="0"/>
+      </w:pPr>
+      <w:r>
+        <w:t>Đây là thuật toán đơn giản nhất. Nguyên lý của FIFO giống hệt như việc xếp hàng: trang nào được nạp vào bộ nhớ RAM sớm nhất (già nhất) thì sẽ bị ưu tiên đẩy ra ngoài đầu tiên khi cần chỗ trống</w:t>
+      </w:r>
+      <w:r>
+        <w:fldChar w:fldCharType="begin"/>
+      </w:r>
+      <w:r>
+        <w:rPr>
+          <w:lang w:val="en-US"/>
+        </w:rPr>
+        <w:instrText xml:space="preserve"> ADDIN EN.CITE &lt;EndNote&gt;&lt;Cite&gt;&lt;Author&gt;Stallings&lt;/Author&gt;&lt;Year&gt;2018&lt;/Year&gt;&lt;RecNum&gt;54&lt;/RecNum&gt;&lt;DisplayText&gt;[1]&lt;/DisplayText&gt;&lt;record&gt;&lt;rec-number&gt;54&lt;/rec-number&gt;&lt;foreign-keys&gt;&lt;key app="EN" db-id="v0z2zdxanez0dnezra8x22xg0ztddv9zrass" timestamp="1776480020"&gt;54&lt;/key&gt;&lt;/foreign-keys&gt;&lt;ref-type name="Book"&gt;6&lt;/ref-type&gt;&lt;contributors&gt;&lt;authors&gt;&lt;author&gt;Stallings, William&lt;/author&gt;&lt;/authors&gt;&lt;/contributors&gt;&lt;titles&gt;&lt;title&gt;Operating systems. internals and design principles&lt;/title&gt;&lt;/titles&gt;&lt;dates&gt;&lt;year&gt;2018&lt;/year&gt;&lt;/dates&gt;&lt;publisher&gt;Pearson Education Limited&lt;/publisher&gt;&lt;urls&gt;&lt;/urls&gt;&lt;/record&gt;&lt;/Cite&gt;&lt;/EndNote&gt;</w:instrText>
+      </w:r>
+      <w:r>
+        <w:fldChar w:fldCharType="separate"/>
+      </w:r>
+      <w:r>
+        <w:rPr>
+          <w:rFonts w:ascii="Times New Roman" w:hAnsi="Times New Roman" w:eastAsiaTheme="minorEastAsia" w:cstheme="minorBidi"/>
+          <w:sz w:val="26"/>
+          <w:szCs w:val="24"/>
+          <w:lang w:val="en-US" w:eastAsia="en-US" w:bidi="ar-SA"/>
+        </w:rPr>
+        <w:t>[1]</w:t>
+      </w:r>
+      <w:r>
+        <w:fldChar w:fldCharType="end"/>
+      </w:r>
+      <w:r>
+        <w:rPr>
+          <w:rFonts w:hint="default"/>
+          <w:lang w:val="en-US"/>
+        </w:rPr>
+        <w:t xml:space="preserve"> </w:t>
+      </w:r>
+      <w:r>
+        <w:rPr>
+          <w:rFonts w:hint="default"/>
+          <w:lang w:val="en-US"/>
+        </w:rPr>
+        <w:fldChar w:fldCharType="begin"/>
+      </w:r>
+      <w:r>
+        <w:rPr>
+          <w:rFonts w:hint="default"/>
+          <w:lang w:val="en-US"/>
+        </w:rPr>
+        <w:instrText xml:space="preserve"> ADDIN EN.CITE &lt;EndNote&gt;&lt;Cite&gt;&lt;Author&gt;Putra&lt;/Author&gt;&lt;Year&gt;2020&lt;/Year&gt;&lt;RecNum&gt;55&lt;/RecNum&gt;&lt;DisplayText&gt;[3]&lt;/DisplayText&gt;&lt;record&gt;&lt;rec-number&gt;55&lt;/rec-number&gt;&lt;foreign-keys&gt;&lt;key app="EN" db-id="v0z2zdxanez0dnezra8x22xg0ztddv9zrass" timestamp="1776480062"&gt;55&lt;/key&gt;&lt;/foreign-keys&gt;&lt;ref-type name="Conference Proceedings"&gt;10&lt;/ref-type&gt;&lt;contributors&gt;&lt;authors&gt;&lt;author&gt;Putra, Tri Dharma&lt;/author&gt;&lt;author&gt;Purnomo, Rakhmat&lt;/author&gt;&lt;author&gt;Priatna, Wowon&lt;/author&gt;&lt;/authors&gt;&lt;/contributors&gt;&lt;titles&gt;&lt;title&gt;Analysis of Random Page Replacement Algorithm in Operating System&lt;/title&gt;&lt;secondary-title&gt;IJARCCE&lt;/secondary-title&gt;&lt;/titles&gt;&lt;pages&gt;52-55&lt;/pages&gt;&lt;volume&gt;9&lt;/volume&gt;&lt;dates&gt;&lt;year&gt;2020&lt;/year&gt;&lt;/dates&gt;&lt;urls&gt;&lt;/urls&gt;&lt;/record&gt;&lt;/Cite&gt;&lt;/EndNote&gt;</w:instrText>
+      </w:r>
+      <w:r>
+        <w:rPr>
+          <w:rFonts w:hint="default"/>
+          <w:lang w:val="en-US"/>
+        </w:rPr>
+        <w:fldChar w:fldCharType="separate"/>
+      </w:r>
+      <w:r>
+        <w:rPr>
+          <w:rFonts w:hint="default" w:ascii="Times New Roman" w:hAnsi="Times New Roman" w:eastAsiaTheme="minorEastAsia" w:cstheme="minorBidi"/>
+          <w:sz w:val="26"/>
+          <w:szCs w:val="24"/>
+          <w:lang w:val="en-US" w:eastAsia="en-US" w:bidi="ar-SA"/>
+        </w:rPr>
+        <w:t>[3]</w:t>
+      </w:r>
+      <w:r>
+        <w:rPr>
+          <w:rFonts w:hint="default"/>
+          <w:lang w:val="en-US"/>
+        </w:rPr>
+        <w:fldChar w:fldCharType="end"/>
+      </w:r>
+      <w:r>
+        <w:t>.</w:t>
+      </w:r>
+    </w:p>
+    <w:p>
+      <w:pPr>
+        <w:bidi w:val="0"/>
+      </w:pPr>
+      <w:r>
+        <w:t>Cách nhóm mô phỏng: Nhóm dùng một biến con trỏ (pointer) để đánh dấu vị trí khung trang cũ nhất. Mỗi khi có lỗi trang và cần thay thế, trang mới sẽ đè lên vị trí con trỏ này, sau đó con trỏ dịch chuyển sang khung trang tiếp theo theo vòng tròn.</w:t>
+      </w:r>
+    </w:p>
+    <w:p>
+      <w:pPr>
+        <w:bidi w:val="0"/>
+      </w:pPr>
+      <w:r>
+        <w:t>Ưu/Nhược điểm: Dễ cài đặt, nhưng hiệu suất thường không cao vì nó có thể vô tình đẩy ra một trang cũ nhưng lại đang được sử dụng rất thường xuyên (gây ra hiện tượng Belady's Anomaly - tăng số khung trang nhưng số lỗi trang lại tăng theo)</w:t>
+      </w:r>
+      <w:r>
+        <w:fldChar w:fldCharType="begin"/>
+      </w:r>
+      <w:r>
+        <w:rPr>
+          <w:lang w:val="en-US"/>
+        </w:rPr>
+        <w:instrText xml:space="preserve"> ADDIN EN.CITE &lt;EndNote&gt;&lt;Cite&gt;&lt;Author&gt;Stallings&lt;/Author&gt;&lt;Year&gt;2018&lt;/Year&gt;&lt;RecNum&gt;54&lt;/RecNum&gt;&lt;DisplayText&gt;[1]&lt;/DisplayText&gt;&lt;record&gt;&lt;rec-number&gt;54&lt;/rec-number&gt;&lt;foreign-keys&gt;&lt;key app="EN" db-id="v0z2zdxanez0dnezra8x22xg0ztddv9zrass" timestamp="1776480020"&gt;54&lt;/key&gt;&lt;/foreign-keys&gt;&lt;ref-type name="Book"&gt;6&lt;/ref-type&gt;&lt;contributors&gt;&lt;authors&gt;&lt;author&gt;Stallings, William&lt;/author&gt;&lt;/authors&gt;&lt;/contributors&gt;&lt;titles&gt;&lt;title&gt;Operating systems. internals and design principles&lt;/title&gt;&lt;/titles&gt;&lt;dates&gt;&lt;year&gt;2018&lt;/year&gt;&lt;/dates&gt;&lt;publisher&gt;Pearson Education Limited&lt;/publisher&gt;&lt;urls&gt;&lt;/urls&gt;&lt;/record&gt;&lt;/Cite&gt;&lt;/EndNote&gt;</w:instrText>
+      </w:r>
+      <w:r>
+        <w:fldChar w:fldCharType="separate"/>
+      </w:r>
+      <w:r>
+        <w:rPr>
+          <w:rFonts w:ascii="Times New Roman" w:hAnsi="Times New Roman" w:eastAsiaTheme="minorEastAsia" w:cstheme="minorBidi"/>
+          <w:sz w:val="26"/>
+          <w:szCs w:val="24"/>
+          <w:lang w:val="en-US" w:eastAsia="en-US" w:bidi="ar-SA"/>
+        </w:rPr>
+        <w:t>[1]</w:t>
+      </w:r>
+      <w:r>
+        <w:fldChar w:fldCharType="end"/>
+      </w:r>
+      <w:r>
+        <w:rPr>
+          <w:rFonts w:hint="default"/>
+          <w:lang w:val="en-US"/>
+        </w:rPr>
+        <w:t xml:space="preserve"> </w:t>
+      </w:r>
+      <w:r>
+        <w:rPr>
+          <w:rFonts w:hint="default"/>
+          <w:lang w:val="en-US"/>
+        </w:rPr>
+        <w:fldChar w:fldCharType="begin"/>
+      </w:r>
+      <w:r>
+        <w:rPr>
+          <w:rFonts w:hint="default"/>
+          <w:lang w:val="en-US"/>
+        </w:rPr>
+        <w:instrText xml:space="preserve"> ADDIN EN.CITE &lt;EndNote&gt;&lt;Cite&gt;&lt;Author&gt;Tanenbaum&lt;/Author&gt;&lt;Year&gt;2009&lt;/Year&gt;&lt;RecNum&gt;53&lt;/RecNum&gt;&lt;DisplayText&gt;[4]&lt;/DisplayText&gt;&lt;record&gt;&lt;rec-number&gt;53&lt;/rec-number&gt;&lt;foreign-keys&gt;&lt;key app="EN" db-id="v0z2zdxanez0dnezra8x22xg0ztddv9zrass" timestamp="1776480005"&gt;53&lt;/key&gt;&lt;/foreign-keys&gt;&lt;ref-type name="Book"&gt;6&lt;/ref-type&gt;&lt;contributors&gt;&lt;authors&gt;&lt;author&gt;Tanenbaum, Andrew&lt;/author&gt;&lt;/authors&gt;&lt;/contributors&gt;&lt;titles&gt;&lt;title&gt;Modern operating systems&lt;/title&gt;&lt;/titles&gt;&lt;dates&gt;&lt;year&gt;2009&lt;/year&gt;&lt;/dates&gt;&lt;publisher&gt;Pearson Education, Inc.&lt;/publisher&gt;&lt;urls&gt;&lt;/urls&gt;&lt;/record&gt;&lt;/Cite&gt;&lt;/EndNote&gt;</w:instrText>
+      </w:r>
+      <w:r>
+        <w:rPr>
+          <w:rFonts w:hint="default"/>
+          <w:lang w:val="en-US"/>
+        </w:rPr>
+        <w:fldChar w:fldCharType="separate"/>
+      </w:r>
+      <w:r>
+        <w:rPr>
+          <w:rFonts w:hint="default" w:ascii="Times New Roman" w:hAnsi="Times New Roman" w:eastAsiaTheme="minorEastAsia" w:cstheme="minorBidi"/>
+          <w:sz w:val="26"/>
+          <w:szCs w:val="24"/>
+          <w:lang w:val="en-US" w:eastAsia="en-US" w:bidi="ar-SA"/>
+        </w:rPr>
+        <w:t>[4]</w:t>
+      </w:r>
+      <w:r>
+        <w:rPr>
+          <w:rFonts w:hint="default"/>
+          <w:lang w:val="en-US"/>
+        </w:rPr>
+        <w:fldChar w:fldCharType="end"/>
+      </w:r>
+      <w:r>
+        <w:t>.</w:t>
+      </w:r>
+    </w:p>
+    <w:p>
+      <w:pPr>
+        <w:pStyle w:val="3"/>
+        <w:numPr>
+          <w:ilvl w:val="0"/>
+          <w:numId w:val="3"/>
+        </w:numPr>
+        <w:bidi w:val="0"/>
+        <w:ind w:left="0" w:leftChars="0" w:firstLine="0" w:firstLineChars="0"/>
+      </w:pPr>
+      <w:bookmarkStart w:id="13" w:name="_Toc4810"/>
+      <w:r>
+        <w:t>Thuật toán LRU (Least Recently Used)</w:t>
+      </w:r>
+      <w:bookmarkEnd w:id="13"/>
+    </w:p>
+    <w:p>
+      <w:pPr>
+        <w:bidi w:val="0"/>
+      </w:pPr>
+      <w:r>
+        <w:t>Thuật toán này dựa trên quan sát thực tế: những trang được sử dụng nhiều trong quá khứ gần thì có khả năng cao sẽ tiếp tục được sử dụng trong tương lai gần</w:t>
+      </w:r>
+      <w:r>
+        <w:rPr>
+          <w:rFonts w:hint="default"/>
+          <w:lang w:val="en-US"/>
+        </w:rPr>
+        <w:t xml:space="preserve"> </w:t>
+      </w:r>
+      <w:r>
+        <w:fldChar w:fldCharType="begin"/>
+      </w:r>
+      <w:r>
+        <w:rPr>
+          <w:lang w:val="en-US"/>
+        </w:rPr>
+        <w:instrText xml:space="preserve"> ADDIN EN.CITE &lt;EndNote&gt;&lt;Cite&gt;&lt;Author&gt;Stallings&lt;/Author&gt;&lt;Year&gt;2018&lt;/Year&gt;&lt;RecNum&gt;54&lt;/RecNum&gt;&lt;DisplayText&gt;[1]&lt;/DisplayText&gt;&lt;record&gt;&lt;rec-number&gt;54&lt;/rec-number&gt;&lt;foreign-keys&gt;&lt;key app="EN" db-id="v0z2zdxanez0dnezra8x22xg0ztddv9zrass" timestamp="1776480020"&gt;54&lt;/key&gt;&lt;/foreign-keys&gt;&lt;ref-type name="Book"&gt;6&lt;/ref-type&gt;&lt;contributors&gt;&lt;authors&gt;&lt;author&gt;Stallings, William&lt;/author&gt;&lt;/authors&gt;&lt;/contributors&gt;&lt;titles&gt;&lt;title&gt;Operating systems. internals and design principles&lt;/title&gt;&lt;/titles&gt;&lt;dates&gt;&lt;year&gt;2018&lt;/year&gt;&lt;/dates&gt;&lt;publisher&gt;Pearson Education Limited&lt;/publisher&gt;&lt;urls&gt;&lt;/urls&gt;&lt;/record&gt;&lt;/Cite&gt;&lt;/EndNote&gt;</w:instrText>
+      </w:r>
+      <w:r>
+        <w:fldChar w:fldCharType="separate"/>
+      </w:r>
+      <w:r>
+        <w:rPr>
+          <w:rFonts w:ascii="Times New Roman" w:hAnsi="Times New Roman" w:eastAsiaTheme="minorEastAsia" w:cstheme="minorBidi"/>
+          <w:sz w:val="26"/>
+          <w:szCs w:val="24"/>
+          <w:lang w:val="en-US" w:eastAsia="en-US" w:bidi="ar-SA"/>
+        </w:rPr>
+        <w:t>[1]</w:t>
+      </w:r>
+      <w:r>
+        <w:fldChar w:fldCharType="end"/>
+      </w:r>
+      <w:r>
+        <w:rPr>
+          <w:rFonts w:hint="default"/>
+          <w:lang w:val="en-US"/>
+        </w:rPr>
+        <w:t xml:space="preserve"> </w:t>
+      </w:r>
+      <w:r>
+        <w:rPr>
+          <w:rFonts w:hint="default"/>
+          <w:lang w:val="en-US"/>
+        </w:rPr>
+        <w:fldChar w:fldCharType="begin"/>
+      </w:r>
+      <w:r>
+        <w:rPr>
+          <w:rFonts w:hint="default"/>
+          <w:lang w:val="en-US"/>
+        </w:rPr>
+        <w:instrText xml:space="preserve"> ADDIN EN.CITE &lt;EndNote&gt;&lt;Cite&gt;&lt;Author&gt;Putra&lt;/Author&gt;&lt;Year&gt;2020&lt;/Year&gt;&lt;RecNum&gt;55&lt;/RecNum&gt;&lt;DisplayText&gt;[3]&lt;/DisplayText&gt;&lt;record&gt;&lt;rec-number&gt;55&lt;/rec-number&gt;&lt;foreign-keys&gt;&lt;key app="EN" db-id="v0z2zdxanez0dnezra8x22xg0ztddv9zrass" timestamp="1776480062"&gt;55&lt;/key&gt;&lt;/foreign-keys&gt;&lt;ref-type name="Conference Proceedings"&gt;10&lt;/ref-type&gt;&lt;contributors&gt;&lt;authors&gt;&lt;author&gt;Putra, Tri Dharma&lt;/author&gt;&lt;author&gt;Purnomo, Rakhmat&lt;/author&gt;&lt;author&gt;Priatna, Wowon&lt;/author&gt;&lt;/authors&gt;&lt;/contributors&gt;&lt;titles&gt;&lt;title&gt;Analysis of Random Page Replacement Algorithm in Operating System&lt;/title&gt;&lt;secondary-title&gt;IJARCCE&lt;/secondary-title&gt;&lt;/titles&gt;&lt;pages&gt;52-55&lt;/pages&gt;&lt;volume&gt;9&lt;/volume&gt;&lt;dates&gt;&lt;year&gt;2020&lt;/year&gt;&lt;/dates&gt;&lt;urls&gt;&lt;/urls&gt;&lt;/record&gt;&lt;/Cite&gt;&lt;/EndNote&gt;</w:instrText>
+      </w:r>
+      <w:r>
+        <w:rPr>
+          <w:rFonts w:hint="default"/>
+          <w:lang w:val="en-US"/>
+        </w:rPr>
+        <w:fldChar w:fldCharType="separate"/>
+      </w:r>
+      <w:r>
+        <w:rPr>
+          <w:rFonts w:hint="default" w:ascii="Times New Roman" w:hAnsi="Times New Roman" w:eastAsiaTheme="minorEastAsia" w:cstheme="minorBidi"/>
+          <w:sz w:val="26"/>
+          <w:szCs w:val="24"/>
+          <w:lang w:val="en-US" w:eastAsia="en-US" w:bidi="ar-SA"/>
+        </w:rPr>
+        <w:t>[3]</w:t>
+      </w:r>
+      <w:r>
+        <w:rPr>
+          <w:rFonts w:hint="default"/>
+          <w:lang w:val="en-US"/>
+        </w:rPr>
+        <w:fldChar w:fldCharType="end"/>
+      </w:r>
+      <w:r>
+        <w:t>. Do đó, khi cần thay thế, LRU sẽ tìm và loại bỏ trang đã không được truy cập (bỏ không) trong khoảng thời gian lâu nhất tính đến hiện tại.</w:t>
+      </w:r>
+    </w:p>
+    <w:p>
+      <w:pPr>
+        <w:bidi w:val="0"/>
+      </w:pPr>
+      <w:r>
+        <w:t>Cách nhóm mô phỏng: Nhóm sử dụng một từ điển (dictionary) để lưu lại "thời gian truy cập cuối cùng" của từng trang. Khi RAM đầy, chương trình sẽ quét để tìm trang có mốc thời gian truy cập cũ nhất và thay thế nó.</w:t>
+      </w:r>
+    </w:p>
+    <w:p>
+      <w:pPr>
+        <w:bidi w:val="0"/>
+      </w:pPr>
+      <w:r>
+        <w:t>Ưu/Nhược điểm: Hiệu suất rất tốt, ít bị lỗi trang hơn FIFO. Tuy nhiên, nó tốn nhiều tài nguyên của hệ thống hơn do phải liên tục ghi nhận và cập nhật thời gian mỗi khi một trang được truy cập</w:t>
+      </w:r>
+      <w:r>
+        <w:rPr>
+          <w:rFonts w:hint="default"/>
+          <w:lang w:val="en-US"/>
+        </w:rPr>
+        <w:t xml:space="preserve"> </w:t>
+      </w:r>
+      <w:r>
+        <w:rPr>
+          <w:rFonts w:hint="default"/>
+          <w:lang w:val="en-US"/>
+        </w:rPr>
+        <w:fldChar w:fldCharType="begin"/>
+      </w:r>
+      <w:r>
+        <w:rPr>
+          <w:rFonts w:hint="default"/>
+          <w:lang w:val="en-US"/>
+        </w:rPr>
+        <w:instrText xml:space="preserve"> ADDIN EN.CITE &lt;EndNote&gt;&lt;Cite&gt;&lt;Author&gt;Putra&lt;/Author&gt;&lt;Year&gt;2020&lt;/Year&gt;&lt;RecNum&gt;55&lt;/RecNum&gt;&lt;DisplayText&gt;[3]&lt;/DisplayText&gt;&lt;record&gt;&lt;rec-number&gt;55&lt;/rec-number&gt;&lt;foreign-keys&gt;&lt;key app="EN" db-id="v0z2zdxanez0dnezra8x22xg0ztddv9zrass" timestamp="1776480062"&gt;55&lt;/key&gt;&lt;/foreign-keys&gt;&lt;ref-type name="Conference Proceedings"&gt;10&lt;/ref-type&gt;&lt;contributors&gt;&lt;authors&gt;&lt;author&gt;Putra, Tri Dharma&lt;/author&gt;&lt;author&gt;Purnomo, Rakhmat&lt;/author&gt;&lt;author&gt;Priatna, Wowon&lt;/author&gt;&lt;/authors&gt;&lt;/contributors&gt;&lt;titles&gt;&lt;title&gt;Analysis of Random Page Replacement Algorithm in Operating System&lt;/title&gt;&lt;secondary-title&gt;IJARCCE&lt;/secondary-title&gt;&lt;/titles&gt;&lt;pages&gt;52-55&lt;/pages&gt;&lt;volume&gt;9&lt;/volume&gt;&lt;dates&gt;&lt;year&gt;2020&lt;/year&gt;&lt;/dates&gt;&lt;urls&gt;&lt;/urls&gt;&lt;/record&gt;&lt;/Cite&gt;&lt;/EndNote&gt;</w:instrText>
+      </w:r>
+      <w:r>
+        <w:rPr>
+          <w:rFonts w:hint="default"/>
+          <w:lang w:val="en-US"/>
+        </w:rPr>
+        <w:fldChar w:fldCharType="separate"/>
+      </w:r>
+      <w:r>
+        <w:rPr>
+          <w:rFonts w:hint="default" w:ascii="Times New Roman" w:hAnsi="Times New Roman" w:eastAsiaTheme="minorEastAsia" w:cstheme="minorBidi"/>
+          <w:sz w:val="26"/>
+          <w:szCs w:val="24"/>
+          <w:lang w:val="en-US" w:eastAsia="en-US" w:bidi="ar-SA"/>
+        </w:rPr>
+        <w:t>[3]</w:t>
+      </w:r>
+      <w:r>
+        <w:rPr>
+          <w:rFonts w:hint="default"/>
+          <w:lang w:val="en-US"/>
+        </w:rPr>
+        <w:fldChar w:fldCharType="end"/>
+      </w:r>
+      <w:r>
+        <w:t>.</w:t>
+      </w:r>
+    </w:p>
+    <w:p/>
+    <w:p>
+      <w:pPr>
+        <w:pStyle w:val="3"/>
+        <w:numPr>
+          <w:ilvl w:val="0"/>
+          <w:numId w:val="3"/>
+        </w:numPr>
+        <w:bidi w:val="0"/>
+        <w:ind w:left="0" w:leftChars="0" w:firstLine="0" w:firstLineChars="0"/>
+      </w:pPr>
+      <w:bookmarkStart w:id="14" w:name="_Toc13353"/>
+      <w:r>
+        <w:t>Thuật toán OPT (Optimal)</w:t>
+      </w:r>
+      <w:bookmarkEnd w:id="14"/>
+    </w:p>
+    <w:p>
+      <w:pPr>
+        <w:bidi w:val="0"/>
+      </w:pPr>
+      <w:r>
+        <w:t>Thuật toán OPT hoạt động bằng cách "nhìn vào tương lai". Khi cần đẩy một trang ra khỏi RAM, nó sẽ duyệt chuỗi các trang chuẩn bị được gọi tới, và chọn loại bỏ cái trang mà sẽ lâu nhất nữa mới được dùng đến, hoặc không bao giờ được dùng đến nữa.</w:t>
+      </w:r>
+    </w:p>
+    <w:p>
+      <w:pPr>
+        <w:bidi w:val="0"/>
+      </w:pPr>
+      <w:r>
+        <w:t>Cách nhóm mô phỏng: Tại mỗi bước có lỗi trang, chương trình sẽ quét mảng chứa các trang ở tương lai (phần còn lại của chuỗi). Trang nào trong RAM xuất hiện muộn nhất ở tương lai sẽ bị ghi đè.</w:t>
+      </w:r>
+    </w:p>
+    <w:p>
+      <w:pPr>
+        <w:bidi w:val="0"/>
+      </w:pPr>
+      <w:r>
+        <w:t>Ưu/Nhược điểm: Đây là thuật toán hoàn hảo nhất, sinh ra số lượng Page Fault ít nhất. Tuy nhiên, trong thực tế phần cứng máy tính, hệ điều hành không thể đoán trước tương lai nên không thể cài đặt thuật toán này. OPT chủ yếu được dùng làm thước đo chuẩn mực (benchmark) để so sánh xem các thuật toán khác như LRU hay FIFO hoạt động tốt đến mức nào</w:t>
+      </w:r>
+      <w:r>
+        <w:rPr>
+          <w:rFonts w:hint="default"/>
+          <w:lang w:val="en-US"/>
+        </w:rPr>
+        <w:t xml:space="preserve"> </w:t>
+      </w:r>
+      <w:r>
+        <w:rPr>
+          <w:rFonts w:hint="default"/>
+          <w:lang w:val="en-US"/>
+        </w:rPr>
+        <w:fldChar w:fldCharType="begin"/>
+      </w:r>
+      <w:r>
+        <w:rPr>
+          <w:rFonts w:hint="default"/>
+          <w:lang w:val="en-US"/>
+        </w:rPr>
+        <w:instrText xml:space="preserve"> ADDIN EN.CITE &lt;EndNote&gt;&lt;Cite&gt;&lt;Author&gt;Tanenbaum&lt;/Author&gt;&lt;Year&gt;2009&lt;/Year&gt;&lt;RecNum&gt;53&lt;/RecNum&gt;&lt;DisplayText&gt;[4]&lt;/DisplayText&gt;&lt;record&gt;&lt;rec-number&gt;53&lt;/rec-number&gt;&lt;foreign-keys&gt;&lt;key app="EN" db-id="v0z2zdxanez0dnezra8x22xg0ztddv9zrass" timestamp="1776480005"&gt;53&lt;/key&gt;&lt;/foreign-keys&gt;&lt;ref-type name="Book"&gt;6&lt;/ref-type&gt;&lt;contributors&gt;&lt;authors&gt;&lt;author&gt;Tanenbaum, Andrew&lt;/author&gt;&lt;/authors&gt;&lt;/contributors&gt;&lt;titles&gt;&lt;title&gt;Modern operating systems&lt;/title&gt;&lt;/titles&gt;&lt;dates&gt;&lt;year&gt;2009&lt;/year&gt;&lt;/dates&gt;&lt;publisher&gt;Pearson Education, Inc.&lt;/publisher&gt;&lt;urls&gt;&lt;/urls&gt;&lt;/record&gt;&lt;/Cite&gt;&lt;/EndNote&gt;</w:instrText>
+      </w:r>
+      <w:r>
+        <w:rPr>
+          <w:rFonts w:hint="default"/>
+          <w:lang w:val="en-US"/>
+        </w:rPr>
+        <w:fldChar w:fldCharType="separate"/>
+      </w:r>
+      <w:r>
+        <w:rPr>
+          <w:rFonts w:hint="default" w:ascii="Times New Roman" w:hAnsi="Times New Roman" w:eastAsiaTheme="minorEastAsia" w:cstheme="minorBidi"/>
+          <w:sz w:val="26"/>
+          <w:szCs w:val="24"/>
+          <w:lang w:val="en-US" w:eastAsia="en-US" w:bidi="ar-SA"/>
+        </w:rPr>
+        <w:t>[4]</w:t>
+      </w:r>
+      <w:r>
+        <w:rPr>
+          <w:rFonts w:hint="default"/>
+          <w:lang w:val="en-US"/>
+        </w:rPr>
+        <w:fldChar w:fldCharType="end"/>
+      </w:r>
+      <w:r>
+        <w:rPr>
+          <w:rFonts w:hint="default"/>
+          <w:lang w:val="en-US"/>
+        </w:rPr>
+        <w:t xml:space="preserve"> </w:t>
+      </w:r>
+      <w:r>
+        <w:rPr>
+          <w:rFonts w:hint="default"/>
+          <w:lang w:val="en-US"/>
+        </w:rPr>
+        <w:fldChar w:fldCharType="begin"/>
+      </w:r>
+      <w:r>
+        <w:rPr>
+          <w:rFonts w:hint="default"/>
+          <w:lang w:val="en-US"/>
+        </w:rPr>
+        <w:instrText xml:space="preserve"> ADDIN EN.CITE &lt;EndNote&gt;&lt;Cite&gt;&lt;Author&gt;Putra&lt;/Author&gt;&lt;Year&gt;2020&lt;/Year&gt;&lt;RecNum&gt;55&lt;/RecNum&gt;&lt;DisplayText&gt;[3]&lt;/DisplayText&gt;&lt;record&gt;&lt;rec-number&gt;55&lt;/rec-number&gt;&lt;foreign-keys&gt;&lt;key app="EN" db-id="v0z2zdxanez0dnezra8x22xg0ztddv9zrass" timestamp="1776480062"&gt;55&lt;/key&gt;&lt;/foreign-keys&gt;&lt;ref-type name="Conference Proceedings"&gt;10&lt;/ref-type&gt;&lt;contributors&gt;&lt;authors&gt;&lt;author&gt;Putra, Tri Dharma&lt;/author&gt;&lt;author&gt;Purnomo, Rakhmat&lt;/author&gt;&lt;author&gt;Priatna, Wowon&lt;/author&gt;&lt;/authors&gt;&lt;/contributors&gt;&lt;titles&gt;&lt;title&gt;Analysis of Random Page Replacement Algorithm in Operating System&lt;/title&gt;&lt;secondary-title&gt;IJARCCE&lt;/secondary-title&gt;&lt;/titles&gt;&lt;pages&gt;52-55&lt;/pages&gt;&lt;volume&gt;9&lt;/volume&gt;&lt;dates&gt;&lt;year&gt;2020&lt;/year&gt;&lt;/dates&gt;&lt;urls&gt;&lt;/urls&gt;&lt;/record&gt;&lt;/Cite&gt;&lt;/EndNote&gt;</w:instrText>
+      </w:r>
+      <w:r>
+        <w:rPr>
+          <w:rFonts w:hint="default"/>
+          <w:lang w:val="en-US"/>
+        </w:rPr>
+        <w:fldChar w:fldCharType="separate"/>
+      </w:r>
+      <w:r>
+        <w:rPr>
+          <w:rFonts w:hint="default" w:ascii="Times New Roman" w:hAnsi="Times New Roman" w:eastAsiaTheme="minorEastAsia" w:cstheme="minorBidi"/>
+          <w:sz w:val="26"/>
+          <w:szCs w:val="24"/>
+          <w:lang w:val="en-US" w:eastAsia="en-US" w:bidi="ar-SA"/>
+        </w:rPr>
+        <w:t>[3]</w:t>
+      </w:r>
+      <w:r>
+        <w:rPr>
+          <w:rFonts w:hint="default"/>
+          <w:lang w:val="en-US"/>
+        </w:rPr>
+        <w:fldChar w:fldCharType="end"/>
+      </w:r>
+      <w:r>
+        <w:t>.</w:t>
+      </w:r>
+    </w:p>
+    <w:p>
+      <w:pPr>
+        <w:pStyle w:val="2"/>
+        <w:numPr>
+          <w:ilvl w:val="0"/>
+          <w:numId w:val="1"/>
+        </w:numPr>
+        <w:bidi w:val="0"/>
+        <w:ind w:left="0" w:leftChars="0" w:firstLine="0" w:firstLineChars="0"/>
+      </w:pPr>
+      <w:bookmarkStart w:id="15" w:name="_Toc23699"/>
+      <w:r>
+        <w:t xml:space="preserve">KẾT QUẢ ĐẠT ĐƯỢC </w:t>
+      </w:r>
+      <w:r>
+        <w:rPr>
+          <w:rFonts w:hint="default"/>
+          <w:lang w:val="vi-VN"/>
+        </w:rPr>
+        <w:t>VÀ</w:t>
+      </w:r>
+      <w:r>
+        <w:t xml:space="preserve"> MINH CHỨNG (Results &amp; Proof)</w:t>
+      </w:r>
+      <w:bookmarkEnd w:id="15"/>
+    </w:p>
+    <w:p/>
+    <w:p>
+      <w:pPr>
+        <w:pStyle w:val="3"/>
+        <w:numPr>
+          <w:ilvl w:val="0"/>
+          <w:numId w:val="4"/>
+        </w:numPr>
+        <w:bidi w:val="0"/>
+        <w:rPr>
+          <w:rFonts w:hint="default"/>
+          <w:lang w:val="vi-VN"/>
+        </w:rPr>
+      </w:pPr>
+      <w:bookmarkStart w:id="16" w:name="_Toc10609"/>
+      <w:r>
+        <w:t>Giao diện trực quan hóa (Main/Virtual Memory Allocation)</w:t>
+      </w:r>
+      <w:bookmarkEnd w:id="16"/>
+    </w:p>
+    <w:p>
+      <w:pPr>
+        <w:bidi w:val="0"/>
+      </w:pPr>
+      <w:r>
+        <w:t>Kết quả tự hào nhất của nhóm là đã xây dựng thành công một giao diện trực quan hóa quá trình cấp phát bộ nhớ ảo, hoạt động giống như một biểu đồ Gantt</w:t>
+      </w:r>
+      <w:r>
+        <w:rPr>
+          <w:rFonts w:hint="default"/>
+          <w:lang w:val="vi-VN"/>
+        </w:rPr>
+        <w:t>.</w:t>
+      </w:r>
+    </w:p>
+    <w:p>
+      <w:pPr>
+        <w:bidi w:val="0"/>
+      </w:pPr>
+      <w:r>
+        <w:t>Các con số trong khung trang (Frame) được giữ cố định tại chỗ (In-place replacement), không bị trượt lung tung, mô phỏng chính xác cấu trúc vật lý của RAM.</w:t>
+      </w:r>
+    </w:p>
+    <w:p>
+      <w:pPr>
+        <w:bidi w:val="0"/>
+      </w:pPr>
+    </w:p>
+    <w:p>
+      <w:pPr>
+        <w:bidi w:val="0"/>
+      </w:pPr>
+    </w:p>
+    <w:p>
+      <w:pPr>
+        <w:bidi w:val="0"/>
+      </w:pPr>
+      <w:r>
+        <w:t>Tại những bước phải thay thế trang, chương trình đánh dấu chữ "F" (Fault) màu đỏ ở dưới cùng để người xem dễ dàng nhận biết.</w:t>
+      </w:r>
+    </w:p>
+    <w:p>
+      <w:pPr>
+        <w:bidi w:val="0"/>
+      </w:pPr>
+      <w:r>
+        <w:drawing>
+          <wp:inline distT="0" distB="0" distL="114300" distR="114300">
+            <wp:extent cx="5758815" cy="3265805"/>
+            <wp:effectExtent l="0" t="0" r="1905" b="10795"/>
+            <wp:docPr id="2" name="Picture 2"/>
+            <wp:cNvGraphicFramePr>
+              <a:graphicFrameLocks xmlns:a="http://schemas.openxmlformats.org/drawingml/2006/main" noChangeAspect="1"/>
+            </wp:cNvGraphicFramePr>
+            <a:graphic xmlns:a="http://schemas.openxmlformats.org/drawingml/2006/main">
+              <a:graphicData uri="http://schemas.openxmlformats.org/drawingml/2006/picture">
+                <pic:pic xmlns:pic="http://schemas.openxmlformats.org/drawingml/2006/picture">
+                  <pic:nvPicPr>
+                    <pic:cNvPr id="2" name="Picture 2"/>
+                    <pic:cNvPicPr>
+                      <a:picLocks noChangeAspect="1"/>
+                    </pic:cNvPicPr>
+                  </pic:nvPicPr>
+                  <pic:blipFill>
+                    <a:blip r:embed="rId8"/>
+                    <a:stretch>
+                      <a:fillRect/>
+                    </a:stretch>
+                  </pic:blipFill>
+                  <pic:spPr>
+                    <a:xfrm>
+                      <a:off x="0" y="0"/>
+                      <a:ext cx="5758815" cy="3265805"/>
+                    </a:xfrm>
+                    <a:prstGeom prst="rect">
+                      <a:avLst/>
+                    </a:prstGeom>
+                    <a:noFill/>
+                    <a:ln>
+                      <a:noFill/>
+                    </a:ln>
+                  </pic:spPr>
+                </pic:pic>
+              </a:graphicData>
+            </a:graphic>
+          </wp:inline>
+        </w:drawing>
+      </w:r>
+    </w:p>
+    <w:p>
+      <w:pPr>
+        <w:bidi w:val="0"/>
+        <w:jc w:val="center"/>
+        <w:rPr>
+          <w:rFonts w:hint="default"/>
+          <w:lang w:val="vi-VN"/>
+        </w:rPr>
+      </w:pPr>
+      <w:r>
+        <w:rPr>
+          <w:rFonts w:hint="default"/>
+          <w:i/>
+          <w:iCs/>
+          <w:lang w:val="vi-VN"/>
+        </w:rPr>
+        <w:t xml:space="preserve">Hình </w:t>
+      </w:r>
+      <w:r>
+        <w:rPr>
+          <w:rFonts w:hint="default"/>
+          <w:i/>
+          <w:iCs/>
+          <w:lang w:val="en-US"/>
+        </w:rPr>
+        <w:t>ảnh</w:t>
+      </w:r>
+      <w:r>
+        <w:rPr>
+          <w:rFonts w:hint="default"/>
+          <w:i/>
+          <w:iCs/>
+          <w:lang w:val="vi-VN"/>
+        </w:rPr>
+        <w:t>: Giao diện trực quan hóa quá trình cấp phát bộ nhớ ảo và mô phỏng thuật toán FIFO</w:t>
+      </w:r>
+    </w:p>
+    <w:p>
+      <w:pPr>
+        <w:pStyle w:val="3"/>
+        <w:numPr>
+          <w:ilvl w:val="0"/>
+          <w:numId w:val="4"/>
+        </w:numPr>
+        <w:bidi w:val="0"/>
+        <w:rPr>
+          <w:rFonts w:hint="default"/>
+          <w:lang w:val="vi-VN"/>
+        </w:rPr>
+      </w:pPr>
+      <w:bookmarkStart w:id="17" w:name="_Toc28023"/>
+      <w:r>
+        <w:t>Tính năng I/O File (Load/Export CSV)</w:t>
+      </w:r>
+      <w:bookmarkEnd w:id="17"/>
+    </w:p>
+    <w:p>
+      <w:pPr>
+        <w:bidi w:val="0"/>
+      </w:pPr>
+      <w:r>
+        <w:t>Để chương trình có tính ứng dụng thực tế cao hơn, nhóm đã xây dựng thêm tính năng đọc và ghi file.</w:t>
+      </w:r>
+    </w:p>
+    <w:p>
+      <w:pPr>
+        <w:bidi w:val="0"/>
+      </w:pPr>
+      <w:r>
+        <w:t>Load File: Thay vì bắt người dùng phải gõ tay từng số, phần mềm có thể đọc một file .csv chứa sẵn hàng trăm trang tham chiếu (Reference String) và tự động đưa vào khung nhập liệu.</w:t>
+      </w:r>
+    </w:p>
+    <w:p>
+      <w:pPr>
+        <w:bidi w:val="0"/>
+        <w:rPr>
+          <w:rFonts w:hint="default"/>
+          <w:lang w:val="vi-VN"/>
+        </w:rPr>
+      </w:pPr>
+      <w:r>
+        <w:t>Export CSV: Sau khi chạy xong mô phỏng, người dùng có thể xuất kết quả (bao gồm chuỗi trang, trạng thái các khung trang từng bước và tổng số lỗi trang) ra một file báo cáo định dạng .csv để lưu trữ</w:t>
+      </w:r>
+      <w:r>
+        <w:rPr>
+          <w:rFonts w:hint="default"/>
+          <w:lang w:val="vi-VN"/>
+        </w:rPr>
+        <w:t>.</w:t>
+      </w:r>
+    </w:p>
+    <w:p>
+      <w:pPr>
+        <w:bidi w:val="0"/>
+      </w:pPr>
+      <w:r>
+        <w:drawing>
+          <wp:inline distT="0" distB="0" distL="114300" distR="114300">
+            <wp:extent cx="5756275" cy="7372985"/>
+            <wp:effectExtent l="0" t="0" r="4445" b="3175"/>
+            <wp:docPr id="3" name="Picture 3"/>
+            <wp:cNvGraphicFramePr>
+              <a:graphicFrameLocks xmlns:a="http://schemas.openxmlformats.org/drawingml/2006/main" noChangeAspect="1"/>
+            </wp:cNvGraphicFramePr>
+            <a:graphic xmlns:a="http://schemas.openxmlformats.org/drawingml/2006/main">
+              <a:graphicData uri="http://schemas.openxmlformats.org/drawingml/2006/picture">
+                <pic:pic xmlns:pic="http://schemas.openxmlformats.org/drawingml/2006/picture">
+                  <pic:nvPicPr>
+                    <pic:cNvPr id="3" name="Picture 3"/>
+                    <pic:cNvPicPr>
+                      <a:picLocks noChangeAspect="1"/>
+                    </pic:cNvPicPr>
+                  </pic:nvPicPr>
+                  <pic:blipFill>
+                    <a:blip r:embed="rId9"/>
+                    <a:stretch>
+                      <a:fillRect/>
+                    </a:stretch>
+                  </pic:blipFill>
+                  <pic:spPr>
+                    <a:xfrm>
+                      <a:off x="0" y="0"/>
+                      <a:ext cx="5756275" cy="7372985"/>
+                    </a:xfrm>
+                    <a:prstGeom prst="rect">
+                      <a:avLst/>
+                    </a:prstGeom>
+                    <a:noFill/>
+                    <a:ln>
+                      <a:noFill/>
+                    </a:ln>
+                  </pic:spPr>
+                </pic:pic>
+              </a:graphicData>
+            </a:graphic>
+          </wp:inline>
+        </w:drawing>
+      </w:r>
+    </w:p>
+    <w:p>
+      <w:pPr>
+        <w:rPr>
+          <w:rFonts w:hint="default"/>
+          <w:lang w:val="vi-VN"/>
+        </w:rPr>
+      </w:pPr>
+    </w:p>
+    <w:p>
+      <w:pPr>
+        <w:jc w:val="center"/>
+        <w:rPr>
+          <w:rFonts w:hint="default"/>
+          <w:i/>
+          <w:iCs/>
+          <w:lang w:val="vi-VN"/>
+        </w:rPr>
+      </w:pPr>
+      <w:r>
+        <w:rPr>
+          <w:rFonts w:hint="default"/>
+          <w:i/>
+          <w:iCs/>
+          <w:lang w:val="vi-VN"/>
+        </w:rPr>
+        <w:t xml:space="preserve">Hình </w:t>
+      </w:r>
+      <w:r>
+        <w:rPr>
+          <w:rFonts w:hint="default"/>
+          <w:i/>
+          <w:iCs/>
+          <w:lang w:val="en-US"/>
+        </w:rPr>
+        <w:t>ảnh:</w:t>
+      </w:r>
+      <w:r>
+        <w:rPr>
+          <w:rFonts w:hint="default"/>
+          <w:i/>
+          <w:iCs/>
+          <w:lang w:val="vi-VN"/>
+        </w:rPr>
+        <w:t xml:space="preserve"> Dữ liệu kết quả mô phỏng chi tiết từng bước được xuất ra định dạng file CSV.</w:t>
+      </w:r>
+    </w:p>
+    <w:p>
+      <w:pPr>
+        <w:rPr>
+          <w:rFonts w:hint="default"/>
+          <w:lang w:val="vi-VN"/>
+        </w:rPr>
+      </w:pPr>
+    </w:p>
+    <w:p>
+      <w:pPr>
+        <w:rPr>
+          <w:rFonts w:hint="default"/>
+          <w:lang w:val="vi-VN"/>
+        </w:rPr>
+      </w:pPr>
+    </w:p>
+    <w:p>
+      <w:pPr>
+        <w:pStyle w:val="3"/>
+        <w:numPr>
+          <w:ilvl w:val="0"/>
+          <w:numId w:val="4"/>
+        </w:numPr>
+        <w:bidi w:val="0"/>
+        <w:rPr>
+          <w:rFonts w:hint="default"/>
+          <w:lang w:val="vi-VN"/>
+        </w:rPr>
+      </w:pPr>
+      <w:bookmarkStart w:id="18" w:name="_Toc27316"/>
+      <w:r>
+        <w:t>Đánh giá hiệu năng và chịu tải (Stress &amp; Performance Test)</w:t>
+      </w:r>
+      <w:bookmarkEnd w:id="18"/>
+    </w:p>
+    <w:p>
+      <w:pPr>
+        <w:bidi w:val="0"/>
+      </w:pPr>
+      <w:r>
+        <w:t>Nhóm đã tiến hành test sức chịu tải của chương trình với các chuỗi trang (Reference String) dài và tăng số lượng khung trang (Frames) lên mức cao.</w:t>
+      </w:r>
+    </w:p>
+    <w:p>
+      <w:pPr>
+        <w:bidi w:val="0"/>
+      </w:pPr>
+      <w:r>
+        <w:t>Nhờ việc tối ưu hóa code bằng mảng tĩnh (thay vì dùng mảng động co giãn liên tục), chương trình xử lý logic cực kỳ nhanh, biểu đồ Canvas được vẽ ra ngay lập tức mà không gây giật lag (freeze) giao diện.</w:t>
+      </w:r>
+    </w:p>
+    <w:p>
+      <w:pPr>
+        <w:bidi w:val="0"/>
+      </w:pPr>
+      <w:r>
+        <w:t>Về mặt thuật toán, kết quả test thực tế hoàn toàn khớp với lý thuyết: Với cùng một chuỗi kiểm tra 7, 0, 1, 2, 0, 3, 0, 4... và 3 Frames, số lượng Page Faults luôn tuân theo quy luật: OPT (9 lỗi) &lt; LRU (12 lỗi) &lt; FIFO (15 lỗi).</w:t>
+      </w:r>
+    </w:p>
+    <w:p>
+      <w:pPr>
+        <w:rPr>
+          <w:rFonts w:hint="default"/>
+          <w:lang w:val="vi-VN"/>
+        </w:rPr>
+      </w:pPr>
+    </w:p>
+    <w:p>
+      <w:pPr>
+        <w:pStyle w:val="2"/>
+        <w:bidi w:val="0"/>
+      </w:pPr>
+      <w:bookmarkStart w:id="19" w:name="_Toc31619"/>
+      <w:r>
+        <w:t>V. ĐÁNH GIÁ QUÁ TRÌNH THỰC HIỆN (Project Evaluation)</w:t>
+      </w:r>
+      <w:bookmarkEnd w:id="19"/>
+    </w:p>
+    <w:p>
+      <w:pPr>
+        <w:pStyle w:val="3"/>
+        <w:numPr>
+          <w:ilvl w:val="0"/>
+          <w:numId w:val="0"/>
+        </w:numPr>
+        <w:bidi w:val="0"/>
+        <w:ind w:leftChars="0"/>
+      </w:pPr>
+      <w:bookmarkStart w:id="20" w:name="_Toc16951"/>
+      <w:r>
+        <w:rPr>
+          <w:rFonts w:hint="default"/>
+          <w:lang w:val="vi-VN"/>
+        </w:rPr>
+        <w:t xml:space="preserve">1. </w:t>
+      </w:r>
+      <w:r>
+        <w:t>Những công việc đã hoàn thành (What done)</w:t>
+      </w:r>
+      <w:bookmarkEnd w:id="20"/>
+    </w:p>
+    <w:p>
+      <w:pPr>
+        <w:bidi w:val="0"/>
+      </w:pPr>
+      <w:r>
+        <w:t>Cài đặt thành công và chính xác 3 thuật toán thay thế trang cốt lõi: FIFO, LRU, và OPT bằng ngôn ngữ Python.</w:t>
+      </w:r>
+    </w:p>
+    <w:p>
+      <w:pPr>
+        <w:bidi w:val="0"/>
+      </w:pPr>
+      <w:r>
+        <w:t>Xây dựng được giao diện đồ họa (GUI) bằng Tkinter, cho phép người dùng nhập liệu linh hoạt (chuỗi trang, số lượng khung trang).</w:t>
+      </w:r>
+    </w:p>
+    <w:p>
+      <w:pPr>
+        <w:bidi w:val="0"/>
+      </w:pPr>
+      <w:r>
+        <w:t>Vẽ thành công biểu đồ mô phỏng cấp phát bộ nhớ trực quan (giống biểu đồ Gantt) tự động theo từng bước.</w:t>
+      </w:r>
+    </w:p>
+    <w:p>
+      <w:pPr>
+        <w:bidi w:val="0"/>
+      </w:pPr>
+      <w:r>
+        <w:t>Tích hợp tính năng đọc và xuất dữ liệu ra file .csv.</w:t>
+      </w:r>
+    </w:p>
+    <w:p>
+      <w:pPr>
+        <w:bidi w:val="0"/>
+      </w:pPr>
+      <w:r>
+        <w:t>Hoàn thành file báo cáo, mã nguồn sạch trên GitHub và quay video demo có hiện mặt đầy đủ các thành viên.</w:t>
+      </w:r>
+    </w:p>
+    <w:p>
+      <w:pPr>
+        <w:pStyle w:val="3"/>
+        <w:numPr>
+          <w:ilvl w:val="0"/>
+          <w:numId w:val="0"/>
+        </w:numPr>
+        <w:bidi w:val="0"/>
+        <w:ind w:leftChars="0"/>
+      </w:pPr>
+      <w:bookmarkStart w:id="21" w:name="_Toc2726"/>
+      <w:r>
+        <w:rPr>
+          <w:rFonts w:hint="default"/>
+          <w:lang w:val="vi-VN"/>
+        </w:rPr>
+        <w:t>2.</w:t>
+      </w:r>
+      <w:r>
+        <w:t>Những tính năng chưa làm được / Hướng phát triển (What not)</w:t>
+      </w:r>
+      <w:bookmarkEnd w:id="21"/>
+    </w:p>
+    <w:p>
+      <w:pPr>
+        <w:bidi w:val="0"/>
+      </w:pPr>
+      <w:r>
+        <w:t>Giao diện chưa thực sự hiện đại: Do sử dụng thư viện Tkinter cơ bản có sẵn của Python nên giao diện còn mang nét cổ điển. Nhóm mong muốn nếu có thời gian sẽ nâng cấp lên PyQt5 hoặc CustomTkinter để UI đẹp hơn.</w:t>
+      </w:r>
+    </w:p>
+    <w:p>
+      <w:pPr>
+        <w:bidi w:val="0"/>
+      </w:pPr>
+      <w:r>
+        <w:t>Chưa có nhiều thuật toán nâng cao: Hiện tại nhóm mới chỉ tập trung làm tốt 3 thuật toán cơ bản nhất. Hướng phát triển tiếp theo là thêm các thuật toán phức tạp hơn như Thuật toán Đồng hồ (Clock / Second Chance) hay LFU (Least Frequently Used).</w:t>
+      </w:r>
+    </w:p>
+    <w:p>
+      <w:pPr>
+        <w:bidi w:val="0"/>
+      </w:pPr>
+      <w:r>
+        <w:rPr>
+          <w:rFonts w:hint="eastAsia"/>
+        </w:rPr>
+        <w:t xml:space="preserve"> </w:t>
+      </w:r>
+      <w:r>
+        <w:t>Chưa cho phép tương tác trực tiếp trên biểu đồ: Người dùng chỉ có thể xem quá trình chạy từ đầu đến cuối mà chưa thể bấm "Tạm dừng" (Pause) hoặc "Chạy từng bước" (Step-by-step) ngay trên giao diện.</w:t>
+      </w:r>
+    </w:p>
+    <w:p>
+      <w:pPr>
+        <w:pStyle w:val="3"/>
+        <w:numPr>
+          <w:ilvl w:val="0"/>
+          <w:numId w:val="0"/>
+        </w:numPr>
+        <w:bidi w:val="0"/>
+        <w:ind w:leftChars="0"/>
+      </w:pPr>
+      <w:bookmarkStart w:id="22" w:name="_Toc995"/>
+      <w:r>
+        <w:rPr>
+          <w:rFonts w:hint="default"/>
+          <w:lang w:val="vi-VN"/>
+        </w:rPr>
+        <w:t>3.</w:t>
+      </w:r>
+      <w:r>
+        <w:t>Những khó khăn gặp phải trong quá trình làm (What difficult)</w:t>
+      </w:r>
+      <w:bookmarkEnd w:id="22"/>
+    </w:p>
+    <w:p>
+      <w:pPr>
+        <w:bidi w:val="0"/>
+      </w:pPr>
+      <w:r>
+        <w:t>Khó khăn về logic thay thế tại chỗ (In-place replacement): Lúc đầu, khi cài đặt thuật toán FIFO và LRU, nhóm sử dụng hàm .pop() và .remove() của Python để xóa trang cũ rồi .append() trang mới vào. Điều này khiến mảng liên tục co giãn, làm cho các con số trên biểu đồ GUI bị trượt lên trượt xuống, không hề giống với cơ chế các khung RAM (Frames) cố định trong thực tế phần cứng</w:t>
+      </w:r>
+      <w:r>
+        <w:rPr>
+          <w:rFonts w:hint="default"/>
+          <w:lang w:val="en-US"/>
+        </w:rPr>
+        <w:t xml:space="preserve"> </w:t>
+      </w:r>
+      <w:r>
+        <w:rPr>
+          <w:rFonts w:hint="default"/>
+          <w:lang w:val="en-US"/>
+        </w:rPr>
+        <w:fldChar w:fldCharType="begin"/>
+      </w:r>
+      <w:r>
+        <w:rPr>
+          <w:rFonts w:hint="default"/>
+          <w:lang w:val="en-US"/>
+        </w:rPr>
+        <w:instrText xml:space="preserve"> ADDIN EN.CITE &lt;EndNote&gt;&lt;Cite&gt;&lt;Author&gt;Ebling&lt;/Author&gt;&lt;Year&gt;2024&lt;/Year&gt;&lt;RecNum&gt;52&lt;/RecNum&gt;&lt;DisplayText&gt;[5]&lt;/DisplayText&gt;&lt;record&gt;&lt;rec-number&gt;52&lt;/rec-number&gt;&lt;foreign-keys&gt;&lt;key app="EN" db-id="v0z2zdxanez0dnezra8x22xg0ztddv9zrass" timestamp="1776479988"&gt;52&lt;/key&gt;&lt;/foreign-keys&gt;&lt;ref-type name="Journal Article"&gt;17&lt;/ref-type&gt;&lt;contributors&gt;&lt;authors&gt;&lt;author&gt;Ebling, Maria R&lt;/author&gt;&lt;/authors&gt;&lt;/contributors&gt;&lt;titles&gt;&lt;title&gt;Resources for teaching operating systems: A survey of instructors and a literature review&lt;/title&gt;&lt;secondary-title&gt;ACM Transactions on Computing Education&lt;/secondary-title&gt;&lt;/titles&gt;&lt;periodical&gt;&lt;full-title&gt;ACM Transactions on Computing Education&lt;/full-title&gt;&lt;/periodical&gt;&lt;pages&gt;1-28&lt;/pages&gt;&lt;volume&gt;24&lt;/volume&gt;&lt;number&gt;4&lt;/number&gt;&lt;dates&gt;&lt;year&gt;2024&lt;/year&gt;&lt;/dates&gt;&lt;isbn&gt;1946-6226&lt;/isbn&gt;&lt;urls&gt;&lt;/urls&gt;&lt;/record&gt;&lt;/Cite&gt;&lt;/EndNote&gt;</w:instrText>
+      </w:r>
+      <w:r>
+        <w:rPr>
+          <w:rFonts w:hint="default"/>
+          <w:lang w:val="en-US"/>
+        </w:rPr>
+        <w:fldChar w:fldCharType="separate"/>
+      </w:r>
+      <w:r>
+        <w:rPr>
+          <w:rFonts w:hint="default" w:ascii="Times New Roman" w:hAnsi="Times New Roman" w:eastAsiaTheme="minorEastAsia" w:cstheme="minorBidi"/>
+          <w:sz w:val="26"/>
+          <w:szCs w:val="24"/>
+          <w:lang w:val="en-US" w:eastAsia="en-US" w:bidi="ar-SA"/>
+        </w:rPr>
+        <w:t>[5]</w:t>
+      </w:r>
+      <w:r>
+        <w:rPr>
+          <w:rFonts w:hint="default"/>
+          <w:lang w:val="en-US"/>
+        </w:rPr>
+        <w:fldChar w:fldCharType="end"/>
+      </w:r>
+      <w:r>
+        <w:t>.</w:t>
+      </w:r>
+    </w:p>
+    <w:p>
+      <w:pPr>
+        <w:bidi w:val="0"/>
+      </w:pPr>
+      <w:r>
+        <w:t>Vẽ biểu đồ bằng Tkinter Canvas: Việc tính toán tọa độ (x, y) để tự động vẽ ra các ô vuông đều nhau trên Canvas sao cho khớp với chiều dài của chuỗi nhập vào mất khá nhiều thời gian căn chỉnh. Nếu nhập chuỗi quá dài, biểu đồ dễ bị tràn ra khỏi màn hình.</w:t>
+      </w:r>
+    </w:p>
+    <w:p>
+      <w:pPr>
+        <w:pStyle w:val="3"/>
+        <w:bidi w:val="0"/>
+      </w:pPr>
+      <w:bookmarkStart w:id="23" w:name="_Toc26620"/>
+      <w:r>
+        <w:rPr>
+          <w:rFonts w:hint="default"/>
+          <w:lang w:val="vi-VN"/>
+        </w:rPr>
+        <w:t xml:space="preserve">4. </w:t>
+      </w:r>
+      <w:r>
+        <w:t>Những bài học rút ra (What learn)</w:t>
+      </w:r>
+      <w:bookmarkEnd w:id="23"/>
+    </w:p>
+    <w:p>
+      <w:pPr>
+        <w:bidi w:val="0"/>
+      </w:pPr>
+      <w:r>
+        <w:t>Hiểu sâu sắc về hệ điều hành: Nhóm nhận ra rằng code ra kết quả số lỗi trang đúng là chưa đủ. Để mô phỏng đúng bản chất phần cứng, nhóm đã học được kỹ thuật dùng "Mảng tĩnh" (Static Array: [None] * num_frames) kết hợp với "Con trỏ xoay vòng" (Cyclic pointer) để ghi đè dữ liệu. Điều này giúp các con số trên biểu đồ đứng im chuẩn xác.</w:t>
+      </w:r>
+    </w:p>
+    <w:p>
+      <w:pPr>
+        <w:bidi w:val="0"/>
+      </w:pPr>
+      <w:r>
+        <w:t>Kỹ năng lập trình GUI: Nâng cao khả năng sử dụng Python, đặc biệt là cách xử lý sự kiện (event-driven) và thao tác với đồ họa cơ bản qua thư viện Tkinter</w:t>
+      </w:r>
+      <w:r>
+        <w:rPr>
+          <w:rFonts w:hint="default"/>
+          <w:lang w:val="en-US"/>
+        </w:rPr>
+        <w:t xml:space="preserve"> </w:t>
+      </w:r>
+      <w:r>
+        <w:rPr>
+          <w:rFonts w:hint="default"/>
+          <w:lang w:val="en-US"/>
+        </w:rPr>
+        <w:fldChar w:fldCharType="begin"/>
+      </w:r>
+      <w:r>
+        <w:rPr>
+          <w:rFonts w:hint="default"/>
+          <w:lang w:val="en-US"/>
+        </w:rPr>
+        <w:instrText xml:space="preserve"> ADDIN EN.CITE &lt;EndNote&gt;&lt;Cite&gt;&lt;Author&gt;Team&lt;/Author&gt;&lt;RecNum&gt;56&lt;/RecNum&gt;&lt;DisplayText&gt;[2]&lt;/DisplayText&gt;&lt;record&gt;&lt;rec-number&gt;56&lt;/rec-number&gt;&lt;foreign-keys&gt;&lt;key app="EN" db-id="v0z2zdxanez0dnezra8x22xg0ztddv9zrass" timestamp="1776480076"&gt;56&lt;/key&gt;&lt;/foreign-keys&gt;&lt;ref-type name="Generic"&gt;13&lt;/ref-type&gt;&lt;contributors&gt;&lt;authors&gt;&lt;author&gt;Team, Python Core&lt;/author&gt;&lt;/authors&gt;&lt;/contributors&gt;&lt;titles&gt;&lt;title&gt;tkinter-Python interface to TCL/TK. Python Software Foundation (2022)&lt;/title&gt;&lt;/titles&gt;&lt;dates&gt;&lt;/dates&gt;&lt;urls&gt;&lt;/urls&gt;&lt;/record&gt;&lt;/Cite&gt;&lt;/EndNote&gt;</w:instrText>
+      </w:r>
+      <w:r>
+        <w:rPr>
+          <w:rFonts w:hint="default"/>
+          <w:lang w:val="en-US"/>
+        </w:rPr>
+        <w:fldChar w:fldCharType="separate"/>
+      </w:r>
+      <w:r>
+        <w:rPr>
+          <w:rFonts w:hint="default" w:ascii="Times New Roman" w:hAnsi="Times New Roman" w:eastAsiaTheme="minorEastAsia" w:cstheme="minorBidi"/>
+          <w:sz w:val="26"/>
+          <w:szCs w:val="24"/>
+          <w:lang w:val="en-US" w:eastAsia="en-US" w:bidi="ar-SA"/>
+        </w:rPr>
+        <w:t>[2]</w:t>
+      </w:r>
+      <w:r>
+        <w:rPr>
+          <w:rFonts w:hint="default"/>
+          <w:lang w:val="en-US"/>
+        </w:rPr>
+        <w:fldChar w:fldCharType="end"/>
+      </w:r>
+      <w:r>
+        <w:t>.</w:t>
+      </w:r>
+    </w:p>
+    <w:p>
+      <w:pPr>
+        <w:bidi w:val="0"/>
+      </w:pPr>
+      <w:r>
+        <w:t>Kỹ năng làm việc nhóm: Nhóm học được cách quản lý mã nguồn bằng Git/GitHub (tạo file README / HOW-TO) và chia sẻ công việc hiệu quả qua các buổi họp online để ráp nối các chức năng (UI, Thuật toán, Xử lý File) lại thành một phần mềm hoàn chỉnh.</w:t>
+      </w:r>
     </w:p>
     <w:p>
       <w:pPr>
@@ -2737,9 +6524,6 @@
         <w:ind w:left="0" w:leftChars="0" w:right="0" w:rightChars="0" w:firstLine="0" w:firstLineChars="0"/>
         <w:jc w:val="both"/>
       </w:pPr>
-      <w:bookmarkStart w:id="3" w:name="_Toc219926507"/>
-      <w:bookmarkStart w:id="4" w:name="_Toc12896"/>
-      <w:bookmarkStart w:id="5" w:name="_Toc27170"/>
     </w:p>
     <w:p>
       <w:pPr>
@@ -2932,719 +6716,26 @@
     </w:p>
     <w:p>
       <w:pPr>
-        <w:spacing w:before="0" w:beforeLines="0" w:after="0" w:afterLines="0" w:line="240" w:lineRule="auto"/>
-        <w:ind w:left="0" w:leftChars="0" w:right="0" w:rightChars="0" w:firstLine="0" w:firstLineChars="0"/>
-        <w:jc w:val="both"/>
-      </w:pPr>
-    </w:p>
-    <w:p>
-      <w:pPr>
-        <w:spacing w:before="0" w:beforeLines="0" w:after="0" w:afterLines="0" w:line="240" w:lineRule="auto"/>
-        <w:ind w:left="0" w:leftChars="0" w:right="0" w:rightChars="0" w:firstLine="0" w:firstLineChars="0"/>
-        <w:jc w:val="both"/>
-      </w:pPr>
-    </w:p>
-    <w:p>
-      <w:pPr>
-        <w:spacing w:before="0" w:beforeLines="0" w:after="0" w:afterLines="0" w:line="240" w:lineRule="auto"/>
-        <w:ind w:left="0" w:leftChars="0" w:right="0" w:rightChars="0" w:firstLine="0" w:firstLineChars="0"/>
-        <w:jc w:val="both"/>
-      </w:pPr>
-    </w:p>
-    <w:p>
-      <w:pPr>
-        <w:spacing w:before="0" w:beforeLines="0" w:after="0" w:afterLines="0" w:line="240" w:lineRule="auto"/>
-        <w:ind w:left="0" w:leftChars="0" w:right="0" w:rightChars="0" w:firstLine="0" w:firstLineChars="0"/>
-        <w:jc w:val="both"/>
-      </w:pPr>
-    </w:p>
-    <w:p>
-      <w:pPr>
-        <w:spacing w:before="0" w:beforeLines="0" w:after="0" w:afterLines="0" w:line="240" w:lineRule="auto"/>
-        <w:ind w:left="0" w:leftChars="0" w:right="0" w:rightChars="0" w:firstLine="0" w:firstLineChars="0"/>
-        <w:jc w:val="both"/>
-      </w:pPr>
-    </w:p>
-    <w:p>
-      <w:pPr>
-        <w:spacing w:before="0" w:beforeLines="0" w:after="0" w:afterLines="0" w:line="240" w:lineRule="auto"/>
-        <w:ind w:left="0" w:leftChars="0" w:right="0" w:rightChars="0" w:firstLine="0" w:firstLineChars="0"/>
-        <w:jc w:val="both"/>
-      </w:pPr>
-    </w:p>
-    <w:p>
-      <w:pPr>
-        <w:spacing w:before="0" w:beforeLines="0" w:after="0" w:afterLines="0" w:line="240" w:lineRule="auto"/>
-        <w:ind w:left="0" w:leftChars="0" w:right="0" w:rightChars="0" w:firstLine="0" w:firstLineChars="0"/>
-        <w:jc w:val="both"/>
-      </w:pPr>
-    </w:p>
-    <w:p>
-      <w:pPr>
-        <w:spacing w:before="0" w:beforeLines="0" w:after="0" w:afterLines="0" w:line="240" w:lineRule="auto"/>
-        <w:ind w:left="0" w:leftChars="0" w:right="0" w:rightChars="0" w:firstLine="0" w:firstLineChars="0"/>
-        <w:jc w:val="both"/>
-      </w:pPr>
-    </w:p>
-    <w:p>
-      <w:pPr>
-        <w:spacing w:before="0" w:beforeLines="0" w:after="0" w:afterLines="0" w:line="240" w:lineRule="auto"/>
-        <w:ind w:left="0" w:leftChars="0" w:right="0" w:rightChars="0" w:firstLine="0" w:firstLineChars="0"/>
-        <w:jc w:val="both"/>
-      </w:pPr>
-    </w:p>
-    <w:p>
-      <w:pPr>
-        <w:spacing w:before="0" w:beforeLines="0" w:after="0" w:afterLines="0" w:line="240" w:lineRule="auto"/>
-        <w:ind w:left="0" w:leftChars="0" w:right="0" w:rightChars="0" w:firstLine="0" w:firstLineChars="0"/>
-        <w:jc w:val="both"/>
-      </w:pPr>
-    </w:p>
-    <w:p>
-      <w:pPr>
-        <w:spacing w:before="0" w:beforeLines="0" w:after="0" w:afterLines="0" w:line="240" w:lineRule="auto"/>
-        <w:ind w:left="0" w:leftChars="0" w:right="0" w:rightChars="0" w:firstLine="0" w:firstLineChars="0"/>
-        <w:jc w:val="both"/>
-      </w:pPr>
-    </w:p>
-    <w:p>
-      <w:pPr>
-        <w:spacing w:before="0" w:beforeLines="0" w:after="0" w:afterLines="0" w:line="240" w:lineRule="auto"/>
-        <w:ind w:left="0" w:leftChars="0" w:right="0" w:rightChars="0" w:firstLine="0" w:firstLineChars="0"/>
-        <w:jc w:val="both"/>
-      </w:pPr>
-    </w:p>
-    <w:p>
-      <w:pPr>
-        <w:spacing w:before="0" w:beforeLines="0" w:after="0" w:afterLines="0" w:line="240" w:lineRule="auto"/>
-        <w:ind w:left="0" w:leftChars="0" w:right="0" w:rightChars="0" w:firstLine="0" w:firstLineChars="0"/>
-        <w:jc w:val="both"/>
-      </w:pPr>
-    </w:p>
-    <w:p>
-      <w:pPr>
-        <w:spacing w:before="0" w:beforeLines="0" w:after="0" w:afterLines="0" w:line="240" w:lineRule="auto"/>
-        <w:ind w:left="0" w:leftChars="0" w:right="0" w:rightChars="0" w:firstLine="0" w:firstLineChars="0"/>
-        <w:jc w:val="both"/>
-      </w:pPr>
-    </w:p>
-    <w:p>
-      <w:pPr>
-        <w:spacing w:before="0" w:beforeLines="0" w:after="0" w:afterLines="0" w:line="240" w:lineRule="auto"/>
-        <w:ind w:left="0" w:leftChars="0" w:right="0" w:rightChars="0" w:firstLine="0" w:firstLineChars="0"/>
-        <w:jc w:val="both"/>
-      </w:pPr>
-    </w:p>
-    <w:p>
-      <w:pPr>
-        <w:spacing w:before="0" w:beforeLines="0" w:after="0" w:afterLines="0" w:line="240" w:lineRule="auto"/>
-        <w:ind w:left="0" w:leftChars="0" w:right="0" w:rightChars="0" w:firstLine="0" w:firstLineChars="0"/>
-        <w:jc w:val="both"/>
-      </w:pPr>
-    </w:p>
-    <w:p>
-      <w:pPr>
-        <w:spacing w:before="0" w:beforeLines="0" w:after="0" w:afterLines="0" w:line="240" w:lineRule="auto"/>
-        <w:ind w:left="0" w:leftChars="0" w:right="0" w:rightChars="0" w:firstLine="0" w:firstLineChars="0"/>
-        <w:jc w:val="both"/>
-      </w:pPr>
-    </w:p>
-    <w:p>
-      <w:pPr>
-        <w:spacing w:before="0" w:beforeLines="0" w:after="0" w:afterLines="0" w:line="240" w:lineRule="auto"/>
-        <w:ind w:left="0" w:leftChars="0" w:right="0" w:rightChars="0" w:firstLine="0" w:firstLineChars="0"/>
-        <w:jc w:val="both"/>
-      </w:pPr>
-    </w:p>
-    <w:p>
-      <w:pPr>
         <w:pStyle w:val="2"/>
         <w:bidi w:val="0"/>
-        <w:rPr>
-          <w:rFonts w:hint="default"/>
-          <w:lang w:val="vi-VN"/>
-        </w:rPr>
-      </w:pPr>
-      <w:r>
-        <w:rPr>
-          <w:rFonts w:hint="default"/>
-          <w:lang w:val="vi-VN"/>
-        </w:rPr>
-        <w:t>CHƯƠNG 1: TỔNG QUANG VỀ ĐỀ TÀI</w:t>
-      </w:r>
-      <w:bookmarkStart w:id="6" w:name="_GoBack"/>
-      <w:bookmarkEnd w:id="6"/>
-    </w:p>
-    <w:p>
-      <w:pPr>
-        <w:spacing w:before="0" w:beforeLines="0" w:after="0" w:afterLines="0" w:line="240" w:lineRule="auto"/>
-        <w:ind w:left="0" w:leftChars="0" w:right="0" w:rightChars="0" w:firstLine="0" w:firstLineChars="0"/>
-        <w:jc w:val="both"/>
-      </w:pPr>
-    </w:p>
-    <w:p>
-      <w:pPr>
-        <w:spacing w:before="0" w:beforeLines="0" w:after="0" w:afterLines="0" w:line="240" w:lineRule="auto"/>
-        <w:ind w:left="0" w:leftChars="0" w:right="0" w:rightChars="0" w:firstLine="0" w:firstLineChars="0"/>
-        <w:jc w:val="both"/>
-      </w:pPr>
-    </w:p>
-    <w:p>
-      <w:pPr>
-        <w:spacing w:before="0" w:beforeLines="0" w:after="0" w:afterLines="0" w:line="240" w:lineRule="auto"/>
-        <w:ind w:left="0" w:leftChars="0" w:right="0" w:rightChars="0" w:firstLine="0" w:firstLineChars="0"/>
-        <w:jc w:val="both"/>
-      </w:pPr>
-    </w:p>
-    <w:p>
-      <w:pPr>
-        <w:spacing w:before="0" w:beforeLines="0" w:after="0" w:afterLines="0" w:line="240" w:lineRule="auto"/>
-        <w:ind w:left="0" w:leftChars="0" w:right="0" w:rightChars="0" w:firstLine="0" w:firstLineChars="0"/>
-        <w:jc w:val="both"/>
-      </w:pPr>
-    </w:p>
-    <w:p>
-      <w:pPr>
-        <w:spacing w:before="0" w:beforeLines="0" w:after="0" w:afterLines="0" w:line="240" w:lineRule="auto"/>
-        <w:ind w:left="0" w:leftChars="0" w:right="0" w:rightChars="0" w:firstLine="0" w:firstLineChars="0"/>
-        <w:jc w:val="both"/>
-      </w:pPr>
-    </w:p>
-    <w:p>
-      <w:pPr>
-        <w:spacing w:before="0" w:beforeLines="0" w:after="0" w:afterLines="0" w:line="240" w:lineRule="auto"/>
-        <w:ind w:left="0" w:leftChars="0" w:right="0" w:rightChars="0" w:firstLine="0" w:firstLineChars="0"/>
-        <w:jc w:val="both"/>
-      </w:pPr>
-    </w:p>
-    <w:p>
-      <w:pPr>
-        <w:spacing w:before="0" w:beforeLines="0" w:after="0" w:afterLines="0" w:line="240" w:lineRule="auto"/>
-        <w:ind w:left="0" w:leftChars="0" w:right="0" w:rightChars="0" w:firstLine="0" w:firstLineChars="0"/>
-        <w:jc w:val="both"/>
-      </w:pPr>
-    </w:p>
-    <w:p>
-      <w:pPr>
-        <w:spacing w:before="0" w:beforeLines="0" w:after="0" w:afterLines="0" w:line="240" w:lineRule="auto"/>
-        <w:ind w:left="0" w:leftChars="0" w:right="0" w:rightChars="0" w:firstLine="0" w:firstLineChars="0"/>
-        <w:jc w:val="both"/>
-      </w:pPr>
-    </w:p>
-    <w:p>
-      <w:pPr>
-        <w:spacing w:before="0" w:beforeLines="0" w:after="0" w:afterLines="0" w:line="240" w:lineRule="auto"/>
-        <w:ind w:left="0" w:leftChars="0" w:right="0" w:rightChars="0" w:firstLine="0" w:firstLineChars="0"/>
-        <w:jc w:val="both"/>
-      </w:pPr>
-    </w:p>
-    <w:p>
-      <w:pPr>
-        <w:spacing w:before="0" w:beforeLines="0" w:after="0" w:afterLines="0" w:line="240" w:lineRule="auto"/>
-        <w:ind w:left="0" w:leftChars="0" w:right="0" w:rightChars="0" w:firstLine="0" w:firstLineChars="0"/>
-        <w:jc w:val="both"/>
-      </w:pPr>
-    </w:p>
-    <w:p>
-      <w:pPr>
-        <w:spacing w:before="0" w:beforeLines="0" w:after="0" w:afterLines="0" w:line="240" w:lineRule="auto"/>
-        <w:ind w:left="0" w:leftChars="0" w:right="0" w:rightChars="0" w:firstLine="0" w:firstLineChars="0"/>
-        <w:jc w:val="both"/>
-      </w:pPr>
-    </w:p>
-    <w:p>
-      <w:pPr>
-        <w:spacing w:before="0" w:beforeLines="0" w:after="0" w:afterLines="0" w:line="240" w:lineRule="auto"/>
-        <w:ind w:left="0" w:leftChars="0" w:right="0" w:rightChars="0" w:firstLine="0" w:firstLineChars="0"/>
-        <w:jc w:val="both"/>
-      </w:pPr>
-    </w:p>
-    <w:p>
-      <w:pPr>
-        <w:spacing w:before="0" w:beforeLines="0" w:after="0" w:afterLines="0" w:line="240" w:lineRule="auto"/>
-        <w:ind w:left="0" w:leftChars="0" w:right="0" w:rightChars="0" w:firstLine="0" w:firstLineChars="0"/>
-        <w:jc w:val="both"/>
-      </w:pPr>
-    </w:p>
-    <w:p>
-      <w:pPr>
-        <w:spacing w:before="0" w:beforeLines="0" w:after="0" w:afterLines="0" w:line="240" w:lineRule="auto"/>
-        <w:ind w:left="0" w:leftChars="0" w:right="0" w:rightChars="0" w:firstLine="0" w:firstLineChars="0"/>
-        <w:jc w:val="both"/>
-      </w:pPr>
-    </w:p>
-    <w:p>
-      <w:pPr>
-        <w:spacing w:before="0" w:beforeLines="0" w:after="0" w:afterLines="0" w:line="240" w:lineRule="auto"/>
-        <w:ind w:left="0" w:leftChars="0" w:right="0" w:rightChars="0" w:firstLine="0" w:firstLineChars="0"/>
-        <w:jc w:val="both"/>
-      </w:pPr>
-    </w:p>
-    <w:p>
-      <w:pPr>
-        <w:spacing w:before="0" w:beforeLines="0" w:after="0" w:afterLines="0" w:line="240" w:lineRule="auto"/>
-        <w:ind w:left="0" w:leftChars="0" w:right="0" w:rightChars="0" w:firstLine="0" w:firstLineChars="0"/>
-        <w:jc w:val="both"/>
-      </w:pPr>
-    </w:p>
-    <w:p>
-      <w:pPr>
-        <w:spacing w:before="0" w:beforeLines="0" w:after="0" w:afterLines="0" w:line="240" w:lineRule="auto"/>
-        <w:ind w:left="0" w:leftChars="0" w:right="0" w:rightChars="0" w:firstLine="0" w:firstLineChars="0"/>
-        <w:jc w:val="both"/>
-      </w:pPr>
-    </w:p>
-    <w:p>
-      <w:pPr>
-        <w:spacing w:before="0" w:beforeLines="0" w:after="0" w:afterLines="0" w:line="240" w:lineRule="auto"/>
-        <w:ind w:left="0" w:leftChars="0" w:right="0" w:rightChars="0" w:firstLine="0" w:firstLineChars="0"/>
-        <w:jc w:val="both"/>
-      </w:pPr>
-    </w:p>
-    <w:p>
-      <w:pPr>
-        <w:spacing w:before="0" w:beforeLines="0" w:after="0" w:afterLines="0" w:line="240" w:lineRule="auto"/>
-        <w:ind w:left="0" w:leftChars="0" w:right="0" w:rightChars="0" w:firstLine="0" w:firstLineChars="0"/>
-        <w:jc w:val="both"/>
-      </w:pPr>
-    </w:p>
-    <w:p>
-      <w:pPr>
-        <w:spacing w:before="0" w:beforeLines="0" w:after="0" w:afterLines="0" w:line="240" w:lineRule="auto"/>
-        <w:ind w:left="0" w:leftChars="0" w:right="0" w:rightChars="0" w:firstLine="0" w:firstLineChars="0"/>
-        <w:jc w:val="both"/>
-      </w:pPr>
-    </w:p>
-    <w:p>
-      <w:pPr>
-        <w:spacing w:before="0" w:beforeLines="0" w:after="0" w:afterLines="0" w:line="240" w:lineRule="auto"/>
-        <w:ind w:left="0" w:leftChars="0" w:right="0" w:rightChars="0" w:firstLine="0" w:firstLineChars="0"/>
-        <w:jc w:val="both"/>
-      </w:pPr>
-    </w:p>
-    <w:p>
-      <w:pPr>
-        <w:spacing w:before="0" w:beforeLines="0" w:after="0" w:afterLines="0" w:line="240" w:lineRule="auto"/>
-        <w:ind w:left="0" w:leftChars="0" w:right="0" w:rightChars="0" w:firstLine="0" w:firstLineChars="0"/>
-        <w:jc w:val="both"/>
-      </w:pPr>
-    </w:p>
-    <w:p>
-      <w:pPr>
-        <w:spacing w:before="0" w:beforeLines="0" w:after="0" w:afterLines="0" w:line="240" w:lineRule="auto"/>
-        <w:ind w:left="0" w:leftChars="0" w:right="0" w:rightChars="0" w:firstLine="0" w:firstLineChars="0"/>
-        <w:jc w:val="both"/>
-      </w:pPr>
-    </w:p>
-    <w:p>
-      <w:pPr>
-        <w:spacing w:before="0" w:beforeLines="0" w:after="0" w:afterLines="0" w:line="240" w:lineRule="auto"/>
-        <w:ind w:left="0" w:leftChars="0" w:right="0" w:rightChars="0" w:firstLine="0" w:firstLineChars="0"/>
-        <w:jc w:val="both"/>
-      </w:pPr>
-    </w:p>
-    <w:p>
-      <w:pPr>
-        <w:spacing w:before="0" w:beforeLines="0" w:after="0" w:afterLines="0" w:line="240" w:lineRule="auto"/>
-        <w:ind w:left="0" w:leftChars="0" w:right="0" w:rightChars="0" w:firstLine="0" w:firstLineChars="0"/>
-        <w:jc w:val="both"/>
-      </w:pPr>
-    </w:p>
-    <w:p>
-      <w:pPr>
-        <w:spacing w:before="0" w:beforeLines="0" w:after="0" w:afterLines="0" w:line="240" w:lineRule="auto"/>
-        <w:ind w:left="0" w:leftChars="0" w:right="0" w:rightChars="0" w:firstLine="0" w:firstLineChars="0"/>
-        <w:jc w:val="both"/>
-      </w:pPr>
-    </w:p>
-    <w:p>
-      <w:pPr>
-        <w:spacing w:before="0" w:beforeLines="0" w:after="0" w:afterLines="0" w:line="240" w:lineRule="auto"/>
-        <w:ind w:left="0" w:leftChars="0" w:right="0" w:rightChars="0" w:firstLine="0" w:firstLineChars="0"/>
-        <w:jc w:val="both"/>
-      </w:pPr>
-    </w:p>
-    <w:p>
-      <w:pPr>
-        <w:spacing w:before="0" w:beforeLines="0" w:after="0" w:afterLines="0" w:line="240" w:lineRule="auto"/>
-        <w:ind w:left="0" w:leftChars="0" w:right="0" w:rightChars="0" w:firstLine="0" w:firstLineChars="0"/>
-        <w:jc w:val="both"/>
-      </w:pPr>
-    </w:p>
-    <w:p>
-      <w:pPr>
-        <w:spacing w:before="0" w:beforeLines="0" w:after="0" w:afterLines="0" w:line="240" w:lineRule="auto"/>
-        <w:ind w:left="0" w:leftChars="0" w:right="0" w:rightChars="0" w:firstLine="0" w:firstLineChars="0"/>
-        <w:jc w:val="both"/>
-      </w:pPr>
-    </w:p>
-    <w:p>
-      <w:pPr>
-        <w:spacing w:before="0" w:beforeLines="0" w:after="0" w:afterLines="0" w:line="240" w:lineRule="auto"/>
-        <w:ind w:left="0" w:leftChars="0" w:right="0" w:rightChars="0" w:firstLine="0" w:firstLineChars="0"/>
-        <w:jc w:val="both"/>
-      </w:pPr>
-    </w:p>
-    <w:p>
-      <w:pPr>
-        <w:spacing w:before="0" w:beforeLines="0" w:after="0" w:afterLines="0" w:line="240" w:lineRule="auto"/>
-        <w:ind w:left="0" w:leftChars="0" w:right="0" w:rightChars="0" w:firstLine="0" w:firstLineChars="0"/>
-        <w:jc w:val="both"/>
-      </w:pPr>
-    </w:p>
-    <w:p>
-      <w:pPr>
-        <w:spacing w:before="0" w:beforeLines="0" w:after="0" w:afterLines="0" w:line="240" w:lineRule="auto"/>
-        <w:ind w:left="0" w:leftChars="0" w:right="0" w:rightChars="0" w:firstLine="0" w:firstLineChars="0"/>
-        <w:jc w:val="both"/>
-      </w:pPr>
-    </w:p>
-    <w:p>
-      <w:pPr>
-        <w:spacing w:before="0" w:beforeLines="0" w:after="0" w:afterLines="0" w:line="240" w:lineRule="auto"/>
-        <w:ind w:left="0" w:leftChars="0" w:right="0" w:rightChars="0" w:firstLine="0" w:firstLineChars="0"/>
-        <w:jc w:val="both"/>
-      </w:pPr>
-    </w:p>
-    <w:p>
-      <w:pPr>
-        <w:spacing w:before="0" w:beforeLines="0" w:after="0" w:afterLines="0" w:line="240" w:lineRule="auto"/>
-        <w:ind w:left="0" w:leftChars="0" w:right="0" w:rightChars="0" w:firstLine="0" w:firstLineChars="0"/>
-        <w:jc w:val="both"/>
-      </w:pPr>
-    </w:p>
-    <w:p>
-      <w:pPr>
-        <w:spacing w:before="0" w:beforeLines="0" w:after="0" w:afterLines="0" w:line="240" w:lineRule="auto"/>
-        <w:ind w:left="0" w:leftChars="0" w:right="0" w:rightChars="0" w:firstLine="0" w:firstLineChars="0"/>
-        <w:jc w:val="both"/>
-      </w:pPr>
-    </w:p>
-    <w:p>
-      <w:pPr>
-        <w:spacing w:before="0" w:beforeLines="0" w:after="0" w:afterLines="0" w:line="240" w:lineRule="auto"/>
-        <w:ind w:left="0" w:leftChars="0" w:right="0" w:rightChars="0" w:firstLine="0" w:firstLineChars="0"/>
-        <w:jc w:val="both"/>
-      </w:pPr>
-    </w:p>
-    <w:p>
-      <w:pPr>
-        <w:spacing w:before="0" w:beforeLines="0" w:after="0" w:afterLines="0" w:line="240" w:lineRule="auto"/>
-        <w:ind w:left="0" w:leftChars="0" w:right="0" w:rightChars="0" w:firstLine="0" w:firstLineChars="0"/>
-        <w:jc w:val="both"/>
-      </w:pPr>
-    </w:p>
-    <w:p>
-      <w:pPr>
-        <w:spacing w:before="0" w:beforeLines="0" w:after="0" w:afterLines="0" w:line="240" w:lineRule="auto"/>
-        <w:ind w:left="0" w:leftChars="0" w:right="0" w:rightChars="0" w:firstLine="0" w:firstLineChars="0"/>
-        <w:jc w:val="both"/>
-      </w:pPr>
-    </w:p>
-    <w:p>
-      <w:pPr>
-        <w:spacing w:before="0" w:beforeLines="0" w:after="0" w:afterLines="0" w:line="240" w:lineRule="auto"/>
-        <w:ind w:left="0" w:leftChars="0" w:right="0" w:rightChars="0" w:firstLine="0" w:firstLineChars="0"/>
-        <w:jc w:val="both"/>
-      </w:pPr>
-    </w:p>
-    <w:p>
-      <w:pPr>
-        <w:spacing w:before="0" w:beforeLines="0" w:after="0" w:afterLines="0" w:line="240" w:lineRule="auto"/>
-        <w:ind w:left="0" w:leftChars="0" w:right="0" w:rightChars="0" w:firstLine="0" w:firstLineChars="0"/>
-        <w:jc w:val="both"/>
-      </w:pPr>
-    </w:p>
-    <w:p>
-      <w:pPr>
-        <w:spacing w:before="0" w:beforeLines="0" w:after="0" w:afterLines="0" w:line="240" w:lineRule="auto"/>
-        <w:ind w:left="0" w:leftChars="0" w:right="0" w:rightChars="0" w:firstLine="0" w:firstLineChars="0"/>
-        <w:jc w:val="both"/>
-      </w:pPr>
-    </w:p>
-    <w:p>
-      <w:pPr>
-        <w:spacing w:before="0" w:beforeLines="0" w:after="0" w:afterLines="0" w:line="240" w:lineRule="auto"/>
-        <w:ind w:left="0" w:leftChars="0" w:right="0" w:rightChars="0" w:firstLine="0" w:firstLineChars="0"/>
-        <w:jc w:val="both"/>
-      </w:pPr>
-    </w:p>
-    <w:p>
-      <w:pPr>
-        <w:spacing w:before="0" w:beforeLines="0" w:after="0" w:afterLines="0" w:line="240" w:lineRule="auto"/>
-        <w:ind w:left="0" w:leftChars="0" w:right="0" w:rightChars="0" w:firstLine="0" w:firstLineChars="0"/>
-        <w:jc w:val="both"/>
-      </w:pPr>
-    </w:p>
-    <w:p>
-      <w:pPr>
-        <w:spacing w:before="0" w:beforeLines="0" w:after="0" w:afterLines="0" w:line="240" w:lineRule="auto"/>
-        <w:ind w:left="0" w:leftChars="0" w:right="0" w:rightChars="0" w:firstLine="0" w:firstLineChars="0"/>
-        <w:jc w:val="both"/>
-      </w:pPr>
-    </w:p>
-    <w:p>
-      <w:pPr>
-        <w:spacing w:before="0" w:beforeLines="0" w:after="0" w:afterLines="0" w:line="240" w:lineRule="auto"/>
-        <w:ind w:left="0" w:leftChars="0" w:right="0" w:rightChars="0" w:firstLine="0" w:firstLineChars="0"/>
-        <w:jc w:val="both"/>
-      </w:pPr>
-    </w:p>
-    <w:p>
-      <w:pPr>
-        <w:spacing w:before="0" w:beforeLines="0" w:after="0" w:afterLines="0" w:line="240" w:lineRule="auto"/>
-        <w:ind w:left="0" w:leftChars="0" w:right="0" w:rightChars="0" w:firstLine="0" w:firstLineChars="0"/>
-        <w:jc w:val="both"/>
-      </w:pPr>
-    </w:p>
-    <w:p>
-      <w:pPr>
-        <w:spacing w:before="0" w:beforeLines="0" w:after="0" w:afterLines="0" w:line="240" w:lineRule="auto"/>
-        <w:ind w:left="0" w:leftChars="0" w:right="0" w:rightChars="0" w:firstLine="0" w:firstLineChars="0"/>
-        <w:jc w:val="both"/>
-      </w:pPr>
-    </w:p>
-    <w:p>
-      <w:pPr>
-        <w:spacing w:before="0" w:beforeLines="0" w:after="0" w:afterLines="0" w:line="240" w:lineRule="auto"/>
-        <w:ind w:left="0" w:leftChars="0" w:right="0" w:rightChars="0" w:firstLine="0" w:firstLineChars="0"/>
-        <w:jc w:val="both"/>
-      </w:pPr>
-    </w:p>
-    <w:p>
-      <w:pPr>
-        <w:spacing w:before="0" w:beforeLines="0" w:after="0" w:afterLines="0" w:line="240" w:lineRule="auto"/>
-        <w:ind w:left="0" w:leftChars="0" w:right="0" w:rightChars="0" w:firstLine="0" w:firstLineChars="0"/>
-        <w:jc w:val="both"/>
-      </w:pPr>
-    </w:p>
-    <w:p>
-      <w:pPr>
-        <w:spacing w:before="0" w:beforeLines="0" w:after="0" w:afterLines="0" w:line="240" w:lineRule="auto"/>
-        <w:ind w:left="0" w:leftChars="0" w:right="0" w:rightChars="0" w:firstLine="0" w:firstLineChars="0"/>
-        <w:jc w:val="both"/>
-      </w:pPr>
-    </w:p>
-    <w:p>
-      <w:pPr>
-        <w:spacing w:before="0" w:beforeLines="0" w:after="0" w:afterLines="0" w:line="240" w:lineRule="auto"/>
-        <w:ind w:left="0" w:leftChars="0" w:right="0" w:rightChars="0" w:firstLine="0" w:firstLineChars="0"/>
-        <w:jc w:val="both"/>
-      </w:pPr>
-    </w:p>
-    <w:p>
-      <w:pPr>
-        <w:spacing w:before="0" w:beforeLines="0" w:after="0" w:afterLines="0" w:line="240" w:lineRule="auto"/>
-        <w:ind w:left="0" w:leftChars="0" w:right="0" w:rightChars="0" w:firstLine="0" w:firstLineChars="0"/>
-        <w:jc w:val="both"/>
-      </w:pPr>
-    </w:p>
-    <w:p>
-      <w:pPr>
-        <w:spacing w:before="0" w:beforeLines="0" w:after="0" w:afterLines="0" w:line="240" w:lineRule="auto"/>
-        <w:ind w:left="0" w:leftChars="0" w:right="0" w:rightChars="0" w:firstLine="0" w:firstLineChars="0"/>
-        <w:jc w:val="both"/>
-      </w:pPr>
-    </w:p>
-    <w:p>
-      <w:pPr>
-        <w:spacing w:before="0" w:beforeLines="0" w:after="0" w:afterLines="0" w:line="240" w:lineRule="auto"/>
-        <w:ind w:left="0" w:leftChars="0" w:right="0" w:rightChars="0" w:firstLine="0" w:firstLineChars="0"/>
-        <w:jc w:val="both"/>
-      </w:pPr>
-    </w:p>
-    <w:p>
-      <w:pPr>
-        <w:spacing w:before="0" w:beforeLines="0" w:after="0" w:afterLines="0" w:line="240" w:lineRule="auto"/>
-        <w:ind w:left="0" w:leftChars="0" w:right="0" w:rightChars="0" w:firstLine="0" w:firstLineChars="0"/>
-        <w:jc w:val="both"/>
-      </w:pPr>
-    </w:p>
-    <w:p>
-      <w:pPr>
-        <w:spacing w:before="0" w:beforeLines="0" w:after="0" w:afterLines="0" w:line="240" w:lineRule="auto"/>
-        <w:ind w:left="0" w:leftChars="0" w:right="0" w:rightChars="0" w:firstLine="0" w:firstLineChars="0"/>
-        <w:jc w:val="both"/>
-      </w:pPr>
-    </w:p>
-    <w:p>
-      <w:pPr>
-        <w:spacing w:before="0" w:beforeLines="0" w:after="0" w:afterLines="0" w:line="240" w:lineRule="auto"/>
-        <w:ind w:left="0" w:leftChars="0" w:right="0" w:rightChars="0" w:firstLine="0" w:firstLineChars="0"/>
-        <w:jc w:val="both"/>
-      </w:pPr>
-    </w:p>
-    <w:p>
-      <w:pPr>
-        <w:spacing w:before="0" w:beforeLines="0" w:after="0" w:afterLines="0" w:line="240" w:lineRule="auto"/>
-        <w:ind w:left="0" w:leftChars="0" w:right="0" w:rightChars="0" w:firstLine="0" w:firstLineChars="0"/>
-        <w:jc w:val="both"/>
-      </w:pPr>
-    </w:p>
-    <w:p>
-      <w:pPr>
-        <w:spacing w:before="0" w:beforeLines="0" w:after="0" w:afterLines="0" w:line="240" w:lineRule="auto"/>
-        <w:ind w:left="0" w:leftChars="0" w:right="0" w:rightChars="0" w:firstLine="0" w:firstLineChars="0"/>
-        <w:jc w:val="both"/>
-      </w:pPr>
-    </w:p>
-    <w:p>
-      <w:pPr>
-        <w:spacing w:before="0" w:beforeLines="0" w:after="0" w:afterLines="0" w:line="240" w:lineRule="auto"/>
-        <w:ind w:left="0" w:leftChars="0" w:right="0" w:rightChars="0" w:firstLine="0" w:firstLineChars="0"/>
-        <w:jc w:val="both"/>
-      </w:pPr>
-    </w:p>
-    <w:p>
-      <w:pPr>
-        <w:spacing w:before="0" w:beforeLines="0" w:after="0" w:afterLines="0" w:line="240" w:lineRule="auto"/>
-        <w:ind w:left="0" w:leftChars="0" w:right="0" w:rightChars="0" w:firstLine="0" w:firstLineChars="0"/>
-        <w:jc w:val="both"/>
-      </w:pPr>
-    </w:p>
-    <w:p>
-      <w:pPr>
-        <w:spacing w:before="0" w:beforeLines="0" w:after="0" w:afterLines="0" w:line="240" w:lineRule="auto"/>
-        <w:ind w:left="0" w:leftChars="0" w:right="0" w:rightChars="0" w:firstLine="0" w:firstLineChars="0"/>
-        <w:jc w:val="both"/>
-      </w:pPr>
-    </w:p>
-    <w:p>
-      <w:pPr>
-        <w:spacing w:before="0" w:beforeLines="0" w:after="0" w:afterLines="0" w:line="240" w:lineRule="auto"/>
-        <w:ind w:left="0" w:leftChars="0" w:right="0" w:rightChars="0" w:firstLine="0" w:firstLineChars="0"/>
-        <w:jc w:val="both"/>
-      </w:pPr>
-    </w:p>
-    <w:p>
-      <w:pPr>
-        <w:spacing w:before="0" w:beforeLines="0" w:after="0" w:afterLines="0" w:line="240" w:lineRule="auto"/>
-        <w:ind w:left="0" w:leftChars="0" w:right="0" w:rightChars="0" w:firstLine="0" w:firstLineChars="0"/>
-        <w:jc w:val="both"/>
-      </w:pPr>
+        <w:jc w:val="center"/>
+        <w:rPr>
+          <w:lang w:val="en-US"/>
+        </w:rPr>
+      </w:pPr>
+      <w:bookmarkStart w:id="24" w:name="_Toc13812"/>
     </w:p>
     <w:p>
       <w:pPr>
         <w:pStyle w:val="2"/>
         <w:bidi w:val="0"/>
-        <w:rPr>
-          <w:lang w:val="en-US"/>
-        </w:rPr>
-      </w:pPr>
-      <w:r>
-        <w:rPr>
-          <w:lang w:val="en-US"/>
-        </w:rPr>
-        <w:t>TÀI LIỆU THAM KHẢO</w:t>
-      </w:r>
-      <w:bookmarkEnd w:id="3"/>
-      <w:bookmarkEnd w:id="4"/>
-      <w:bookmarkEnd w:id="5"/>
-    </w:p>
-    <w:p>
-      <w:pPr>
-        <w:bidi w:val="0"/>
-      </w:pPr>
-      <w:r>
-        <w:t>[1] A. Silberschatz, P. B. Galvin, and G. Gagne, Operating System Concepts, 10th ed. Wiley, 2018.</w:t>
-      </w:r>
-    </w:p>
-    <w:p>
-      <w:pPr>
-        <w:bidi w:val="0"/>
-      </w:pPr>
-      <w:r>
-        <w:t>[2] A. S. Tanenbaum and H. Bos, Modern Operating Systems, 4th ed. Pearson, 2014.</w:t>
-      </w:r>
-    </w:p>
-    <w:p>
-      <w:pPr>
-        <w:bidi w:val="0"/>
-      </w:pPr>
-      <w:r>
-        <w:t>[3] W. Stallings, Operating Systems: Internals and Design Principles, 9th ed. Pearson, 2017.</w:t>
-      </w:r>
-    </w:p>
-    <w:p>
-      <w:pPr>
-        <w:bidi w:val="0"/>
-      </w:pPr>
-      <w:r>
-        <w:t xml:space="preserve">[4] GeeksforGeeks, "Page Replacement Algorithms in Operating Systems." [Online]. Available: </w:t>
-      </w:r>
-      <w:r>
-        <w:fldChar w:fldCharType="begin"/>
-      </w:r>
-      <w:r>
-        <w:instrText xml:space="preserve"> HYPERLINK "https://www.geeksforgeeks.org/page-replacement-algorithms-in-operating-systems/" \t "_blank" </w:instrText>
-      </w:r>
-      <w:r>
-        <w:fldChar w:fldCharType="separate"/>
-      </w:r>
-      <w:r>
-        <w:rPr>
-          <w:rStyle w:val="17"/>
-        </w:rPr>
-        <w:t>https://www.geeksforgeeks.org/page-replacement-algorithms-in-operating-systems/</w:t>
-      </w:r>
-      <w:r>
-        <w:fldChar w:fldCharType="end"/>
-      </w:r>
-      <w:r>
-        <w:t>. Accessed: Mar. 16, 2026.</w:t>
-      </w:r>
-    </w:p>
-    <w:p>
-      <w:pPr>
-        <w:bidi w:val="0"/>
-      </w:pPr>
-      <w:r>
-        <w:t xml:space="preserve">[5] Python Software Foundation, "tkinter — Python interface to Tcl/Tk." [Online]. Available: </w:t>
-      </w:r>
-      <w:r>
-        <w:fldChar w:fldCharType="begin"/>
-      </w:r>
-      <w:r>
-        <w:instrText xml:space="preserve"> HYPERLINK "https://docs.python.org/3/library/tkinter.html" \t "_blank" </w:instrText>
-      </w:r>
-      <w:r>
-        <w:fldChar w:fldCharType="separate"/>
-      </w:r>
-      <w:r>
-        <w:rPr>
-          <w:rStyle w:val="17"/>
-        </w:rPr>
-        <w:t>https://docs.python.org/3/library/tkinter.html</w:t>
-      </w:r>
-      <w:r>
-        <w:fldChar w:fldCharType="end"/>
-      </w:r>
-      <w:r>
-        <w:t>. Accessed: Mar. 16, 2026.</w:t>
-      </w:r>
-    </w:p>
-    <w:p>
-      <w:pPr>
-        <w:pStyle w:val="18"/>
-        <w:spacing w:line="360" w:lineRule="auto"/>
-        <w:ind w:left="65"/>
-        <w:jc w:val="both"/>
-        <w:outlineLvl w:val="9"/>
-        <w:rPr>
-          <w:lang w:val="vi-VN"/>
-        </w:rPr>
-      </w:pPr>
-    </w:p>
-    <w:p>
-      <w:pPr>
-        <w:pStyle w:val="18"/>
-        <w:spacing w:line="360" w:lineRule="auto"/>
-        <w:jc w:val="both"/>
-        <w:rPr>
+        <w:jc w:val="center"/>
+        <w:rPr>
+          <w:rFonts w:hint="default"/>
           <w:color w:val="000000" w:themeColor="text1"/>
           <w:sz w:val="26"/>
           <w:szCs w:val="26"/>
-          <w:lang w:val="vi-VN"/>
+          <w:lang w:val="en-US"/>
           <w14:textFill>
             <w14:solidFill>
               <w14:schemeClr w14:val="tx1"/>
@@ -3652,17 +6743,34 @@
           </w14:textFill>
         </w:rPr>
       </w:pPr>
-    </w:p>
-    <w:p>
-      <w:pPr>
-        <w:pStyle w:val="18"/>
+      <w:r>
+        <w:rPr>
+          <w:lang w:val="en-US"/>
+        </w:rPr>
+        <w:t>TÀI LIỆU THAM KHẢ</w:t>
+      </w:r>
+      <w:bookmarkEnd w:id="5"/>
+      <w:bookmarkEnd w:id="6"/>
+      <w:bookmarkEnd w:id="7"/>
+      <w:bookmarkEnd w:id="24"/>
+      <w:r>
+        <w:rPr>
+          <w:rFonts w:hint="default"/>
+          <w:lang w:val="en-US"/>
+        </w:rPr>
+        <w:t>O</w:t>
+      </w:r>
+    </w:p>
+    <w:p>
+      <w:pPr>
         <w:spacing w:line="360" w:lineRule="auto"/>
         <w:jc w:val="both"/>
         <w:rPr>
+          <w:rFonts w:hint="default" w:ascii="Times New Roman" w:hAnsi="Times New Roman" w:cs="Times New Roman"/>
           <w:color w:val="000000" w:themeColor="text1"/>
           <w:sz w:val="26"/>
           <w:szCs w:val="26"/>
-          <w:lang w:val="vi-VN"/>
+          <w:lang w:val="en-US"/>
           <w14:textFill>
             <w14:solidFill>
               <w14:schemeClr w14:val="tx1"/>
@@ -3670,72 +6778,338 @@
           </w14:textFill>
         </w:rPr>
       </w:pPr>
-      <w:r>
-        <w:rPr>
+    </w:p>
+    <w:p>
+      <w:pPr>
+        <w:pStyle w:val="68"/>
+        <w:bidi w:val="0"/>
+        <w:ind w:left="720" w:hanging="720"/>
+        <w:rPr>
+          <w:rFonts w:ascii="Times New Roman" w:hAnsi="Times New Roman" w:cs="Times New Roman" w:eastAsiaTheme="minorEastAsia"/>
+          <w:sz w:val="26"/>
+          <w:szCs w:val="24"/>
+          <w:lang w:val="en-US" w:eastAsia="en-US" w:bidi="ar-SA"/>
+        </w:rPr>
+      </w:pPr>
+      <w:r>
+        <w:rPr>
+          <w:rFonts w:hint="default" w:ascii="Times New Roman" w:hAnsi="Times New Roman" w:cs="Times New Roman"/>
           <w:color w:val="000000" w:themeColor="text1"/>
           <w:sz w:val="26"/>
           <w:szCs w:val="26"/>
+          <w:lang w:val="en-US"/>
           <w14:textFill>
             <w14:solidFill>
               <w14:schemeClr w14:val="tx1"/>
             </w14:solidFill>
           </w14:textFill>
         </w:rPr>
-        <w:t xml:space="preserve"> </w:t>
-      </w:r>
-    </w:p>
-    <w:p>
-      <w:pPr>
-        <w:pStyle w:val="18"/>
-        <w:shd w:val="clear" w:color="auto" w:fill="FFFFFF"/>
-        <w:spacing w:before="0" w:beforeAutospacing="0" w:after="0" w:afterAutospacing="0" w:line="360" w:lineRule="auto"/>
-        <w:jc w:val="both"/>
-        <w:rPr>
+        <w:fldChar w:fldCharType="begin"/>
+      </w:r>
+      <w:r>
+        <w:rPr>
+          <w:rFonts w:hint="default" w:cs="Times New Roman"/>
           <w:color w:val="000000" w:themeColor="text1"/>
           <w:sz w:val="26"/>
           <w:szCs w:val="26"/>
-          <w:shd w:val="clear" w:color="auto" w:fill="FFFFFF"/>
-          <w:lang w:val="vi-VN"/>
+          <w:lang w:val="en-US"/>
           <w14:textFill>
             <w14:solidFill>
               <w14:schemeClr w14:val="tx1"/>
             </w14:solidFill>
           </w14:textFill>
         </w:rPr>
-      </w:pPr>
-    </w:p>
-    <w:p>
-      <w:pPr>
-        <w:pStyle w:val="18"/>
-        <w:shd w:val="clear" w:color="auto" w:fill="FFFFFF"/>
-        <w:spacing w:before="0" w:beforeAutospacing="0" w:after="0" w:afterAutospacing="0" w:line="360" w:lineRule="auto"/>
-        <w:jc w:val="both"/>
-        <w:rPr>
+        <w:instrText xml:space="preserve"> ADDIN EN.REFLIST </w:instrText>
+      </w:r>
+      <w:r>
+        <w:rPr>
+          <w:rFonts w:hint="default" w:ascii="Times New Roman" w:hAnsi="Times New Roman" w:cs="Times New Roman"/>
           <w:color w:val="000000" w:themeColor="text1"/>
           <w:sz w:val="26"/>
           <w:szCs w:val="26"/>
-          <w:shd w:val="clear" w:color="auto" w:fill="FFFFFF"/>
-          <w:lang w:val="vi-VN"/>
+          <w:lang w:val="en-US"/>
           <w14:textFill>
             <w14:solidFill>
               <w14:schemeClr w14:val="tx1"/>
             </w14:solidFill>
           </w14:textFill>
         </w:rPr>
-      </w:pPr>
-    </w:p>
-    <w:p>
-      <w:pPr>
-        <w:pStyle w:val="18"/>
-        <w:shd w:val="clear" w:color="auto" w:fill="FFFFFF"/>
-        <w:spacing w:before="0" w:beforeAutospacing="0" w:after="0" w:afterAutospacing="0" w:line="360" w:lineRule="auto"/>
+        <w:fldChar w:fldCharType="separate"/>
+      </w:r>
+      <w:r>
+        <w:rPr>
+          <w:rFonts w:ascii="Times New Roman" w:hAnsi="Times New Roman" w:cs="Times New Roman" w:eastAsiaTheme="minorEastAsia"/>
+          <w:sz w:val="26"/>
+          <w:szCs w:val="24"/>
+          <w:lang w:val="en-US" w:eastAsia="en-US" w:bidi="ar-SA"/>
+        </w:rPr>
+        <w:t>[1]</w:t>
+      </w:r>
+      <w:r>
+        <w:rPr>
+          <w:rFonts w:ascii="Times New Roman" w:hAnsi="Times New Roman" w:cs="Times New Roman" w:eastAsiaTheme="minorEastAsia"/>
+          <w:sz w:val="26"/>
+          <w:szCs w:val="24"/>
+          <w:lang w:val="en-US" w:eastAsia="en-US" w:bidi="ar-SA"/>
+        </w:rPr>
+        <w:tab/>
+      </w:r>
+      <w:r>
+        <w:rPr>
+          <w:rFonts w:ascii="Times New Roman" w:hAnsi="Times New Roman" w:cs="Times New Roman" w:eastAsiaTheme="minorEastAsia"/>
+          <w:sz w:val="26"/>
+          <w:szCs w:val="24"/>
+          <w:lang w:val="en-US" w:eastAsia="en-US" w:bidi="ar-SA"/>
+        </w:rPr>
+        <w:t xml:space="preserve">W. Stallings, </w:t>
+      </w:r>
+      <w:r>
+        <w:rPr>
+          <w:rFonts w:ascii="Times New Roman" w:hAnsi="Times New Roman" w:cs="Times New Roman" w:eastAsiaTheme="minorEastAsia"/>
+          <w:i/>
+          <w:sz w:val="26"/>
+          <w:szCs w:val="24"/>
+          <w:lang w:val="en-US" w:eastAsia="en-US" w:bidi="ar-SA"/>
+        </w:rPr>
+        <w:t>Operating systems. internals and design principles</w:t>
+      </w:r>
+      <w:r>
+        <w:rPr>
+          <w:rFonts w:ascii="Times New Roman" w:hAnsi="Times New Roman" w:cs="Times New Roman" w:eastAsiaTheme="minorEastAsia"/>
+          <w:sz w:val="26"/>
+          <w:szCs w:val="24"/>
+          <w:lang w:val="en-US" w:eastAsia="en-US" w:bidi="ar-SA"/>
+        </w:rPr>
+        <w:t>. Pearson Education Limited, 2018.</w:t>
+      </w:r>
+    </w:p>
+    <w:p>
+      <w:pPr>
+        <w:pStyle w:val="68"/>
+        <w:bidi w:val="0"/>
+        <w:ind w:left="720" w:hanging="720"/>
+        <w:rPr>
+          <w:rFonts w:ascii="Times New Roman" w:hAnsi="Times New Roman" w:cs="Times New Roman" w:eastAsiaTheme="minorEastAsia"/>
+          <w:sz w:val="26"/>
+          <w:szCs w:val="24"/>
+          <w:lang w:val="en-US" w:eastAsia="en-US" w:bidi="ar-SA"/>
+        </w:rPr>
+      </w:pPr>
+      <w:r>
+        <w:rPr>
+          <w:rFonts w:ascii="Times New Roman" w:hAnsi="Times New Roman" w:cs="Times New Roman" w:eastAsiaTheme="minorEastAsia"/>
+          <w:sz w:val="26"/>
+          <w:szCs w:val="24"/>
+          <w:lang w:val="en-US" w:eastAsia="en-US" w:bidi="ar-SA"/>
+        </w:rPr>
+        <w:t>[2]</w:t>
+      </w:r>
+      <w:r>
+        <w:rPr>
+          <w:rFonts w:ascii="Times New Roman" w:hAnsi="Times New Roman" w:cs="Times New Roman" w:eastAsiaTheme="minorEastAsia"/>
+          <w:sz w:val="26"/>
+          <w:szCs w:val="24"/>
+          <w:lang w:val="en-US" w:eastAsia="en-US" w:bidi="ar-SA"/>
+        </w:rPr>
+        <w:tab/>
+      </w:r>
+      <w:r>
+        <w:rPr>
+          <w:rFonts w:ascii="Times New Roman" w:hAnsi="Times New Roman" w:cs="Times New Roman" w:eastAsiaTheme="minorEastAsia"/>
+          <w:sz w:val="26"/>
+          <w:szCs w:val="24"/>
+          <w:lang w:val="en-US" w:eastAsia="en-US" w:bidi="ar-SA"/>
+        </w:rPr>
+        <w:t>P. C. Team, "tkinter-Python interface to TCL/TK. Python Software Foundation (2022)," ed.</w:t>
+      </w:r>
+    </w:p>
+    <w:p>
+      <w:pPr>
+        <w:pStyle w:val="68"/>
+        <w:bidi w:val="0"/>
+        <w:ind w:left="720" w:hanging="720"/>
+        <w:rPr>
+          <w:rFonts w:ascii="Times New Roman" w:hAnsi="Times New Roman" w:cs="Times New Roman" w:eastAsiaTheme="minorEastAsia"/>
+          <w:sz w:val="26"/>
+          <w:szCs w:val="24"/>
+          <w:lang w:val="en-US" w:eastAsia="en-US" w:bidi="ar-SA"/>
+        </w:rPr>
+      </w:pPr>
+      <w:r>
+        <w:rPr>
+          <w:rFonts w:ascii="Times New Roman" w:hAnsi="Times New Roman" w:cs="Times New Roman" w:eastAsiaTheme="minorEastAsia"/>
+          <w:sz w:val="26"/>
+          <w:szCs w:val="24"/>
+          <w:lang w:val="en-US" w:eastAsia="en-US" w:bidi="ar-SA"/>
+        </w:rPr>
+        <w:t>[3]</w:t>
+      </w:r>
+      <w:r>
+        <w:rPr>
+          <w:rFonts w:ascii="Times New Roman" w:hAnsi="Times New Roman" w:cs="Times New Roman" w:eastAsiaTheme="minorEastAsia"/>
+          <w:sz w:val="26"/>
+          <w:szCs w:val="24"/>
+          <w:lang w:val="en-US" w:eastAsia="en-US" w:bidi="ar-SA"/>
+        </w:rPr>
+        <w:tab/>
+      </w:r>
+      <w:r>
+        <w:rPr>
+          <w:rFonts w:ascii="Times New Roman" w:hAnsi="Times New Roman" w:cs="Times New Roman" w:eastAsiaTheme="minorEastAsia"/>
+          <w:sz w:val="26"/>
+          <w:szCs w:val="24"/>
+          <w:lang w:val="en-US" w:eastAsia="en-US" w:bidi="ar-SA"/>
+        </w:rPr>
+        <w:t xml:space="preserve">T. D. Putra, R. Purnomo, and W. Priatna, "Analysis of Random Page Replacement Algorithm in Operating System," in </w:t>
+      </w:r>
+      <w:r>
+        <w:rPr>
+          <w:rFonts w:ascii="Times New Roman" w:hAnsi="Times New Roman" w:cs="Times New Roman" w:eastAsiaTheme="minorEastAsia"/>
+          <w:i/>
+          <w:sz w:val="26"/>
+          <w:szCs w:val="24"/>
+          <w:lang w:val="en-US" w:eastAsia="en-US" w:bidi="ar-SA"/>
+        </w:rPr>
+        <w:t>IJARCCE</w:t>
+      </w:r>
+      <w:r>
+        <w:rPr>
+          <w:rFonts w:ascii="Times New Roman" w:hAnsi="Times New Roman" w:cs="Times New Roman" w:eastAsiaTheme="minorEastAsia"/>
+          <w:sz w:val="26"/>
+          <w:szCs w:val="24"/>
+          <w:lang w:val="en-US" w:eastAsia="en-US" w:bidi="ar-SA"/>
+        </w:rPr>
+        <w:t xml:space="preserve">, 2020, vol. 9, pp. 52-55. </w:t>
+      </w:r>
+    </w:p>
+    <w:p>
+      <w:pPr>
+        <w:pStyle w:val="68"/>
+        <w:bidi w:val="0"/>
+        <w:ind w:left="720" w:hanging="720"/>
+        <w:rPr>
+          <w:rFonts w:ascii="Times New Roman" w:hAnsi="Times New Roman" w:cs="Times New Roman" w:eastAsiaTheme="minorEastAsia"/>
+          <w:sz w:val="26"/>
+          <w:szCs w:val="24"/>
+          <w:lang w:val="en-US" w:eastAsia="en-US" w:bidi="ar-SA"/>
+        </w:rPr>
+      </w:pPr>
+      <w:r>
+        <w:rPr>
+          <w:rFonts w:ascii="Times New Roman" w:hAnsi="Times New Roman" w:cs="Times New Roman" w:eastAsiaTheme="minorEastAsia"/>
+          <w:sz w:val="26"/>
+          <w:szCs w:val="24"/>
+          <w:lang w:val="en-US" w:eastAsia="en-US" w:bidi="ar-SA"/>
+        </w:rPr>
+        <w:t>[4]</w:t>
+      </w:r>
+      <w:r>
+        <w:rPr>
+          <w:rFonts w:ascii="Times New Roman" w:hAnsi="Times New Roman" w:cs="Times New Roman" w:eastAsiaTheme="minorEastAsia"/>
+          <w:sz w:val="26"/>
+          <w:szCs w:val="24"/>
+          <w:lang w:val="en-US" w:eastAsia="en-US" w:bidi="ar-SA"/>
+        </w:rPr>
+        <w:tab/>
+      </w:r>
+      <w:r>
+        <w:rPr>
+          <w:rFonts w:ascii="Times New Roman" w:hAnsi="Times New Roman" w:cs="Times New Roman" w:eastAsiaTheme="minorEastAsia"/>
+          <w:sz w:val="26"/>
+          <w:szCs w:val="24"/>
+          <w:lang w:val="en-US" w:eastAsia="en-US" w:bidi="ar-SA"/>
+        </w:rPr>
+        <w:t xml:space="preserve">A. Tanenbaum, </w:t>
+      </w:r>
+      <w:r>
+        <w:rPr>
+          <w:rFonts w:ascii="Times New Roman" w:hAnsi="Times New Roman" w:cs="Times New Roman" w:eastAsiaTheme="minorEastAsia"/>
+          <w:i/>
+          <w:sz w:val="26"/>
+          <w:szCs w:val="24"/>
+          <w:lang w:val="en-US" w:eastAsia="en-US" w:bidi="ar-SA"/>
+        </w:rPr>
+        <w:t>Modern operating systems</w:t>
+      </w:r>
+      <w:r>
+        <w:rPr>
+          <w:rFonts w:ascii="Times New Roman" w:hAnsi="Times New Roman" w:cs="Times New Roman" w:eastAsiaTheme="minorEastAsia"/>
+          <w:sz w:val="26"/>
+          <w:szCs w:val="24"/>
+          <w:lang w:val="en-US" w:eastAsia="en-US" w:bidi="ar-SA"/>
+        </w:rPr>
+        <w:t>. Pearson Education, Inc., 2009.</w:t>
+      </w:r>
+    </w:p>
+    <w:p>
+      <w:pPr>
+        <w:pStyle w:val="68"/>
+        <w:bidi w:val="0"/>
+        <w:ind w:left="720" w:hanging="720"/>
+        <w:rPr>
+          <w:rFonts w:ascii="Times New Roman" w:hAnsi="Times New Roman" w:cs="Times New Roman" w:eastAsiaTheme="minorEastAsia"/>
+          <w:sz w:val="26"/>
+          <w:szCs w:val="24"/>
+          <w:lang w:val="en-US" w:eastAsia="en-US" w:bidi="ar-SA"/>
+        </w:rPr>
+      </w:pPr>
+      <w:r>
+        <w:rPr>
+          <w:rFonts w:ascii="Times New Roman" w:hAnsi="Times New Roman" w:cs="Times New Roman" w:eastAsiaTheme="minorEastAsia"/>
+          <w:sz w:val="26"/>
+          <w:szCs w:val="24"/>
+          <w:lang w:val="en-US" w:eastAsia="en-US" w:bidi="ar-SA"/>
+        </w:rPr>
+        <w:t>[5]</w:t>
+      </w:r>
+      <w:r>
+        <w:rPr>
+          <w:rFonts w:ascii="Times New Roman" w:hAnsi="Times New Roman" w:cs="Times New Roman" w:eastAsiaTheme="minorEastAsia"/>
+          <w:sz w:val="26"/>
+          <w:szCs w:val="24"/>
+          <w:lang w:val="en-US" w:eastAsia="en-US" w:bidi="ar-SA"/>
+        </w:rPr>
+        <w:tab/>
+      </w:r>
+      <w:r>
+        <w:rPr>
+          <w:rFonts w:ascii="Times New Roman" w:hAnsi="Times New Roman" w:cs="Times New Roman" w:eastAsiaTheme="minorEastAsia"/>
+          <w:sz w:val="26"/>
+          <w:szCs w:val="24"/>
+          <w:lang w:val="en-US" w:eastAsia="en-US" w:bidi="ar-SA"/>
+        </w:rPr>
+        <w:t xml:space="preserve">M. R. Ebling, "Resources for teaching operating systems: A survey of instructors and a literature review," </w:t>
+      </w:r>
+      <w:r>
+        <w:rPr>
+          <w:rFonts w:ascii="Times New Roman" w:hAnsi="Times New Roman" w:cs="Times New Roman" w:eastAsiaTheme="minorEastAsia"/>
+          <w:i/>
+          <w:sz w:val="26"/>
+          <w:szCs w:val="24"/>
+          <w:lang w:val="en-US" w:eastAsia="en-US" w:bidi="ar-SA"/>
+        </w:rPr>
+        <w:t xml:space="preserve">ACM Transactions on Computing Education, </w:t>
+      </w:r>
+      <w:r>
+        <w:rPr>
+          <w:rFonts w:ascii="Times New Roman" w:hAnsi="Times New Roman" w:cs="Times New Roman" w:eastAsiaTheme="minorEastAsia"/>
+          <w:sz w:val="26"/>
+          <w:szCs w:val="24"/>
+          <w:lang w:val="en-US" w:eastAsia="en-US" w:bidi="ar-SA"/>
+        </w:rPr>
+        <w:t>vol. 24, no. 4, pp. 1-28, 2024.</w:t>
+      </w:r>
+    </w:p>
+    <w:p>
+      <w:pPr>
+        <w:spacing w:line="360" w:lineRule="auto"/>
         <w:jc w:val="both"/>
         <w:rPr>
+          <w:rFonts w:hint="default" w:ascii="Times New Roman" w:hAnsi="Times New Roman" w:cs="Times New Roman"/>
           <w:color w:val="000000" w:themeColor="text1"/>
           <w:sz w:val="26"/>
           <w:szCs w:val="26"/>
-          <w:shd w:val="clear" w:color="auto" w:fill="FFFFFF"/>
-          <w:lang w:val="vi-VN"/>
+          <w:lang w:val="en-US"/>
           <w14:textFill>
             <w14:solidFill>
               <w14:schemeClr w14:val="tx1"/>
@@ -3743,404 +7117,21 @@
           </w14:textFill>
         </w:rPr>
       </w:pPr>
-    </w:p>
-    <w:p>
-      <w:pPr>
-        <w:pStyle w:val="18"/>
-        <w:shd w:val="clear" w:color="auto" w:fill="FFFFFF"/>
-        <w:spacing w:before="0" w:beforeAutospacing="0" w:after="0" w:afterAutospacing="0" w:line="360" w:lineRule="auto"/>
-        <w:jc w:val="both"/>
-        <w:rPr>
+      <w:r>
+        <w:rPr>
+          <w:rFonts w:hint="default" w:ascii="Times New Roman" w:hAnsi="Times New Roman" w:cs="Times New Roman"/>
           <w:color w:val="000000" w:themeColor="text1"/>
           <w:sz w:val="26"/>
           <w:szCs w:val="26"/>
-          <w:shd w:val="clear" w:color="auto" w:fill="FFFFFF"/>
-          <w:lang w:val="vi-VN"/>
+          <w:lang w:val="en-US"/>
           <w14:textFill>
             <w14:solidFill>
               <w14:schemeClr w14:val="tx1"/>
             </w14:solidFill>
           </w14:textFill>
         </w:rPr>
-      </w:pPr>
-    </w:p>
-    <w:p>
-      <w:pPr>
-        <w:spacing w:line="360" w:lineRule="auto"/>
-        <w:jc w:val="both"/>
-        <w:rPr>
-          <w:rFonts w:ascii="Times New Roman" w:hAnsi="Times New Roman" w:eastAsia="SimSun" w:cs="Times New Roman"/>
-          <w:color w:val="000000" w:themeColor="text1"/>
-          <w:sz w:val="26"/>
-          <w:szCs w:val="26"/>
-          <w:shd w:val="clear" w:color="auto" w:fill="FFFFFF"/>
-          <w:lang w:val="vi-VN"/>
-          <w14:textFill>
-            <w14:solidFill>
-              <w14:schemeClr w14:val="tx1"/>
-            </w14:solidFill>
-          </w14:textFill>
-        </w:rPr>
-      </w:pPr>
-    </w:p>
-    <w:p>
-      <w:pPr>
-        <w:spacing w:line="360" w:lineRule="auto"/>
-        <w:jc w:val="both"/>
-        <w:rPr>
-          <w:rFonts w:ascii="Times New Roman" w:hAnsi="Times New Roman" w:eastAsia="SimSun" w:cs="Times New Roman"/>
-          <w:color w:val="000000" w:themeColor="text1"/>
-          <w:sz w:val="26"/>
-          <w:szCs w:val="26"/>
-          <w:shd w:val="clear" w:color="auto" w:fill="FFFFFF"/>
-          <w:lang w:val="vi-VN"/>
-          <w14:textFill>
-            <w14:solidFill>
-              <w14:schemeClr w14:val="tx1"/>
-            </w14:solidFill>
-          </w14:textFill>
-        </w:rPr>
-      </w:pPr>
-    </w:p>
-    <w:p>
-      <w:pPr>
-        <w:pStyle w:val="18"/>
-        <w:shd w:val="clear" w:color="auto" w:fill="FFFFFF"/>
-        <w:spacing w:before="0" w:beforeAutospacing="0" w:after="0" w:afterAutospacing="0" w:line="360" w:lineRule="auto"/>
-        <w:jc w:val="both"/>
-        <w:rPr>
-          <w:color w:val="000000" w:themeColor="text1"/>
-          <w:sz w:val="26"/>
-          <w:szCs w:val="26"/>
-          <w:shd w:val="clear" w:color="auto" w:fill="FFFFFF"/>
-          <w:lang w:val="vi-VN"/>
-          <w14:textFill>
-            <w14:solidFill>
-              <w14:schemeClr w14:val="tx1"/>
-            </w14:solidFill>
-          </w14:textFill>
-        </w:rPr>
-      </w:pPr>
-    </w:p>
-    <w:p>
-      <w:pPr>
-        <w:pStyle w:val="18"/>
-        <w:shd w:val="clear" w:color="auto" w:fill="FFFFFF"/>
-        <w:spacing w:before="0" w:beforeAutospacing="0" w:after="0" w:afterAutospacing="0" w:line="360" w:lineRule="auto"/>
-        <w:jc w:val="both"/>
-        <w:rPr>
-          <w:rFonts w:eastAsia="sans-serif"/>
-          <w:color w:val="000000" w:themeColor="text1"/>
-          <w:sz w:val="26"/>
-          <w:szCs w:val="26"/>
-          <w:shd w:val="clear" w:color="auto" w:fill="FFFFFF"/>
-          <w:lang w:val="vi-VN"/>
-          <w14:textFill>
-            <w14:solidFill>
-              <w14:schemeClr w14:val="tx1"/>
-            </w14:solidFill>
-          </w14:textFill>
-        </w:rPr>
-      </w:pPr>
-    </w:p>
-    <w:p>
-      <w:pPr>
-        <w:pStyle w:val="18"/>
-        <w:shd w:val="clear" w:color="auto" w:fill="FFFFFF"/>
-        <w:spacing w:before="0" w:beforeAutospacing="0" w:after="0" w:afterAutospacing="0" w:line="360" w:lineRule="auto"/>
-        <w:jc w:val="both"/>
-        <w:rPr>
-          <w:rFonts w:eastAsia="sans-serif"/>
-          <w:color w:val="000000" w:themeColor="text1"/>
-          <w:sz w:val="26"/>
-          <w:szCs w:val="26"/>
-          <w:shd w:val="clear" w:color="auto" w:fill="FFFFFF"/>
-          <w:lang w:val="vi-VN"/>
-          <w14:textFill>
-            <w14:solidFill>
-              <w14:schemeClr w14:val="tx1"/>
-            </w14:solidFill>
-          </w14:textFill>
-        </w:rPr>
-      </w:pPr>
-    </w:p>
-    <w:p>
-      <w:pPr>
-        <w:spacing w:line="360" w:lineRule="auto"/>
-        <w:jc w:val="both"/>
-        <w:rPr>
-          <w:rFonts w:ascii="Times New Roman" w:hAnsi="Times New Roman" w:eastAsia="sans-serif" w:cs="Times New Roman"/>
-          <w:color w:val="000000" w:themeColor="text1"/>
-          <w:sz w:val="26"/>
-          <w:szCs w:val="26"/>
-          <w:shd w:val="clear" w:color="auto" w:fill="FFFFFF"/>
-          <w:lang w:val="vi-VN"/>
-          <w14:textFill>
-            <w14:solidFill>
-              <w14:schemeClr w14:val="tx1"/>
-            </w14:solidFill>
-          </w14:textFill>
-        </w:rPr>
-      </w:pPr>
-    </w:p>
-    <w:p>
-      <w:pPr>
-        <w:pStyle w:val="18"/>
-        <w:spacing w:before="0" w:beforeAutospacing="0" w:after="0" w:afterAutospacing="0" w:line="360" w:lineRule="auto"/>
-        <w:jc w:val="both"/>
-        <w:rPr>
-          <w:color w:val="000000" w:themeColor="text1"/>
-          <w:sz w:val="26"/>
-          <w:szCs w:val="26"/>
-          <w:lang w:val="vi-VN"/>
-          <w14:textFill>
-            <w14:solidFill>
-              <w14:schemeClr w14:val="tx1"/>
-            </w14:solidFill>
-          </w14:textFill>
-        </w:rPr>
-      </w:pPr>
-    </w:p>
-    <w:p>
-      <w:pPr>
-        <w:spacing w:line="360" w:lineRule="auto"/>
-        <w:jc w:val="both"/>
-        <w:rPr>
-          <w:rFonts w:ascii="Times New Roman" w:hAnsi="Times New Roman" w:cs="Times New Roman"/>
-          <w:color w:val="000000" w:themeColor="text1"/>
-          <w:sz w:val="26"/>
-          <w:szCs w:val="26"/>
-          <w14:textFill>
-            <w14:solidFill>
-              <w14:schemeClr w14:val="tx1"/>
-            </w14:solidFill>
-          </w14:textFill>
-        </w:rPr>
-      </w:pPr>
-    </w:p>
-    <w:p>
-      <w:pPr>
-        <w:spacing w:line="360" w:lineRule="auto"/>
-        <w:jc w:val="both"/>
-        <w:rPr>
-          <w:rFonts w:ascii="Times New Roman" w:hAnsi="Times New Roman" w:eastAsia="sans-serif" w:cs="Times New Roman"/>
-          <w:color w:val="000000" w:themeColor="text1"/>
-          <w:sz w:val="26"/>
-          <w:szCs w:val="26"/>
-          <w:shd w:val="clear" w:color="auto" w:fill="FFFFFF"/>
-          <w14:textFill>
-            <w14:solidFill>
-              <w14:schemeClr w14:val="tx1"/>
-            </w14:solidFill>
-          </w14:textFill>
-        </w:rPr>
-      </w:pPr>
-    </w:p>
-    <w:p>
-      <w:pPr>
-        <w:spacing w:line="360" w:lineRule="auto"/>
-        <w:jc w:val="both"/>
-        <w:rPr>
-          <w:rFonts w:ascii="Times New Roman" w:hAnsi="Times New Roman" w:eastAsia="sans-serif" w:cs="Times New Roman"/>
-          <w:color w:val="000000" w:themeColor="text1"/>
-          <w:sz w:val="26"/>
-          <w:szCs w:val="26"/>
-          <w:shd w:val="clear" w:color="auto" w:fill="FFFFFF"/>
-          <w:lang w:val="vi-VN"/>
-          <w14:textFill>
-            <w14:solidFill>
-              <w14:schemeClr w14:val="tx1"/>
-            </w14:solidFill>
-          </w14:textFill>
-        </w:rPr>
-      </w:pPr>
-    </w:p>
-    <w:p>
-      <w:pPr>
-        <w:pStyle w:val="18"/>
-        <w:spacing w:before="0" w:beforeAutospacing="0" w:after="0" w:afterAutospacing="0" w:line="360" w:lineRule="auto"/>
-        <w:jc w:val="both"/>
-        <w:rPr>
-          <w:color w:val="000000" w:themeColor="text1"/>
-          <w:sz w:val="26"/>
-          <w:szCs w:val="26"/>
-          <w14:textFill>
-            <w14:solidFill>
-              <w14:schemeClr w14:val="tx1"/>
-            </w14:solidFill>
-          </w14:textFill>
-        </w:rPr>
-      </w:pPr>
-    </w:p>
-    <w:p>
-      <w:pPr>
-        <w:pStyle w:val="18"/>
-        <w:spacing w:before="0" w:beforeAutospacing="0" w:after="0" w:afterAutospacing="0" w:line="360" w:lineRule="auto"/>
-        <w:jc w:val="both"/>
-        <w:rPr>
-          <w:b/>
-          <w:bCs/>
-          <w:color w:val="000000" w:themeColor="text1"/>
-          <w:sz w:val="26"/>
-          <w:szCs w:val="26"/>
-          <w:lang w:val="vi-VN"/>
-          <w14:textFill>
-            <w14:solidFill>
-              <w14:schemeClr w14:val="tx1"/>
-            </w14:solidFill>
-          </w14:textFill>
-        </w:rPr>
-      </w:pPr>
-    </w:p>
-    <w:p>
-      <w:pPr>
-        <w:pStyle w:val="18"/>
-        <w:spacing w:before="0" w:beforeAutospacing="0" w:after="0" w:afterAutospacing="0" w:line="360" w:lineRule="auto"/>
-        <w:jc w:val="both"/>
-        <w:rPr>
-          <w:color w:val="000000" w:themeColor="text1"/>
-          <w:sz w:val="26"/>
-          <w:szCs w:val="26"/>
-          <w:lang w:val="vi-VN"/>
-          <w14:textFill>
-            <w14:solidFill>
-              <w14:schemeClr w14:val="tx1"/>
-            </w14:solidFill>
-          </w14:textFill>
-        </w:rPr>
-      </w:pPr>
-    </w:p>
-    <w:p>
-      <w:pPr>
-        <w:pStyle w:val="18"/>
-        <w:spacing w:before="0" w:beforeAutospacing="0" w:after="0" w:afterAutospacing="0" w:line="360" w:lineRule="auto"/>
-        <w:jc w:val="both"/>
-        <w:rPr>
-          <w:color w:val="000000" w:themeColor="text1"/>
-          <w:sz w:val="26"/>
-          <w:szCs w:val="26"/>
-          <w14:textFill>
-            <w14:solidFill>
-              <w14:schemeClr w14:val="tx1"/>
-            </w14:solidFill>
-          </w14:textFill>
-        </w:rPr>
-      </w:pPr>
-    </w:p>
-    <w:p>
-      <w:pPr>
-        <w:pStyle w:val="18"/>
-        <w:spacing w:before="0" w:beforeAutospacing="0" w:after="0" w:afterAutospacing="0" w:line="360" w:lineRule="auto"/>
-        <w:jc w:val="both"/>
-        <w:rPr>
-          <w:color w:val="000000" w:themeColor="text1"/>
-          <w:sz w:val="26"/>
-          <w:szCs w:val="26"/>
-          <w:lang w:val="vi-VN"/>
-          <w14:textFill>
-            <w14:solidFill>
-              <w14:schemeClr w14:val="tx1"/>
-            </w14:solidFill>
-          </w14:textFill>
-        </w:rPr>
-      </w:pPr>
-    </w:p>
-    <w:p>
-      <w:pPr>
-        <w:spacing w:line="360" w:lineRule="auto"/>
-        <w:jc w:val="both"/>
-        <w:rPr>
-          <w:rFonts w:ascii="Times New Roman" w:hAnsi="Times New Roman" w:cs="Times New Roman"/>
-          <w:color w:val="000000" w:themeColor="text1"/>
-          <w:sz w:val="26"/>
-          <w:szCs w:val="26"/>
-          <w:lang w:val="vi-VN"/>
-          <w14:textFill>
-            <w14:solidFill>
-              <w14:schemeClr w14:val="tx1"/>
-            </w14:solidFill>
-          </w14:textFill>
-        </w:rPr>
-      </w:pPr>
-    </w:p>
-    <w:p>
-      <w:pPr>
-        <w:pStyle w:val="18"/>
-        <w:shd w:val="clear" w:color="auto" w:fill="FFFFFF"/>
-        <w:spacing w:before="0" w:beforeAutospacing="0" w:after="0" w:afterAutospacing="0" w:line="360" w:lineRule="auto"/>
-        <w:jc w:val="both"/>
-        <w:rPr>
-          <w:rFonts w:eastAsia="sans-serif"/>
-          <w:b/>
-          <w:bCs/>
-          <w:color w:val="000000" w:themeColor="text1"/>
-          <w:sz w:val="26"/>
-          <w:szCs w:val="26"/>
-          <w:shd w:val="clear" w:color="auto" w:fill="FFFFFF"/>
-          <w:lang w:val="vi-VN"/>
-          <w14:textFill>
-            <w14:solidFill>
-              <w14:schemeClr w14:val="tx1"/>
-            </w14:solidFill>
-          </w14:textFill>
-        </w:rPr>
-      </w:pPr>
-    </w:p>
-    <w:p>
-      <w:pPr>
-        <w:spacing w:line="360" w:lineRule="auto"/>
-        <w:jc w:val="both"/>
-        <w:rPr>
-          <w:rFonts w:ascii="Times New Roman" w:hAnsi="Times New Roman" w:eastAsia="sans-serif" w:cs="Times New Roman"/>
-          <w:color w:val="000000" w:themeColor="text1"/>
-          <w:sz w:val="26"/>
-          <w:szCs w:val="26"/>
-          <w:shd w:val="clear" w:color="auto" w:fill="FFFFFF"/>
-          <w:lang w:val="vi-VN"/>
-          <w14:textFill>
-            <w14:solidFill>
-              <w14:schemeClr w14:val="tx1"/>
-            </w14:solidFill>
-          </w14:textFill>
-        </w:rPr>
-      </w:pPr>
-    </w:p>
-    <w:p>
-      <w:pPr>
-        <w:spacing w:line="360" w:lineRule="auto"/>
-        <w:jc w:val="both"/>
-        <w:rPr>
-          <w:rFonts w:ascii="Times New Roman" w:hAnsi="Times New Roman" w:eastAsia="sans-serif" w:cs="Times New Roman"/>
-          <w:color w:val="000000" w:themeColor="text1"/>
-          <w:sz w:val="26"/>
-          <w:szCs w:val="26"/>
-          <w:shd w:val="clear" w:color="auto" w:fill="FFFFFF"/>
-          <w:lang w:val="vi-VN"/>
-          <w14:textFill>
-            <w14:solidFill>
-              <w14:schemeClr w14:val="tx1"/>
-            </w14:solidFill>
-          </w14:textFill>
-        </w:rPr>
-      </w:pPr>
-    </w:p>
-    <w:p>
-      <w:pPr>
-        <w:spacing w:line="360" w:lineRule="auto"/>
-        <w:jc w:val="both"/>
-        <w:rPr>
-          <w:rFonts w:ascii="Times New Roman" w:hAnsi="Times New Roman" w:cs="Times New Roman"/>
-          <w:color w:val="000000" w:themeColor="text1"/>
-          <w:sz w:val="26"/>
-          <w:szCs w:val="26"/>
-          <w:lang w:val="vi-VN"/>
-          <w14:textFill>
-            <w14:solidFill>
-              <w14:schemeClr w14:val="tx1"/>
-            </w14:solidFill>
-          </w14:textFill>
-        </w:rPr>
-      </w:pPr>
+        <w:fldChar w:fldCharType="end"/>
+      </w:r>
     </w:p>
     <w:sectPr>
       <w:headerReference r:id="rId5" w:type="default"/>
@@ -4227,6 +7218,75 @@
     </w:pPr>
   </w:p>
 </w:hdr>
+</file>
+
+<file path=word/numbering.xml><?xml version="1.0" encoding="utf-8"?>
+<w:numbering xmlns:wpc="http://schemas.microsoft.com/office/word/2010/wordprocessingCanvas" xmlns:mc="http://schemas.openxmlformats.org/markup-compatibility/2006" xmlns:o="urn:schemas-microsoft-com:office:office" xmlns:r="http://schemas.openxmlformats.org/officeDocument/2006/relationships" xmlns:m="http://schemas.openxmlformats.org/officeDocument/2006/math" xmlns:v="urn:schemas-microsoft-com:vml" xmlns:wp14="http://schemas.microsoft.com/office/word/2010/wordprocessingDrawing" xmlns:wp="http://schemas.openxmlformats.org/drawingml/2006/wordprocessingDrawing" xmlns:w10="urn:schemas-microsoft-com:office:word" xmlns:w="http://schemas.openxmlformats.org/wordprocessingml/2006/main" xmlns:w14="http://schemas.microsoft.com/office/word/2010/wordml" xmlns:wpg="http://schemas.microsoft.com/office/word/2010/wordprocessingGroup" xmlns:wpi="http://schemas.microsoft.com/office/word/2010/wordprocessingInk" xmlns:wne="http://schemas.microsoft.com/office/word/2006/wordml" xmlns:wps="http://schemas.microsoft.com/office/word/2010/wordprocessingShape" xmlns:wpsCustomData="http://www.wps.cn/officeDocument/2013/wpsCustomData" mc:Ignorable="w14 wp14">
+  <w:abstractNum w:abstractNumId="0">
+    <w:nsid w:val="8F4593DE"/>
+    <w:multiLevelType w:val="singleLevel"/>
+    <w:tmpl w:val="8F4593DE"/>
+    <w:lvl w:ilvl="0" w:tentative="0">
+      <w:start w:val="1"/>
+      <w:numFmt w:val="decimal"/>
+      <w:suff w:val="space"/>
+      <w:lvlText w:val="%1."/>
+      <w:lvlJc w:val="left"/>
+    </w:lvl>
+  </w:abstractNum>
+  <w:abstractNum w:abstractNumId="1">
+    <w:nsid w:val="A1BEF891"/>
+    <w:multiLevelType w:val="singleLevel"/>
+    <w:tmpl w:val="A1BEF891"/>
+    <w:lvl w:ilvl="0" w:tentative="0">
+      <w:start w:val="1"/>
+      <w:numFmt w:val="decimal"/>
+      <w:lvlText w:val="%1."/>
+      <w:lvlJc w:val="left"/>
+      <w:pPr>
+        <w:tabs>
+          <w:tab w:val="left" w:pos="312"/>
+        </w:tabs>
+      </w:pPr>
+    </w:lvl>
+  </w:abstractNum>
+  <w:abstractNum w:abstractNumId="2">
+    <w:nsid w:val="014750EB"/>
+    <w:multiLevelType w:val="singleLevel"/>
+    <w:tmpl w:val="014750EB"/>
+    <w:lvl w:ilvl="0" w:tentative="0">
+      <w:start w:val="1"/>
+      <w:numFmt w:val="decimal"/>
+      <w:suff w:val="space"/>
+      <w:lvlText w:val="%1."/>
+      <w:lvlJc w:val="left"/>
+    </w:lvl>
+  </w:abstractNum>
+  <w:abstractNum w:abstractNumId="3">
+    <w:nsid w:val="3F411549"/>
+    <w:multiLevelType w:val="singleLevel"/>
+    <w:tmpl w:val="3F411549"/>
+    <w:lvl w:ilvl="0" w:tentative="0">
+      <w:start w:val="1"/>
+      <w:numFmt w:val="upperRoman"/>
+      <w:suff w:val="space"/>
+      <w:lvlText w:val="%1."/>
+      <w:lvlJc w:val="left"/>
+    </w:lvl>
+  </w:abstractNum>
+  <w:num w:numId="1">
+    <w:abstractNumId w:val="3"/>
+  </w:num>
+  <w:num w:numId="2">
+    <w:abstractNumId w:val="1"/>
+  </w:num>
+  <w:num w:numId="3">
+    <w:abstractNumId w:val="2"/>
+  </w:num>
+  <w:num w:numId="4">
+    <w:abstractNumId w:val="0"/>
+  </w:num>
+</w:numbering>
 </file>
 
 <file path=word/styles.xml><?xml version="1.0" encoding="utf-8"?>
@@ -4518,11 +7578,11 @@
       <w:keepNext/>
       <w:keepLines/>
       <w:spacing w:before="360" w:after="80"/>
-      <w:jc w:val="center"/>
+      <w:jc w:val="left"/>
       <w:outlineLvl w:val="0"/>
     </w:pPr>
     <w:rPr>
-      <w:rFonts w:ascii="Times New Roman" w:hAnsi="Times New Roman" w:eastAsiaTheme="majorEastAsia" w:cstheme="majorBidi"/>
+      <w:rFonts w:eastAsiaTheme="majorEastAsia" w:cstheme="majorBidi"/>
       <w:b/>
       <w:color w:val="000000" w:themeColor="text1"/>
       <w:sz w:val="28"/>
@@ -5933,6 +8993,48 @@
       <w:lang w:val="en-US"/>
     </w:rPr>
   </w:style>
+  <w:style w:type="paragraph" w:customStyle="1" w:styleId="67">
+    <w:name w:val="EndNote Bibliography Title"/>
+    <w:qFormat/>
+    <w:uiPriority w:val="0"/>
+    <w:pPr>
+      <w:pBdr>
+        <w:top w:val="none" w:color="auto" w:sz="0" w:space="0"/>
+        <w:left w:val="none" w:color="auto" w:sz="0" w:space="0"/>
+        <w:bottom w:val="none" w:color="auto" w:sz="0" w:space="0"/>
+        <w:right w:val="none" w:color="auto" w:sz="0" w:space="0"/>
+        <w:between w:val="none" w:color="auto" w:sz="0" w:space="0"/>
+      </w:pBdr>
+      <w:jc w:val="center"/>
+    </w:pPr>
+    <w:rPr>
+      <w:rFonts w:ascii="Times New Roman" w:hAnsi="Times New Roman" w:cs="Times New Roman" w:eastAsiaTheme="minorEastAsia"/>
+      <w:sz w:val="26"/>
+      <w:szCs w:val="24"/>
+      <w:lang w:val="en-US" w:eastAsia="en-US" w:bidi="ar-SA"/>
+    </w:rPr>
+  </w:style>
+  <w:style w:type="paragraph" w:customStyle="1" w:styleId="68">
+    <w:name w:val="EndNote Bibliography"/>
+    <w:qFormat/>
+    <w:uiPriority w:val="0"/>
+    <w:pPr>
+      <w:pBdr>
+        <w:top w:val="none" w:color="auto" w:sz="0" w:space="0"/>
+        <w:left w:val="none" w:color="auto" w:sz="0" w:space="0"/>
+        <w:bottom w:val="none" w:color="auto" w:sz="0" w:space="0"/>
+        <w:right w:val="none" w:color="auto" w:sz="0" w:space="0"/>
+        <w:between w:val="none" w:color="auto" w:sz="0" w:space="0"/>
+      </w:pBdr>
+      <w:jc w:val="both"/>
+    </w:pPr>
+    <w:rPr>
+      <w:rFonts w:ascii="Times New Roman" w:hAnsi="Times New Roman" w:cs="Times New Roman" w:eastAsiaTheme="minorEastAsia"/>
+      <w:sz w:val="26"/>
+      <w:szCs w:val="24"/>
+      <w:lang w:val="en-US" w:eastAsia="en-US" w:bidi="ar-SA"/>
+    </w:rPr>
+  </w:style>
 </w:styles>
 </file>
 

--- a/DOCX/BAO_CAO_GROUP10.docx
+++ b/DOCX/BAO_CAO_GROUP10.docx
@@ -4807,7 +4807,7 @@
         <w:rPr>
           <w:rFonts w:hint="default"/>
         </w:rPr>
-        <w:instrText xml:space="preserve"> HYPERLINK "https://drive.google.com/file/d/1dTVpf88p2xU9rL-oT1QviHGybhmhU2wR/view?usp=drivesdk" </w:instrText>
+        <w:instrText xml:space="preserve"> HYPERLINK "https://drive.google.com/file/d/1HjeQ9nNARoMyZNcRa19Y6-MIucmqzFqy/view?usp=drivesdk" </w:instrText>
       </w:r>
       <w:r>
         <w:rPr>
@@ -4820,7 +4820,7 @@
           <w:rStyle w:val="17"/>
           <w:rFonts w:hint="default"/>
         </w:rPr>
-        <w:t>https://drive.google.com/file/d/1dTVpf88p2xU9rL-oT1QviHGybhmhU2wR/view?usp=drivesdk</w:t>
+        <w:t>https://drive.google.com/file/d/1HjeQ9nNARoMyZNcRa19Y6-MIucmqzFqy/view?usp=drivesdk</w:t>
       </w:r>
       <w:r>
         <w:rPr>
@@ -4828,6 +4828,15 @@
         </w:rPr>
         <w:fldChar w:fldCharType="end"/>
       </w:r>
+      <w:r>
+        <w:rPr>
+          <w:rFonts w:hint="default"/>
+          <w:lang w:val="vi-VN"/>
+        </w:rPr>
+        <w:t xml:space="preserve"> </w:t>
+      </w:r>
+      <w:bookmarkStart w:id="25" w:name="_GoBack"/>
+      <w:bookmarkEnd w:id="25"/>
       <w:r>
         <w:rPr>
           <w:rFonts w:hint="default"/>
@@ -5096,8 +5105,6 @@
       <w:pPr>
         <w:bidi w:val="0"/>
       </w:pPr>
-      <w:bookmarkStart w:id="25" w:name="_GoBack"/>
-      <w:bookmarkEnd w:id="25"/>
       <w:bookmarkStart w:id="5" w:name="_Toc219926507"/>
       <w:bookmarkStart w:id="6" w:name="_Toc12896"/>
       <w:bookmarkStart w:id="7" w:name="_Toc27170"/>
